--- a/best_per/基线对比.docx
+++ b/best_per/基线对比.docx
@@ -3140,8 +3140,6 @@
                 <w:u w:val="single"/>
               </w:rPr>
             </w:pPr>
-            <w:bookmarkStart w:id="0" w:name="_GoBack"/>
-            <w:bookmarkEnd w:id="0"/>
             <w:r>
               <w:rPr>
                 <w:b/>
@@ -4923,29 +4921,28 @@
             <w:tcW w:w="1247" w:type="dxa"/>
             <w:vMerge/>
             <w:tcBorders>
-              <w:bottom w:val="single" w:sz="12" w:space="0" w:color="000000"/>
-              <w:right w:val="nil"/>
-            </w:tcBorders>
-            <w:vAlign w:val="center"/>
-          </w:tcPr>
-          <w:p>
-            <w:pPr>
-              <w:spacing w:line="240" w:lineRule="auto"/>
-              <w:jc w:val="center"/>
-              <w:rPr>
-                <w:sz w:val="21"/>
-                <w:szCs w:val="21"/>
-              </w:rPr>
-            </w:pPr>
-          </w:p>
-        </w:tc>
-        <w:tc>
-          <w:tcPr>
-            <w:tcW w:w="1106" w:type="dxa"/>
-            <w:tcBorders>
-              <w:top w:val="nil"/>
-              <w:left w:val="nil"/>
-              <w:bottom w:val="single" w:sz="12" w:space="0" w:color="000000"/>
+              <w:right w:val="nil"/>
+            </w:tcBorders>
+            <w:vAlign w:val="center"/>
+          </w:tcPr>
+          <w:p>
+            <w:pPr>
+              <w:spacing w:line="240" w:lineRule="auto"/>
+              <w:jc w:val="center"/>
+              <w:rPr>
+                <w:sz w:val="21"/>
+                <w:szCs w:val="21"/>
+              </w:rPr>
+            </w:pPr>
+          </w:p>
+        </w:tc>
+        <w:tc>
+          <w:tcPr>
+            <w:tcW w:w="1106" w:type="dxa"/>
+            <w:tcBorders>
+              <w:top w:val="nil"/>
+              <w:left w:val="nil"/>
+              <w:bottom w:val="single" w:sz="4" w:space="0" w:color="auto"/>
               <w:right w:val="nil"/>
             </w:tcBorders>
             <w:vAlign w:val="center"/>
@@ -4975,137 +4972,137 @@
             <w:tcBorders>
               <w:top w:val="nil"/>
               <w:left w:val="nil"/>
-              <w:bottom w:val="single" w:sz="12" w:space="0" w:color="000000"/>
-              <w:right w:val="nil"/>
-            </w:tcBorders>
-            <w:vAlign w:val="center"/>
-          </w:tcPr>
-          <w:p>
-            <w:pPr>
-              <w:spacing w:line="240" w:lineRule="auto"/>
-              <w:jc w:val="center"/>
-              <w:rPr>
-                <w:sz w:val="21"/>
-                <w:szCs w:val="21"/>
-              </w:rPr>
-            </w:pPr>
-          </w:p>
-        </w:tc>
-        <w:tc>
-          <w:tcPr>
-            <w:tcW w:w="1106" w:type="dxa"/>
-            <w:tcBorders>
-              <w:top w:val="nil"/>
-              <w:left w:val="nil"/>
-              <w:bottom w:val="single" w:sz="12" w:space="0" w:color="000000"/>
-              <w:right w:val="nil"/>
-            </w:tcBorders>
-            <w:vAlign w:val="center"/>
-          </w:tcPr>
-          <w:p>
-            <w:pPr>
-              <w:spacing w:line="240" w:lineRule="auto"/>
-              <w:jc w:val="center"/>
-              <w:rPr>
-                <w:sz w:val="21"/>
-                <w:szCs w:val="21"/>
-              </w:rPr>
-            </w:pPr>
-          </w:p>
-        </w:tc>
-        <w:tc>
-          <w:tcPr>
-            <w:tcW w:w="1106" w:type="dxa"/>
-            <w:tcBorders>
-              <w:top w:val="nil"/>
-              <w:left w:val="nil"/>
-              <w:bottom w:val="single" w:sz="12" w:space="0" w:color="000000"/>
-              <w:right w:val="nil"/>
-            </w:tcBorders>
-          </w:tcPr>
-          <w:p>
-            <w:pPr>
-              <w:spacing w:line="240" w:lineRule="auto"/>
-              <w:jc w:val="center"/>
-              <w:rPr>
-                <w:sz w:val="21"/>
-                <w:szCs w:val="21"/>
-              </w:rPr>
-            </w:pPr>
-          </w:p>
-        </w:tc>
-        <w:tc>
-          <w:tcPr>
-            <w:tcW w:w="1106" w:type="dxa"/>
-            <w:tcBorders>
-              <w:top w:val="nil"/>
-              <w:left w:val="nil"/>
-              <w:bottom w:val="single" w:sz="12" w:space="0" w:color="000000"/>
-              <w:right w:val="nil"/>
-            </w:tcBorders>
-          </w:tcPr>
-          <w:p>
-            <w:pPr>
-              <w:spacing w:line="240" w:lineRule="auto"/>
-              <w:jc w:val="center"/>
-              <w:rPr>
-                <w:sz w:val="21"/>
-                <w:szCs w:val="21"/>
-              </w:rPr>
-            </w:pPr>
-          </w:p>
-        </w:tc>
-        <w:tc>
-          <w:tcPr>
-            <w:tcW w:w="1106" w:type="dxa"/>
-            <w:tcBorders>
-              <w:top w:val="nil"/>
-              <w:left w:val="nil"/>
-              <w:bottom w:val="single" w:sz="12" w:space="0" w:color="000000"/>
-              <w:right w:val="nil"/>
-            </w:tcBorders>
-            <w:vAlign w:val="center"/>
-          </w:tcPr>
-          <w:p>
-            <w:pPr>
-              <w:spacing w:line="240" w:lineRule="auto"/>
-              <w:jc w:val="center"/>
-              <w:rPr>
-                <w:sz w:val="21"/>
-                <w:szCs w:val="21"/>
-              </w:rPr>
-            </w:pPr>
-          </w:p>
-        </w:tc>
-        <w:tc>
-          <w:tcPr>
-            <w:tcW w:w="1106" w:type="dxa"/>
-            <w:tcBorders>
-              <w:top w:val="nil"/>
-              <w:left w:val="nil"/>
-              <w:bottom w:val="single" w:sz="12" w:space="0" w:color="000000"/>
-              <w:right w:val="nil"/>
-            </w:tcBorders>
-            <w:vAlign w:val="center"/>
-          </w:tcPr>
-          <w:p>
-            <w:pPr>
-              <w:spacing w:line="240" w:lineRule="auto"/>
-              <w:jc w:val="center"/>
-              <w:rPr>
-                <w:sz w:val="21"/>
-                <w:szCs w:val="21"/>
-              </w:rPr>
-            </w:pPr>
-          </w:p>
-        </w:tc>
-        <w:tc>
-          <w:tcPr>
-            <w:tcW w:w="1106" w:type="dxa"/>
-            <w:tcBorders>
-              <w:top w:val="nil"/>
-              <w:left w:val="nil"/>
-              <w:bottom w:val="single" w:sz="12" w:space="0" w:color="000000"/>
+              <w:bottom w:val="single" w:sz="4" w:space="0" w:color="auto"/>
+              <w:right w:val="nil"/>
+            </w:tcBorders>
+            <w:vAlign w:val="center"/>
+          </w:tcPr>
+          <w:p>
+            <w:pPr>
+              <w:spacing w:line="240" w:lineRule="auto"/>
+              <w:jc w:val="center"/>
+              <w:rPr>
+                <w:sz w:val="21"/>
+                <w:szCs w:val="21"/>
+              </w:rPr>
+            </w:pPr>
+          </w:p>
+        </w:tc>
+        <w:tc>
+          <w:tcPr>
+            <w:tcW w:w="1106" w:type="dxa"/>
+            <w:tcBorders>
+              <w:top w:val="nil"/>
+              <w:left w:val="nil"/>
+              <w:bottom w:val="single" w:sz="4" w:space="0" w:color="auto"/>
+              <w:right w:val="nil"/>
+            </w:tcBorders>
+            <w:vAlign w:val="center"/>
+          </w:tcPr>
+          <w:p>
+            <w:pPr>
+              <w:spacing w:line="240" w:lineRule="auto"/>
+              <w:jc w:val="center"/>
+              <w:rPr>
+                <w:sz w:val="21"/>
+                <w:szCs w:val="21"/>
+              </w:rPr>
+            </w:pPr>
+          </w:p>
+        </w:tc>
+        <w:tc>
+          <w:tcPr>
+            <w:tcW w:w="1106" w:type="dxa"/>
+            <w:tcBorders>
+              <w:top w:val="nil"/>
+              <w:left w:val="nil"/>
+              <w:bottom w:val="single" w:sz="4" w:space="0" w:color="auto"/>
+              <w:right w:val="nil"/>
+            </w:tcBorders>
+          </w:tcPr>
+          <w:p>
+            <w:pPr>
+              <w:spacing w:line="240" w:lineRule="auto"/>
+              <w:jc w:val="center"/>
+              <w:rPr>
+                <w:sz w:val="21"/>
+                <w:szCs w:val="21"/>
+              </w:rPr>
+            </w:pPr>
+          </w:p>
+        </w:tc>
+        <w:tc>
+          <w:tcPr>
+            <w:tcW w:w="1106" w:type="dxa"/>
+            <w:tcBorders>
+              <w:top w:val="nil"/>
+              <w:left w:val="nil"/>
+              <w:bottom w:val="single" w:sz="4" w:space="0" w:color="auto"/>
+              <w:right w:val="nil"/>
+            </w:tcBorders>
+          </w:tcPr>
+          <w:p>
+            <w:pPr>
+              <w:spacing w:line="240" w:lineRule="auto"/>
+              <w:jc w:val="center"/>
+              <w:rPr>
+                <w:sz w:val="21"/>
+                <w:szCs w:val="21"/>
+              </w:rPr>
+            </w:pPr>
+          </w:p>
+        </w:tc>
+        <w:tc>
+          <w:tcPr>
+            <w:tcW w:w="1106" w:type="dxa"/>
+            <w:tcBorders>
+              <w:top w:val="nil"/>
+              <w:left w:val="nil"/>
+              <w:bottom w:val="single" w:sz="4" w:space="0" w:color="auto"/>
+              <w:right w:val="nil"/>
+            </w:tcBorders>
+            <w:vAlign w:val="center"/>
+          </w:tcPr>
+          <w:p>
+            <w:pPr>
+              <w:spacing w:line="240" w:lineRule="auto"/>
+              <w:jc w:val="center"/>
+              <w:rPr>
+                <w:sz w:val="21"/>
+                <w:szCs w:val="21"/>
+              </w:rPr>
+            </w:pPr>
+          </w:p>
+        </w:tc>
+        <w:tc>
+          <w:tcPr>
+            <w:tcW w:w="1106" w:type="dxa"/>
+            <w:tcBorders>
+              <w:top w:val="nil"/>
+              <w:left w:val="nil"/>
+              <w:bottom w:val="single" w:sz="4" w:space="0" w:color="auto"/>
+              <w:right w:val="nil"/>
+            </w:tcBorders>
+            <w:vAlign w:val="center"/>
+          </w:tcPr>
+          <w:p>
+            <w:pPr>
+              <w:spacing w:line="240" w:lineRule="auto"/>
+              <w:jc w:val="center"/>
+              <w:rPr>
+                <w:sz w:val="21"/>
+                <w:szCs w:val="21"/>
+              </w:rPr>
+            </w:pPr>
+          </w:p>
+        </w:tc>
+        <w:tc>
+          <w:tcPr>
+            <w:tcW w:w="1106" w:type="dxa"/>
+            <w:tcBorders>
+              <w:top w:val="nil"/>
+              <w:left w:val="nil"/>
+              <w:bottom w:val="single" w:sz="4" w:space="0" w:color="auto"/>
             </w:tcBorders>
             <w:vAlign w:val="center"/>
           </w:tcPr>
@@ -5124,8 +5121,826 @@
           </w:p>
         </w:tc>
       </w:tr>
+      <w:tr>
+        <w:trPr>
+          <w:trHeight w:val="369"/>
+          <w:jc w:val="center"/>
+        </w:trPr>
+        <w:tc>
+          <w:tcPr>
+            <w:tcW w:w="1247" w:type="dxa"/>
+            <w:tcBorders>
+              <w:bottom w:val="nil"/>
+              <w:right w:val="nil"/>
+            </w:tcBorders>
+            <w:vAlign w:val="center"/>
+          </w:tcPr>
+          <w:p>
+            <w:pPr>
+              <w:spacing w:line="240" w:lineRule="auto"/>
+              <w:jc w:val="center"/>
+              <w:rPr>
+                <w:sz w:val="21"/>
+                <w:szCs w:val="21"/>
+              </w:rPr>
+            </w:pPr>
+          </w:p>
+        </w:tc>
+        <w:tc>
+          <w:tcPr>
+            <w:tcW w:w="1106" w:type="dxa"/>
+            <w:tcBorders>
+              <w:top w:val="single" w:sz="4" w:space="0" w:color="auto"/>
+              <w:left w:val="nil"/>
+              <w:bottom w:val="nil"/>
+              <w:right w:val="nil"/>
+            </w:tcBorders>
+            <w:vAlign w:val="center"/>
+          </w:tcPr>
+          <w:p>
+            <w:pPr>
+              <w:spacing w:line="240" w:lineRule="auto"/>
+              <w:jc w:val="center"/>
+              <w:rPr>
+                <w:rFonts w:hint="eastAsia"/>
+                <w:sz w:val="21"/>
+                <w:szCs w:val="21"/>
+              </w:rPr>
+            </w:pPr>
+          </w:p>
+        </w:tc>
+        <w:tc>
+          <w:tcPr>
+            <w:tcW w:w="1106" w:type="dxa"/>
+            <w:tcBorders>
+              <w:top w:val="single" w:sz="4" w:space="0" w:color="auto"/>
+              <w:left w:val="nil"/>
+              <w:bottom w:val="nil"/>
+              <w:right w:val="nil"/>
+            </w:tcBorders>
+            <w:vAlign w:val="center"/>
+          </w:tcPr>
+          <w:p>
+            <w:pPr>
+              <w:spacing w:line="240" w:lineRule="auto"/>
+              <w:jc w:val="center"/>
+              <w:rPr>
+                <w:sz w:val="21"/>
+                <w:szCs w:val="21"/>
+              </w:rPr>
+            </w:pPr>
+          </w:p>
+        </w:tc>
+        <w:tc>
+          <w:tcPr>
+            <w:tcW w:w="1106" w:type="dxa"/>
+            <w:tcBorders>
+              <w:top w:val="single" w:sz="4" w:space="0" w:color="auto"/>
+              <w:left w:val="nil"/>
+              <w:bottom w:val="nil"/>
+              <w:right w:val="nil"/>
+            </w:tcBorders>
+            <w:vAlign w:val="center"/>
+          </w:tcPr>
+          <w:p>
+            <w:pPr>
+              <w:spacing w:line="240" w:lineRule="auto"/>
+              <w:jc w:val="center"/>
+              <w:rPr>
+                <w:sz w:val="21"/>
+                <w:szCs w:val="21"/>
+              </w:rPr>
+            </w:pPr>
+          </w:p>
+        </w:tc>
+        <w:tc>
+          <w:tcPr>
+            <w:tcW w:w="1106" w:type="dxa"/>
+            <w:tcBorders>
+              <w:top w:val="single" w:sz="4" w:space="0" w:color="auto"/>
+              <w:left w:val="nil"/>
+              <w:bottom w:val="nil"/>
+              <w:right w:val="nil"/>
+            </w:tcBorders>
+          </w:tcPr>
+          <w:p>
+            <w:pPr>
+              <w:spacing w:line="240" w:lineRule="auto"/>
+              <w:jc w:val="center"/>
+              <w:rPr>
+                <w:sz w:val="21"/>
+                <w:szCs w:val="21"/>
+              </w:rPr>
+            </w:pPr>
+          </w:p>
+        </w:tc>
+        <w:tc>
+          <w:tcPr>
+            <w:tcW w:w="1106" w:type="dxa"/>
+            <w:tcBorders>
+              <w:top w:val="single" w:sz="4" w:space="0" w:color="auto"/>
+              <w:left w:val="nil"/>
+              <w:bottom w:val="nil"/>
+              <w:right w:val="nil"/>
+            </w:tcBorders>
+          </w:tcPr>
+          <w:p>
+            <w:pPr>
+              <w:spacing w:line="240" w:lineRule="auto"/>
+              <w:jc w:val="center"/>
+              <w:rPr>
+                <w:sz w:val="21"/>
+                <w:szCs w:val="21"/>
+              </w:rPr>
+            </w:pPr>
+          </w:p>
+        </w:tc>
+        <w:tc>
+          <w:tcPr>
+            <w:tcW w:w="1106" w:type="dxa"/>
+            <w:tcBorders>
+              <w:top w:val="single" w:sz="4" w:space="0" w:color="auto"/>
+              <w:left w:val="nil"/>
+              <w:bottom w:val="nil"/>
+              <w:right w:val="nil"/>
+            </w:tcBorders>
+            <w:vAlign w:val="center"/>
+          </w:tcPr>
+          <w:p>
+            <w:pPr>
+              <w:spacing w:line="240" w:lineRule="auto"/>
+              <w:jc w:val="center"/>
+              <w:rPr>
+                <w:sz w:val="21"/>
+                <w:szCs w:val="21"/>
+              </w:rPr>
+            </w:pPr>
+          </w:p>
+        </w:tc>
+        <w:tc>
+          <w:tcPr>
+            <w:tcW w:w="1106" w:type="dxa"/>
+            <w:tcBorders>
+              <w:top w:val="single" w:sz="4" w:space="0" w:color="auto"/>
+              <w:left w:val="nil"/>
+              <w:bottom w:val="nil"/>
+              <w:right w:val="nil"/>
+            </w:tcBorders>
+            <w:vAlign w:val="center"/>
+          </w:tcPr>
+          <w:p>
+            <w:pPr>
+              <w:spacing w:line="240" w:lineRule="auto"/>
+              <w:jc w:val="center"/>
+              <w:rPr>
+                <w:sz w:val="21"/>
+                <w:szCs w:val="21"/>
+              </w:rPr>
+            </w:pPr>
+          </w:p>
+        </w:tc>
+        <w:tc>
+          <w:tcPr>
+            <w:tcW w:w="1106" w:type="dxa"/>
+            <w:tcBorders>
+              <w:top w:val="single" w:sz="4" w:space="0" w:color="auto"/>
+              <w:left w:val="nil"/>
+              <w:bottom w:val="nil"/>
+            </w:tcBorders>
+            <w:vAlign w:val="center"/>
+          </w:tcPr>
+          <w:p>
+            <w:pPr>
+              <w:spacing w:line="240" w:lineRule="auto"/>
+              <w:jc w:val="center"/>
+              <w:rPr>
+                <w:b/>
+                <w:bCs/>
+                <w:sz w:val="21"/>
+                <w:szCs w:val="21"/>
+                <w:u w:val="single"/>
+              </w:rPr>
+            </w:pPr>
+          </w:p>
+        </w:tc>
+      </w:tr>
+      <w:tr>
+        <w:trPr>
+          <w:trHeight w:val="369"/>
+          <w:jc w:val="center"/>
+        </w:trPr>
+        <w:tc>
+          <w:tcPr>
+            <w:tcW w:w="1247" w:type="dxa"/>
+            <w:tcBorders>
+              <w:top w:val="nil"/>
+              <w:bottom w:val="nil"/>
+              <w:right w:val="nil"/>
+            </w:tcBorders>
+            <w:vAlign w:val="center"/>
+          </w:tcPr>
+          <w:p>
+            <w:pPr>
+              <w:spacing w:line="240" w:lineRule="auto"/>
+              <w:jc w:val="center"/>
+              <w:rPr>
+                <w:sz w:val="21"/>
+                <w:szCs w:val="21"/>
+              </w:rPr>
+            </w:pPr>
+          </w:p>
+        </w:tc>
+        <w:tc>
+          <w:tcPr>
+            <w:tcW w:w="1106" w:type="dxa"/>
+            <w:tcBorders>
+              <w:top w:val="nil"/>
+              <w:left w:val="nil"/>
+              <w:bottom w:val="nil"/>
+              <w:right w:val="nil"/>
+            </w:tcBorders>
+            <w:vAlign w:val="center"/>
+          </w:tcPr>
+          <w:p>
+            <w:pPr>
+              <w:spacing w:line="240" w:lineRule="auto"/>
+              <w:jc w:val="center"/>
+              <w:rPr>
+                <w:rFonts w:hint="eastAsia"/>
+                <w:sz w:val="21"/>
+                <w:szCs w:val="21"/>
+              </w:rPr>
+            </w:pPr>
+          </w:p>
+        </w:tc>
+        <w:tc>
+          <w:tcPr>
+            <w:tcW w:w="1106" w:type="dxa"/>
+            <w:tcBorders>
+              <w:top w:val="nil"/>
+              <w:left w:val="nil"/>
+              <w:bottom w:val="nil"/>
+              <w:right w:val="nil"/>
+            </w:tcBorders>
+            <w:vAlign w:val="center"/>
+          </w:tcPr>
+          <w:p>
+            <w:pPr>
+              <w:spacing w:line="240" w:lineRule="auto"/>
+              <w:jc w:val="center"/>
+              <w:rPr>
+                <w:sz w:val="21"/>
+                <w:szCs w:val="21"/>
+              </w:rPr>
+            </w:pPr>
+          </w:p>
+        </w:tc>
+        <w:tc>
+          <w:tcPr>
+            <w:tcW w:w="1106" w:type="dxa"/>
+            <w:tcBorders>
+              <w:top w:val="nil"/>
+              <w:left w:val="nil"/>
+              <w:bottom w:val="nil"/>
+              <w:right w:val="nil"/>
+            </w:tcBorders>
+            <w:vAlign w:val="center"/>
+          </w:tcPr>
+          <w:p>
+            <w:pPr>
+              <w:spacing w:line="240" w:lineRule="auto"/>
+              <w:jc w:val="center"/>
+              <w:rPr>
+                <w:sz w:val="21"/>
+                <w:szCs w:val="21"/>
+              </w:rPr>
+            </w:pPr>
+          </w:p>
+        </w:tc>
+        <w:tc>
+          <w:tcPr>
+            <w:tcW w:w="1106" w:type="dxa"/>
+            <w:tcBorders>
+              <w:top w:val="nil"/>
+              <w:left w:val="nil"/>
+              <w:bottom w:val="nil"/>
+              <w:right w:val="nil"/>
+            </w:tcBorders>
+          </w:tcPr>
+          <w:p>
+            <w:pPr>
+              <w:spacing w:line="240" w:lineRule="auto"/>
+              <w:jc w:val="center"/>
+              <w:rPr>
+                <w:sz w:val="21"/>
+                <w:szCs w:val="21"/>
+              </w:rPr>
+            </w:pPr>
+          </w:p>
+        </w:tc>
+        <w:tc>
+          <w:tcPr>
+            <w:tcW w:w="1106" w:type="dxa"/>
+            <w:tcBorders>
+              <w:top w:val="nil"/>
+              <w:left w:val="nil"/>
+              <w:bottom w:val="nil"/>
+              <w:right w:val="nil"/>
+            </w:tcBorders>
+          </w:tcPr>
+          <w:p>
+            <w:pPr>
+              <w:spacing w:line="240" w:lineRule="auto"/>
+              <w:jc w:val="center"/>
+              <w:rPr>
+                <w:sz w:val="21"/>
+                <w:szCs w:val="21"/>
+              </w:rPr>
+            </w:pPr>
+          </w:p>
+        </w:tc>
+        <w:tc>
+          <w:tcPr>
+            <w:tcW w:w="1106" w:type="dxa"/>
+            <w:tcBorders>
+              <w:top w:val="nil"/>
+              <w:left w:val="nil"/>
+              <w:bottom w:val="nil"/>
+              <w:right w:val="nil"/>
+            </w:tcBorders>
+            <w:vAlign w:val="center"/>
+          </w:tcPr>
+          <w:p>
+            <w:pPr>
+              <w:spacing w:line="240" w:lineRule="auto"/>
+              <w:jc w:val="center"/>
+              <w:rPr>
+                <w:sz w:val="21"/>
+                <w:szCs w:val="21"/>
+              </w:rPr>
+            </w:pPr>
+          </w:p>
+        </w:tc>
+        <w:tc>
+          <w:tcPr>
+            <w:tcW w:w="1106" w:type="dxa"/>
+            <w:tcBorders>
+              <w:top w:val="nil"/>
+              <w:left w:val="nil"/>
+              <w:bottom w:val="nil"/>
+              <w:right w:val="nil"/>
+            </w:tcBorders>
+            <w:vAlign w:val="center"/>
+          </w:tcPr>
+          <w:p>
+            <w:pPr>
+              <w:spacing w:line="240" w:lineRule="auto"/>
+              <w:jc w:val="center"/>
+              <w:rPr>
+                <w:sz w:val="21"/>
+                <w:szCs w:val="21"/>
+              </w:rPr>
+            </w:pPr>
+          </w:p>
+        </w:tc>
+        <w:tc>
+          <w:tcPr>
+            <w:tcW w:w="1106" w:type="dxa"/>
+            <w:tcBorders>
+              <w:top w:val="nil"/>
+              <w:left w:val="nil"/>
+              <w:bottom w:val="nil"/>
+            </w:tcBorders>
+            <w:vAlign w:val="center"/>
+          </w:tcPr>
+          <w:p>
+            <w:pPr>
+              <w:spacing w:line="240" w:lineRule="auto"/>
+              <w:jc w:val="center"/>
+              <w:rPr>
+                <w:b/>
+                <w:bCs/>
+                <w:sz w:val="21"/>
+                <w:szCs w:val="21"/>
+                <w:u w:val="single"/>
+              </w:rPr>
+            </w:pPr>
+          </w:p>
+        </w:tc>
+      </w:tr>
+      <w:tr>
+        <w:trPr>
+          <w:trHeight w:val="369"/>
+          <w:jc w:val="center"/>
+        </w:trPr>
+        <w:tc>
+          <w:tcPr>
+            <w:tcW w:w="1247" w:type="dxa"/>
+            <w:tcBorders>
+              <w:top w:val="nil"/>
+              <w:bottom w:val="nil"/>
+              <w:right w:val="nil"/>
+            </w:tcBorders>
+            <w:vAlign w:val="center"/>
+          </w:tcPr>
+          <w:p>
+            <w:pPr>
+              <w:spacing w:line="240" w:lineRule="auto"/>
+              <w:jc w:val="center"/>
+              <w:rPr>
+                <w:sz w:val="21"/>
+                <w:szCs w:val="21"/>
+              </w:rPr>
+            </w:pPr>
+          </w:p>
+        </w:tc>
+        <w:tc>
+          <w:tcPr>
+            <w:tcW w:w="1106" w:type="dxa"/>
+            <w:tcBorders>
+              <w:top w:val="nil"/>
+              <w:left w:val="nil"/>
+              <w:bottom w:val="nil"/>
+              <w:right w:val="nil"/>
+            </w:tcBorders>
+            <w:vAlign w:val="center"/>
+          </w:tcPr>
+          <w:p>
+            <w:pPr>
+              <w:spacing w:line="240" w:lineRule="auto"/>
+              <w:jc w:val="center"/>
+              <w:rPr>
+                <w:rFonts w:hint="eastAsia"/>
+                <w:sz w:val="21"/>
+                <w:szCs w:val="21"/>
+              </w:rPr>
+            </w:pPr>
+          </w:p>
+        </w:tc>
+        <w:tc>
+          <w:tcPr>
+            <w:tcW w:w="1106" w:type="dxa"/>
+            <w:tcBorders>
+              <w:top w:val="nil"/>
+              <w:left w:val="nil"/>
+              <w:bottom w:val="nil"/>
+              <w:right w:val="nil"/>
+            </w:tcBorders>
+            <w:vAlign w:val="center"/>
+          </w:tcPr>
+          <w:p>
+            <w:pPr>
+              <w:spacing w:line="240" w:lineRule="auto"/>
+              <w:jc w:val="center"/>
+              <w:rPr>
+                <w:sz w:val="21"/>
+                <w:szCs w:val="21"/>
+              </w:rPr>
+            </w:pPr>
+          </w:p>
+        </w:tc>
+        <w:tc>
+          <w:tcPr>
+            <w:tcW w:w="1106" w:type="dxa"/>
+            <w:tcBorders>
+              <w:top w:val="nil"/>
+              <w:left w:val="nil"/>
+              <w:bottom w:val="nil"/>
+              <w:right w:val="nil"/>
+            </w:tcBorders>
+            <w:vAlign w:val="center"/>
+          </w:tcPr>
+          <w:p>
+            <w:pPr>
+              <w:spacing w:line="240" w:lineRule="auto"/>
+              <w:jc w:val="center"/>
+              <w:rPr>
+                <w:sz w:val="21"/>
+                <w:szCs w:val="21"/>
+              </w:rPr>
+            </w:pPr>
+          </w:p>
+        </w:tc>
+        <w:tc>
+          <w:tcPr>
+            <w:tcW w:w="1106" w:type="dxa"/>
+            <w:tcBorders>
+              <w:top w:val="nil"/>
+              <w:left w:val="nil"/>
+              <w:bottom w:val="nil"/>
+              <w:right w:val="nil"/>
+            </w:tcBorders>
+          </w:tcPr>
+          <w:p>
+            <w:pPr>
+              <w:spacing w:line="240" w:lineRule="auto"/>
+              <w:jc w:val="center"/>
+              <w:rPr>
+                <w:sz w:val="21"/>
+                <w:szCs w:val="21"/>
+              </w:rPr>
+            </w:pPr>
+          </w:p>
+        </w:tc>
+        <w:tc>
+          <w:tcPr>
+            <w:tcW w:w="1106" w:type="dxa"/>
+            <w:tcBorders>
+              <w:top w:val="nil"/>
+              <w:left w:val="nil"/>
+              <w:bottom w:val="nil"/>
+              <w:right w:val="nil"/>
+            </w:tcBorders>
+          </w:tcPr>
+          <w:p>
+            <w:pPr>
+              <w:spacing w:line="240" w:lineRule="auto"/>
+              <w:jc w:val="center"/>
+              <w:rPr>
+                <w:sz w:val="21"/>
+                <w:szCs w:val="21"/>
+              </w:rPr>
+            </w:pPr>
+          </w:p>
+        </w:tc>
+        <w:tc>
+          <w:tcPr>
+            <w:tcW w:w="1106" w:type="dxa"/>
+            <w:tcBorders>
+              <w:top w:val="nil"/>
+              <w:left w:val="nil"/>
+              <w:bottom w:val="nil"/>
+              <w:right w:val="nil"/>
+            </w:tcBorders>
+            <w:vAlign w:val="center"/>
+          </w:tcPr>
+          <w:p>
+            <w:pPr>
+              <w:spacing w:line="240" w:lineRule="auto"/>
+              <w:jc w:val="center"/>
+              <w:rPr>
+                <w:sz w:val="21"/>
+                <w:szCs w:val="21"/>
+              </w:rPr>
+            </w:pPr>
+          </w:p>
+        </w:tc>
+        <w:tc>
+          <w:tcPr>
+            <w:tcW w:w="1106" w:type="dxa"/>
+            <w:tcBorders>
+              <w:top w:val="nil"/>
+              <w:left w:val="nil"/>
+              <w:bottom w:val="nil"/>
+              <w:right w:val="nil"/>
+            </w:tcBorders>
+            <w:vAlign w:val="center"/>
+          </w:tcPr>
+          <w:p>
+            <w:pPr>
+              <w:spacing w:line="240" w:lineRule="auto"/>
+              <w:jc w:val="center"/>
+              <w:rPr>
+                <w:sz w:val="21"/>
+                <w:szCs w:val="21"/>
+              </w:rPr>
+            </w:pPr>
+          </w:p>
+        </w:tc>
+        <w:tc>
+          <w:tcPr>
+            <w:tcW w:w="1106" w:type="dxa"/>
+            <w:tcBorders>
+              <w:top w:val="nil"/>
+              <w:left w:val="nil"/>
+              <w:bottom w:val="nil"/>
+            </w:tcBorders>
+            <w:vAlign w:val="center"/>
+          </w:tcPr>
+          <w:p>
+            <w:pPr>
+              <w:spacing w:line="240" w:lineRule="auto"/>
+              <w:jc w:val="center"/>
+              <w:rPr>
+                <w:b/>
+                <w:bCs/>
+                <w:sz w:val="21"/>
+                <w:szCs w:val="21"/>
+                <w:u w:val="single"/>
+              </w:rPr>
+            </w:pPr>
+          </w:p>
+        </w:tc>
+      </w:tr>
+      <w:tr>
+        <w:trPr>
+          <w:trHeight w:val="369"/>
+          <w:jc w:val="center"/>
+        </w:trPr>
+        <w:tc>
+          <w:tcPr>
+            <w:tcW w:w="1247" w:type="dxa"/>
+            <w:tcBorders>
+              <w:top w:val="nil"/>
+              <w:bottom w:val="single" w:sz="12" w:space="0" w:color="000000"/>
+              <w:right w:val="nil"/>
+            </w:tcBorders>
+            <w:vAlign w:val="center"/>
+          </w:tcPr>
+          <w:p>
+            <w:pPr>
+              <w:spacing w:line="240" w:lineRule="auto"/>
+              <w:jc w:val="center"/>
+              <w:rPr>
+                <w:sz w:val="21"/>
+                <w:szCs w:val="21"/>
+              </w:rPr>
+            </w:pPr>
+          </w:p>
+        </w:tc>
+        <w:tc>
+          <w:tcPr>
+            <w:tcW w:w="1106" w:type="dxa"/>
+            <w:tcBorders>
+              <w:top w:val="nil"/>
+              <w:left w:val="nil"/>
+              <w:bottom w:val="single" w:sz="12" w:space="0" w:color="000000"/>
+              <w:right w:val="nil"/>
+            </w:tcBorders>
+            <w:vAlign w:val="center"/>
+          </w:tcPr>
+          <w:p>
+            <w:pPr>
+              <w:spacing w:line="240" w:lineRule="auto"/>
+              <w:jc w:val="center"/>
+              <w:rPr>
+                <w:rFonts w:hint="eastAsia"/>
+                <w:sz w:val="21"/>
+                <w:szCs w:val="21"/>
+              </w:rPr>
+            </w:pPr>
+          </w:p>
+        </w:tc>
+        <w:tc>
+          <w:tcPr>
+            <w:tcW w:w="1106" w:type="dxa"/>
+            <w:tcBorders>
+              <w:top w:val="nil"/>
+              <w:left w:val="nil"/>
+              <w:bottom w:val="single" w:sz="12" w:space="0" w:color="000000"/>
+              <w:right w:val="nil"/>
+            </w:tcBorders>
+            <w:vAlign w:val="center"/>
+          </w:tcPr>
+          <w:p>
+            <w:pPr>
+              <w:spacing w:line="240" w:lineRule="auto"/>
+              <w:jc w:val="center"/>
+              <w:rPr>
+                <w:sz w:val="21"/>
+                <w:szCs w:val="21"/>
+              </w:rPr>
+            </w:pPr>
+          </w:p>
+        </w:tc>
+        <w:tc>
+          <w:tcPr>
+            <w:tcW w:w="1106" w:type="dxa"/>
+            <w:tcBorders>
+              <w:top w:val="nil"/>
+              <w:left w:val="nil"/>
+              <w:bottom w:val="single" w:sz="12" w:space="0" w:color="000000"/>
+              <w:right w:val="nil"/>
+            </w:tcBorders>
+            <w:vAlign w:val="center"/>
+          </w:tcPr>
+          <w:p>
+            <w:pPr>
+              <w:spacing w:line="240" w:lineRule="auto"/>
+              <w:jc w:val="center"/>
+              <w:rPr>
+                <w:sz w:val="21"/>
+                <w:szCs w:val="21"/>
+              </w:rPr>
+            </w:pPr>
+          </w:p>
+        </w:tc>
+        <w:tc>
+          <w:tcPr>
+            <w:tcW w:w="1106" w:type="dxa"/>
+            <w:tcBorders>
+              <w:top w:val="nil"/>
+              <w:left w:val="nil"/>
+              <w:bottom w:val="single" w:sz="12" w:space="0" w:color="000000"/>
+              <w:right w:val="nil"/>
+            </w:tcBorders>
+          </w:tcPr>
+          <w:p>
+            <w:pPr>
+              <w:spacing w:line="240" w:lineRule="auto"/>
+              <w:jc w:val="center"/>
+              <w:rPr>
+                <w:sz w:val="21"/>
+                <w:szCs w:val="21"/>
+              </w:rPr>
+            </w:pPr>
+          </w:p>
+        </w:tc>
+        <w:tc>
+          <w:tcPr>
+            <w:tcW w:w="1106" w:type="dxa"/>
+            <w:tcBorders>
+              <w:top w:val="nil"/>
+              <w:left w:val="nil"/>
+              <w:bottom w:val="single" w:sz="12" w:space="0" w:color="000000"/>
+              <w:right w:val="nil"/>
+            </w:tcBorders>
+          </w:tcPr>
+          <w:p>
+            <w:pPr>
+              <w:spacing w:line="240" w:lineRule="auto"/>
+              <w:jc w:val="center"/>
+              <w:rPr>
+                <w:sz w:val="21"/>
+                <w:szCs w:val="21"/>
+              </w:rPr>
+            </w:pPr>
+          </w:p>
+        </w:tc>
+        <w:tc>
+          <w:tcPr>
+            <w:tcW w:w="1106" w:type="dxa"/>
+            <w:tcBorders>
+              <w:top w:val="nil"/>
+              <w:left w:val="nil"/>
+              <w:bottom w:val="single" w:sz="12" w:space="0" w:color="000000"/>
+              <w:right w:val="nil"/>
+            </w:tcBorders>
+            <w:vAlign w:val="center"/>
+          </w:tcPr>
+          <w:p>
+            <w:pPr>
+              <w:spacing w:line="240" w:lineRule="auto"/>
+              <w:jc w:val="center"/>
+              <w:rPr>
+                <w:sz w:val="21"/>
+                <w:szCs w:val="21"/>
+              </w:rPr>
+            </w:pPr>
+          </w:p>
+        </w:tc>
+        <w:tc>
+          <w:tcPr>
+            <w:tcW w:w="1106" w:type="dxa"/>
+            <w:tcBorders>
+              <w:top w:val="nil"/>
+              <w:left w:val="nil"/>
+              <w:bottom w:val="single" w:sz="12" w:space="0" w:color="000000"/>
+              <w:right w:val="nil"/>
+            </w:tcBorders>
+            <w:vAlign w:val="center"/>
+          </w:tcPr>
+          <w:p>
+            <w:pPr>
+              <w:spacing w:line="240" w:lineRule="auto"/>
+              <w:jc w:val="center"/>
+              <w:rPr>
+                <w:sz w:val="21"/>
+                <w:szCs w:val="21"/>
+              </w:rPr>
+            </w:pPr>
+          </w:p>
+        </w:tc>
+        <w:tc>
+          <w:tcPr>
+            <w:tcW w:w="1106" w:type="dxa"/>
+            <w:tcBorders>
+              <w:top w:val="nil"/>
+              <w:left w:val="nil"/>
+              <w:bottom w:val="single" w:sz="12" w:space="0" w:color="000000"/>
+            </w:tcBorders>
+            <w:vAlign w:val="center"/>
+          </w:tcPr>
+          <w:p>
+            <w:pPr>
+              <w:spacing w:line="240" w:lineRule="auto"/>
+              <w:jc w:val="center"/>
+              <w:rPr>
+                <w:b/>
+                <w:bCs/>
+                <w:sz w:val="21"/>
+                <w:szCs w:val="21"/>
+                <w:u w:val="single"/>
+              </w:rPr>
+            </w:pPr>
+          </w:p>
+        </w:tc>
+      </w:tr>
     </w:tbl>
-    <w:p/>
+    <w:p>
+      <w:bookmarkStart w:id="0" w:name="_GoBack"/>
+      <w:bookmarkEnd w:id="0"/>
+    </w:p>
     <w:sectPr>
       <w:pgSz w:w="11906" w:h="16838"/>
       <w:pgMar w:top="720" w:right="720" w:bottom="720" w:left="720" w:header="851" w:footer="992" w:gutter="0"/>

--- a/best_per/基线对比.docx
+++ b/best_per/基线对比.docx
@@ -5,7 +5,7 @@
     <w:tbl>
       <w:tblPr>
         <w:tblStyle w:val="a7"/>
-        <w:tblW w:w="10095" w:type="dxa"/>
+        <w:tblW w:w="14971" w:type="dxa"/>
         <w:jc w:val="center"/>
         <w:tblBorders>
           <w:top w:val="single" w:sz="12" w:space="0" w:color="auto"/>
@@ -19,15 +19,17 @@
         <w:tblLook w:val="04A0" w:firstRow="1" w:lastRow="0" w:firstColumn="1" w:lastColumn="0" w:noHBand="0" w:noVBand="1"/>
       </w:tblPr>
       <w:tblGrid>
-        <w:gridCol w:w="1247"/>
-        <w:gridCol w:w="1106"/>
-        <w:gridCol w:w="1106"/>
-        <w:gridCol w:w="1106"/>
-        <w:gridCol w:w="1106"/>
-        <w:gridCol w:w="1106"/>
-        <w:gridCol w:w="1106"/>
-        <w:gridCol w:w="1106"/>
-        <w:gridCol w:w="1106"/>
+        <w:gridCol w:w="1361"/>
+        <w:gridCol w:w="1361"/>
+        <w:gridCol w:w="1361"/>
+        <w:gridCol w:w="1361"/>
+        <w:gridCol w:w="1361"/>
+        <w:gridCol w:w="1361"/>
+        <w:gridCol w:w="1361"/>
+        <w:gridCol w:w="1361"/>
+        <w:gridCol w:w="1361"/>
+        <w:gridCol w:w="1361"/>
+        <w:gridCol w:w="1361"/>
       </w:tblGrid>
       <w:tr>
         <w:trPr>
@@ -36,7 +38,7 @@
         </w:trPr>
         <w:tc>
           <w:tcPr>
-            <w:tcW w:w="1247" w:type="dxa"/>
+            <w:tcW w:w="1361" w:type="dxa"/>
             <w:tcBorders>
               <w:top w:val="single" w:sz="12" w:space="0" w:color="auto"/>
               <w:bottom w:val="single" w:sz="4" w:space="0" w:color="000000"/>
@@ -65,7 +67,7 @@
         </w:tc>
         <w:tc>
           <w:tcPr>
-            <w:tcW w:w="1106" w:type="dxa"/>
+            <w:tcW w:w="1361" w:type="dxa"/>
             <w:tcBorders>
               <w:top w:val="single" w:sz="12" w:space="0" w:color="auto"/>
               <w:left w:val="nil"/>
@@ -94,7 +96,7 @@
         </w:tc>
         <w:tc>
           <w:tcPr>
-            <w:tcW w:w="1106" w:type="dxa"/>
+            <w:tcW w:w="1361" w:type="dxa"/>
             <w:tcBorders>
               <w:top w:val="single" w:sz="12" w:space="0" w:color="auto"/>
               <w:left w:val="nil"/>
@@ -124,7 +126,7 @@
         </w:tc>
         <w:tc>
           <w:tcPr>
-            <w:tcW w:w="1106" w:type="dxa"/>
+            <w:tcW w:w="1361" w:type="dxa"/>
             <w:tcBorders>
               <w:top w:val="single" w:sz="12" w:space="0" w:color="auto"/>
               <w:left w:val="nil"/>
@@ -154,7 +156,7 @@
         </w:tc>
         <w:tc>
           <w:tcPr>
-            <w:tcW w:w="1106" w:type="dxa"/>
+            <w:tcW w:w="1361" w:type="dxa"/>
             <w:tcBorders>
               <w:top w:val="single" w:sz="12" w:space="0" w:color="auto"/>
               <w:left w:val="nil"/>
@@ -183,7 +185,7 @@
         </w:tc>
         <w:tc>
           <w:tcPr>
-            <w:tcW w:w="1106" w:type="dxa"/>
+            <w:tcW w:w="1361" w:type="dxa"/>
             <w:tcBorders>
               <w:top w:val="single" w:sz="12" w:space="0" w:color="auto"/>
               <w:left w:val="nil"/>
@@ -219,13 +221,69 @@
         </w:tc>
         <w:tc>
           <w:tcPr>
-            <w:tcW w:w="1106" w:type="dxa"/>
+            <w:tcW w:w="1361" w:type="dxa"/>
             <w:tcBorders>
               <w:top w:val="single" w:sz="12" w:space="0" w:color="auto"/>
               <w:left w:val="nil"/>
               <w:bottom w:val="single" w:sz="4" w:space="0" w:color="000000"/>
               <w:right w:val="nil"/>
             </w:tcBorders>
+          </w:tcPr>
+          <w:p>
+            <w:pPr>
+              <w:spacing w:line="240" w:lineRule="auto"/>
+              <w:jc w:val="center"/>
+              <w:rPr>
+                <w:sz w:val="21"/>
+                <w:szCs w:val="21"/>
+              </w:rPr>
+            </w:pPr>
+            <w:r>
+              <w:rPr>
+                <w:sz w:val="21"/>
+                <w:szCs w:val="21"/>
+              </w:rPr>
+              <w:t>FCS-HGNN</w:t>
+            </w:r>
+          </w:p>
+        </w:tc>
+        <w:tc>
+          <w:tcPr>
+            <w:tcW w:w="1361" w:type="dxa"/>
+            <w:tcBorders>
+              <w:top w:val="single" w:sz="12" w:space="0" w:color="auto"/>
+              <w:left w:val="nil"/>
+              <w:bottom w:val="single" w:sz="4" w:space="0" w:color="000000"/>
+              <w:right w:val="nil"/>
+            </w:tcBorders>
+          </w:tcPr>
+          <w:p>
+            <w:pPr>
+              <w:spacing w:line="240" w:lineRule="auto"/>
+              <w:jc w:val="center"/>
+              <w:rPr>
+                <w:sz w:val="21"/>
+                <w:szCs w:val="21"/>
+              </w:rPr>
+            </w:pPr>
+            <w:r>
+              <w:rPr>
+                <w:sz w:val="21"/>
+                <w:szCs w:val="21"/>
+              </w:rPr>
+              <w:t>EDA-GCL</w:t>
+            </w:r>
+          </w:p>
+        </w:tc>
+        <w:tc>
+          <w:tcPr>
+            <w:tcW w:w="1361" w:type="dxa"/>
+            <w:tcBorders>
+              <w:top w:val="single" w:sz="12" w:space="0" w:color="auto"/>
+              <w:left w:val="nil"/>
+              <w:bottom w:val="single" w:sz="4" w:space="0" w:color="000000"/>
+              <w:right w:val="nil"/>
+            </w:tcBorders>
             <w:vAlign w:val="center"/>
           </w:tcPr>
           <w:p>
@@ -248,7 +306,7 @@
         </w:tc>
         <w:tc>
           <w:tcPr>
-            <w:tcW w:w="1106" w:type="dxa"/>
+            <w:tcW w:w="1361" w:type="dxa"/>
             <w:tcBorders>
               <w:top w:val="single" w:sz="12" w:space="0" w:color="auto"/>
               <w:left w:val="nil"/>
@@ -277,7 +335,7 @@
         </w:tc>
         <w:tc>
           <w:tcPr>
-            <w:tcW w:w="1106" w:type="dxa"/>
+            <w:tcW w:w="1361" w:type="dxa"/>
             <w:tcBorders>
               <w:top w:val="single" w:sz="12" w:space="0" w:color="auto"/>
               <w:left w:val="nil"/>
@@ -312,7 +370,7 @@
         </w:trPr>
         <w:tc>
           <w:tcPr>
-            <w:tcW w:w="1247" w:type="dxa"/>
+            <w:tcW w:w="1361" w:type="dxa"/>
             <w:vMerge w:val="restart"/>
             <w:tcBorders>
               <w:top w:val="single" w:sz="4" w:space="0" w:color="000000"/>
@@ -341,7 +399,7 @@
         </w:tc>
         <w:tc>
           <w:tcPr>
-            <w:tcW w:w="1106" w:type="dxa"/>
+            <w:tcW w:w="1361" w:type="dxa"/>
             <w:tcBorders>
               <w:top w:val="single" w:sz="4" w:space="0" w:color="000000"/>
               <w:left w:val="nil"/>
@@ -371,7 +429,7 @@
         </w:tc>
         <w:tc>
           <w:tcPr>
-            <w:tcW w:w="1106" w:type="dxa"/>
+            <w:tcW w:w="1361" w:type="dxa"/>
             <w:tcBorders>
               <w:top w:val="single" w:sz="4" w:space="0" w:color="000000"/>
               <w:left w:val="nil"/>
@@ -400,7 +458,7 @@
         </w:tc>
         <w:tc>
           <w:tcPr>
-            <w:tcW w:w="1106" w:type="dxa"/>
+            <w:tcW w:w="1361" w:type="dxa"/>
             <w:tcBorders>
               <w:top w:val="single" w:sz="4" w:space="0" w:color="000000"/>
               <w:left w:val="nil"/>
@@ -429,7 +487,7 @@
         </w:tc>
         <w:tc>
           <w:tcPr>
-            <w:tcW w:w="1106" w:type="dxa"/>
+            <w:tcW w:w="1361" w:type="dxa"/>
             <w:tcBorders>
               <w:top w:val="single" w:sz="4" w:space="0" w:color="000000"/>
               <w:left w:val="nil"/>
@@ -471,7 +529,7 @@
         </w:tc>
         <w:tc>
           <w:tcPr>
-            <w:tcW w:w="1106" w:type="dxa"/>
+            <w:tcW w:w="1361" w:type="dxa"/>
             <w:tcBorders>
               <w:top w:val="single" w:sz="4" w:space="0" w:color="000000"/>
               <w:left w:val="nil"/>
@@ -488,55 +546,125 @@
                 <w:szCs w:val="21"/>
               </w:rPr>
             </w:pPr>
-          </w:p>
-        </w:tc>
-        <w:tc>
-          <w:tcPr>
-            <w:tcW w:w="1106" w:type="dxa"/>
+            <w:r>
+              <w:rPr>
+                <w:sz w:val="21"/>
+                <w:szCs w:val="21"/>
+              </w:rPr>
+              <w:t>48</w:t>
+            </w:r>
+            <w:r>
+              <w:rPr>
+                <w:sz w:val="21"/>
+                <w:szCs w:val="21"/>
+              </w:rPr>
+              <w:t>.</w:t>
+            </w:r>
+            <w:r>
+              <w:rPr>
+                <w:sz w:val="21"/>
+                <w:szCs w:val="21"/>
+              </w:rPr>
+              <w:t>9</w:t>
+            </w:r>
+            <w:r>
+              <w:rPr>
+                <w:sz w:val="21"/>
+                <w:szCs w:val="21"/>
+              </w:rPr>
+              <w:t>1</w:t>
+            </w:r>
+          </w:p>
+        </w:tc>
+        <w:tc>
+          <w:tcPr>
+            <w:tcW w:w="1361" w:type="dxa"/>
             <w:tcBorders>
               <w:top w:val="single" w:sz="4" w:space="0" w:color="000000"/>
               <w:left w:val="nil"/>
               <w:bottom w:val="nil"/>
               <w:right w:val="nil"/>
             </w:tcBorders>
-            <w:vAlign w:val="center"/>
-          </w:tcPr>
-          <w:p>
-            <w:pPr>
-              <w:spacing w:line="240" w:lineRule="auto"/>
-              <w:jc w:val="center"/>
-              <w:rPr>
-                <w:sz w:val="21"/>
-                <w:szCs w:val="21"/>
-              </w:rPr>
-            </w:pPr>
-          </w:p>
-        </w:tc>
-        <w:tc>
-          <w:tcPr>
-            <w:tcW w:w="1106" w:type="dxa"/>
+          </w:tcPr>
+          <w:p>
+            <w:pPr>
+              <w:spacing w:line="240" w:lineRule="auto"/>
+              <w:jc w:val="center"/>
+              <w:rPr>
+                <w:sz w:val="21"/>
+                <w:szCs w:val="21"/>
+              </w:rPr>
+            </w:pPr>
+          </w:p>
+        </w:tc>
+        <w:tc>
+          <w:tcPr>
+            <w:tcW w:w="1361" w:type="dxa"/>
             <w:tcBorders>
               <w:top w:val="single" w:sz="4" w:space="0" w:color="000000"/>
               <w:left w:val="nil"/>
               <w:bottom w:val="nil"/>
               <w:right w:val="nil"/>
             </w:tcBorders>
-            <w:vAlign w:val="center"/>
-          </w:tcPr>
-          <w:p>
-            <w:pPr>
-              <w:spacing w:line="240" w:lineRule="auto"/>
-              <w:jc w:val="center"/>
-              <w:rPr>
-                <w:sz w:val="21"/>
-                <w:szCs w:val="21"/>
-              </w:rPr>
-            </w:pPr>
-          </w:p>
-        </w:tc>
-        <w:tc>
-          <w:tcPr>
-            <w:tcW w:w="1106" w:type="dxa"/>
+          </w:tcPr>
+          <w:p>
+            <w:pPr>
+              <w:spacing w:line="240" w:lineRule="auto"/>
+              <w:jc w:val="center"/>
+              <w:rPr>
+                <w:sz w:val="21"/>
+                <w:szCs w:val="21"/>
+              </w:rPr>
+            </w:pPr>
+          </w:p>
+        </w:tc>
+        <w:tc>
+          <w:tcPr>
+            <w:tcW w:w="1361" w:type="dxa"/>
+            <w:tcBorders>
+              <w:top w:val="single" w:sz="4" w:space="0" w:color="000000"/>
+              <w:left w:val="nil"/>
+              <w:bottom w:val="nil"/>
+              <w:right w:val="nil"/>
+            </w:tcBorders>
+            <w:vAlign w:val="center"/>
+          </w:tcPr>
+          <w:p>
+            <w:pPr>
+              <w:spacing w:line="240" w:lineRule="auto"/>
+              <w:jc w:val="center"/>
+              <w:rPr>
+                <w:sz w:val="21"/>
+                <w:szCs w:val="21"/>
+              </w:rPr>
+            </w:pPr>
+          </w:p>
+        </w:tc>
+        <w:tc>
+          <w:tcPr>
+            <w:tcW w:w="1361" w:type="dxa"/>
+            <w:tcBorders>
+              <w:top w:val="single" w:sz="4" w:space="0" w:color="000000"/>
+              <w:left w:val="nil"/>
+              <w:bottom w:val="nil"/>
+              <w:right w:val="nil"/>
+            </w:tcBorders>
+            <w:vAlign w:val="center"/>
+          </w:tcPr>
+          <w:p>
+            <w:pPr>
+              <w:spacing w:line="240" w:lineRule="auto"/>
+              <w:jc w:val="center"/>
+              <w:rPr>
+                <w:sz w:val="21"/>
+                <w:szCs w:val="21"/>
+              </w:rPr>
+            </w:pPr>
+          </w:p>
+        </w:tc>
+        <w:tc>
+          <w:tcPr>
+            <w:tcW w:w="1361" w:type="dxa"/>
             <w:tcBorders>
               <w:top w:val="single" w:sz="4" w:space="0" w:color="000000"/>
               <w:left w:val="nil"/>
@@ -576,7 +704,7 @@
         </w:trPr>
         <w:tc>
           <w:tcPr>
-            <w:tcW w:w="1247" w:type="dxa"/>
+            <w:tcW w:w="1361" w:type="dxa"/>
             <w:vMerge/>
             <w:tcBorders>
               <w:right w:val="nil"/>
@@ -596,7 +724,7 @@
         </w:tc>
         <w:tc>
           <w:tcPr>
-            <w:tcW w:w="1106" w:type="dxa"/>
+            <w:tcW w:w="1361" w:type="dxa"/>
             <w:tcBorders>
               <w:top w:val="nil"/>
               <w:left w:val="nil"/>
@@ -626,7 +754,7 @@
         </w:tc>
         <w:tc>
           <w:tcPr>
-            <w:tcW w:w="1106" w:type="dxa"/>
+            <w:tcW w:w="1361" w:type="dxa"/>
             <w:tcBorders>
               <w:top w:val="nil"/>
               <w:left w:val="nil"/>
@@ -655,7 +783,7 @@
         </w:tc>
         <w:tc>
           <w:tcPr>
-            <w:tcW w:w="1106" w:type="dxa"/>
+            <w:tcW w:w="1361" w:type="dxa"/>
             <w:tcBorders>
               <w:top w:val="nil"/>
               <w:left w:val="nil"/>
@@ -684,7 +812,7 @@
         </w:tc>
         <w:tc>
           <w:tcPr>
-            <w:tcW w:w="1106" w:type="dxa"/>
+            <w:tcW w:w="1361" w:type="dxa"/>
             <w:tcBorders>
               <w:top w:val="nil"/>
               <w:left w:val="nil"/>
@@ -726,72 +854,142 @@
         </w:tc>
         <w:tc>
           <w:tcPr>
-            <w:tcW w:w="1106" w:type="dxa"/>
-            <w:tcBorders>
-              <w:top w:val="nil"/>
-              <w:left w:val="nil"/>
-              <w:bottom w:val="nil"/>
-              <w:right w:val="nil"/>
-            </w:tcBorders>
-          </w:tcPr>
-          <w:p>
-            <w:pPr>
-              <w:spacing w:line="240" w:lineRule="auto"/>
-              <w:jc w:val="center"/>
-              <w:rPr>
-                <w:sz w:val="21"/>
-                <w:szCs w:val="21"/>
-              </w:rPr>
-            </w:pPr>
-          </w:p>
-        </w:tc>
-        <w:tc>
-          <w:tcPr>
-            <w:tcW w:w="1106" w:type="dxa"/>
-            <w:tcBorders>
-              <w:top w:val="nil"/>
-              <w:left w:val="nil"/>
-              <w:bottom w:val="nil"/>
-              <w:right w:val="nil"/>
-            </w:tcBorders>
-            <w:vAlign w:val="center"/>
-          </w:tcPr>
-          <w:p>
-            <w:pPr>
-              <w:spacing w:line="240" w:lineRule="auto"/>
-              <w:jc w:val="center"/>
-              <w:rPr>
-                <w:sz w:val="21"/>
-                <w:szCs w:val="21"/>
-              </w:rPr>
-            </w:pPr>
-          </w:p>
-        </w:tc>
-        <w:tc>
-          <w:tcPr>
-            <w:tcW w:w="1106" w:type="dxa"/>
-            <w:tcBorders>
-              <w:top w:val="nil"/>
-              <w:left w:val="nil"/>
-              <w:bottom w:val="nil"/>
-              <w:right w:val="nil"/>
-            </w:tcBorders>
-            <w:vAlign w:val="center"/>
-          </w:tcPr>
-          <w:p>
-            <w:pPr>
-              <w:spacing w:line="240" w:lineRule="auto"/>
-              <w:jc w:val="center"/>
-              <w:rPr>
-                <w:sz w:val="21"/>
-                <w:szCs w:val="21"/>
-              </w:rPr>
-            </w:pPr>
-          </w:p>
-        </w:tc>
-        <w:tc>
-          <w:tcPr>
-            <w:tcW w:w="1106" w:type="dxa"/>
+            <w:tcW w:w="1361" w:type="dxa"/>
+            <w:tcBorders>
+              <w:top w:val="nil"/>
+              <w:left w:val="nil"/>
+              <w:bottom w:val="nil"/>
+              <w:right w:val="nil"/>
+            </w:tcBorders>
+          </w:tcPr>
+          <w:p>
+            <w:pPr>
+              <w:spacing w:line="240" w:lineRule="auto"/>
+              <w:jc w:val="center"/>
+              <w:rPr>
+                <w:sz w:val="21"/>
+                <w:szCs w:val="21"/>
+              </w:rPr>
+            </w:pPr>
+            <w:r>
+              <w:rPr>
+                <w:sz w:val="21"/>
+                <w:szCs w:val="21"/>
+              </w:rPr>
+              <w:t>60</w:t>
+            </w:r>
+            <w:r>
+              <w:rPr>
+                <w:sz w:val="21"/>
+                <w:szCs w:val="21"/>
+              </w:rPr>
+              <w:t>.</w:t>
+            </w:r>
+            <w:r>
+              <w:rPr>
+                <w:sz w:val="21"/>
+                <w:szCs w:val="21"/>
+              </w:rPr>
+              <w:t>8</w:t>
+            </w:r>
+            <w:r>
+              <w:rPr>
+                <w:sz w:val="21"/>
+                <w:szCs w:val="21"/>
+              </w:rPr>
+              <w:t>1</w:t>
+            </w:r>
+          </w:p>
+        </w:tc>
+        <w:tc>
+          <w:tcPr>
+            <w:tcW w:w="1361" w:type="dxa"/>
+            <w:tcBorders>
+              <w:top w:val="nil"/>
+              <w:left w:val="nil"/>
+              <w:bottom w:val="nil"/>
+              <w:right w:val="nil"/>
+            </w:tcBorders>
+          </w:tcPr>
+          <w:p>
+            <w:pPr>
+              <w:spacing w:line="240" w:lineRule="auto"/>
+              <w:jc w:val="center"/>
+              <w:rPr>
+                <w:sz w:val="21"/>
+                <w:szCs w:val="21"/>
+              </w:rPr>
+            </w:pPr>
+          </w:p>
+        </w:tc>
+        <w:tc>
+          <w:tcPr>
+            <w:tcW w:w="1361" w:type="dxa"/>
+            <w:tcBorders>
+              <w:top w:val="nil"/>
+              <w:left w:val="nil"/>
+              <w:bottom w:val="nil"/>
+              <w:right w:val="nil"/>
+            </w:tcBorders>
+          </w:tcPr>
+          <w:p>
+            <w:pPr>
+              <w:spacing w:line="240" w:lineRule="auto"/>
+              <w:jc w:val="center"/>
+              <w:rPr>
+                <w:sz w:val="21"/>
+                <w:szCs w:val="21"/>
+              </w:rPr>
+            </w:pPr>
+          </w:p>
+        </w:tc>
+        <w:tc>
+          <w:tcPr>
+            <w:tcW w:w="1361" w:type="dxa"/>
+            <w:tcBorders>
+              <w:top w:val="nil"/>
+              <w:left w:val="nil"/>
+              <w:bottom w:val="nil"/>
+              <w:right w:val="nil"/>
+            </w:tcBorders>
+            <w:vAlign w:val="center"/>
+          </w:tcPr>
+          <w:p>
+            <w:pPr>
+              <w:spacing w:line="240" w:lineRule="auto"/>
+              <w:jc w:val="center"/>
+              <w:rPr>
+                <w:sz w:val="21"/>
+                <w:szCs w:val="21"/>
+              </w:rPr>
+            </w:pPr>
+          </w:p>
+        </w:tc>
+        <w:tc>
+          <w:tcPr>
+            <w:tcW w:w="1361" w:type="dxa"/>
+            <w:tcBorders>
+              <w:top w:val="nil"/>
+              <w:left w:val="nil"/>
+              <w:bottom w:val="nil"/>
+              <w:right w:val="nil"/>
+            </w:tcBorders>
+            <w:vAlign w:val="center"/>
+          </w:tcPr>
+          <w:p>
+            <w:pPr>
+              <w:spacing w:line="240" w:lineRule="auto"/>
+              <w:jc w:val="center"/>
+              <w:rPr>
+                <w:sz w:val="21"/>
+                <w:szCs w:val="21"/>
+              </w:rPr>
+            </w:pPr>
+          </w:p>
+        </w:tc>
+        <w:tc>
+          <w:tcPr>
+            <w:tcW w:w="1361" w:type="dxa"/>
             <w:tcBorders>
               <w:top w:val="nil"/>
               <w:left w:val="nil"/>
@@ -831,7 +1029,7 @@
         </w:trPr>
         <w:tc>
           <w:tcPr>
-            <w:tcW w:w="1247" w:type="dxa"/>
+            <w:tcW w:w="1361" w:type="dxa"/>
             <w:vMerge/>
             <w:tcBorders>
               <w:right w:val="nil"/>
@@ -851,7 +1049,7 @@
         </w:tc>
         <w:tc>
           <w:tcPr>
-            <w:tcW w:w="1106" w:type="dxa"/>
+            <w:tcW w:w="1361" w:type="dxa"/>
             <w:tcBorders>
               <w:top w:val="nil"/>
               <w:left w:val="nil"/>
@@ -888,7 +1086,7 @@
         </w:tc>
         <w:tc>
           <w:tcPr>
-            <w:tcW w:w="1106" w:type="dxa"/>
+            <w:tcW w:w="1361" w:type="dxa"/>
             <w:tcBorders>
               <w:top w:val="nil"/>
               <w:left w:val="nil"/>
@@ -917,7 +1115,7 @@
         </w:tc>
         <w:tc>
           <w:tcPr>
-            <w:tcW w:w="1106" w:type="dxa"/>
+            <w:tcW w:w="1361" w:type="dxa"/>
             <w:tcBorders>
               <w:top w:val="nil"/>
               <w:left w:val="nil"/>
@@ -946,7 +1144,7 @@
         </w:tc>
         <w:tc>
           <w:tcPr>
-            <w:tcW w:w="1106" w:type="dxa"/>
+            <w:tcW w:w="1361" w:type="dxa"/>
             <w:tcBorders>
               <w:top w:val="nil"/>
               <w:left w:val="nil"/>
@@ -988,72 +1186,142 @@
         </w:tc>
         <w:tc>
           <w:tcPr>
-            <w:tcW w:w="1106" w:type="dxa"/>
-            <w:tcBorders>
-              <w:top w:val="nil"/>
-              <w:left w:val="nil"/>
-              <w:bottom w:val="nil"/>
-              <w:right w:val="nil"/>
-            </w:tcBorders>
-          </w:tcPr>
-          <w:p>
-            <w:pPr>
-              <w:spacing w:line="240" w:lineRule="auto"/>
-              <w:jc w:val="center"/>
-              <w:rPr>
-                <w:sz w:val="21"/>
-                <w:szCs w:val="21"/>
-              </w:rPr>
-            </w:pPr>
-          </w:p>
-        </w:tc>
-        <w:tc>
-          <w:tcPr>
-            <w:tcW w:w="1106" w:type="dxa"/>
-            <w:tcBorders>
-              <w:top w:val="nil"/>
-              <w:left w:val="nil"/>
-              <w:bottom w:val="nil"/>
-              <w:right w:val="nil"/>
-            </w:tcBorders>
-            <w:vAlign w:val="center"/>
-          </w:tcPr>
-          <w:p>
-            <w:pPr>
-              <w:spacing w:line="240" w:lineRule="auto"/>
-              <w:jc w:val="center"/>
-              <w:rPr>
-                <w:sz w:val="21"/>
-                <w:szCs w:val="21"/>
-              </w:rPr>
-            </w:pPr>
-          </w:p>
-        </w:tc>
-        <w:tc>
-          <w:tcPr>
-            <w:tcW w:w="1106" w:type="dxa"/>
-            <w:tcBorders>
-              <w:top w:val="nil"/>
-              <w:left w:val="nil"/>
-              <w:bottom w:val="nil"/>
-              <w:right w:val="nil"/>
-            </w:tcBorders>
-            <w:vAlign w:val="center"/>
-          </w:tcPr>
-          <w:p>
-            <w:pPr>
-              <w:spacing w:line="240" w:lineRule="auto"/>
-              <w:jc w:val="center"/>
-              <w:rPr>
-                <w:sz w:val="21"/>
-                <w:szCs w:val="21"/>
-              </w:rPr>
-            </w:pPr>
-          </w:p>
-        </w:tc>
-        <w:tc>
-          <w:tcPr>
-            <w:tcW w:w="1106" w:type="dxa"/>
+            <w:tcW w:w="1361" w:type="dxa"/>
+            <w:tcBorders>
+              <w:top w:val="nil"/>
+              <w:left w:val="nil"/>
+              <w:bottom w:val="nil"/>
+              <w:right w:val="nil"/>
+            </w:tcBorders>
+          </w:tcPr>
+          <w:p>
+            <w:pPr>
+              <w:spacing w:line="240" w:lineRule="auto"/>
+              <w:jc w:val="center"/>
+              <w:rPr>
+                <w:sz w:val="21"/>
+                <w:szCs w:val="21"/>
+              </w:rPr>
+            </w:pPr>
+            <w:r>
+              <w:rPr>
+                <w:sz w:val="21"/>
+                <w:szCs w:val="21"/>
+              </w:rPr>
+              <w:t>53</w:t>
+            </w:r>
+            <w:r>
+              <w:rPr>
+                <w:sz w:val="21"/>
+                <w:szCs w:val="21"/>
+              </w:rPr>
+              <w:t>.</w:t>
+            </w:r>
+            <w:r>
+              <w:rPr>
+                <w:sz w:val="21"/>
+                <w:szCs w:val="21"/>
+              </w:rPr>
+              <w:t>2</w:t>
+            </w:r>
+            <w:r>
+              <w:rPr>
+                <w:sz w:val="21"/>
+                <w:szCs w:val="21"/>
+              </w:rPr>
+              <w:t>2</w:t>
+            </w:r>
+          </w:p>
+        </w:tc>
+        <w:tc>
+          <w:tcPr>
+            <w:tcW w:w="1361" w:type="dxa"/>
+            <w:tcBorders>
+              <w:top w:val="nil"/>
+              <w:left w:val="nil"/>
+              <w:bottom w:val="nil"/>
+              <w:right w:val="nil"/>
+            </w:tcBorders>
+          </w:tcPr>
+          <w:p>
+            <w:pPr>
+              <w:spacing w:line="240" w:lineRule="auto"/>
+              <w:jc w:val="center"/>
+              <w:rPr>
+                <w:sz w:val="21"/>
+                <w:szCs w:val="21"/>
+              </w:rPr>
+            </w:pPr>
+          </w:p>
+        </w:tc>
+        <w:tc>
+          <w:tcPr>
+            <w:tcW w:w="1361" w:type="dxa"/>
+            <w:tcBorders>
+              <w:top w:val="nil"/>
+              <w:left w:val="nil"/>
+              <w:bottom w:val="nil"/>
+              <w:right w:val="nil"/>
+            </w:tcBorders>
+          </w:tcPr>
+          <w:p>
+            <w:pPr>
+              <w:spacing w:line="240" w:lineRule="auto"/>
+              <w:jc w:val="center"/>
+              <w:rPr>
+                <w:sz w:val="21"/>
+                <w:szCs w:val="21"/>
+              </w:rPr>
+            </w:pPr>
+          </w:p>
+        </w:tc>
+        <w:tc>
+          <w:tcPr>
+            <w:tcW w:w="1361" w:type="dxa"/>
+            <w:tcBorders>
+              <w:top w:val="nil"/>
+              <w:left w:val="nil"/>
+              <w:bottom w:val="nil"/>
+              <w:right w:val="nil"/>
+            </w:tcBorders>
+            <w:vAlign w:val="center"/>
+          </w:tcPr>
+          <w:p>
+            <w:pPr>
+              <w:spacing w:line="240" w:lineRule="auto"/>
+              <w:jc w:val="center"/>
+              <w:rPr>
+                <w:sz w:val="21"/>
+                <w:szCs w:val="21"/>
+              </w:rPr>
+            </w:pPr>
+          </w:p>
+        </w:tc>
+        <w:tc>
+          <w:tcPr>
+            <w:tcW w:w="1361" w:type="dxa"/>
+            <w:tcBorders>
+              <w:top w:val="nil"/>
+              <w:left w:val="nil"/>
+              <w:bottom w:val="nil"/>
+              <w:right w:val="nil"/>
+            </w:tcBorders>
+            <w:vAlign w:val="center"/>
+          </w:tcPr>
+          <w:p>
+            <w:pPr>
+              <w:spacing w:line="240" w:lineRule="auto"/>
+              <w:jc w:val="center"/>
+              <w:rPr>
+                <w:sz w:val="21"/>
+                <w:szCs w:val="21"/>
+              </w:rPr>
+            </w:pPr>
+          </w:p>
+        </w:tc>
+        <w:tc>
+          <w:tcPr>
+            <w:tcW w:w="1361" w:type="dxa"/>
             <w:tcBorders>
               <w:top w:val="nil"/>
               <w:left w:val="nil"/>
@@ -1093,7 +1361,7 @@
         </w:trPr>
         <w:tc>
           <w:tcPr>
-            <w:tcW w:w="1247" w:type="dxa"/>
+            <w:tcW w:w="1361" w:type="dxa"/>
             <w:vMerge/>
             <w:tcBorders>
               <w:bottom w:val="single" w:sz="4" w:space="0" w:color="000000"/>
@@ -1114,7 +1382,7 @@
         </w:tc>
         <w:tc>
           <w:tcPr>
-            <w:tcW w:w="1106" w:type="dxa"/>
+            <w:tcW w:w="1361" w:type="dxa"/>
             <w:tcBorders>
               <w:top w:val="nil"/>
               <w:left w:val="nil"/>
@@ -1143,7 +1411,7 @@
         </w:tc>
         <w:tc>
           <w:tcPr>
-            <w:tcW w:w="1106" w:type="dxa"/>
+            <w:tcW w:w="1361" w:type="dxa"/>
             <w:tcBorders>
               <w:top w:val="nil"/>
               <w:left w:val="nil"/>
@@ -1172,7 +1440,7 @@
         </w:tc>
         <w:tc>
           <w:tcPr>
-            <w:tcW w:w="1106" w:type="dxa"/>
+            <w:tcW w:w="1361" w:type="dxa"/>
             <w:tcBorders>
               <w:top w:val="nil"/>
               <w:left w:val="nil"/>
@@ -1201,7 +1469,7 @@
         </w:tc>
         <w:tc>
           <w:tcPr>
-            <w:tcW w:w="1106" w:type="dxa"/>
+            <w:tcW w:w="1361" w:type="dxa"/>
             <w:tcBorders>
               <w:top w:val="nil"/>
               <w:left w:val="nil"/>
@@ -1243,7 +1511,7 @@
         </w:tc>
         <w:tc>
           <w:tcPr>
-            <w:tcW w:w="1106" w:type="dxa"/>
+            <w:tcW w:w="1361" w:type="dxa"/>
             <w:tcBorders>
               <w:top w:val="nil"/>
               <w:left w:val="nil"/>
@@ -1260,55 +1528,111 @@
                 <w:szCs w:val="21"/>
               </w:rPr>
             </w:pPr>
-          </w:p>
-        </w:tc>
-        <w:tc>
-          <w:tcPr>
-            <w:tcW w:w="1106" w:type="dxa"/>
+            <w:r>
+              <w:rPr>
+                <w:sz w:val="21"/>
+                <w:szCs w:val="21"/>
+              </w:rPr>
+              <w:t>39</w:t>
+            </w:r>
+            <w:r>
+              <w:rPr>
+                <w:sz w:val="21"/>
+                <w:szCs w:val="21"/>
+              </w:rPr>
+              <w:t>.45</w:t>
+            </w:r>
+          </w:p>
+        </w:tc>
+        <w:tc>
+          <w:tcPr>
+            <w:tcW w:w="1361" w:type="dxa"/>
             <w:tcBorders>
               <w:top w:val="nil"/>
               <w:left w:val="nil"/>
               <w:bottom w:val="single" w:sz="4" w:space="0" w:color="000000"/>
               <w:right w:val="nil"/>
             </w:tcBorders>
-            <w:vAlign w:val="center"/>
-          </w:tcPr>
-          <w:p>
-            <w:pPr>
-              <w:spacing w:line="240" w:lineRule="auto"/>
-              <w:jc w:val="center"/>
-              <w:rPr>
-                <w:sz w:val="21"/>
-                <w:szCs w:val="21"/>
-              </w:rPr>
-            </w:pPr>
-          </w:p>
-        </w:tc>
-        <w:tc>
-          <w:tcPr>
-            <w:tcW w:w="1106" w:type="dxa"/>
+          </w:tcPr>
+          <w:p>
+            <w:pPr>
+              <w:spacing w:line="240" w:lineRule="auto"/>
+              <w:jc w:val="center"/>
+              <w:rPr>
+                <w:sz w:val="21"/>
+                <w:szCs w:val="21"/>
+              </w:rPr>
+            </w:pPr>
+          </w:p>
+        </w:tc>
+        <w:tc>
+          <w:tcPr>
+            <w:tcW w:w="1361" w:type="dxa"/>
             <w:tcBorders>
               <w:top w:val="nil"/>
               <w:left w:val="nil"/>
               <w:bottom w:val="single" w:sz="4" w:space="0" w:color="000000"/>
               <w:right w:val="nil"/>
             </w:tcBorders>
-            <w:vAlign w:val="center"/>
-          </w:tcPr>
-          <w:p>
-            <w:pPr>
-              <w:spacing w:line="240" w:lineRule="auto"/>
-              <w:jc w:val="center"/>
-              <w:rPr>
-                <w:sz w:val="21"/>
-                <w:szCs w:val="21"/>
-              </w:rPr>
-            </w:pPr>
-          </w:p>
-        </w:tc>
-        <w:tc>
-          <w:tcPr>
-            <w:tcW w:w="1106" w:type="dxa"/>
+          </w:tcPr>
+          <w:p>
+            <w:pPr>
+              <w:spacing w:line="240" w:lineRule="auto"/>
+              <w:jc w:val="center"/>
+              <w:rPr>
+                <w:sz w:val="21"/>
+                <w:szCs w:val="21"/>
+              </w:rPr>
+            </w:pPr>
+          </w:p>
+        </w:tc>
+        <w:tc>
+          <w:tcPr>
+            <w:tcW w:w="1361" w:type="dxa"/>
+            <w:tcBorders>
+              <w:top w:val="nil"/>
+              <w:left w:val="nil"/>
+              <w:bottom w:val="single" w:sz="4" w:space="0" w:color="000000"/>
+              <w:right w:val="nil"/>
+            </w:tcBorders>
+            <w:vAlign w:val="center"/>
+          </w:tcPr>
+          <w:p>
+            <w:pPr>
+              <w:spacing w:line="240" w:lineRule="auto"/>
+              <w:jc w:val="center"/>
+              <w:rPr>
+                <w:sz w:val="21"/>
+                <w:szCs w:val="21"/>
+              </w:rPr>
+            </w:pPr>
+          </w:p>
+        </w:tc>
+        <w:tc>
+          <w:tcPr>
+            <w:tcW w:w="1361" w:type="dxa"/>
+            <w:tcBorders>
+              <w:top w:val="nil"/>
+              <w:left w:val="nil"/>
+              <w:bottom w:val="single" w:sz="4" w:space="0" w:color="000000"/>
+              <w:right w:val="nil"/>
+            </w:tcBorders>
+            <w:vAlign w:val="center"/>
+          </w:tcPr>
+          <w:p>
+            <w:pPr>
+              <w:spacing w:line="240" w:lineRule="auto"/>
+              <w:jc w:val="center"/>
+              <w:rPr>
+                <w:sz w:val="21"/>
+                <w:szCs w:val="21"/>
+              </w:rPr>
+            </w:pPr>
+          </w:p>
+        </w:tc>
+        <w:tc>
+          <w:tcPr>
+            <w:tcW w:w="1361" w:type="dxa"/>
             <w:tcBorders>
               <w:top w:val="nil"/>
               <w:left w:val="nil"/>
@@ -1348,7 +1672,7 @@
         </w:trPr>
         <w:tc>
           <w:tcPr>
-            <w:tcW w:w="1247" w:type="dxa"/>
+            <w:tcW w:w="1361" w:type="dxa"/>
             <w:vMerge w:val="restart"/>
             <w:tcBorders>
               <w:top w:val="single" w:sz="4" w:space="0" w:color="000000"/>
@@ -1377,7 +1701,7 @@
         </w:tc>
         <w:tc>
           <w:tcPr>
-            <w:tcW w:w="1106" w:type="dxa"/>
+            <w:tcW w:w="1361" w:type="dxa"/>
             <w:tcBorders>
               <w:top w:val="single" w:sz="4" w:space="0" w:color="000000"/>
               <w:left w:val="nil"/>
@@ -1407,7 +1731,7 @@
         </w:tc>
         <w:tc>
           <w:tcPr>
-            <w:tcW w:w="1106" w:type="dxa"/>
+            <w:tcW w:w="1361" w:type="dxa"/>
             <w:tcBorders>
               <w:top w:val="single" w:sz="4" w:space="0" w:color="000000"/>
               <w:left w:val="nil"/>
@@ -1436,7 +1760,7 @@
         </w:tc>
         <w:tc>
           <w:tcPr>
-            <w:tcW w:w="1106" w:type="dxa"/>
+            <w:tcW w:w="1361" w:type="dxa"/>
             <w:tcBorders>
               <w:top w:val="single" w:sz="4" w:space="0" w:color="000000"/>
               <w:left w:val="nil"/>
@@ -1465,7 +1789,7 @@
         </w:tc>
         <w:tc>
           <w:tcPr>
-            <w:tcW w:w="1106" w:type="dxa"/>
+            <w:tcW w:w="1361" w:type="dxa"/>
             <w:tcBorders>
               <w:top w:val="single" w:sz="4" w:space="0" w:color="000000"/>
               <w:left w:val="nil"/>
@@ -1507,7 +1831,7 @@
         </w:tc>
         <w:tc>
           <w:tcPr>
-            <w:tcW w:w="1106" w:type="dxa"/>
+            <w:tcW w:w="1361" w:type="dxa"/>
             <w:tcBorders>
               <w:top w:val="single" w:sz="4" w:space="0" w:color="000000"/>
               <w:left w:val="nil"/>
@@ -1524,55 +1848,127 @@
                 <w:szCs w:val="21"/>
               </w:rPr>
             </w:pPr>
-          </w:p>
-        </w:tc>
-        <w:tc>
-          <w:tcPr>
-            <w:tcW w:w="1106" w:type="dxa"/>
+            <w:r>
+              <w:rPr>
+                <w:sz w:val="21"/>
+                <w:szCs w:val="21"/>
+              </w:rPr>
+              <w:t>40</w:t>
+            </w:r>
+            <w:r>
+              <w:rPr>
+                <w:sz w:val="21"/>
+                <w:szCs w:val="21"/>
+              </w:rPr>
+              <w:t>.</w:t>
+            </w:r>
+            <w:r>
+              <w:rPr>
+                <w:sz w:val="21"/>
+                <w:szCs w:val="21"/>
+              </w:rPr>
+              <w:t>9</w:t>
+            </w:r>
+            <w:r>
+              <w:rPr>
+                <w:sz w:val="21"/>
+                <w:szCs w:val="21"/>
+              </w:rPr>
+              <w:t>1</w:t>
+            </w:r>
+          </w:p>
+        </w:tc>
+        <w:tc>
+          <w:tcPr>
+            <w:tcW w:w="1361" w:type="dxa"/>
             <w:tcBorders>
               <w:top w:val="single" w:sz="4" w:space="0" w:color="000000"/>
               <w:left w:val="nil"/>
               <w:bottom w:val="nil"/>
               <w:right w:val="nil"/>
             </w:tcBorders>
-            <w:vAlign w:val="center"/>
-          </w:tcPr>
-          <w:p>
-            <w:pPr>
-              <w:spacing w:line="240" w:lineRule="auto"/>
-              <w:jc w:val="center"/>
-              <w:rPr>
-                <w:sz w:val="21"/>
-                <w:szCs w:val="21"/>
-              </w:rPr>
-            </w:pPr>
-          </w:p>
-        </w:tc>
-        <w:tc>
-          <w:tcPr>
-            <w:tcW w:w="1106" w:type="dxa"/>
+          </w:tcPr>
+          <w:p>
+            <w:pPr>
+              <w:spacing w:line="240" w:lineRule="auto"/>
+              <w:jc w:val="center"/>
+              <w:rPr>
+                <w:sz w:val="21"/>
+                <w:szCs w:val="21"/>
+              </w:rPr>
+            </w:pPr>
+          </w:p>
+        </w:tc>
+        <w:tc>
+          <w:tcPr>
+            <w:tcW w:w="1361" w:type="dxa"/>
             <w:tcBorders>
               <w:top w:val="single" w:sz="4" w:space="0" w:color="000000"/>
               <w:left w:val="nil"/>
               <w:bottom w:val="nil"/>
               <w:right w:val="nil"/>
             </w:tcBorders>
-            <w:vAlign w:val="center"/>
-          </w:tcPr>
-          <w:p>
-            <w:pPr>
-              <w:spacing w:line="240" w:lineRule="auto"/>
-              <w:jc w:val="center"/>
-              <w:rPr>
-                <w:sz w:val="21"/>
-                <w:szCs w:val="21"/>
-              </w:rPr>
-            </w:pPr>
-          </w:p>
-        </w:tc>
-        <w:tc>
-          <w:tcPr>
-            <w:tcW w:w="1106" w:type="dxa"/>
+          </w:tcPr>
+          <w:p>
+            <w:pPr>
+              <w:spacing w:line="240" w:lineRule="auto"/>
+              <w:jc w:val="center"/>
+              <w:rPr>
+                <w:sz w:val="21"/>
+                <w:szCs w:val="21"/>
+              </w:rPr>
+            </w:pPr>
+            <w:bookmarkStart w:id="0" w:name="_GoBack"/>
+            <w:bookmarkEnd w:id="0"/>
+          </w:p>
+        </w:tc>
+        <w:tc>
+          <w:tcPr>
+            <w:tcW w:w="1361" w:type="dxa"/>
+            <w:tcBorders>
+              <w:top w:val="single" w:sz="4" w:space="0" w:color="000000"/>
+              <w:left w:val="nil"/>
+              <w:bottom w:val="nil"/>
+              <w:right w:val="nil"/>
+            </w:tcBorders>
+            <w:vAlign w:val="center"/>
+          </w:tcPr>
+          <w:p>
+            <w:pPr>
+              <w:spacing w:line="240" w:lineRule="auto"/>
+              <w:jc w:val="center"/>
+              <w:rPr>
+                <w:sz w:val="21"/>
+                <w:szCs w:val="21"/>
+              </w:rPr>
+            </w:pPr>
+          </w:p>
+        </w:tc>
+        <w:tc>
+          <w:tcPr>
+            <w:tcW w:w="1361" w:type="dxa"/>
+            <w:tcBorders>
+              <w:top w:val="single" w:sz="4" w:space="0" w:color="000000"/>
+              <w:left w:val="nil"/>
+              <w:bottom w:val="nil"/>
+              <w:right w:val="nil"/>
+            </w:tcBorders>
+            <w:vAlign w:val="center"/>
+          </w:tcPr>
+          <w:p>
+            <w:pPr>
+              <w:spacing w:line="240" w:lineRule="auto"/>
+              <w:jc w:val="center"/>
+              <w:rPr>
+                <w:sz w:val="21"/>
+                <w:szCs w:val="21"/>
+              </w:rPr>
+            </w:pPr>
+          </w:p>
+        </w:tc>
+        <w:tc>
+          <w:tcPr>
+            <w:tcW w:w="1361" w:type="dxa"/>
             <w:tcBorders>
               <w:top w:val="single" w:sz="4" w:space="0" w:color="000000"/>
               <w:left w:val="nil"/>
@@ -1612,7 +2008,7 @@
         </w:trPr>
         <w:tc>
           <w:tcPr>
-            <w:tcW w:w="1247" w:type="dxa"/>
+            <w:tcW w:w="1361" w:type="dxa"/>
             <w:vMerge/>
             <w:tcBorders>
               <w:right w:val="nil"/>
@@ -1632,7 +2028,7 @@
         </w:tc>
         <w:tc>
           <w:tcPr>
-            <w:tcW w:w="1106" w:type="dxa"/>
+            <w:tcW w:w="1361" w:type="dxa"/>
             <w:tcBorders>
               <w:top w:val="nil"/>
               <w:left w:val="nil"/>
@@ -1662,7 +2058,7 @@
         </w:tc>
         <w:tc>
           <w:tcPr>
-            <w:tcW w:w="1106" w:type="dxa"/>
+            <w:tcW w:w="1361" w:type="dxa"/>
             <w:tcBorders>
               <w:top w:val="nil"/>
               <w:left w:val="nil"/>
@@ -1691,7 +2087,7 @@
         </w:tc>
         <w:tc>
           <w:tcPr>
-            <w:tcW w:w="1106" w:type="dxa"/>
+            <w:tcW w:w="1361" w:type="dxa"/>
             <w:tcBorders>
               <w:top w:val="nil"/>
               <w:left w:val="nil"/>
@@ -1720,7 +2116,7 @@
         </w:tc>
         <w:tc>
           <w:tcPr>
-            <w:tcW w:w="1106" w:type="dxa"/>
+            <w:tcW w:w="1361" w:type="dxa"/>
             <w:tcBorders>
               <w:top w:val="nil"/>
               <w:left w:val="nil"/>
@@ -1762,50 +2158,120 @@
         </w:tc>
         <w:tc>
           <w:tcPr>
-            <w:tcW w:w="1106" w:type="dxa"/>
-            <w:tcBorders>
-              <w:top w:val="nil"/>
-              <w:left w:val="nil"/>
-              <w:bottom w:val="nil"/>
-              <w:right w:val="nil"/>
-            </w:tcBorders>
-          </w:tcPr>
-          <w:p>
-            <w:pPr>
-              <w:spacing w:line="240" w:lineRule="auto"/>
-              <w:jc w:val="center"/>
-              <w:rPr>
-                <w:sz w:val="21"/>
-                <w:szCs w:val="21"/>
-              </w:rPr>
-            </w:pPr>
-          </w:p>
-        </w:tc>
-        <w:tc>
-          <w:tcPr>
-            <w:tcW w:w="1106" w:type="dxa"/>
-            <w:tcBorders>
-              <w:top w:val="nil"/>
-              <w:left w:val="nil"/>
-              <w:bottom w:val="nil"/>
-              <w:right w:val="nil"/>
-            </w:tcBorders>
-            <w:vAlign w:val="center"/>
-          </w:tcPr>
-          <w:p>
-            <w:pPr>
-              <w:spacing w:line="240" w:lineRule="auto"/>
-              <w:jc w:val="center"/>
-              <w:rPr>
-                <w:sz w:val="21"/>
-                <w:szCs w:val="21"/>
-              </w:rPr>
-            </w:pPr>
-          </w:p>
-        </w:tc>
-        <w:tc>
-          <w:tcPr>
-            <w:tcW w:w="1106" w:type="dxa"/>
+            <w:tcW w:w="1361" w:type="dxa"/>
+            <w:tcBorders>
+              <w:top w:val="nil"/>
+              <w:left w:val="nil"/>
+              <w:bottom w:val="nil"/>
+              <w:right w:val="nil"/>
+            </w:tcBorders>
+          </w:tcPr>
+          <w:p>
+            <w:pPr>
+              <w:spacing w:line="240" w:lineRule="auto"/>
+              <w:jc w:val="center"/>
+              <w:rPr>
+                <w:sz w:val="21"/>
+                <w:szCs w:val="21"/>
+              </w:rPr>
+            </w:pPr>
+            <w:r>
+              <w:rPr>
+                <w:sz w:val="21"/>
+                <w:szCs w:val="21"/>
+              </w:rPr>
+              <w:t>63</w:t>
+            </w:r>
+            <w:r>
+              <w:rPr>
+                <w:sz w:val="21"/>
+                <w:szCs w:val="21"/>
+              </w:rPr>
+              <w:t>.</w:t>
+            </w:r>
+            <w:r>
+              <w:rPr>
+                <w:sz w:val="21"/>
+                <w:szCs w:val="21"/>
+              </w:rPr>
+              <w:t>6</w:t>
+            </w:r>
+            <w:r>
+              <w:rPr>
+                <w:sz w:val="21"/>
+                <w:szCs w:val="21"/>
+              </w:rPr>
+              <w:t>7</w:t>
+            </w:r>
+          </w:p>
+        </w:tc>
+        <w:tc>
+          <w:tcPr>
+            <w:tcW w:w="1361" w:type="dxa"/>
+            <w:tcBorders>
+              <w:top w:val="nil"/>
+              <w:left w:val="nil"/>
+              <w:bottom w:val="nil"/>
+              <w:right w:val="nil"/>
+            </w:tcBorders>
+          </w:tcPr>
+          <w:p>
+            <w:pPr>
+              <w:spacing w:line="240" w:lineRule="auto"/>
+              <w:jc w:val="center"/>
+              <w:rPr>
+                <w:sz w:val="21"/>
+                <w:szCs w:val="21"/>
+              </w:rPr>
+            </w:pPr>
+          </w:p>
+        </w:tc>
+        <w:tc>
+          <w:tcPr>
+            <w:tcW w:w="1361" w:type="dxa"/>
+            <w:tcBorders>
+              <w:top w:val="nil"/>
+              <w:left w:val="nil"/>
+              <w:bottom w:val="nil"/>
+              <w:right w:val="nil"/>
+            </w:tcBorders>
+          </w:tcPr>
+          <w:p>
+            <w:pPr>
+              <w:spacing w:line="240" w:lineRule="auto"/>
+              <w:jc w:val="center"/>
+              <w:rPr>
+                <w:sz w:val="21"/>
+                <w:szCs w:val="21"/>
+              </w:rPr>
+            </w:pPr>
+          </w:p>
+        </w:tc>
+        <w:tc>
+          <w:tcPr>
+            <w:tcW w:w="1361" w:type="dxa"/>
+            <w:tcBorders>
+              <w:top w:val="nil"/>
+              <w:left w:val="nil"/>
+              <w:bottom w:val="nil"/>
+              <w:right w:val="nil"/>
+            </w:tcBorders>
+            <w:vAlign w:val="center"/>
+          </w:tcPr>
+          <w:p>
+            <w:pPr>
+              <w:spacing w:line="240" w:lineRule="auto"/>
+              <w:jc w:val="center"/>
+              <w:rPr>
+                <w:sz w:val="21"/>
+                <w:szCs w:val="21"/>
+              </w:rPr>
+            </w:pPr>
+          </w:p>
+        </w:tc>
+        <w:tc>
+          <w:tcPr>
+            <w:tcW w:w="1361" w:type="dxa"/>
             <w:tcBorders>
               <w:top w:val="nil"/>
               <w:left w:val="nil"/>
@@ -1829,7 +2295,7 @@
         </w:tc>
         <w:tc>
           <w:tcPr>
-            <w:tcW w:w="1106" w:type="dxa"/>
+            <w:tcW w:w="1361" w:type="dxa"/>
             <w:tcBorders>
               <w:top w:val="nil"/>
               <w:left w:val="nil"/>
@@ -1865,7 +2331,7 @@
         </w:trPr>
         <w:tc>
           <w:tcPr>
-            <w:tcW w:w="1247" w:type="dxa"/>
+            <w:tcW w:w="1361" w:type="dxa"/>
             <w:vMerge/>
             <w:tcBorders>
               <w:right w:val="nil"/>
@@ -1885,7 +2351,7 @@
         </w:tc>
         <w:tc>
           <w:tcPr>
-            <w:tcW w:w="1106" w:type="dxa"/>
+            <w:tcW w:w="1361" w:type="dxa"/>
             <w:tcBorders>
               <w:top w:val="nil"/>
               <w:left w:val="nil"/>
@@ -1922,7 +2388,7 @@
         </w:tc>
         <w:tc>
           <w:tcPr>
-            <w:tcW w:w="1106" w:type="dxa"/>
+            <w:tcW w:w="1361" w:type="dxa"/>
             <w:tcBorders>
               <w:top w:val="nil"/>
               <w:left w:val="nil"/>
@@ -1951,7 +2417,7 @@
         </w:tc>
         <w:tc>
           <w:tcPr>
-            <w:tcW w:w="1106" w:type="dxa"/>
+            <w:tcW w:w="1361" w:type="dxa"/>
             <w:tcBorders>
               <w:top w:val="nil"/>
               <w:left w:val="nil"/>
@@ -1980,7 +2446,7 @@
         </w:tc>
         <w:tc>
           <w:tcPr>
-            <w:tcW w:w="1106" w:type="dxa"/>
+            <w:tcW w:w="1361" w:type="dxa"/>
             <w:tcBorders>
               <w:top w:val="nil"/>
               <w:left w:val="nil"/>
@@ -2022,72 +2488,142 @@
         </w:tc>
         <w:tc>
           <w:tcPr>
-            <w:tcW w:w="1106" w:type="dxa"/>
-            <w:tcBorders>
-              <w:top w:val="nil"/>
-              <w:left w:val="nil"/>
-              <w:bottom w:val="nil"/>
-              <w:right w:val="nil"/>
-            </w:tcBorders>
-          </w:tcPr>
-          <w:p>
-            <w:pPr>
-              <w:spacing w:line="240" w:lineRule="auto"/>
-              <w:jc w:val="center"/>
-              <w:rPr>
-                <w:sz w:val="21"/>
-                <w:szCs w:val="21"/>
-              </w:rPr>
-            </w:pPr>
-          </w:p>
-        </w:tc>
-        <w:tc>
-          <w:tcPr>
-            <w:tcW w:w="1106" w:type="dxa"/>
-            <w:tcBorders>
-              <w:top w:val="nil"/>
-              <w:left w:val="nil"/>
-              <w:bottom w:val="nil"/>
-              <w:right w:val="nil"/>
-            </w:tcBorders>
-            <w:vAlign w:val="center"/>
-          </w:tcPr>
-          <w:p>
-            <w:pPr>
-              <w:spacing w:line="240" w:lineRule="auto"/>
-              <w:jc w:val="center"/>
-              <w:rPr>
-                <w:sz w:val="21"/>
-                <w:szCs w:val="21"/>
-              </w:rPr>
-            </w:pPr>
-          </w:p>
-        </w:tc>
-        <w:tc>
-          <w:tcPr>
-            <w:tcW w:w="1106" w:type="dxa"/>
-            <w:tcBorders>
-              <w:top w:val="nil"/>
-              <w:left w:val="nil"/>
-              <w:bottom w:val="nil"/>
-              <w:right w:val="nil"/>
-            </w:tcBorders>
-            <w:vAlign w:val="center"/>
-          </w:tcPr>
-          <w:p>
-            <w:pPr>
-              <w:spacing w:line="240" w:lineRule="auto"/>
-              <w:jc w:val="center"/>
-              <w:rPr>
-                <w:sz w:val="21"/>
-                <w:szCs w:val="21"/>
-              </w:rPr>
-            </w:pPr>
-          </w:p>
-        </w:tc>
-        <w:tc>
-          <w:tcPr>
-            <w:tcW w:w="1106" w:type="dxa"/>
+            <w:tcW w:w="1361" w:type="dxa"/>
+            <w:tcBorders>
+              <w:top w:val="nil"/>
+              <w:left w:val="nil"/>
+              <w:bottom w:val="nil"/>
+              <w:right w:val="nil"/>
+            </w:tcBorders>
+          </w:tcPr>
+          <w:p>
+            <w:pPr>
+              <w:spacing w:line="240" w:lineRule="auto"/>
+              <w:jc w:val="center"/>
+              <w:rPr>
+                <w:sz w:val="21"/>
+                <w:szCs w:val="21"/>
+              </w:rPr>
+            </w:pPr>
+            <w:r>
+              <w:rPr>
+                <w:sz w:val="21"/>
+                <w:szCs w:val="21"/>
+              </w:rPr>
+              <w:t>48</w:t>
+            </w:r>
+            <w:r>
+              <w:rPr>
+                <w:sz w:val="21"/>
+                <w:szCs w:val="21"/>
+              </w:rPr>
+              <w:t>.</w:t>
+            </w:r>
+            <w:r>
+              <w:rPr>
+                <w:sz w:val="21"/>
+                <w:szCs w:val="21"/>
+              </w:rPr>
+              <w:t>6</w:t>
+            </w:r>
+            <w:r>
+              <w:rPr>
+                <w:sz w:val="21"/>
+                <w:szCs w:val="21"/>
+              </w:rPr>
+              <w:t>8</w:t>
+            </w:r>
+          </w:p>
+        </w:tc>
+        <w:tc>
+          <w:tcPr>
+            <w:tcW w:w="1361" w:type="dxa"/>
+            <w:tcBorders>
+              <w:top w:val="nil"/>
+              <w:left w:val="nil"/>
+              <w:bottom w:val="nil"/>
+              <w:right w:val="nil"/>
+            </w:tcBorders>
+          </w:tcPr>
+          <w:p>
+            <w:pPr>
+              <w:spacing w:line="240" w:lineRule="auto"/>
+              <w:jc w:val="center"/>
+              <w:rPr>
+                <w:sz w:val="21"/>
+                <w:szCs w:val="21"/>
+              </w:rPr>
+            </w:pPr>
+          </w:p>
+        </w:tc>
+        <w:tc>
+          <w:tcPr>
+            <w:tcW w:w="1361" w:type="dxa"/>
+            <w:tcBorders>
+              <w:top w:val="nil"/>
+              <w:left w:val="nil"/>
+              <w:bottom w:val="nil"/>
+              <w:right w:val="nil"/>
+            </w:tcBorders>
+          </w:tcPr>
+          <w:p>
+            <w:pPr>
+              <w:spacing w:line="240" w:lineRule="auto"/>
+              <w:jc w:val="center"/>
+              <w:rPr>
+                <w:sz w:val="21"/>
+                <w:szCs w:val="21"/>
+              </w:rPr>
+            </w:pPr>
+          </w:p>
+        </w:tc>
+        <w:tc>
+          <w:tcPr>
+            <w:tcW w:w="1361" w:type="dxa"/>
+            <w:tcBorders>
+              <w:top w:val="nil"/>
+              <w:left w:val="nil"/>
+              <w:bottom w:val="nil"/>
+              <w:right w:val="nil"/>
+            </w:tcBorders>
+            <w:vAlign w:val="center"/>
+          </w:tcPr>
+          <w:p>
+            <w:pPr>
+              <w:spacing w:line="240" w:lineRule="auto"/>
+              <w:jc w:val="center"/>
+              <w:rPr>
+                <w:sz w:val="21"/>
+                <w:szCs w:val="21"/>
+              </w:rPr>
+            </w:pPr>
+          </w:p>
+        </w:tc>
+        <w:tc>
+          <w:tcPr>
+            <w:tcW w:w="1361" w:type="dxa"/>
+            <w:tcBorders>
+              <w:top w:val="nil"/>
+              <w:left w:val="nil"/>
+              <w:bottom w:val="nil"/>
+              <w:right w:val="nil"/>
+            </w:tcBorders>
+            <w:vAlign w:val="center"/>
+          </w:tcPr>
+          <w:p>
+            <w:pPr>
+              <w:spacing w:line="240" w:lineRule="auto"/>
+              <w:jc w:val="center"/>
+              <w:rPr>
+                <w:sz w:val="21"/>
+                <w:szCs w:val="21"/>
+              </w:rPr>
+            </w:pPr>
+          </w:p>
+        </w:tc>
+        <w:tc>
+          <w:tcPr>
+            <w:tcW w:w="1361" w:type="dxa"/>
             <w:tcBorders>
               <w:top w:val="nil"/>
               <w:left w:val="nil"/>
@@ -2127,7 +2663,7 @@
         </w:trPr>
         <w:tc>
           <w:tcPr>
-            <w:tcW w:w="1247" w:type="dxa"/>
+            <w:tcW w:w="1361" w:type="dxa"/>
             <w:vMerge/>
             <w:tcBorders>
               <w:bottom w:val="single" w:sz="4" w:space="0" w:color="000000"/>
@@ -2148,7 +2684,7 @@
         </w:tc>
         <w:tc>
           <w:tcPr>
-            <w:tcW w:w="1106" w:type="dxa"/>
+            <w:tcW w:w="1361" w:type="dxa"/>
             <w:tcBorders>
               <w:top w:val="nil"/>
               <w:left w:val="nil"/>
@@ -2178,7 +2714,7 @@
         </w:tc>
         <w:tc>
           <w:tcPr>
-            <w:tcW w:w="1106" w:type="dxa"/>
+            <w:tcW w:w="1361" w:type="dxa"/>
             <w:tcBorders>
               <w:top w:val="nil"/>
               <w:left w:val="nil"/>
@@ -2207,7 +2743,7 @@
         </w:tc>
         <w:tc>
           <w:tcPr>
-            <w:tcW w:w="1106" w:type="dxa"/>
+            <w:tcW w:w="1361" w:type="dxa"/>
             <w:tcBorders>
               <w:top w:val="nil"/>
               <w:left w:val="nil"/>
@@ -2236,7 +2772,7 @@
         </w:tc>
         <w:tc>
           <w:tcPr>
-            <w:tcW w:w="1106" w:type="dxa"/>
+            <w:tcW w:w="1361" w:type="dxa"/>
             <w:tcBorders>
               <w:top w:val="nil"/>
               <w:left w:val="nil"/>
@@ -2278,7 +2814,7 @@
         </w:tc>
         <w:tc>
           <w:tcPr>
-            <w:tcW w:w="1106" w:type="dxa"/>
+            <w:tcW w:w="1361" w:type="dxa"/>
             <w:tcBorders>
               <w:top w:val="nil"/>
               <w:left w:val="nil"/>
@@ -2295,33 +2831,103 @@
                 <w:szCs w:val="21"/>
               </w:rPr>
             </w:pPr>
-          </w:p>
-        </w:tc>
-        <w:tc>
-          <w:tcPr>
-            <w:tcW w:w="1106" w:type="dxa"/>
+            <w:r>
+              <w:rPr>
+                <w:sz w:val="21"/>
+                <w:szCs w:val="21"/>
+              </w:rPr>
+              <w:t>33</w:t>
+            </w:r>
+            <w:r>
+              <w:rPr>
+                <w:sz w:val="21"/>
+                <w:szCs w:val="21"/>
+              </w:rPr>
+              <w:t>.</w:t>
+            </w:r>
+            <w:r>
+              <w:rPr>
+                <w:sz w:val="21"/>
+                <w:szCs w:val="21"/>
+              </w:rPr>
+              <w:t>3</w:t>
+            </w:r>
+            <w:r>
+              <w:rPr>
+                <w:sz w:val="21"/>
+                <w:szCs w:val="21"/>
+              </w:rPr>
+              <w:t>1</w:t>
+            </w:r>
+          </w:p>
+        </w:tc>
+        <w:tc>
+          <w:tcPr>
+            <w:tcW w:w="1361" w:type="dxa"/>
             <w:tcBorders>
               <w:top w:val="nil"/>
               <w:left w:val="nil"/>
               <w:bottom w:val="single" w:sz="4" w:space="0" w:color="000000"/>
               <w:right w:val="nil"/>
             </w:tcBorders>
-            <w:vAlign w:val="center"/>
-          </w:tcPr>
-          <w:p>
-            <w:pPr>
-              <w:spacing w:line="240" w:lineRule="auto"/>
-              <w:jc w:val="center"/>
-              <w:rPr>
-                <w:sz w:val="21"/>
-                <w:szCs w:val="21"/>
-              </w:rPr>
-            </w:pPr>
-          </w:p>
-        </w:tc>
-        <w:tc>
-          <w:tcPr>
-            <w:tcW w:w="1106" w:type="dxa"/>
+          </w:tcPr>
+          <w:p>
+            <w:pPr>
+              <w:spacing w:line="240" w:lineRule="auto"/>
+              <w:jc w:val="center"/>
+              <w:rPr>
+                <w:sz w:val="21"/>
+                <w:szCs w:val="21"/>
+              </w:rPr>
+            </w:pPr>
+          </w:p>
+        </w:tc>
+        <w:tc>
+          <w:tcPr>
+            <w:tcW w:w="1361" w:type="dxa"/>
+            <w:tcBorders>
+              <w:top w:val="nil"/>
+              <w:left w:val="nil"/>
+              <w:bottom w:val="single" w:sz="4" w:space="0" w:color="000000"/>
+              <w:right w:val="nil"/>
+            </w:tcBorders>
+          </w:tcPr>
+          <w:p>
+            <w:pPr>
+              <w:spacing w:line="240" w:lineRule="auto"/>
+              <w:jc w:val="center"/>
+              <w:rPr>
+                <w:sz w:val="21"/>
+                <w:szCs w:val="21"/>
+              </w:rPr>
+            </w:pPr>
+          </w:p>
+        </w:tc>
+        <w:tc>
+          <w:tcPr>
+            <w:tcW w:w="1361" w:type="dxa"/>
+            <w:tcBorders>
+              <w:top w:val="nil"/>
+              <w:left w:val="nil"/>
+              <w:bottom w:val="single" w:sz="4" w:space="0" w:color="000000"/>
+              <w:right w:val="nil"/>
+            </w:tcBorders>
+            <w:vAlign w:val="center"/>
+          </w:tcPr>
+          <w:p>
+            <w:pPr>
+              <w:spacing w:line="240" w:lineRule="auto"/>
+              <w:jc w:val="center"/>
+              <w:rPr>
+                <w:sz w:val="21"/>
+                <w:szCs w:val="21"/>
+              </w:rPr>
+            </w:pPr>
+          </w:p>
+        </w:tc>
+        <w:tc>
+          <w:tcPr>
+            <w:tcW w:w="1361" w:type="dxa"/>
             <w:tcBorders>
               <w:top w:val="nil"/>
               <w:left w:val="nil"/>
@@ -2345,7 +2951,7 @@
         </w:tc>
         <w:tc>
           <w:tcPr>
-            <w:tcW w:w="1106" w:type="dxa"/>
+            <w:tcW w:w="1361" w:type="dxa"/>
             <w:tcBorders>
               <w:top w:val="nil"/>
               <w:left w:val="nil"/>
@@ -2381,7 +2987,7 @@
         </w:trPr>
         <w:tc>
           <w:tcPr>
-            <w:tcW w:w="1247" w:type="dxa"/>
+            <w:tcW w:w="1361" w:type="dxa"/>
             <w:vMerge w:val="restart"/>
             <w:tcBorders>
               <w:top w:val="single" w:sz="4" w:space="0" w:color="000000"/>
@@ -2410,7 +3016,7 @@
         </w:tc>
         <w:tc>
           <w:tcPr>
-            <w:tcW w:w="1106" w:type="dxa"/>
+            <w:tcW w:w="1361" w:type="dxa"/>
             <w:tcBorders>
               <w:top w:val="single" w:sz="4" w:space="0" w:color="000000"/>
               <w:left w:val="nil"/>
@@ -2440,7 +3046,7 @@
         </w:tc>
         <w:tc>
           <w:tcPr>
-            <w:tcW w:w="1106" w:type="dxa"/>
+            <w:tcW w:w="1361" w:type="dxa"/>
             <w:tcBorders>
               <w:top w:val="single" w:sz="4" w:space="0" w:color="000000"/>
               <w:left w:val="nil"/>
@@ -2469,7 +3075,7 @@
         </w:tc>
         <w:tc>
           <w:tcPr>
-            <w:tcW w:w="1106" w:type="dxa"/>
+            <w:tcW w:w="1361" w:type="dxa"/>
             <w:tcBorders>
               <w:top w:val="single" w:sz="4" w:space="0" w:color="000000"/>
               <w:left w:val="nil"/>
@@ -2498,7 +3104,7 @@
         </w:tc>
         <w:tc>
           <w:tcPr>
-            <w:tcW w:w="1106" w:type="dxa"/>
+            <w:tcW w:w="1361" w:type="dxa"/>
             <w:tcBorders>
               <w:top w:val="single" w:sz="4" w:space="0" w:color="000000"/>
               <w:left w:val="nil"/>
@@ -2540,7 +3146,7 @@
         </w:tc>
         <w:tc>
           <w:tcPr>
-            <w:tcW w:w="1106" w:type="dxa"/>
+            <w:tcW w:w="1361" w:type="dxa"/>
             <w:tcBorders>
               <w:top w:val="single" w:sz="4" w:space="0" w:color="000000"/>
               <w:left w:val="nil"/>
@@ -2557,33 +3163,103 @@
                 <w:szCs w:val="21"/>
               </w:rPr>
             </w:pPr>
-          </w:p>
-        </w:tc>
-        <w:tc>
-          <w:tcPr>
-            <w:tcW w:w="1106" w:type="dxa"/>
+            <w:r>
+              <w:rPr>
+                <w:sz w:val="21"/>
+                <w:szCs w:val="21"/>
+              </w:rPr>
+              <w:t>42</w:t>
+            </w:r>
+            <w:r>
+              <w:rPr>
+                <w:sz w:val="21"/>
+                <w:szCs w:val="21"/>
+              </w:rPr>
+              <w:t>.</w:t>
+            </w:r>
+            <w:r>
+              <w:rPr>
+                <w:sz w:val="21"/>
+                <w:szCs w:val="21"/>
+              </w:rPr>
+              <w:t>8</w:t>
+            </w:r>
+            <w:r>
+              <w:rPr>
+                <w:sz w:val="21"/>
+                <w:szCs w:val="21"/>
+              </w:rPr>
+              <w:t>1</w:t>
+            </w:r>
+          </w:p>
+        </w:tc>
+        <w:tc>
+          <w:tcPr>
+            <w:tcW w:w="1361" w:type="dxa"/>
             <w:tcBorders>
               <w:top w:val="single" w:sz="4" w:space="0" w:color="000000"/>
               <w:left w:val="nil"/>
               <w:bottom w:val="nil"/>
               <w:right w:val="nil"/>
             </w:tcBorders>
-            <w:vAlign w:val="center"/>
-          </w:tcPr>
-          <w:p>
-            <w:pPr>
-              <w:spacing w:line="240" w:lineRule="auto"/>
-              <w:jc w:val="center"/>
-              <w:rPr>
-                <w:sz w:val="21"/>
-                <w:szCs w:val="21"/>
-              </w:rPr>
-            </w:pPr>
-          </w:p>
-        </w:tc>
-        <w:tc>
-          <w:tcPr>
-            <w:tcW w:w="1106" w:type="dxa"/>
+          </w:tcPr>
+          <w:p>
+            <w:pPr>
+              <w:spacing w:line="240" w:lineRule="auto"/>
+              <w:jc w:val="center"/>
+              <w:rPr>
+                <w:sz w:val="21"/>
+                <w:szCs w:val="21"/>
+              </w:rPr>
+            </w:pPr>
+          </w:p>
+        </w:tc>
+        <w:tc>
+          <w:tcPr>
+            <w:tcW w:w="1361" w:type="dxa"/>
+            <w:tcBorders>
+              <w:top w:val="single" w:sz="4" w:space="0" w:color="000000"/>
+              <w:left w:val="nil"/>
+              <w:bottom w:val="nil"/>
+              <w:right w:val="nil"/>
+            </w:tcBorders>
+          </w:tcPr>
+          <w:p>
+            <w:pPr>
+              <w:spacing w:line="240" w:lineRule="auto"/>
+              <w:jc w:val="center"/>
+              <w:rPr>
+                <w:sz w:val="21"/>
+                <w:szCs w:val="21"/>
+              </w:rPr>
+            </w:pPr>
+          </w:p>
+        </w:tc>
+        <w:tc>
+          <w:tcPr>
+            <w:tcW w:w="1361" w:type="dxa"/>
+            <w:tcBorders>
+              <w:top w:val="single" w:sz="4" w:space="0" w:color="000000"/>
+              <w:left w:val="nil"/>
+              <w:bottom w:val="nil"/>
+              <w:right w:val="nil"/>
+            </w:tcBorders>
+            <w:vAlign w:val="center"/>
+          </w:tcPr>
+          <w:p>
+            <w:pPr>
+              <w:spacing w:line="240" w:lineRule="auto"/>
+              <w:jc w:val="center"/>
+              <w:rPr>
+                <w:sz w:val="21"/>
+                <w:szCs w:val="21"/>
+              </w:rPr>
+            </w:pPr>
+          </w:p>
+        </w:tc>
+        <w:tc>
+          <w:tcPr>
+            <w:tcW w:w="1361" w:type="dxa"/>
             <w:tcBorders>
               <w:top w:val="single" w:sz="4" w:space="0" w:color="000000"/>
               <w:left w:val="nil"/>
@@ -2607,7 +3283,7 @@
         </w:tc>
         <w:tc>
           <w:tcPr>
-            <w:tcW w:w="1106" w:type="dxa"/>
+            <w:tcW w:w="1361" w:type="dxa"/>
             <w:tcBorders>
               <w:top w:val="single" w:sz="4" w:space="0" w:color="000000"/>
               <w:left w:val="nil"/>
@@ -2643,7 +3319,7 @@
         </w:trPr>
         <w:tc>
           <w:tcPr>
-            <w:tcW w:w="1247" w:type="dxa"/>
+            <w:tcW w:w="1361" w:type="dxa"/>
             <w:vMerge/>
             <w:tcBorders>
               <w:right w:val="nil"/>
@@ -2663,7 +3339,7 @@
         </w:tc>
         <w:tc>
           <w:tcPr>
-            <w:tcW w:w="1106" w:type="dxa"/>
+            <w:tcW w:w="1361" w:type="dxa"/>
             <w:tcBorders>
               <w:top w:val="nil"/>
               <w:left w:val="nil"/>
@@ -2693,7 +3369,7 @@
         </w:tc>
         <w:tc>
           <w:tcPr>
-            <w:tcW w:w="1106" w:type="dxa"/>
+            <w:tcW w:w="1361" w:type="dxa"/>
             <w:tcBorders>
               <w:top w:val="nil"/>
               <w:left w:val="nil"/>
@@ -2722,7 +3398,7 @@
         </w:tc>
         <w:tc>
           <w:tcPr>
-            <w:tcW w:w="1106" w:type="dxa"/>
+            <w:tcW w:w="1361" w:type="dxa"/>
             <w:tcBorders>
               <w:top w:val="nil"/>
               <w:left w:val="nil"/>
@@ -2755,7 +3431,7 @@
         </w:tc>
         <w:tc>
           <w:tcPr>
-            <w:tcW w:w="1106" w:type="dxa"/>
+            <w:tcW w:w="1361" w:type="dxa"/>
             <w:tcBorders>
               <w:top w:val="nil"/>
               <w:left w:val="nil"/>
@@ -2797,72 +3473,142 @@
         </w:tc>
         <w:tc>
           <w:tcPr>
-            <w:tcW w:w="1106" w:type="dxa"/>
-            <w:tcBorders>
-              <w:top w:val="nil"/>
-              <w:left w:val="nil"/>
-              <w:bottom w:val="nil"/>
-              <w:right w:val="nil"/>
-            </w:tcBorders>
-          </w:tcPr>
-          <w:p>
-            <w:pPr>
-              <w:spacing w:line="240" w:lineRule="auto"/>
-              <w:jc w:val="center"/>
-              <w:rPr>
-                <w:sz w:val="21"/>
-                <w:szCs w:val="21"/>
-              </w:rPr>
-            </w:pPr>
-          </w:p>
-        </w:tc>
-        <w:tc>
-          <w:tcPr>
-            <w:tcW w:w="1106" w:type="dxa"/>
-            <w:tcBorders>
-              <w:top w:val="nil"/>
-              <w:left w:val="nil"/>
-              <w:bottom w:val="nil"/>
-              <w:right w:val="nil"/>
-            </w:tcBorders>
-            <w:vAlign w:val="center"/>
-          </w:tcPr>
-          <w:p>
-            <w:pPr>
-              <w:spacing w:line="240" w:lineRule="auto"/>
-              <w:jc w:val="center"/>
-              <w:rPr>
-                <w:sz w:val="21"/>
-                <w:szCs w:val="21"/>
-              </w:rPr>
-            </w:pPr>
-          </w:p>
-        </w:tc>
-        <w:tc>
-          <w:tcPr>
-            <w:tcW w:w="1106" w:type="dxa"/>
-            <w:tcBorders>
-              <w:top w:val="nil"/>
-              <w:left w:val="nil"/>
-              <w:bottom w:val="nil"/>
-              <w:right w:val="nil"/>
-            </w:tcBorders>
-            <w:vAlign w:val="center"/>
-          </w:tcPr>
-          <w:p>
-            <w:pPr>
-              <w:spacing w:line="240" w:lineRule="auto"/>
-              <w:jc w:val="center"/>
-              <w:rPr>
-                <w:sz w:val="21"/>
-                <w:szCs w:val="21"/>
-              </w:rPr>
-            </w:pPr>
-          </w:p>
-        </w:tc>
-        <w:tc>
-          <w:tcPr>
-            <w:tcW w:w="1106" w:type="dxa"/>
+            <w:tcW w:w="1361" w:type="dxa"/>
+            <w:tcBorders>
+              <w:top w:val="nil"/>
+              <w:left w:val="nil"/>
+              <w:bottom w:val="nil"/>
+              <w:right w:val="nil"/>
+            </w:tcBorders>
+          </w:tcPr>
+          <w:p>
+            <w:pPr>
+              <w:spacing w:line="240" w:lineRule="auto"/>
+              <w:jc w:val="center"/>
+              <w:rPr>
+                <w:sz w:val="21"/>
+                <w:szCs w:val="21"/>
+              </w:rPr>
+            </w:pPr>
+            <w:r>
+              <w:rPr>
+                <w:sz w:val="21"/>
+                <w:szCs w:val="21"/>
+              </w:rPr>
+              <w:t>34</w:t>
+            </w:r>
+            <w:r>
+              <w:rPr>
+                <w:sz w:val="21"/>
+                <w:szCs w:val="21"/>
+              </w:rPr>
+              <w:t>.</w:t>
+            </w:r>
+            <w:r>
+              <w:rPr>
+                <w:sz w:val="21"/>
+                <w:szCs w:val="21"/>
+              </w:rPr>
+              <w:t>3</w:t>
+            </w:r>
+            <w:r>
+              <w:rPr>
+                <w:sz w:val="21"/>
+                <w:szCs w:val="21"/>
+              </w:rPr>
+              <w:t>5</w:t>
+            </w:r>
+          </w:p>
+        </w:tc>
+        <w:tc>
+          <w:tcPr>
+            <w:tcW w:w="1361" w:type="dxa"/>
+            <w:tcBorders>
+              <w:top w:val="nil"/>
+              <w:left w:val="nil"/>
+              <w:bottom w:val="nil"/>
+              <w:right w:val="nil"/>
+            </w:tcBorders>
+          </w:tcPr>
+          <w:p>
+            <w:pPr>
+              <w:spacing w:line="240" w:lineRule="auto"/>
+              <w:jc w:val="center"/>
+              <w:rPr>
+                <w:sz w:val="21"/>
+                <w:szCs w:val="21"/>
+              </w:rPr>
+            </w:pPr>
+          </w:p>
+        </w:tc>
+        <w:tc>
+          <w:tcPr>
+            <w:tcW w:w="1361" w:type="dxa"/>
+            <w:tcBorders>
+              <w:top w:val="nil"/>
+              <w:left w:val="nil"/>
+              <w:bottom w:val="nil"/>
+              <w:right w:val="nil"/>
+            </w:tcBorders>
+          </w:tcPr>
+          <w:p>
+            <w:pPr>
+              <w:spacing w:line="240" w:lineRule="auto"/>
+              <w:jc w:val="center"/>
+              <w:rPr>
+                <w:sz w:val="21"/>
+                <w:szCs w:val="21"/>
+              </w:rPr>
+            </w:pPr>
+          </w:p>
+        </w:tc>
+        <w:tc>
+          <w:tcPr>
+            <w:tcW w:w="1361" w:type="dxa"/>
+            <w:tcBorders>
+              <w:top w:val="nil"/>
+              <w:left w:val="nil"/>
+              <w:bottom w:val="nil"/>
+              <w:right w:val="nil"/>
+            </w:tcBorders>
+            <w:vAlign w:val="center"/>
+          </w:tcPr>
+          <w:p>
+            <w:pPr>
+              <w:spacing w:line="240" w:lineRule="auto"/>
+              <w:jc w:val="center"/>
+              <w:rPr>
+                <w:sz w:val="21"/>
+                <w:szCs w:val="21"/>
+              </w:rPr>
+            </w:pPr>
+          </w:p>
+        </w:tc>
+        <w:tc>
+          <w:tcPr>
+            <w:tcW w:w="1361" w:type="dxa"/>
+            <w:tcBorders>
+              <w:top w:val="nil"/>
+              <w:left w:val="nil"/>
+              <w:bottom w:val="nil"/>
+              <w:right w:val="nil"/>
+            </w:tcBorders>
+            <w:vAlign w:val="center"/>
+          </w:tcPr>
+          <w:p>
+            <w:pPr>
+              <w:spacing w:line="240" w:lineRule="auto"/>
+              <w:jc w:val="center"/>
+              <w:rPr>
+                <w:sz w:val="21"/>
+                <w:szCs w:val="21"/>
+              </w:rPr>
+            </w:pPr>
+          </w:p>
+        </w:tc>
+        <w:tc>
+          <w:tcPr>
+            <w:tcW w:w="1361" w:type="dxa"/>
             <w:tcBorders>
               <w:top w:val="nil"/>
               <w:left w:val="nil"/>
@@ -2898,7 +3644,7 @@
         </w:trPr>
         <w:tc>
           <w:tcPr>
-            <w:tcW w:w="1247" w:type="dxa"/>
+            <w:tcW w:w="1361" w:type="dxa"/>
             <w:vMerge/>
             <w:tcBorders>
               <w:right w:val="nil"/>
@@ -2918,7 +3664,7 @@
         </w:tc>
         <w:tc>
           <w:tcPr>
-            <w:tcW w:w="1106" w:type="dxa"/>
+            <w:tcW w:w="1361" w:type="dxa"/>
             <w:tcBorders>
               <w:top w:val="nil"/>
               <w:left w:val="nil"/>
@@ -2955,7 +3701,7 @@
         </w:tc>
         <w:tc>
           <w:tcPr>
-            <w:tcW w:w="1106" w:type="dxa"/>
+            <w:tcW w:w="1361" w:type="dxa"/>
             <w:tcBorders>
               <w:top w:val="nil"/>
               <w:left w:val="nil"/>
@@ -2984,7 +3730,7 @@
         </w:tc>
         <w:tc>
           <w:tcPr>
-            <w:tcW w:w="1106" w:type="dxa"/>
+            <w:tcW w:w="1361" w:type="dxa"/>
             <w:tcBorders>
               <w:top w:val="nil"/>
               <w:left w:val="nil"/>
@@ -3013,7 +3759,7 @@
         </w:tc>
         <w:tc>
           <w:tcPr>
-            <w:tcW w:w="1106" w:type="dxa"/>
+            <w:tcW w:w="1361" w:type="dxa"/>
             <w:tcBorders>
               <w:top w:val="nil"/>
               <w:left w:val="nil"/>
@@ -3055,72 +3801,142 @@
         </w:tc>
         <w:tc>
           <w:tcPr>
-            <w:tcW w:w="1106" w:type="dxa"/>
-            <w:tcBorders>
-              <w:top w:val="nil"/>
-              <w:left w:val="nil"/>
-              <w:bottom w:val="nil"/>
-              <w:right w:val="nil"/>
-            </w:tcBorders>
-          </w:tcPr>
-          <w:p>
-            <w:pPr>
-              <w:spacing w:line="240" w:lineRule="auto"/>
-              <w:jc w:val="center"/>
-              <w:rPr>
-                <w:sz w:val="21"/>
-                <w:szCs w:val="21"/>
-              </w:rPr>
-            </w:pPr>
-          </w:p>
-        </w:tc>
-        <w:tc>
-          <w:tcPr>
-            <w:tcW w:w="1106" w:type="dxa"/>
-            <w:tcBorders>
-              <w:top w:val="nil"/>
-              <w:left w:val="nil"/>
-              <w:bottom w:val="nil"/>
-              <w:right w:val="nil"/>
-            </w:tcBorders>
-            <w:vAlign w:val="center"/>
-          </w:tcPr>
-          <w:p>
-            <w:pPr>
-              <w:spacing w:line="240" w:lineRule="auto"/>
-              <w:jc w:val="center"/>
-              <w:rPr>
-                <w:sz w:val="21"/>
-                <w:szCs w:val="21"/>
-              </w:rPr>
-            </w:pPr>
-          </w:p>
-        </w:tc>
-        <w:tc>
-          <w:tcPr>
-            <w:tcW w:w="1106" w:type="dxa"/>
-            <w:tcBorders>
-              <w:top w:val="nil"/>
-              <w:left w:val="nil"/>
-              <w:bottom w:val="nil"/>
-              <w:right w:val="nil"/>
-            </w:tcBorders>
-            <w:vAlign w:val="center"/>
-          </w:tcPr>
-          <w:p>
-            <w:pPr>
-              <w:spacing w:line="240" w:lineRule="auto"/>
-              <w:jc w:val="center"/>
-              <w:rPr>
-                <w:sz w:val="21"/>
-                <w:szCs w:val="21"/>
-              </w:rPr>
-            </w:pPr>
-          </w:p>
-        </w:tc>
-        <w:tc>
-          <w:tcPr>
-            <w:tcW w:w="1106" w:type="dxa"/>
+            <w:tcW w:w="1361" w:type="dxa"/>
+            <w:tcBorders>
+              <w:top w:val="nil"/>
+              <w:left w:val="nil"/>
+              <w:bottom w:val="nil"/>
+              <w:right w:val="nil"/>
+            </w:tcBorders>
+          </w:tcPr>
+          <w:p>
+            <w:pPr>
+              <w:spacing w:line="240" w:lineRule="auto"/>
+              <w:jc w:val="center"/>
+              <w:rPr>
+                <w:sz w:val="21"/>
+                <w:szCs w:val="21"/>
+              </w:rPr>
+            </w:pPr>
+            <w:r>
+              <w:rPr>
+                <w:sz w:val="21"/>
+                <w:szCs w:val="21"/>
+              </w:rPr>
+              <w:t>36</w:t>
+            </w:r>
+            <w:r>
+              <w:rPr>
+                <w:sz w:val="21"/>
+                <w:szCs w:val="21"/>
+              </w:rPr>
+              <w:t>.</w:t>
+            </w:r>
+            <w:r>
+              <w:rPr>
+                <w:sz w:val="21"/>
+                <w:szCs w:val="21"/>
+              </w:rPr>
+              <w:t>6</w:t>
+            </w:r>
+            <w:r>
+              <w:rPr>
+                <w:sz w:val="21"/>
+                <w:szCs w:val="21"/>
+              </w:rPr>
+              <w:t>4</w:t>
+            </w:r>
+          </w:p>
+        </w:tc>
+        <w:tc>
+          <w:tcPr>
+            <w:tcW w:w="1361" w:type="dxa"/>
+            <w:tcBorders>
+              <w:top w:val="nil"/>
+              <w:left w:val="nil"/>
+              <w:bottom w:val="nil"/>
+              <w:right w:val="nil"/>
+            </w:tcBorders>
+          </w:tcPr>
+          <w:p>
+            <w:pPr>
+              <w:spacing w:line="240" w:lineRule="auto"/>
+              <w:jc w:val="center"/>
+              <w:rPr>
+                <w:sz w:val="21"/>
+                <w:szCs w:val="21"/>
+              </w:rPr>
+            </w:pPr>
+          </w:p>
+        </w:tc>
+        <w:tc>
+          <w:tcPr>
+            <w:tcW w:w="1361" w:type="dxa"/>
+            <w:tcBorders>
+              <w:top w:val="nil"/>
+              <w:left w:val="nil"/>
+              <w:bottom w:val="nil"/>
+              <w:right w:val="nil"/>
+            </w:tcBorders>
+          </w:tcPr>
+          <w:p>
+            <w:pPr>
+              <w:spacing w:line="240" w:lineRule="auto"/>
+              <w:jc w:val="center"/>
+              <w:rPr>
+                <w:sz w:val="21"/>
+                <w:szCs w:val="21"/>
+              </w:rPr>
+            </w:pPr>
+          </w:p>
+        </w:tc>
+        <w:tc>
+          <w:tcPr>
+            <w:tcW w:w="1361" w:type="dxa"/>
+            <w:tcBorders>
+              <w:top w:val="nil"/>
+              <w:left w:val="nil"/>
+              <w:bottom w:val="nil"/>
+              <w:right w:val="nil"/>
+            </w:tcBorders>
+            <w:vAlign w:val="center"/>
+          </w:tcPr>
+          <w:p>
+            <w:pPr>
+              <w:spacing w:line="240" w:lineRule="auto"/>
+              <w:jc w:val="center"/>
+              <w:rPr>
+                <w:sz w:val="21"/>
+                <w:szCs w:val="21"/>
+              </w:rPr>
+            </w:pPr>
+          </w:p>
+        </w:tc>
+        <w:tc>
+          <w:tcPr>
+            <w:tcW w:w="1361" w:type="dxa"/>
+            <w:tcBorders>
+              <w:top w:val="nil"/>
+              <w:left w:val="nil"/>
+              <w:bottom w:val="nil"/>
+              <w:right w:val="nil"/>
+            </w:tcBorders>
+            <w:vAlign w:val="center"/>
+          </w:tcPr>
+          <w:p>
+            <w:pPr>
+              <w:spacing w:line="240" w:lineRule="auto"/>
+              <w:jc w:val="center"/>
+              <w:rPr>
+                <w:sz w:val="21"/>
+                <w:szCs w:val="21"/>
+              </w:rPr>
+            </w:pPr>
+          </w:p>
+        </w:tc>
+        <w:tc>
+          <w:tcPr>
+            <w:tcW w:w="1361" w:type="dxa"/>
             <w:tcBorders>
               <w:top w:val="nil"/>
               <w:left w:val="nil"/>
@@ -3160,7 +3976,7 @@
         </w:trPr>
         <w:tc>
           <w:tcPr>
-            <w:tcW w:w="1247" w:type="dxa"/>
+            <w:tcW w:w="1361" w:type="dxa"/>
             <w:vMerge/>
             <w:tcBorders>
               <w:bottom w:val="single" w:sz="4" w:space="0" w:color="000000"/>
@@ -3181,7 +3997,7 @@
         </w:tc>
         <w:tc>
           <w:tcPr>
-            <w:tcW w:w="1106" w:type="dxa"/>
+            <w:tcW w:w="1361" w:type="dxa"/>
             <w:tcBorders>
               <w:top w:val="nil"/>
               <w:left w:val="nil"/>
@@ -3211,7 +4027,7 @@
         </w:tc>
         <w:tc>
           <w:tcPr>
-            <w:tcW w:w="1106" w:type="dxa"/>
+            <w:tcW w:w="1361" w:type="dxa"/>
             <w:tcBorders>
               <w:top w:val="nil"/>
               <w:left w:val="nil"/>
@@ -3240,7 +4056,7 @@
         </w:tc>
         <w:tc>
           <w:tcPr>
-            <w:tcW w:w="1106" w:type="dxa"/>
+            <w:tcW w:w="1361" w:type="dxa"/>
             <w:tcBorders>
               <w:top w:val="nil"/>
               <w:left w:val="nil"/>
@@ -3273,7 +4089,7 @@
         </w:tc>
         <w:tc>
           <w:tcPr>
-            <w:tcW w:w="1106" w:type="dxa"/>
+            <w:tcW w:w="1361" w:type="dxa"/>
             <w:tcBorders>
               <w:top w:val="nil"/>
               <w:left w:val="nil"/>
@@ -3315,7 +4131,7 @@
         </w:tc>
         <w:tc>
           <w:tcPr>
-            <w:tcW w:w="1106" w:type="dxa"/>
+            <w:tcW w:w="1361" w:type="dxa"/>
             <w:tcBorders>
               <w:top w:val="nil"/>
               <w:left w:val="nil"/>
@@ -3332,55 +4148,125 @@
                 <w:szCs w:val="21"/>
               </w:rPr>
             </w:pPr>
-          </w:p>
-        </w:tc>
-        <w:tc>
-          <w:tcPr>
-            <w:tcW w:w="1106" w:type="dxa"/>
+            <w:r>
+              <w:rPr>
+                <w:sz w:val="21"/>
+                <w:szCs w:val="21"/>
+              </w:rPr>
+              <w:t>22</w:t>
+            </w:r>
+            <w:r>
+              <w:rPr>
+                <w:sz w:val="21"/>
+                <w:szCs w:val="21"/>
+              </w:rPr>
+              <w:t>.</w:t>
+            </w:r>
+            <w:r>
+              <w:rPr>
+                <w:sz w:val="21"/>
+                <w:szCs w:val="21"/>
+              </w:rPr>
+              <w:t>8</w:t>
+            </w:r>
+            <w:r>
+              <w:rPr>
+                <w:sz w:val="21"/>
+                <w:szCs w:val="21"/>
+              </w:rPr>
+              <w:t>7</w:t>
+            </w:r>
+          </w:p>
+        </w:tc>
+        <w:tc>
+          <w:tcPr>
+            <w:tcW w:w="1361" w:type="dxa"/>
             <w:tcBorders>
               <w:top w:val="nil"/>
               <w:left w:val="nil"/>
               <w:bottom w:val="single" w:sz="4" w:space="0" w:color="000000"/>
               <w:right w:val="nil"/>
             </w:tcBorders>
-            <w:vAlign w:val="center"/>
-          </w:tcPr>
-          <w:p>
-            <w:pPr>
-              <w:spacing w:line="240" w:lineRule="auto"/>
-              <w:jc w:val="center"/>
-              <w:rPr>
-                <w:sz w:val="21"/>
-                <w:szCs w:val="21"/>
-              </w:rPr>
-            </w:pPr>
-          </w:p>
-        </w:tc>
-        <w:tc>
-          <w:tcPr>
-            <w:tcW w:w="1106" w:type="dxa"/>
+          </w:tcPr>
+          <w:p>
+            <w:pPr>
+              <w:spacing w:line="240" w:lineRule="auto"/>
+              <w:jc w:val="center"/>
+              <w:rPr>
+                <w:sz w:val="21"/>
+                <w:szCs w:val="21"/>
+              </w:rPr>
+            </w:pPr>
+          </w:p>
+        </w:tc>
+        <w:tc>
+          <w:tcPr>
+            <w:tcW w:w="1361" w:type="dxa"/>
             <w:tcBorders>
               <w:top w:val="nil"/>
               <w:left w:val="nil"/>
               <w:bottom w:val="single" w:sz="4" w:space="0" w:color="000000"/>
               <w:right w:val="nil"/>
             </w:tcBorders>
-            <w:vAlign w:val="center"/>
-          </w:tcPr>
-          <w:p>
-            <w:pPr>
-              <w:spacing w:line="240" w:lineRule="auto"/>
-              <w:jc w:val="center"/>
-              <w:rPr>
-                <w:sz w:val="21"/>
-                <w:szCs w:val="21"/>
-              </w:rPr>
-            </w:pPr>
-          </w:p>
-        </w:tc>
-        <w:tc>
-          <w:tcPr>
-            <w:tcW w:w="1106" w:type="dxa"/>
+          </w:tcPr>
+          <w:p>
+            <w:pPr>
+              <w:spacing w:line="240" w:lineRule="auto"/>
+              <w:jc w:val="center"/>
+              <w:rPr>
+                <w:sz w:val="21"/>
+                <w:szCs w:val="21"/>
+              </w:rPr>
+            </w:pPr>
+          </w:p>
+        </w:tc>
+        <w:tc>
+          <w:tcPr>
+            <w:tcW w:w="1361" w:type="dxa"/>
+            <w:tcBorders>
+              <w:top w:val="nil"/>
+              <w:left w:val="nil"/>
+              <w:bottom w:val="single" w:sz="4" w:space="0" w:color="000000"/>
+              <w:right w:val="nil"/>
+            </w:tcBorders>
+            <w:vAlign w:val="center"/>
+          </w:tcPr>
+          <w:p>
+            <w:pPr>
+              <w:spacing w:line="240" w:lineRule="auto"/>
+              <w:jc w:val="center"/>
+              <w:rPr>
+                <w:sz w:val="21"/>
+                <w:szCs w:val="21"/>
+              </w:rPr>
+            </w:pPr>
+          </w:p>
+        </w:tc>
+        <w:tc>
+          <w:tcPr>
+            <w:tcW w:w="1361" w:type="dxa"/>
+            <w:tcBorders>
+              <w:top w:val="nil"/>
+              <w:left w:val="nil"/>
+              <w:bottom w:val="single" w:sz="4" w:space="0" w:color="000000"/>
+              <w:right w:val="nil"/>
+            </w:tcBorders>
+            <w:vAlign w:val="center"/>
+          </w:tcPr>
+          <w:p>
+            <w:pPr>
+              <w:spacing w:line="240" w:lineRule="auto"/>
+              <w:jc w:val="center"/>
+              <w:rPr>
+                <w:sz w:val="21"/>
+                <w:szCs w:val="21"/>
+              </w:rPr>
+            </w:pPr>
+          </w:p>
+        </w:tc>
+        <w:tc>
+          <w:tcPr>
+            <w:tcW w:w="1361" w:type="dxa"/>
             <w:tcBorders>
               <w:top w:val="nil"/>
               <w:left w:val="nil"/>
@@ -3416,7 +4302,7 @@
         </w:trPr>
         <w:tc>
           <w:tcPr>
-            <w:tcW w:w="1247" w:type="dxa"/>
+            <w:tcW w:w="1361" w:type="dxa"/>
             <w:vMerge w:val="restart"/>
             <w:tcBorders>
               <w:top w:val="single" w:sz="4" w:space="0" w:color="000000"/>
@@ -3444,7 +4330,7 @@
         </w:tc>
         <w:tc>
           <w:tcPr>
-            <w:tcW w:w="1106" w:type="dxa"/>
+            <w:tcW w:w="1361" w:type="dxa"/>
             <w:tcBorders>
               <w:top w:val="single" w:sz="4" w:space="0" w:color="000000"/>
               <w:left w:val="nil"/>
@@ -3474,7 +4360,7 @@
         </w:tc>
         <w:tc>
           <w:tcPr>
-            <w:tcW w:w="1106" w:type="dxa"/>
+            <w:tcW w:w="1361" w:type="dxa"/>
             <w:tcBorders>
               <w:top w:val="single" w:sz="4" w:space="0" w:color="000000"/>
               <w:left w:val="nil"/>
@@ -3496,7 +4382,7 @@
         </w:tc>
         <w:tc>
           <w:tcPr>
-            <w:tcW w:w="1106" w:type="dxa"/>
+            <w:tcW w:w="1361" w:type="dxa"/>
             <w:tcBorders>
               <w:top w:val="single" w:sz="4" w:space="0" w:color="000000"/>
               <w:left w:val="nil"/>
@@ -3518,7 +4404,7 @@
         </w:tc>
         <w:tc>
           <w:tcPr>
-            <w:tcW w:w="1106" w:type="dxa"/>
+            <w:tcW w:w="1361" w:type="dxa"/>
             <w:tcBorders>
               <w:top w:val="single" w:sz="4" w:space="0" w:color="000000"/>
               <w:left w:val="nil"/>
@@ -3539,7 +4425,7 @@
         </w:tc>
         <w:tc>
           <w:tcPr>
-            <w:tcW w:w="1106" w:type="dxa"/>
+            <w:tcW w:w="1361" w:type="dxa"/>
             <w:tcBorders>
               <w:top w:val="single" w:sz="4" w:space="0" w:color="000000"/>
               <w:left w:val="nil"/>
@@ -3560,29 +4446,71 @@
         </w:tc>
         <w:tc>
           <w:tcPr>
-            <w:tcW w:w="1106" w:type="dxa"/>
+            <w:tcW w:w="1361" w:type="dxa"/>
             <w:tcBorders>
               <w:top w:val="single" w:sz="4" w:space="0" w:color="000000"/>
               <w:left w:val="nil"/>
               <w:bottom w:val="nil"/>
               <w:right w:val="nil"/>
             </w:tcBorders>
-            <w:vAlign w:val="center"/>
-          </w:tcPr>
-          <w:p>
-            <w:pPr>
-              <w:spacing w:line="240" w:lineRule="auto"/>
-              <w:jc w:val="center"/>
-              <w:rPr>
-                <w:sz w:val="21"/>
-                <w:szCs w:val="21"/>
-              </w:rPr>
-            </w:pPr>
-          </w:p>
-        </w:tc>
-        <w:tc>
-          <w:tcPr>
-            <w:tcW w:w="1106" w:type="dxa"/>
+          </w:tcPr>
+          <w:p>
+            <w:pPr>
+              <w:spacing w:line="240" w:lineRule="auto"/>
+              <w:jc w:val="center"/>
+              <w:rPr>
+                <w:sz w:val="21"/>
+                <w:szCs w:val="21"/>
+              </w:rPr>
+            </w:pPr>
+          </w:p>
+        </w:tc>
+        <w:tc>
+          <w:tcPr>
+            <w:tcW w:w="1361" w:type="dxa"/>
+            <w:tcBorders>
+              <w:top w:val="single" w:sz="4" w:space="0" w:color="000000"/>
+              <w:left w:val="nil"/>
+              <w:bottom w:val="nil"/>
+              <w:right w:val="nil"/>
+            </w:tcBorders>
+          </w:tcPr>
+          <w:p>
+            <w:pPr>
+              <w:spacing w:line="240" w:lineRule="auto"/>
+              <w:jc w:val="center"/>
+              <w:rPr>
+                <w:sz w:val="21"/>
+                <w:szCs w:val="21"/>
+              </w:rPr>
+            </w:pPr>
+          </w:p>
+        </w:tc>
+        <w:tc>
+          <w:tcPr>
+            <w:tcW w:w="1361" w:type="dxa"/>
+            <w:tcBorders>
+              <w:top w:val="single" w:sz="4" w:space="0" w:color="000000"/>
+              <w:left w:val="nil"/>
+              <w:bottom w:val="nil"/>
+              <w:right w:val="nil"/>
+            </w:tcBorders>
+            <w:vAlign w:val="center"/>
+          </w:tcPr>
+          <w:p>
+            <w:pPr>
+              <w:spacing w:line="240" w:lineRule="auto"/>
+              <w:jc w:val="center"/>
+              <w:rPr>
+                <w:sz w:val="21"/>
+                <w:szCs w:val="21"/>
+              </w:rPr>
+            </w:pPr>
+          </w:p>
+        </w:tc>
+        <w:tc>
+          <w:tcPr>
+            <w:tcW w:w="1361" w:type="dxa"/>
             <w:tcBorders>
               <w:top w:val="single" w:sz="4" w:space="0" w:color="000000"/>
               <w:left w:val="nil"/>
@@ -3606,7 +4534,7 @@
         </w:tc>
         <w:tc>
           <w:tcPr>
-            <w:tcW w:w="1106" w:type="dxa"/>
+            <w:tcW w:w="1361" w:type="dxa"/>
             <w:tcBorders>
               <w:top w:val="single" w:sz="4" w:space="0" w:color="000000"/>
               <w:left w:val="nil"/>
@@ -3634,7 +4562,7 @@
         </w:trPr>
         <w:tc>
           <w:tcPr>
-            <w:tcW w:w="1247" w:type="dxa"/>
+            <w:tcW w:w="1361" w:type="dxa"/>
             <w:vMerge/>
             <w:tcBorders>
               <w:right w:val="nil"/>
@@ -3654,7 +4582,7 @@
         </w:tc>
         <w:tc>
           <w:tcPr>
-            <w:tcW w:w="1106" w:type="dxa"/>
+            <w:tcW w:w="1361" w:type="dxa"/>
             <w:tcBorders>
               <w:top w:val="nil"/>
               <w:left w:val="nil"/>
@@ -3684,137 +4612,179 @@
         </w:tc>
         <w:tc>
           <w:tcPr>
-            <w:tcW w:w="1106" w:type="dxa"/>
-            <w:tcBorders>
-              <w:top w:val="nil"/>
-              <w:left w:val="nil"/>
-              <w:bottom w:val="nil"/>
-              <w:right w:val="nil"/>
-            </w:tcBorders>
-            <w:vAlign w:val="center"/>
-          </w:tcPr>
-          <w:p>
-            <w:pPr>
-              <w:spacing w:line="240" w:lineRule="auto"/>
-              <w:jc w:val="center"/>
-              <w:rPr>
-                <w:sz w:val="21"/>
-                <w:szCs w:val="21"/>
-              </w:rPr>
-            </w:pPr>
-          </w:p>
-        </w:tc>
-        <w:tc>
-          <w:tcPr>
-            <w:tcW w:w="1106" w:type="dxa"/>
-            <w:tcBorders>
-              <w:top w:val="nil"/>
-              <w:left w:val="nil"/>
-              <w:bottom w:val="nil"/>
-              <w:right w:val="nil"/>
-            </w:tcBorders>
-            <w:vAlign w:val="center"/>
-          </w:tcPr>
-          <w:p>
-            <w:pPr>
-              <w:spacing w:line="240" w:lineRule="auto"/>
-              <w:jc w:val="center"/>
-              <w:rPr>
-                <w:sz w:val="21"/>
-                <w:szCs w:val="21"/>
-              </w:rPr>
-            </w:pPr>
-          </w:p>
-        </w:tc>
-        <w:tc>
-          <w:tcPr>
-            <w:tcW w:w="1106" w:type="dxa"/>
-            <w:tcBorders>
-              <w:top w:val="nil"/>
-              <w:left w:val="nil"/>
-              <w:bottom w:val="nil"/>
-              <w:right w:val="nil"/>
-            </w:tcBorders>
-          </w:tcPr>
-          <w:p>
-            <w:pPr>
-              <w:spacing w:line="240" w:lineRule="auto"/>
-              <w:jc w:val="center"/>
-              <w:rPr>
-                <w:sz w:val="21"/>
-                <w:szCs w:val="21"/>
-              </w:rPr>
-            </w:pPr>
-          </w:p>
-        </w:tc>
-        <w:tc>
-          <w:tcPr>
-            <w:tcW w:w="1106" w:type="dxa"/>
-            <w:tcBorders>
-              <w:top w:val="nil"/>
-              <w:left w:val="nil"/>
-              <w:bottom w:val="nil"/>
-              <w:right w:val="nil"/>
-            </w:tcBorders>
-          </w:tcPr>
-          <w:p>
-            <w:pPr>
-              <w:spacing w:line="240" w:lineRule="auto"/>
-              <w:jc w:val="center"/>
-              <w:rPr>
-                <w:sz w:val="21"/>
-                <w:szCs w:val="21"/>
-              </w:rPr>
-            </w:pPr>
-          </w:p>
-        </w:tc>
-        <w:tc>
-          <w:tcPr>
-            <w:tcW w:w="1106" w:type="dxa"/>
-            <w:tcBorders>
-              <w:top w:val="nil"/>
-              <w:left w:val="nil"/>
-              <w:bottom w:val="nil"/>
-              <w:right w:val="nil"/>
-            </w:tcBorders>
-            <w:vAlign w:val="center"/>
-          </w:tcPr>
-          <w:p>
-            <w:pPr>
-              <w:spacing w:line="240" w:lineRule="auto"/>
-              <w:jc w:val="center"/>
-              <w:rPr>
-                <w:sz w:val="21"/>
-                <w:szCs w:val="21"/>
-              </w:rPr>
-            </w:pPr>
-          </w:p>
-        </w:tc>
-        <w:tc>
-          <w:tcPr>
-            <w:tcW w:w="1106" w:type="dxa"/>
-            <w:tcBorders>
-              <w:top w:val="nil"/>
-              <w:left w:val="nil"/>
-              <w:bottom w:val="nil"/>
-              <w:right w:val="nil"/>
-            </w:tcBorders>
-            <w:vAlign w:val="center"/>
-          </w:tcPr>
-          <w:p>
-            <w:pPr>
-              <w:spacing w:line="240" w:lineRule="auto"/>
-              <w:jc w:val="center"/>
-              <w:rPr>
-                <w:sz w:val="21"/>
-                <w:szCs w:val="21"/>
-              </w:rPr>
-            </w:pPr>
-          </w:p>
-        </w:tc>
-        <w:tc>
-          <w:tcPr>
-            <w:tcW w:w="1106" w:type="dxa"/>
+            <w:tcW w:w="1361" w:type="dxa"/>
+            <w:tcBorders>
+              <w:top w:val="nil"/>
+              <w:left w:val="nil"/>
+              <w:bottom w:val="nil"/>
+              <w:right w:val="nil"/>
+            </w:tcBorders>
+            <w:vAlign w:val="center"/>
+          </w:tcPr>
+          <w:p>
+            <w:pPr>
+              <w:spacing w:line="240" w:lineRule="auto"/>
+              <w:jc w:val="center"/>
+              <w:rPr>
+                <w:sz w:val="21"/>
+                <w:szCs w:val="21"/>
+              </w:rPr>
+            </w:pPr>
+          </w:p>
+        </w:tc>
+        <w:tc>
+          <w:tcPr>
+            <w:tcW w:w="1361" w:type="dxa"/>
+            <w:tcBorders>
+              <w:top w:val="nil"/>
+              <w:left w:val="nil"/>
+              <w:bottom w:val="nil"/>
+              <w:right w:val="nil"/>
+            </w:tcBorders>
+            <w:vAlign w:val="center"/>
+          </w:tcPr>
+          <w:p>
+            <w:pPr>
+              <w:spacing w:line="240" w:lineRule="auto"/>
+              <w:jc w:val="center"/>
+              <w:rPr>
+                <w:sz w:val="21"/>
+                <w:szCs w:val="21"/>
+              </w:rPr>
+            </w:pPr>
+          </w:p>
+        </w:tc>
+        <w:tc>
+          <w:tcPr>
+            <w:tcW w:w="1361" w:type="dxa"/>
+            <w:tcBorders>
+              <w:top w:val="nil"/>
+              <w:left w:val="nil"/>
+              <w:bottom w:val="nil"/>
+              <w:right w:val="nil"/>
+            </w:tcBorders>
+          </w:tcPr>
+          <w:p>
+            <w:pPr>
+              <w:spacing w:line="240" w:lineRule="auto"/>
+              <w:jc w:val="center"/>
+              <w:rPr>
+                <w:sz w:val="21"/>
+                <w:szCs w:val="21"/>
+              </w:rPr>
+            </w:pPr>
+          </w:p>
+        </w:tc>
+        <w:tc>
+          <w:tcPr>
+            <w:tcW w:w="1361" w:type="dxa"/>
+            <w:tcBorders>
+              <w:top w:val="nil"/>
+              <w:left w:val="nil"/>
+              <w:bottom w:val="nil"/>
+              <w:right w:val="nil"/>
+            </w:tcBorders>
+          </w:tcPr>
+          <w:p>
+            <w:pPr>
+              <w:spacing w:line="240" w:lineRule="auto"/>
+              <w:jc w:val="center"/>
+              <w:rPr>
+                <w:sz w:val="21"/>
+                <w:szCs w:val="21"/>
+              </w:rPr>
+            </w:pPr>
+          </w:p>
+        </w:tc>
+        <w:tc>
+          <w:tcPr>
+            <w:tcW w:w="1361" w:type="dxa"/>
+            <w:tcBorders>
+              <w:top w:val="nil"/>
+              <w:left w:val="nil"/>
+              <w:bottom w:val="nil"/>
+              <w:right w:val="nil"/>
+            </w:tcBorders>
+          </w:tcPr>
+          <w:p>
+            <w:pPr>
+              <w:spacing w:line="240" w:lineRule="auto"/>
+              <w:jc w:val="center"/>
+              <w:rPr>
+                <w:sz w:val="21"/>
+                <w:szCs w:val="21"/>
+              </w:rPr>
+            </w:pPr>
+          </w:p>
+        </w:tc>
+        <w:tc>
+          <w:tcPr>
+            <w:tcW w:w="1361" w:type="dxa"/>
+            <w:tcBorders>
+              <w:top w:val="nil"/>
+              <w:left w:val="nil"/>
+              <w:bottom w:val="nil"/>
+              <w:right w:val="nil"/>
+            </w:tcBorders>
+          </w:tcPr>
+          <w:p>
+            <w:pPr>
+              <w:spacing w:line="240" w:lineRule="auto"/>
+              <w:jc w:val="center"/>
+              <w:rPr>
+                <w:sz w:val="21"/>
+                <w:szCs w:val="21"/>
+              </w:rPr>
+            </w:pPr>
+          </w:p>
+        </w:tc>
+        <w:tc>
+          <w:tcPr>
+            <w:tcW w:w="1361" w:type="dxa"/>
+            <w:tcBorders>
+              <w:top w:val="nil"/>
+              <w:left w:val="nil"/>
+              <w:bottom w:val="nil"/>
+              <w:right w:val="nil"/>
+            </w:tcBorders>
+            <w:vAlign w:val="center"/>
+          </w:tcPr>
+          <w:p>
+            <w:pPr>
+              <w:spacing w:line="240" w:lineRule="auto"/>
+              <w:jc w:val="center"/>
+              <w:rPr>
+                <w:sz w:val="21"/>
+                <w:szCs w:val="21"/>
+              </w:rPr>
+            </w:pPr>
+          </w:p>
+        </w:tc>
+        <w:tc>
+          <w:tcPr>
+            <w:tcW w:w="1361" w:type="dxa"/>
+            <w:tcBorders>
+              <w:top w:val="nil"/>
+              <w:left w:val="nil"/>
+              <w:bottom w:val="nil"/>
+              <w:right w:val="nil"/>
+            </w:tcBorders>
+            <w:vAlign w:val="center"/>
+          </w:tcPr>
+          <w:p>
+            <w:pPr>
+              <w:spacing w:line="240" w:lineRule="auto"/>
+              <w:jc w:val="center"/>
+              <w:rPr>
+                <w:sz w:val="21"/>
+                <w:szCs w:val="21"/>
+              </w:rPr>
+            </w:pPr>
+          </w:p>
+        </w:tc>
+        <w:tc>
+          <w:tcPr>
+            <w:tcW w:w="1361" w:type="dxa"/>
             <w:tcBorders>
               <w:top w:val="nil"/>
               <w:left w:val="nil"/>
@@ -3844,7 +4814,7 @@
         </w:trPr>
         <w:tc>
           <w:tcPr>
-            <w:tcW w:w="1247" w:type="dxa"/>
+            <w:tcW w:w="1361" w:type="dxa"/>
             <w:vMerge/>
             <w:tcBorders>
               <w:right w:val="nil"/>
@@ -3864,7 +4834,7 @@
         </w:tc>
         <w:tc>
           <w:tcPr>
-            <w:tcW w:w="1106" w:type="dxa"/>
+            <w:tcW w:w="1361" w:type="dxa"/>
             <w:tcBorders>
               <w:top w:val="nil"/>
               <w:left w:val="nil"/>
@@ -3901,137 +4871,179 @@
         </w:tc>
         <w:tc>
           <w:tcPr>
-            <w:tcW w:w="1106" w:type="dxa"/>
-            <w:tcBorders>
-              <w:top w:val="nil"/>
-              <w:left w:val="nil"/>
-              <w:bottom w:val="nil"/>
-              <w:right w:val="nil"/>
-            </w:tcBorders>
-            <w:vAlign w:val="center"/>
-          </w:tcPr>
-          <w:p>
-            <w:pPr>
-              <w:spacing w:line="240" w:lineRule="auto"/>
-              <w:jc w:val="center"/>
-              <w:rPr>
-                <w:sz w:val="21"/>
-                <w:szCs w:val="21"/>
-              </w:rPr>
-            </w:pPr>
-          </w:p>
-        </w:tc>
-        <w:tc>
-          <w:tcPr>
-            <w:tcW w:w="1106" w:type="dxa"/>
-            <w:tcBorders>
-              <w:top w:val="nil"/>
-              <w:left w:val="nil"/>
-              <w:bottom w:val="nil"/>
-              <w:right w:val="nil"/>
-            </w:tcBorders>
-            <w:vAlign w:val="center"/>
-          </w:tcPr>
-          <w:p>
-            <w:pPr>
-              <w:spacing w:line="240" w:lineRule="auto"/>
-              <w:jc w:val="center"/>
-              <w:rPr>
-                <w:sz w:val="21"/>
-                <w:szCs w:val="21"/>
-              </w:rPr>
-            </w:pPr>
-          </w:p>
-        </w:tc>
-        <w:tc>
-          <w:tcPr>
-            <w:tcW w:w="1106" w:type="dxa"/>
-            <w:tcBorders>
-              <w:top w:val="nil"/>
-              <w:left w:val="nil"/>
-              <w:bottom w:val="nil"/>
-              <w:right w:val="nil"/>
-            </w:tcBorders>
-          </w:tcPr>
-          <w:p>
-            <w:pPr>
-              <w:spacing w:line="240" w:lineRule="auto"/>
-              <w:jc w:val="center"/>
-              <w:rPr>
-                <w:sz w:val="21"/>
-                <w:szCs w:val="21"/>
-              </w:rPr>
-            </w:pPr>
-          </w:p>
-        </w:tc>
-        <w:tc>
-          <w:tcPr>
-            <w:tcW w:w="1106" w:type="dxa"/>
-            <w:tcBorders>
-              <w:top w:val="nil"/>
-              <w:left w:val="nil"/>
-              <w:bottom w:val="nil"/>
-              <w:right w:val="nil"/>
-            </w:tcBorders>
-          </w:tcPr>
-          <w:p>
-            <w:pPr>
-              <w:spacing w:line="240" w:lineRule="auto"/>
-              <w:jc w:val="center"/>
-              <w:rPr>
-                <w:sz w:val="21"/>
-                <w:szCs w:val="21"/>
-              </w:rPr>
-            </w:pPr>
-          </w:p>
-        </w:tc>
-        <w:tc>
-          <w:tcPr>
-            <w:tcW w:w="1106" w:type="dxa"/>
-            <w:tcBorders>
-              <w:top w:val="nil"/>
-              <w:left w:val="nil"/>
-              <w:bottom w:val="nil"/>
-              <w:right w:val="nil"/>
-            </w:tcBorders>
-            <w:vAlign w:val="center"/>
-          </w:tcPr>
-          <w:p>
-            <w:pPr>
-              <w:spacing w:line="240" w:lineRule="auto"/>
-              <w:jc w:val="center"/>
-              <w:rPr>
-                <w:sz w:val="21"/>
-                <w:szCs w:val="21"/>
-              </w:rPr>
-            </w:pPr>
-          </w:p>
-        </w:tc>
-        <w:tc>
-          <w:tcPr>
-            <w:tcW w:w="1106" w:type="dxa"/>
-            <w:tcBorders>
-              <w:top w:val="nil"/>
-              <w:left w:val="nil"/>
-              <w:bottom w:val="nil"/>
-              <w:right w:val="nil"/>
-            </w:tcBorders>
-            <w:vAlign w:val="center"/>
-          </w:tcPr>
-          <w:p>
-            <w:pPr>
-              <w:spacing w:line="240" w:lineRule="auto"/>
-              <w:jc w:val="center"/>
-              <w:rPr>
-                <w:sz w:val="21"/>
-                <w:szCs w:val="21"/>
-              </w:rPr>
-            </w:pPr>
-          </w:p>
-        </w:tc>
-        <w:tc>
-          <w:tcPr>
-            <w:tcW w:w="1106" w:type="dxa"/>
+            <w:tcW w:w="1361" w:type="dxa"/>
+            <w:tcBorders>
+              <w:top w:val="nil"/>
+              <w:left w:val="nil"/>
+              <w:bottom w:val="nil"/>
+              <w:right w:val="nil"/>
+            </w:tcBorders>
+            <w:vAlign w:val="center"/>
+          </w:tcPr>
+          <w:p>
+            <w:pPr>
+              <w:spacing w:line="240" w:lineRule="auto"/>
+              <w:jc w:val="center"/>
+              <w:rPr>
+                <w:sz w:val="21"/>
+                <w:szCs w:val="21"/>
+              </w:rPr>
+            </w:pPr>
+          </w:p>
+        </w:tc>
+        <w:tc>
+          <w:tcPr>
+            <w:tcW w:w="1361" w:type="dxa"/>
+            <w:tcBorders>
+              <w:top w:val="nil"/>
+              <w:left w:val="nil"/>
+              <w:bottom w:val="nil"/>
+              <w:right w:val="nil"/>
+            </w:tcBorders>
+            <w:vAlign w:val="center"/>
+          </w:tcPr>
+          <w:p>
+            <w:pPr>
+              <w:spacing w:line="240" w:lineRule="auto"/>
+              <w:jc w:val="center"/>
+              <w:rPr>
+                <w:sz w:val="21"/>
+                <w:szCs w:val="21"/>
+              </w:rPr>
+            </w:pPr>
+          </w:p>
+        </w:tc>
+        <w:tc>
+          <w:tcPr>
+            <w:tcW w:w="1361" w:type="dxa"/>
+            <w:tcBorders>
+              <w:top w:val="nil"/>
+              <w:left w:val="nil"/>
+              <w:bottom w:val="nil"/>
+              <w:right w:val="nil"/>
+            </w:tcBorders>
+          </w:tcPr>
+          <w:p>
+            <w:pPr>
+              <w:spacing w:line="240" w:lineRule="auto"/>
+              <w:jc w:val="center"/>
+              <w:rPr>
+                <w:sz w:val="21"/>
+                <w:szCs w:val="21"/>
+              </w:rPr>
+            </w:pPr>
+          </w:p>
+        </w:tc>
+        <w:tc>
+          <w:tcPr>
+            <w:tcW w:w="1361" w:type="dxa"/>
+            <w:tcBorders>
+              <w:top w:val="nil"/>
+              <w:left w:val="nil"/>
+              <w:bottom w:val="nil"/>
+              <w:right w:val="nil"/>
+            </w:tcBorders>
+          </w:tcPr>
+          <w:p>
+            <w:pPr>
+              <w:spacing w:line="240" w:lineRule="auto"/>
+              <w:jc w:val="center"/>
+              <w:rPr>
+                <w:sz w:val="21"/>
+                <w:szCs w:val="21"/>
+              </w:rPr>
+            </w:pPr>
+          </w:p>
+        </w:tc>
+        <w:tc>
+          <w:tcPr>
+            <w:tcW w:w="1361" w:type="dxa"/>
+            <w:tcBorders>
+              <w:top w:val="nil"/>
+              <w:left w:val="nil"/>
+              <w:bottom w:val="nil"/>
+              <w:right w:val="nil"/>
+            </w:tcBorders>
+          </w:tcPr>
+          <w:p>
+            <w:pPr>
+              <w:spacing w:line="240" w:lineRule="auto"/>
+              <w:jc w:val="center"/>
+              <w:rPr>
+                <w:sz w:val="21"/>
+                <w:szCs w:val="21"/>
+              </w:rPr>
+            </w:pPr>
+          </w:p>
+        </w:tc>
+        <w:tc>
+          <w:tcPr>
+            <w:tcW w:w="1361" w:type="dxa"/>
+            <w:tcBorders>
+              <w:top w:val="nil"/>
+              <w:left w:val="nil"/>
+              <w:bottom w:val="nil"/>
+              <w:right w:val="nil"/>
+            </w:tcBorders>
+          </w:tcPr>
+          <w:p>
+            <w:pPr>
+              <w:spacing w:line="240" w:lineRule="auto"/>
+              <w:jc w:val="center"/>
+              <w:rPr>
+                <w:sz w:val="21"/>
+                <w:szCs w:val="21"/>
+              </w:rPr>
+            </w:pPr>
+          </w:p>
+        </w:tc>
+        <w:tc>
+          <w:tcPr>
+            <w:tcW w:w="1361" w:type="dxa"/>
+            <w:tcBorders>
+              <w:top w:val="nil"/>
+              <w:left w:val="nil"/>
+              <w:bottom w:val="nil"/>
+              <w:right w:val="nil"/>
+            </w:tcBorders>
+            <w:vAlign w:val="center"/>
+          </w:tcPr>
+          <w:p>
+            <w:pPr>
+              <w:spacing w:line="240" w:lineRule="auto"/>
+              <w:jc w:val="center"/>
+              <w:rPr>
+                <w:sz w:val="21"/>
+                <w:szCs w:val="21"/>
+              </w:rPr>
+            </w:pPr>
+          </w:p>
+        </w:tc>
+        <w:tc>
+          <w:tcPr>
+            <w:tcW w:w="1361" w:type="dxa"/>
+            <w:tcBorders>
+              <w:top w:val="nil"/>
+              <w:left w:val="nil"/>
+              <w:bottom w:val="nil"/>
+              <w:right w:val="nil"/>
+            </w:tcBorders>
+            <w:vAlign w:val="center"/>
+          </w:tcPr>
+          <w:p>
+            <w:pPr>
+              <w:spacing w:line="240" w:lineRule="auto"/>
+              <w:jc w:val="center"/>
+              <w:rPr>
+                <w:sz w:val="21"/>
+                <w:szCs w:val="21"/>
+              </w:rPr>
+            </w:pPr>
+          </w:p>
+        </w:tc>
+        <w:tc>
+          <w:tcPr>
+            <w:tcW w:w="1361" w:type="dxa"/>
             <w:tcBorders>
               <w:top w:val="nil"/>
               <w:left w:val="nil"/>
@@ -4061,7 +5073,7 @@
         </w:trPr>
         <w:tc>
           <w:tcPr>
-            <w:tcW w:w="1247" w:type="dxa"/>
+            <w:tcW w:w="1361" w:type="dxa"/>
             <w:vMerge/>
             <w:tcBorders>
               <w:bottom w:val="single" w:sz="4" w:space="0" w:color="000000"/>
@@ -4082,7 +5094,7 @@
         </w:tc>
         <w:tc>
           <w:tcPr>
-            <w:tcW w:w="1106" w:type="dxa"/>
+            <w:tcW w:w="1361" w:type="dxa"/>
             <w:tcBorders>
               <w:top w:val="nil"/>
               <w:left w:val="nil"/>
@@ -4112,7 +5124,7 @@
         </w:tc>
         <w:tc>
           <w:tcPr>
-            <w:tcW w:w="1106" w:type="dxa"/>
+            <w:tcW w:w="1361" w:type="dxa"/>
             <w:tcBorders>
               <w:top w:val="nil"/>
               <w:left w:val="nil"/>
@@ -4134,7 +5146,7 @@
         </w:tc>
         <w:tc>
           <w:tcPr>
-            <w:tcW w:w="1106" w:type="dxa"/>
+            <w:tcW w:w="1361" w:type="dxa"/>
             <w:tcBorders>
               <w:top w:val="nil"/>
               <w:left w:val="nil"/>
@@ -4156,7 +5168,7 @@
         </w:tc>
         <w:tc>
           <w:tcPr>
-            <w:tcW w:w="1106" w:type="dxa"/>
+            <w:tcW w:w="1361" w:type="dxa"/>
             <w:tcBorders>
               <w:top w:val="nil"/>
               <w:left w:val="nil"/>
@@ -4177,7 +5189,7 @@
         </w:tc>
         <w:tc>
           <w:tcPr>
-            <w:tcW w:w="1106" w:type="dxa"/>
+            <w:tcW w:w="1361" w:type="dxa"/>
             <w:tcBorders>
               <w:top w:val="nil"/>
               <w:left w:val="nil"/>
@@ -4198,51 +5210,93 @@
         </w:tc>
         <w:tc>
           <w:tcPr>
-            <w:tcW w:w="1106" w:type="dxa"/>
+            <w:tcW w:w="1361" w:type="dxa"/>
             <w:tcBorders>
               <w:top w:val="nil"/>
               <w:left w:val="nil"/>
               <w:bottom w:val="single" w:sz="4" w:space="0" w:color="000000"/>
               <w:right w:val="nil"/>
             </w:tcBorders>
-            <w:vAlign w:val="center"/>
-          </w:tcPr>
-          <w:p>
-            <w:pPr>
-              <w:spacing w:line="240" w:lineRule="auto"/>
-              <w:jc w:val="center"/>
-              <w:rPr>
-                <w:sz w:val="21"/>
-                <w:szCs w:val="21"/>
-              </w:rPr>
-            </w:pPr>
-          </w:p>
-        </w:tc>
-        <w:tc>
-          <w:tcPr>
-            <w:tcW w:w="1106" w:type="dxa"/>
+          </w:tcPr>
+          <w:p>
+            <w:pPr>
+              <w:spacing w:line="240" w:lineRule="auto"/>
+              <w:jc w:val="center"/>
+              <w:rPr>
+                <w:sz w:val="21"/>
+                <w:szCs w:val="21"/>
+              </w:rPr>
+            </w:pPr>
+          </w:p>
+        </w:tc>
+        <w:tc>
+          <w:tcPr>
+            <w:tcW w:w="1361" w:type="dxa"/>
             <w:tcBorders>
               <w:top w:val="nil"/>
               <w:left w:val="nil"/>
               <w:bottom w:val="single" w:sz="4" w:space="0" w:color="000000"/>
               <w:right w:val="nil"/>
             </w:tcBorders>
-            <w:vAlign w:val="center"/>
-          </w:tcPr>
-          <w:p>
-            <w:pPr>
-              <w:spacing w:line="240" w:lineRule="auto"/>
-              <w:jc w:val="center"/>
-              <w:rPr>
-                <w:sz w:val="21"/>
-                <w:szCs w:val="21"/>
-              </w:rPr>
-            </w:pPr>
-          </w:p>
-        </w:tc>
-        <w:tc>
-          <w:tcPr>
-            <w:tcW w:w="1106" w:type="dxa"/>
+          </w:tcPr>
+          <w:p>
+            <w:pPr>
+              <w:spacing w:line="240" w:lineRule="auto"/>
+              <w:jc w:val="center"/>
+              <w:rPr>
+                <w:sz w:val="21"/>
+                <w:szCs w:val="21"/>
+              </w:rPr>
+            </w:pPr>
+          </w:p>
+        </w:tc>
+        <w:tc>
+          <w:tcPr>
+            <w:tcW w:w="1361" w:type="dxa"/>
+            <w:tcBorders>
+              <w:top w:val="nil"/>
+              <w:left w:val="nil"/>
+              <w:bottom w:val="single" w:sz="4" w:space="0" w:color="000000"/>
+              <w:right w:val="nil"/>
+            </w:tcBorders>
+            <w:vAlign w:val="center"/>
+          </w:tcPr>
+          <w:p>
+            <w:pPr>
+              <w:spacing w:line="240" w:lineRule="auto"/>
+              <w:jc w:val="center"/>
+              <w:rPr>
+                <w:sz w:val="21"/>
+                <w:szCs w:val="21"/>
+              </w:rPr>
+            </w:pPr>
+          </w:p>
+        </w:tc>
+        <w:tc>
+          <w:tcPr>
+            <w:tcW w:w="1361" w:type="dxa"/>
+            <w:tcBorders>
+              <w:top w:val="nil"/>
+              <w:left w:val="nil"/>
+              <w:bottom w:val="single" w:sz="4" w:space="0" w:color="000000"/>
+              <w:right w:val="nil"/>
+            </w:tcBorders>
+            <w:vAlign w:val="center"/>
+          </w:tcPr>
+          <w:p>
+            <w:pPr>
+              <w:spacing w:line="240" w:lineRule="auto"/>
+              <w:jc w:val="center"/>
+              <w:rPr>
+                <w:sz w:val="21"/>
+                <w:szCs w:val="21"/>
+              </w:rPr>
+            </w:pPr>
+          </w:p>
+        </w:tc>
+        <w:tc>
+          <w:tcPr>
+            <w:tcW w:w="1361" w:type="dxa"/>
             <w:tcBorders>
               <w:top w:val="nil"/>
               <w:left w:val="nil"/>
@@ -4272,7 +5326,7 @@
         </w:trPr>
         <w:tc>
           <w:tcPr>
-            <w:tcW w:w="1247" w:type="dxa"/>
+            <w:tcW w:w="1361" w:type="dxa"/>
             <w:vMerge w:val="restart"/>
             <w:tcBorders>
               <w:top w:val="single" w:sz="4" w:space="0" w:color="000000"/>
@@ -4301,7 +5355,7 @@
         </w:tc>
         <w:tc>
           <w:tcPr>
-            <w:tcW w:w="1106" w:type="dxa"/>
+            <w:tcW w:w="1361" w:type="dxa"/>
             <w:tcBorders>
               <w:top w:val="single" w:sz="4" w:space="0" w:color="000000"/>
               <w:left w:val="nil"/>
@@ -4331,7 +5385,7 @@
         </w:tc>
         <w:tc>
           <w:tcPr>
-            <w:tcW w:w="1106" w:type="dxa"/>
+            <w:tcW w:w="1361" w:type="dxa"/>
             <w:tcBorders>
               <w:top w:val="single" w:sz="4" w:space="0" w:color="000000"/>
               <w:left w:val="nil"/>
@@ -4353,7 +5407,7 @@
         </w:tc>
         <w:tc>
           <w:tcPr>
-            <w:tcW w:w="1106" w:type="dxa"/>
+            <w:tcW w:w="1361" w:type="dxa"/>
             <w:tcBorders>
               <w:top w:val="single" w:sz="4" w:space="0" w:color="000000"/>
               <w:left w:val="nil"/>
@@ -4375,7 +5429,7 @@
         </w:tc>
         <w:tc>
           <w:tcPr>
-            <w:tcW w:w="1106" w:type="dxa"/>
+            <w:tcW w:w="1361" w:type="dxa"/>
             <w:tcBorders>
               <w:top w:val="single" w:sz="4" w:space="0" w:color="000000"/>
               <w:left w:val="nil"/>
@@ -4396,7 +5450,7 @@
         </w:tc>
         <w:tc>
           <w:tcPr>
-            <w:tcW w:w="1106" w:type="dxa"/>
+            <w:tcW w:w="1361" w:type="dxa"/>
             <w:tcBorders>
               <w:top w:val="single" w:sz="4" w:space="0" w:color="000000"/>
               <w:left w:val="nil"/>
@@ -4417,51 +5471,93 @@
         </w:tc>
         <w:tc>
           <w:tcPr>
-            <w:tcW w:w="1106" w:type="dxa"/>
+            <w:tcW w:w="1361" w:type="dxa"/>
             <w:tcBorders>
               <w:top w:val="single" w:sz="4" w:space="0" w:color="000000"/>
               <w:left w:val="nil"/>
               <w:bottom w:val="nil"/>
               <w:right w:val="nil"/>
             </w:tcBorders>
-            <w:vAlign w:val="center"/>
-          </w:tcPr>
-          <w:p>
-            <w:pPr>
-              <w:spacing w:line="240" w:lineRule="auto"/>
-              <w:jc w:val="center"/>
-              <w:rPr>
-                <w:sz w:val="21"/>
-                <w:szCs w:val="21"/>
-              </w:rPr>
-            </w:pPr>
-          </w:p>
-        </w:tc>
-        <w:tc>
-          <w:tcPr>
-            <w:tcW w:w="1106" w:type="dxa"/>
+          </w:tcPr>
+          <w:p>
+            <w:pPr>
+              <w:spacing w:line="240" w:lineRule="auto"/>
+              <w:jc w:val="center"/>
+              <w:rPr>
+                <w:sz w:val="21"/>
+                <w:szCs w:val="21"/>
+              </w:rPr>
+            </w:pPr>
+          </w:p>
+        </w:tc>
+        <w:tc>
+          <w:tcPr>
+            <w:tcW w:w="1361" w:type="dxa"/>
             <w:tcBorders>
               <w:top w:val="single" w:sz="4" w:space="0" w:color="000000"/>
               <w:left w:val="nil"/>
               <w:bottom w:val="nil"/>
               <w:right w:val="nil"/>
             </w:tcBorders>
-            <w:vAlign w:val="center"/>
-          </w:tcPr>
-          <w:p>
-            <w:pPr>
-              <w:spacing w:line="240" w:lineRule="auto"/>
-              <w:jc w:val="center"/>
-              <w:rPr>
-                <w:sz w:val="21"/>
-                <w:szCs w:val="21"/>
-              </w:rPr>
-            </w:pPr>
-          </w:p>
-        </w:tc>
-        <w:tc>
-          <w:tcPr>
-            <w:tcW w:w="1106" w:type="dxa"/>
+          </w:tcPr>
+          <w:p>
+            <w:pPr>
+              <w:spacing w:line="240" w:lineRule="auto"/>
+              <w:jc w:val="center"/>
+              <w:rPr>
+                <w:sz w:val="21"/>
+                <w:szCs w:val="21"/>
+              </w:rPr>
+            </w:pPr>
+          </w:p>
+        </w:tc>
+        <w:tc>
+          <w:tcPr>
+            <w:tcW w:w="1361" w:type="dxa"/>
+            <w:tcBorders>
+              <w:top w:val="single" w:sz="4" w:space="0" w:color="000000"/>
+              <w:left w:val="nil"/>
+              <w:bottom w:val="nil"/>
+              <w:right w:val="nil"/>
+            </w:tcBorders>
+            <w:vAlign w:val="center"/>
+          </w:tcPr>
+          <w:p>
+            <w:pPr>
+              <w:spacing w:line="240" w:lineRule="auto"/>
+              <w:jc w:val="center"/>
+              <w:rPr>
+                <w:sz w:val="21"/>
+                <w:szCs w:val="21"/>
+              </w:rPr>
+            </w:pPr>
+          </w:p>
+        </w:tc>
+        <w:tc>
+          <w:tcPr>
+            <w:tcW w:w="1361" w:type="dxa"/>
+            <w:tcBorders>
+              <w:top w:val="single" w:sz="4" w:space="0" w:color="000000"/>
+              <w:left w:val="nil"/>
+              <w:bottom w:val="nil"/>
+              <w:right w:val="nil"/>
+            </w:tcBorders>
+            <w:vAlign w:val="center"/>
+          </w:tcPr>
+          <w:p>
+            <w:pPr>
+              <w:spacing w:line="240" w:lineRule="auto"/>
+              <w:jc w:val="center"/>
+              <w:rPr>
+                <w:sz w:val="21"/>
+                <w:szCs w:val="21"/>
+              </w:rPr>
+            </w:pPr>
+          </w:p>
+        </w:tc>
+        <w:tc>
+          <w:tcPr>
+            <w:tcW w:w="1361" w:type="dxa"/>
             <w:tcBorders>
               <w:top w:val="single" w:sz="4" w:space="0" w:color="000000"/>
               <w:left w:val="nil"/>
@@ -4491,7 +5587,7 @@
         </w:trPr>
         <w:tc>
           <w:tcPr>
-            <w:tcW w:w="1247" w:type="dxa"/>
+            <w:tcW w:w="1361" w:type="dxa"/>
             <w:vMerge/>
             <w:tcBorders>
               <w:right w:val="nil"/>
@@ -4511,7 +5607,7 @@
         </w:tc>
         <w:tc>
           <w:tcPr>
-            <w:tcW w:w="1106" w:type="dxa"/>
+            <w:tcW w:w="1361" w:type="dxa"/>
             <w:tcBorders>
               <w:top w:val="nil"/>
               <w:left w:val="nil"/>
@@ -4541,137 +5637,179 @@
         </w:tc>
         <w:tc>
           <w:tcPr>
-            <w:tcW w:w="1106" w:type="dxa"/>
-            <w:tcBorders>
-              <w:top w:val="nil"/>
-              <w:left w:val="nil"/>
-              <w:bottom w:val="nil"/>
-              <w:right w:val="nil"/>
-            </w:tcBorders>
-            <w:vAlign w:val="center"/>
-          </w:tcPr>
-          <w:p>
-            <w:pPr>
-              <w:spacing w:line="240" w:lineRule="auto"/>
-              <w:jc w:val="center"/>
-              <w:rPr>
-                <w:sz w:val="21"/>
-                <w:szCs w:val="21"/>
-              </w:rPr>
-            </w:pPr>
-          </w:p>
-        </w:tc>
-        <w:tc>
-          <w:tcPr>
-            <w:tcW w:w="1106" w:type="dxa"/>
-            <w:tcBorders>
-              <w:top w:val="nil"/>
-              <w:left w:val="nil"/>
-              <w:bottom w:val="nil"/>
-              <w:right w:val="nil"/>
-            </w:tcBorders>
-            <w:vAlign w:val="center"/>
-          </w:tcPr>
-          <w:p>
-            <w:pPr>
-              <w:spacing w:line="240" w:lineRule="auto"/>
-              <w:jc w:val="center"/>
-              <w:rPr>
-                <w:sz w:val="21"/>
-                <w:szCs w:val="21"/>
-              </w:rPr>
-            </w:pPr>
-          </w:p>
-        </w:tc>
-        <w:tc>
-          <w:tcPr>
-            <w:tcW w:w="1106" w:type="dxa"/>
-            <w:tcBorders>
-              <w:top w:val="nil"/>
-              <w:left w:val="nil"/>
-              <w:bottom w:val="nil"/>
-              <w:right w:val="nil"/>
-            </w:tcBorders>
-          </w:tcPr>
-          <w:p>
-            <w:pPr>
-              <w:spacing w:line="240" w:lineRule="auto"/>
-              <w:jc w:val="center"/>
-              <w:rPr>
-                <w:sz w:val="21"/>
-                <w:szCs w:val="21"/>
-              </w:rPr>
-            </w:pPr>
-          </w:p>
-        </w:tc>
-        <w:tc>
-          <w:tcPr>
-            <w:tcW w:w="1106" w:type="dxa"/>
-            <w:tcBorders>
-              <w:top w:val="nil"/>
-              <w:left w:val="nil"/>
-              <w:bottom w:val="nil"/>
-              <w:right w:val="nil"/>
-            </w:tcBorders>
-          </w:tcPr>
-          <w:p>
-            <w:pPr>
-              <w:spacing w:line="240" w:lineRule="auto"/>
-              <w:jc w:val="center"/>
-              <w:rPr>
-                <w:sz w:val="21"/>
-                <w:szCs w:val="21"/>
-              </w:rPr>
-            </w:pPr>
-          </w:p>
-        </w:tc>
-        <w:tc>
-          <w:tcPr>
-            <w:tcW w:w="1106" w:type="dxa"/>
-            <w:tcBorders>
-              <w:top w:val="nil"/>
-              <w:left w:val="nil"/>
-              <w:bottom w:val="nil"/>
-              <w:right w:val="nil"/>
-            </w:tcBorders>
-            <w:vAlign w:val="center"/>
-          </w:tcPr>
-          <w:p>
-            <w:pPr>
-              <w:spacing w:line="240" w:lineRule="auto"/>
-              <w:jc w:val="center"/>
-              <w:rPr>
-                <w:sz w:val="21"/>
-                <w:szCs w:val="21"/>
-              </w:rPr>
-            </w:pPr>
-          </w:p>
-        </w:tc>
-        <w:tc>
-          <w:tcPr>
-            <w:tcW w:w="1106" w:type="dxa"/>
-            <w:tcBorders>
-              <w:top w:val="nil"/>
-              <w:left w:val="nil"/>
-              <w:bottom w:val="nil"/>
-              <w:right w:val="nil"/>
-            </w:tcBorders>
-            <w:vAlign w:val="center"/>
-          </w:tcPr>
-          <w:p>
-            <w:pPr>
-              <w:spacing w:line="240" w:lineRule="auto"/>
-              <w:jc w:val="center"/>
-              <w:rPr>
-                <w:sz w:val="21"/>
-                <w:szCs w:val="21"/>
-              </w:rPr>
-            </w:pPr>
-          </w:p>
-        </w:tc>
-        <w:tc>
-          <w:tcPr>
-            <w:tcW w:w="1106" w:type="dxa"/>
+            <w:tcW w:w="1361" w:type="dxa"/>
+            <w:tcBorders>
+              <w:top w:val="nil"/>
+              <w:left w:val="nil"/>
+              <w:bottom w:val="nil"/>
+              <w:right w:val="nil"/>
+            </w:tcBorders>
+            <w:vAlign w:val="center"/>
+          </w:tcPr>
+          <w:p>
+            <w:pPr>
+              <w:spacing w:line="240" w:lineRule="auto"/>
+              <w:jc w:val="center"/>
+              <w:rPr>
+                <w:sz w:val="21"/>
+                <w:szCs w:val="21"/>
+              </w:rPr>
+            </w:pPr>
+          </w:p>
+        </w:tc>
+        <w:tc>
+          <w:tcPr>
+            <w:tcW w:w="1361" w:type="dxa"/>
+            <w:tcBorders>
+              <w:top w:val="nil"/>
+              <w:left w:val="nil"/>
+              <w:bottom w:val="nil"/>
+              <w:right w:val="nil"/>
+            </w:tcBorders>
+            <w:vAlign w:val="center"/>
+          </w:tcPr>
+          <w:p>
+            <w:pPr>
+              <w:spacing w:line="240" w:lineRule="auto"/>
+              <w:jc w:val="center"/>
+              <w:rPr>
+                <w:sz w:val="21"/>
+                <w:szCs w:val="21"/>
+              </w:rPr>
+            </w:pPr>
+          </w:p>
+        </w:tc>
+        <w:tc>
+          <w:tcPr>
+            <w:tcW w:w="1361" w:type="dxa"/>
+            <w:tcBorders>
+              <w:top w:val="nil"/>
+              <w:left w:val="nil"/>
+              <w:bottom w:val="nil"/>
+              <w:right w:val="nil"/>
+            </w:tcBorders>
+          </w:tcPr>
+          <w:p>
+            <w:pPr>
+              <w:spacing w:line="240" w:lineRule="auto"/>
+              <w:jc w:val="center"/>
+              <w:rPr>
+                <w:sz w:val="21"/>
+                <w:szCs w:val="21"/>
+              </w:rPr>
+            </w:pPr>
+          </w:p>
+        </w:tc>
+        <w:tc>
+          <w:tcPr>
+            <w:tcW w:w="1361" w:type="dxa"/>
+            <w:tcBorders>
+              <w:top w:val="nil"/>
+              <w:left w:val="nil"/>
+              <w:bottom w:val="nil"/>
+              <w:right w:val="nil"/>
+            </w:tcBorders>
+          </w:tcPr>
+          <w:p>
+            <w:pPr>
+              <w:spacing w:line="240" w:lineRule="auto"/>
+              <w:jc w:val="center"/>
+              <w:rPr>
+                <w:sz w:val="21"/>
+                <w:szCs w:val="21"/>
+              </w:rPr>
+            </w:pPr>
+          </w:p>
+        </w:tc>
+        <w:tc>
+          <w:tcPr>
+            <w:tcW w:w="1361" w:type="dxa"/>
+            <w:tcBorders>
+              <w:top w:val="nil"/>
+              <w:left w:val="nil"/>
+              <w:bottom w:val="nil"/>
+              <w:right w:val="nil"/>
+            </w:tcBorders>
+          </w:tcPr>
+          <w:p>
+            <w:pPr>
+              <w:spacing w:line="240" w:lineRule="auto"/>
+              <w:jc w:val="center"/>
+              <w:rPr>
+                <w:sz w:val="21"/>
+                <w:szCs w:val="21"/>
+              </w:rPr>
+            </w:pPr>
+          </w:p>
+        </w:tc>
+        <w:tc>
+          <w:tcPr>
+            <w:tcW w:w="1361" w:type="dxa"/>
+            <w:tcBorders>
+              <w:top w:val="nil"/>
+              <w:left w:val="nil"/>
+              <w:bottom w:val="nil"/>
+              <w:right w:val="nil"/>
+            </w:tcBorders>
+          </w:tcPr>
+          <w:p>
+            <w:pPr>
+              <w:spacing w:line="240" w:lineRule="auto"/>
+              <w:jc w:val="center"/>
+              <w:rPr>
+                <w:sz w:val="21"/>
+                <w:szCs w:val="21"/>
+              </w:rPr>
+            </w:pPr>
+          </w:p>
+        </w:tc>
+        <w:tc>
+          <w:tcPr>
+            <w:tcW w:w="1361" w:type="dxa"/>
+            <w:tcBorders>
+              <w:top w:val="nil"/>
+              <w:left w:val="nil"/>
+              <w:bottom w:val="nil"/>
+              <w:right w:val="nil"/>
+            </w:tcBorders>
+            <w:vAlign w:val="center"/>
+          </w:tcPr>
+          <w:p>
+            <w:pPr>
+              <w:spacing w:line="240" w:lineRule="auto"/>
+              <w:jc w:val="center"/>
+              <w:rPr>
+                <w:sz w:val="21"/>
+                <w:szCs w:val="21"/>
+              </w:rPr>
+            </w:pPr>
+          </w:p>
+        </w:tc>
+        <w:tc>
+          <w:tcPr>
+            <w:tcW w:w="1361" w:type="dxa"/>
+            <w:tcBorders>
+              <w:top w:val="nil"/>
+              <w:left w:val="nil"/>
+              <w:bottom w:val="nil"/>
+              <w:right w:val="nil"/>
+            </w:tcBorders>
+            <w:vAlign w:val="center"/>
+          </w:tcPr>
+          <w:p>
+            <w:pPr>
+              <w:spacing w:line="240" w:lineRule="auto"/>
+              <w:jc w:val="center"/>
+              <w:rPr>
+                <w:sz w:val="21"/>
+                <w:szCs w:val="21"/>
+              </w:rPr>
+            </w:pPr>
+          </w:p>
+        </w:tc>
+        <w:tc>
+          <w:tcPr>
+            <w:tcW w:w="1361" w:type="dxa"/>
             <w:tcBorders>
               <w:top w:val="nil"/>
               <w:left w:val="nil"/>
@@ -4701,7 +5839,7 @@
         </w:trPr>
         <w:tc>
           <w:tcPr>
-            <w:tcW w:w="1247" w:type="dxa"/>
+            <w:tcW w:w="1361" w:type="dxa"/>
             <w:vMerge/>
             <w:tcBorders>
               <w:right w:val="nil"/>
@@ -4721,7 +5859,7 @@
         </w:tc>
         <w:tc>
           <w:tcPr>
-            <w:tcW w:w="1106" w:type="dxa"/>
+            <w:tcW w:w="1361" w:type="dxa"/>
             <w:tcBorders>
               <w:top w:val="nil"/>
               <w:left w:val="nil"/>
@@ -4758,137 +5896,179 @@
         </w:tc>
         <w:tc>
           <w:tcPr>
-            <w:tcW w:w="1106" w:type="dxa"/>
-            <w:tcBorders>
-              <w:top w:val="nil"/>
-              <w:left w:val="nil"/>
-              <w:bottom w:val="nil"/>
-              <w:right w:val="nil"/>
-            </w:tcBorders>
-            <w:vAlign w:val="center"/>
-          </w:tcPr>
-          <w:p>
-            <w:pPr>
-              <w:spacing w:line="240" w:lineRule="auto"/>
-              <w:jc w:val="center"/>
-              <w:rPr>
-                <w:sz w:val="21"/>
-                <w:szCs w:val="21"/>
-              </w:rPr>
-            </w:pPr>
-          </w:p>
-        </w:tc>
-        <w:tc>
-          <w:tcPr>
-            <w:tcW w:w="1106" w:type="dxa"/>
-            <w:tcBorders>
-              <w:top w:val="nil"/>
-              <w:left w:val="nil"/>
-              <w:bottom w:val="nil"/>
-              <w:right w:val="nil"/>
-            </w:tcBorders>
-            <w:vAlign w:val="center"/>
-          </w:tcPr>
-          <w:p>
-            <w:pPr>
-              <w:spacing w:line="240" w:lineRule="auto"/>
-              <w:jc w:val="center"/>
-              <w:rPr>
-                <w:sz w:val="21"/>
-                <w:szCs w:val="21"/>
-              </w:rPr>
-            </w:pPr>
-          </w:p>
-        </w:tc>
-        <w:tc>
-          <w:tcPr>
-            <w:tcW w:w="1106" w:type="dxa"/>
-            <w:tcBorders>
-              <w:top w:val="nil"/>
-              <w:left w:val="nil"/>
-              <w:bottom w:val="nil"/>
-              <w:right w:val="nil"/>
-            </w:tcBorders>
-          </w:tcPr>
-          <w:p>
-            <w:pPr>
-              <w:spacing w:line="240" w:lineRule="auto"/>
-              <w:jc w:val="center"/>
-              <w:rPr>
-                <w:sz w:val="21"/>
-                <w:szCs w:val="21"/>
-              </w:rPr>
-            </w:pPr>
-          </w:p>
-        </w:tc>
-        <w:tc>
-          <w:tcPr>
-            <w:tcW w:w="1106" w:type="dxa"/>
-            <w:tcBorders>
-              <w:top w:val="nil"/>
-              <w:left w:val="nil"/>
-              <w:bottom w:val="nil"/>
-              <w:right w:val="nil"/>
-            </w:tcBorders>
-          </w:tcPr>
-          <w:p>
-            <w:pPr>
-              <w:spacing w:line="240" w:lineRule="auto"/>
-              <w:jc w:val="center"/>
-              <w:rPr>
-                <w:sz w:val="21"/>
-                <w:szCs w:val="21"/>
-              </w:rPr>
-            </w:pPr>
-          </w:p>
-        </w:tc>
-        <w:tc>
-          <w:tcPr>
-            <w:tcW w:w="1106" w:type="dxa"/>
-            <w:tcBorders>
-              <w:top w:val="nil"/>
-              <w:left w:val="nil"/>
-              <w:bottom w:val="nil"/>
-              <w:right w:val="nil"/>
-            </w:tcBorders>
-            <w:vAlign w:val="center"/>
-          </w:tcPr>
-          <w:p>
-            <w:pPr>
-              <w:spacing w:line="240" w:lineRule="auto"/>
-              <w:jc w:val="center"/>
-              <w:rPr>
-                <w:sz w:val="21"/>
-                <w:szCs w:val="21"/>
-              </w:rPr>
-            </w:pPr>
-          </w:p>
-        </w:tc>
-        <w:tc>
-          <w:tcPr>
-            <w:tcW w:w="1106" w:type="dxa"/>
-            <w:tcBorders>
-              <w:top w:val="nil"/>
-              <w:left w:val="nil"/>
-              <w:bottom w:val="nil"/>
-              <w:right w:val="nil"/>
-            </w:tcBorders>
-            <w:vAlign w:val="center"/>
-          </w:tcPr>
-          <w:p>
-            <w:pPr>
-              <w:spacing w:line="240" w:lineRule="auto"/>
-              <w:jc w:val="center"/>
-              <w:rPr>
-                <w:sz w:val="21"/>
-                <w:szCs w:val="21"/>
-              </w:rPr>
-            </w:pPr>
-          </w:p>
-        </w:tc>
-        <w:tc>
-          <w:tcPr>
-            <w:tcW w:w="1106" w:type="dxa"/>
+            <w:tcW w:w="1361" w:type="dxa"/>
+            <w:tcBorders>
+              <w:top w:val="nil"/>
+              <w:left w:val="nil"/>
+              <w:bottom w:val="nil"/>
+              <w:right w:val="nil"/>
+            </w:tcBorders>
+            <w:vAlign w:val="center"/>
+          </w:tcPr>
+          <w:p>
+            <w:pPr>
+              <w:spacing w:line="240" w:lineRule="auto"/>
+              <w:jc w:val="center"/>
+              <w:rPr>
+                <w:sz w:val="21"/>
+                <w:szCs w:val="21"/>
+              </w:rPr>
+            </w:pPr>
+          </w:p>
+        </w:tc>
+        <w:tc>
+          <w:tcPr>
+            <w:tcW w:w="1361" w:type="dxa"/>
+            <w:tcBorders>
+              <w:top w:val="nil"/>
+              <w:left w:val="nil"/>
+              <w:bottom w:val="nil"/>
+              <w:right w:val="nil"/>
+            </w:tcBorders>
+            <w:vAlign w:val="center"/>
+          </w:tcPr>
+          <w:p>
+            <w:pPr>
+              <w:spacing w:line="240" w:lineRule="auto"/>
+              <w:jc w:val="center"/>
+              <w:rPr>
+                <w:sz w:val="21"/>
+                <w:szCs w:val="21"/>
+              </w:rPr>
+            </w:pPr>
+          </w:p>
+        </w:tc>
+        <w:tc>
+          <w:tcPr>
+            <w:tcW w:w="1361" w:type="dxa"/>
+            <w:tcBorders>
+              <w:top w:val="nil"/>
+              <w:left w:val="nil"/>
+              <w:bottom w:val="nil"/>
+              <w:right w:val="nil"/>
+            </w:tcBorders>
+          </w:tcPr>
+          <w:p>
+            <w:pPr>
+              <w:spacing w:line="240" w:lineRule="auto"/>
+              <w:jc w:val="center"/>
+              <w:rPr>
+                <w:sz w:val="21"/>
+                <w:szCs w:val="21"/>
+              </w:rPr>
+            </w:pPr>
+          </w:p>
+        </w:tc>
+        <w:tc>
+          <w:tcPr>
+            <w:tcW w:w="1361" w:type="dxa"/>
+            <w:tcBorders>
+              <w:top w:val="nil"/>
+              <w:left w:val="nil"/>
+              <w:bottom w:val="nil"/>
+              <w:right w:val="nil"/>
+            </w:tcBorders>
+          </w:tcPr>
+          <w:p>
+            <w:pPr>
+              <w:spacing w:line="240" w:lineRule="auto"/>
+              <w:jc w:val="center"/>
+              <w:rPr>
+                <w:sz w:val="21"/>
+                <w:szCs w:val="21"/>
+              </w:rPr>
+            </w:pPr>
+          </w:p>
+        </w:tc>
+        <w:tc>
+          <w:tcPr>
+            <w:tcW w:w="1361" w:type="dxa"/>
+            <w:tcBorders>
+              <w:top w:val="nil"/>
+              <w:left w:val="nil"/>
+              <w:bottom w:val="nil"/>
+              <w:right w:val="nil"/>
+            </w:tcBorders>
+          </w:tcPr>
+          <w:p>
+            <w:pPr>
+              <w:spacing w:line="240" w:lineRule="auto"/>
+              <w:jc w:val="center"/>
+              <w:rPr>
+                <w:sz w:val="21"/>
+                <w:szCs w:val="21"/>
+              </w:rPr>
+            </w:pPr>
+          </w:p>
+        </w:tc>
+        <w:tc>
+          <w:tcPr>
+            <w:tcW w:w="1361" w:type="dxa"/>
+            <w:tcBorders>
+              <w:top w:val="nil"/>
+              <w:left w:val="nil"/>
+              <w:bottom w:val="nil"/>
+              <w:right w:val="nil"/>
+            </w:tcBorders>
+          </w:tcPr>
+          <w:p>
+            <w:pPr>
+              <w:spacing w:line="240" w:lineRule="auto"/>
+              <w:jc w:val="center"/>
+              <w:rPr>
+                <w:sz w:val="21"/>
+                <w:szCs w:val="21"/>
+              </w:rPr>
+            </w:pPr>
+          </w:p>
+        </w:tc>
+        <w:tc>
+          <w:tcPr>
+            <w:tcW w:w="1361" w:type="dxa"/>
+            <w:tcBorders>
+              <w:top w:val="nil"/>
+              <w:left w:val="nil"/>
+              <w:bottom w:val="nil"/>
+              <w:right w:val="nil"/>
+            </w:tcBorders>
+            <w:vAlign w:val="center"/>
+          </w:tcPr>
+          <w:p>
+            <w:pPr>
+              <w:spacing w:line="240" w:lineRule="auto"/>
+              <w:jc w:val="center"/>
+              <w:rPr>
+                <w:sz w:val="21"/>
+                <w:szCs w:val="21"/>
+              </w:rPr>
+            </w:pPr>
+          </w:p>
+        </w:tc>
+        <w:tc>
+          <w:tcPr>
+            <w:tcW w:w="1361" w:type="dxa"/>
+            <w:tcBorders>
+              <w:top w:val="nil"/>
+              <w:left w:val="nil"/>
+              <w:bottom w:val="nil"/>
+              <w:right w:val="nil"/>
+            </w:tcBorders>
+            <w:vAlign w:val="center"/>
+          </w:tcPr>
+          <w:p>
+            <w:pPr>
+              <w:spacing w:line="240" w:lineRule="auto"/>
+              <w:jc w:val="center"/>
+              <w:rPr>
+                <w:sz w:val="21"/>
+                <w:szCs w:val="21"/>
+              </w:rPr>
+            </w:pPr>
+          </w:p>
+        </w:tc>
+        <w:tc>
+          <w:tcPr>
+            <w:tcW w:w="1361" w:type="dxa"/>
             <w:tcBorders>
               <w:top w:val="nil"/>
               <w:left w:val="nil"/>
@@ -4918,7 +6098,7 @@
         </w:trPr>
         <w:tc>
           <w:tcPr>
-            <w:tcW w:w="1247" w:type="dxa"/>
+            <w:tcW w:w="1361" w:type="dxa"/>
             <w:vMerge/>
             <w:tcBorders>
               <w:right w:val="nil"/>
@@ -4938,7 +6118,7 @@
         </w:tc>
         <w:tc>
           <w:tcPr>
-            <w:tcW w:w="1106" w:type="dxa"/>
+            <w:tcW w:w="1361" w:type="dxa"/>
             <w:tcBorders>
               <w:top w:val="nil"/>
               <w:left w:val="nil"/>
@@ -4968,7 +6148,7 @@
         </w:tc>
         <w:tc>
           <w:tcPr>
-            <w:tcW w:w="1106" w:type="dxa"/>
+            <w:tcW w:w="1361" w:type="dxa"/>
             <w:tcBorders>
               <w:top w:val="nil"/>
               <w:left w:val="nil"/>
@@ -4990,7 +6170,7 @@
         </w:tc>
         <w:tc>
           <w:tcPr>
-            <w:tcW w:w="1106" w:type="dxa"/>
+            <w:tcW w:w="1361" w:type="dxa"/>
             <w:tcBorders>
               <w:top w:val="nil"/>
               <w:left w:val="nil"/>
@@ -5012,7 +6192,7 @@
         </w:tc>
         <w:tc>
           <w:tcPr>
-            <w:tcW w:w="1106" w:type="dxa"/>
+            <w:tcW w:w="1361" w:type="dxa"/>
             <w:tcBorders>
               <w:top w:val="nil"/>
               <w:left w:val="nil"/>
@@ -5033,7 +6213,7 @@
         </w:tc>
         <w:tc>
           <w:tcPr>
-            <w:tcW w:w="1106" w:type="dxa"/>
+            <w:tcW w:w="1361" w:type="dxa"/>
             <w:tcBorders>
               <w:top w:val="nil"/>
               <w:left w:val="nil"/>
@@ -5054,51 +6234,93 @@
         </w:tc>
         <w:tc>
           <w:tcPr>
-            <w:tcW w:w="1106" w:type="dxa"/>
+            <w:tcW w:w="1361" w:type="dxa"/>
             <w:tcBorders>
               <w:top w:val="nil"/>
               <w:left w:val="nil"/>
               <w:bottom w:val="single" w:sz="4" w:space="0" w:color="auto"/>
               <w:right w:val="nil"/>
             </w:tcBorders>
-            <w:vAlign w:val="center"/>
-          </w:tcPr>
-          <w:p>
-            <w:pPr>
-              <w:spacing w:line="240" w:lineRule="auto"/>
-              <w:jc w:val="center"/>
-              <w:rPr>
-                <w:sz w:val="21"/>
-                <w:szCs w:val="21"/>
-              </w:rPr>
-            </w:pPr>
-          </w:p>
-        </w:tc>
-        <w:tc>
-          <w:tcPr>
-            <w:tcW w:w="1106" w:type="dxa"/>
+          </w:tcPr>
+          <w:p>
+            <w:pPr>
+              <w:spacing w:line="240" w:lineRule="auto"/>
+              <w:jc w:val="center"/>
+              <w:rPr>
+                <w:sz w:val="21"/>
+                <w:szCs w:val="21"/>
+              </w:rPr>
+            </w:pPr>
+          </w:p>
+        </w:tc>
+        <w:tc>
+          <w:tcPr>
+            <w:tcW w:w="1361" w:type="dxa"/>
             <w:tcBorders>
               <w:top w:val="nil"/>
               <w:left w:val="nil"/>
               <w:bottom w:val="single" w:sz="4" w:space="0" w:color="auto"/>
               <w:right w:val="nil"/>
             </w:tcBorders>
-            <w:vAlign w:val="center"/>
-          </w:tcPr>
-          <w:p>
-            <w:pPr>
-              <w:spacing w:line="240" w:lineRule="auto"/>
-              <w:jc w:val="center"/>
-              <w:rPr>
-                <w:sz w:val="21"/>
-                <w:szCs w:val="21"/>
-              </w:rPr>
-            </w:pPr>
-          </w:p>
-        </w:tc>
-        <w:tc>
-          <w:tcPr>
-            <w:tcW w:w="1106" w:type="dxa"/>
+          </w:tcPr>
+          <w:p>
+            <w:pPr>
+              <w:spacing w:line="240" w:lineRule="auto"/>
+              <w:jc w:val="center"/>
+              <w:rPr>
+                <w:sz w:val="21"/>
+                <w:szCs w:val="21"/>
+              </w:rPr>
+            </w:pPr>
+          </w:p>
+        </w:tc>
+        <w:tc>
+          <w:tcPr>
+            <w:tcW w:w="1361" w:type="dxa"/>
+            <w:tcBorders>
+              <w:top w:val="nil"/>
+              <w:left w:val="nil"/>
+              <w:bottom w:val="single" w:sz="4" w:space="0" w:color="auto"/>
+              <w:right w:val="nil"/>
+            </w:tcBorders>
+            <w:vAlign w:val="center"/>
+          </w:tcPr>
+          <w:p>
+            <w:pPr>
+              <w:spacing w:line="240" w:lineRule="auto"/>
+              <w:jc w:val="center"/>
+              <w:rPr>
+                <w:sz w:val="21"/>
+                <w:szCs w:val="21"/>
+              </w:rPr>
+            </w:pPr>
+          </w:p>
+        </w:tc>
+        <w:tc>
+          <w:tcPr>
+            <w:tcW w:w="1361" w:type="dxa"/>
+            <w:tcBorders>
+              <w:top w:val="nil"/>
+              <w:left w:val="nil"/>
+              <w:bottom w:val="single" w:sz="4" w:space="0" w:color="auto"/>
+              <w:right w:val="nil"/>
+            </w:tcBorders>
+            <w:vAlign w:val="center"/>
+          </w:tcPr>
+          <w:p>
+            <w:pPr>
+              <w:spacing w:line="240" w:lineRule="auto"/>
+              <w:jc w:val="center"/>
+              <w:rPr>
+                <w:sz w:val="21"/>
+                <w:szCs w:val="21"/>
+              </w:rPr>
+            </w:pPr>
+          </w:p>
+        </w:tc>
+        <w:tc>
+          <w:tcPr>
+            <w:tcW w:w="1361" w:type="dxa"/>
             <w:tcBorders>
               <w:top w:val="nil"/>
               <w:left w:val="nil"/>
@@ -5128,27 +6350,27 @@
         </w:trPr>
         <w:tc>
           <w:tcPr>
-            <w:tcW w:w="1247" w:type="dxa"/>
-            <w:tcBorders>
-              <w:bottom w:val="nil"/>
-              <w:right w:val="nil"/>
-            </w:tcBorders>
-            <w:vAlign w:val="center"/>
-          </w:tcPr>
-          <w:p>
-            <w:pPr>
-              <w:spacing w:line="240" w:lineRule="auto"/>
-              <w:jc w:val="center"/>
-              <w:rPr>
-                <w:sz w:val="21"/>
-                <w:szCs w:val="21"/>
-              </w:rPr>
-            </w:pPr>
-          </w:p>
-        </w:tc>
-        <w:tc>
-          <w:tcPr>
-            <w:tcW w:w="1106" w:type="dxa"/>
+            <w:tcW w:w="1361" w:type="dxa"/>
+            <w:tcBorders>
+              <w:bottom w:val="nil"/>
+              <w:right w:val="nil"/>
+            </w:tcBorders>
+            <w:vAlign w:val="center"/>
+          </w:tcPr>
+          <w:p>
+            <w:pPr>
+              <w:spacing w:line="240" w:lineRule="auto"/>
+              <w:jc w:val="center"/>
+              <w:rPr>
+                <w:sz w:val="21"/>
+                <w:szCs w:val="21"/>
+              </w:rPr>
+            </w:pPr>
+          </w:p>
+        </w:tc>
+        <w:tc>
+          <w:tcPr>
+            <w:tcW w:w="1361" w:type="dxa"/>
             <w:tcBorders>
               <w:top w:val="single" w:sz="4" w:space="0" w:color="auto"/>
               <w:left w:val="nil"/>
@@ -5171,7 +6393,7 @@
         </w:tc>
         <w:tc>
           <w:tcPr>
-            <w:tcW w:w="1106" w:type="dxa"/>
+            <w:tcW w:w="1361" w:type="dxa"/>
             <w:tcBorders>
               <w:top w:val="single" w:sz="4" w:space="0" w:color="auto"/>
               <w:left w:val="nil"/>
@@ -5193,7 +6415,7 @@
         </w:tc>
         <w:tc>
           <w:tcPr>
-            <w:tcW w:w="1106" w:type="dxa"/>
+            <w:tcW w:w="1361" w:type="dxa"/>
             <w:tcBorders>
               <w:top w:val="single" w:sz="4" w:space="0" w:color="auto"/>
               <w:left w:val="nil"/>
@@ -5215,7 +6437,7 @@
         </w:tc>
         <w:tc>
           <w:tcPr>
-            <w:tcW w:w="1106" w:type="dxa"/>
+            <w:tcW w:w="1361" w:type="dxa"/>
             <w:tcBorders>
               <w:top w:val="single" w:sz="4" w:space="0" w:color="auto"/>
               <w:left w:val="nil"/>
@@ -5236,7 +6458,7 @@
         </w:tc>
         <w:tc>
           <w:tcPr>
-            <w:tcW w:w="1106" w:type="dxa"/>
+            <w:tcW w:w="1361" w:type="dxa"/>
             <w:tcBorders>
               <w:top w:val="single" w:sz="4" w:space="0" w:color="auto"/>
               <w:left w:val="nil"/>
@@ -5257,51 +6479,93 @@
         </w:tc>
         <w:tc>
           <w:tcPr>
-            <w:tcW w:w="1106" w:type="dxa"/>
+            <w:tcW w:w="1361" w:type="dxa"/>
             <w:tcBorders>
               <w:top w:val="single" w:sz="4" w:space="0" w:color="auto"/>
               <w:left w:val="nil"/>
               <w:bottom w:val="nil"/>
               <w:right w:val="nil"/>
             </w:tcBorders>
-            <w:vAlign w:val="center"/>
-          </w:tcPr>
-          <w:p>
-            <w:pPr>
-              <w:spacing w:line="240" w:lineRule="auto"/>
-              <w:jc w:val="center"/>
-              <w:rPr>
-                <w:sz w:val="21"/>
-                <w:szCs w:val="21"/>
-              </w:rPr>
-            </w:pPr>
-          </w:p>
-        </w:tc>
-        <w:tc>
-          <w:tcPr>
-            <w:tcW w:w="1106" w:type="dxa"/>
+          </w:tcPr>
+          <w:p>
+            <w:pPr>
+              <w:spacing w:line="240" w:lineRule="auto"/>
+              <w:jc w:val="center"/>
+              <w:rPr>
+                <w:sz w:val="21"/>
+                <w:szCs w:val="21"/>
+              </w:rPr>
+            </w:pPr>
+          </w:p>
+        </w:tc>
+        <w:tc>
+          <w:tcPr>
+            <w:tcW w:w="1361" w:type="dxa"/>
             <w:tcBorders>
               <w:top w:val="single" w:sz="4" w:space="0" w:color="auto"/>
               <w:left w:val="nil"/>
               <w:bottom w:val="nil"/>
               <w:right w:val="nil"/>
             </w:tcBorders>
-            <w:vAlign w:val="center"/>
-          </w:tcPr>
-          <w:p>
-            <w:pPr>
-              <w:spacing w:line="240" w:lineRule="auto"/>
-              <w:jc w:val="center"/>
-              <w:rPr>
-                <w:sz w:val="21"/>
-                <w:szCs w:val="21"/>
-              </w:rPr>
-            </w:pPr>
-          </w:p>
-        </w:tc>
-        <w:tc>
-          <w:tcPr>
-            <w:tcW w:w="1106" w:type="dxa"/>
+          </w:tcPr>
+          <w:p>
+            <w:pPr>
+              <w:spacing w:line="240" w:lineRule="auto"/>
+              <w:jc w:val="center"/>
+              <w:rPr>
+                <w:sz w:val="21"/>
+                <w:szCs w:val="21"/>
+              </w:rPr>
+            </w:pPr>
+          </w:p>
+        </w:tc>
+        <w:tc>
+          <w:tcPr>
+            <w:tcW w:w="1361" w:type="dxa"/>
+            <w:tcBorders>
+              <w:top w:val="single" w:sz="4" w:space="0" w:color="auto"/>
+              <w:left w:val="nil"/>
+              <w:bottom w:val="nil"/>
+              <w:right w:val="nil"/>
+            </w:tcBorders>
+            <w:vAlign w:val="center"/>
+          </w:tcPr>
+          <w:p>
+            <w:pPr>
+              <w:spacing w:line="240" w:lineRule="auto"/>
+              <w:jc w:val="center"/>
+              <w:rPr>
+                <w:sz w:val="21"/>
+                <w:szCs w:val="21"/>
+              </w:rPr>
+            </w:pPr>
+          </w:p>
+        </w:tc>
+        <w:tc>
+          <w:tcPr>
+            <w:tcW w:w="1361" w:type="dxa"/>
+            <w:tcBorders>
+              <w:top w:val="single" w:sz="4" w:space="0" w:color="auto"/>
+              <w:left w:val="nil"/>
+              <w:bottom w:val="nil"/>
+              <w:right w:val="nil"/>
+            </w:tcBorders>
+            <w:vAlign w:val="center"/>
+          </w:tcPr>
+          <w:p>
+            <w:pPr>
+              <w:spacing w:line="240" w:lineRule="auto"/>
+              <w:jc w:val="center"/>
+              <w:rPr>
+                <w:sz w:val="21"/>
+                <w:szCs w:val="21"/>
+              </w:rPr>
+            </w:pPr>
+          </w:p>
+        </w:tc>
+        <w:tc>
+          <w:tcPr>
+            <w:tcW w:w="1361" w:type="dxa"/>
             <w:tcBorders>
               <w:top w:val="single" w:sz="4" w:space="0" w:color="auto"/>
               <w:left w:val="nil"/>
@@ -5331,28 +6595,28 @@
         </w:trPr>
         <w:tc>
           <w:tcPr>
-            <w:tcW w:w="1247" w:type="dxa"/>
-            <w:tcBorders>
-              <w:top w:val="nil"/>
-              <w:bottom w:val="nil"/>
-              <w:right w:val="nil"/>
-            </w:tcBorders>
-            <w:vAlign w:val="center"/>
-          </w:tcPr>
-          <w:p>
-            <w:pPr>
-              <w:spacing w:line="240" w:lineRule="auto"/>
-              <w:jc w:val="center"/>
-              <w:rPr>
-                <w:sz w:val="21"/>
-                <w:szCs w:val="21"/>
-              </w:rPr>
-            </w:pPr>
-          </w:p>
-        </w:tc>
-        <w:tc>
-          <w:tcPr>
-            <w:tcW w:w="1106" w:type="dxa"/>
+            <w:tcW w:w="1361" w:type="dxa"/>
+            <w:tcBorders>
+              <w:top w:val="nil"/>
+              <w:bottom w:val="nil"/>
+              <w:right w:val="nil"/>
+            </w:tcBorders>
+            <w:vAlign w:val="center"/>
+          </w:tcPr>
+          <w:p>
+            <w:pPr>
+              <w:spacing w:line="240" w:lineRule="auto"/>
+              <w:jc w:val="center"/>
+              <w:rPr>
+                <w:sz w:val="21"/>
+                <w:szCs w:val="21"/>
+              </w:rPr>
+            </w:pPr>
+          </w:p>
+        </w:tc>
+        <w:tc>
+          <w:tcPr>
+            <w:tcW w:w="1361" w:type="dxa"/>
             <w:tcBorders>
               <w:top w:val="nil"/>
               <w:left w:val="nil"/>
@@ -5375,137 +6639,179 @@
         </w:tc>
         <w:tc>
           <w:tcPr>
-            <w:tcW w:w="1106" w:type="dxa"/>
-            <w:tcBorders>
-              <w:top w:val="nil"/>
-              <w:left w:val="nil"/>
-              <w:bottom w:val="nil"/>
-              <w:right w:val="nil"/>
-            </w:tcBorders>
-            <w:vAlign w:val="center"/>
-          </w:tcPr>
-          <w:p>
-            <w:pPr>
-              <w:spacing w:line="240" w:lineRule="auto"/>
-              <w:jc w:val="center"/>
-              <w:rPr>
-                <w:sz w:val="21"/>
-                <w:szCs w:val="21"/>
-              </w:rPr>
-            </w:pPr>
-          </w:p>
-        </w:tc>
-        <w:tc>
-          <w:tcPr>
-            <w:tcW w:w="1106" w:type="dxa"/>
-            <w:tcBorders>
-              <w:top w:val="nil"/>
-              <w:left w:val="nil"/>
-              <w:bottom w:val="nil"/>
-              <w:right w:val="nil"/>
-            </w:tcBorders>
-            <w:vAlign w:val="center"/>
-          </w:tcPr>
-          <w:p>
-            <w:pPr>
-              <w:spacing w:line="240" w:lineRule="auto"/>
-              <w:jc w:val="center"/>
-              <w:rPr>
-                <w:sz w:val="21"/>
-                <w:szCs w:val="21"/>
-              </w:rPr>
-            </w:pPr>
-          </w:p>
-        </w:tc>
-        <w:tc>
-          <w:tcPr>
-            <w:tcW w:w="1106" w:type="dxa"/>
-            <w:tcBorders>
-              <w:top w:val="nil"/>
-              <w:left w:val="nil"/>
-              <w:bottom w:val="nil"/>
-              <w:right w:val="nil"/>
-            </w:tcBorders>
-          </w:tcPr>
-          <w:p>
-            <w:pPr>
-              <w:spacing w:line="240" w:lineRule="auto"/>
-              <w:jc w:val="center"/>
-              <w:rPr>
-                <w:sz w:val="21"/>
-                <w:szCs w:val="21"/>
-              </w:rPr>
-            </w:pPr>
-          </w:p>
-        </w:tc>
-        <w:tc>
-          <w:tcPr>
-            <w:tcW w:w="1106" w:type="dxa"/>
-            <w:tcBorders>
-              <w:top w:val="nil"/>
-              <w:left w:val="nil"/>
-              <w:bottom w:val="nil"/>
-              <w:right w:val="nil"/>
-            </w:tcBorders>
-          </w:tcPr>
-          <w:p>
-            <w:pPr>
-              <w:spacing w:line="240" w:lineRule="auto"/>
-              <w:jc w:val="center"/>
-              <w:rPr>
-                <w:sz w:val="21"/>
-                <w:szCs w:val="21"/>
-              </w:rPr>
-            </w:pPr>
-          </w:p>
-        </w:tc>
-        <w:tc>
-          <w:tcPr>
-            <w:tcW w:w="1106" w:type="dxa"/>
-            <w:tcBorders>
-              <w:top w:val="nil"/>
-              <w:left w:val="nil"/>
-              <w:bottom w:val="nil"/>
-              <w:right w:val="nil"/>
-            </w:tcBorders>
-            <w:vAlign w:val="center"/>
-          </w:tcPr>
-          <w:p>
-            <w:pPr>
-              <w:spacing w:line="240" w:lineRule="auto"/>
-              <w:jc w:val="center"/>
-              <w:rPr>
-                <w:sz w:val="21"/>
-                <w:szCs w:val="21"/>
-              </w:rPr>
-            </w:pPr>
-          </w:p>
-        </w:tc>
-        <w:tc>
-          <w:tcPr>
-            <w:tcW w:w="1106" w:type="dxa"/>
-            <w:tcBorders>
-              <w:top w:val="nil"/>
-              <w:left w:val="nil"/>
-              <w:bottom w:val="nil"/>
-              <w:right w:val="nil"/>
-            </w:tcBorders>
-            <w:vAlign w:val="center"/>
-          </w:tcPr>
-          <w:p>
-            <w:pPr>
-              <w:spacing w:line="240" w:lineRule="auto"/>
-              <w:jc w:val="center"/>
-              <w:rPr>
-                <w:sz w:val="21"/>
-                <w:szCs w:val="21"/>
-              </w:rPr>
-            </w:pPr>
-          </w:p>
-        </w:tc>
-        <w:tc>
-          <w:tcPr>
-            <w:tcW w:w="1106" w:type="dxa"/>
+            <w:tcW w:w="1361" w:type="dxa"/>
+            <w:tcBorders>
+              <w:top w:val="nil"/>
+              <w:left w:val="nil"/>
+              <w:bottom w:val="nil"/>
+              <w:right w:val="nil"/>
+            </w:tcBorders>
+            <w:vAlign w:val="center"/>
+          </w:tcPr>
+          <w:p>
+            <w:pPr>
+              <w:spacing w:line="240" w:lineRule="auto"/>
+              <w:jc w:val="center"/>
+              <w:rPr>
+                <w:sz w:val="21"/>
+                <w:szCs w:val="21"/>
+              </w:rPr>
+            </w:pPr>
+          </w:p>
+        </w:tc>
+        <w:tc>
+          <w:tcPr>
+            <w:tcW w:w="1361" w:type="dxa"/>
+            <w:tcBorders>
+              <w:top w:val="nil"/>
+              <w:left w:val="nil"/>
+              <w:bottom w:val="nil"/>
+              <w:right w:val="nil"/>
+            </w:tcBorders>
+            <w:vAlign w:val="center"/>
+          </w:tcPr>
+          <w:p>
+            <w:pPr>
+              <w:spacing w:line="240" w:lineRule="auto"/>
+              <w:jc w:val="center"/>
+              <w:rPr>
+                <w:sz w:val="21"/>
+                <w:szCs w:val="21"/>
+              </w:rPr>
+            </w:pPr>
+          </w:p>
+        </w:tc>
+        <w:tc>
+          <w:tcPr>
+            <w:tcW w:w="1361" w:type="dxa"/>
+            <w:tcBorders>
+              <w:top w:val="nil"/>
+              <w:left w:val="nil"/>
+              <w:bottom w:val="nil"/>
+              <w:right w:val="nil"/>
+            </w:tcBorders>
+          </w:tcPr>
+          <w:p>
+            <w:pPr>
+              <w:spacing w:line="240" w:lineRule="auto"/>
+              <w:jc w:val="center"/>
+              <w:rPr>
+                <w:sz w:val="21"/>
+                <w:szCs w:val="21"/>
+              </w:rPr>
+            </w:pPr>
+          </w:p>
+        </w:tc>
+        <w:tc>
+          <w:tcPr>
+            <w:tcW w:w="1361" w:type="dxa"/>
+            <w:tcBorders>
+              <w:top w:val="nil"/>
+              <w:left w:val="nil"/>
+              <w:bottom w:val="nil"/>
+              <w:right w:val="nil"/>
+            </w:tcBorders>
+          </w:tcPr>
+          <w:p>
+            <w:pPr>
+              <w:spacing w:line="240" w:lineRule="auto"/>
+              <w:jc w:val="center"/>
+              <w:rPr>
+                <w:sz w:val="21"/>
+                <w:szCs w:val="21"/>
+              </w:rPr>
+            </w:pPr>
+          </w:p>
+        </w:tc>
+        <w:tc>
+          <w:tcPr>
+            <w:tcW w:w="1361" w:type="dxa"/>
+            <w:tcBorders>
+              <w:top w:val="nil"/>
+              <w:left w:val="nil"/>
+              <w:bottom w:val="nil"/>
+              <w:right w:val="nil"/>
+            </w:tcBorders>
+          </w:tcPr>
+          <w:p>
+            <w:pPr>
+              <w:spacing w:line="240" w:lineRule="auto"/>
+              <w:jc w:val="center"/>
+              <w:rPr>
+                <w:sz w:val="21"/>
+                <w:szCs w:val="21"/>
+              </w:rPr>
+            </w:pPr>
+          </w:p>
+        </w:tc>
+        <w:tc>
+          <w:tcPr>
+            <w:tcW w:w="1361" w:type="dxa"/>
+            <w:tcBorders>
+              <w:top w:val="nil"/>
+              <w:left w:val="nil"/>
+              <w:bottom w:val="nil"/>
+              <w:right w:val="nil"/>
+            </w:tcBorders>
+          </w:tcPr>
+          <w:p>
+            <w:pPr>
+              <w:spacing w:line="240" w:lineRule="auto"/>
+              <w:jc w:val="center"/>
+              <w:rPr>
+                <w:sz w:val="21"/>
+                <w:szCs w:val="21"/>
+              </w:rPr>
+            </w:pPr>
+          </w:p>
+        </w:tc>
+        <w:tc>
+          <w:tcPr>
+            <w:tcW w:w="1361" w:type="dxa"/>
+            <w:tcBorders>
+              <w:top w:val="nil"/>
+              <w:left w:val="nil"/>
+              <w:bottom w:val="nil"/>
+              <w:right w:val="nil"/>
+            </w:tcBorders>
+            <w:vAlign w:val="center"/>
+          </w:tcPr>
+          <w:p>
+            <w:pPr>
+              <w:spacing w:line="240" w:lineRule="auto"/>
+              <w:jc w:val="center"/>
+              <w:rPr>
+                <w:sz w:val="21"/>
+                <w:szCs w:val="21"/>
+              </w:rPr>
+            </w:pPr>
+          </w:p>
+        </w:tc>
+        <w:tc>
+          <w:tcPr>
+            <w:tcW w:w="1361" w:type="dxa"/>
+            <w:tcBorders>
+              <w:top w:val="nil"/>
+              <w:left w:val="nil"/>
+              <w:bottom w:val="nil"/>
+              <w:right w:val="nil"/>
+            </w:tcBorders>
+            <w:vAlign w:val="center"/>
+          </w:tcPr>
+          <w:p>
+            <w:pPr>
+              <w:spacing w:line="240" w:lineRule="auto"/>
+              <w:jc w:val="center"/>
+              <w:rPr>
+                <w:sz w:val="21"/>
+                <w:szCs w:val="21"/>
+              </w:rPr>
+            </w:pPr>
+          </w:p>
+        </w:tc>
+        <w:tc>
+          <w:tcPr>
+            <w:tcW w:w="1361" w:type="dxa"/>
             <w:tcBorders>
               <w:top w:val="nil"/>
               <w:left w:val="nil"/>
@@ -5535,28 +6841,28 @@
         </w:trPr>
         <w:tc>
           <w:tcPr>
-            <w:tcW w:w="1247" w:type="dxa"/>
-            <w:tcBorders>
-              <w:top w:val="nil"/>
-              <w:bottom w:val="nil"/>
-              <w:right w:val="nil"/>
-            </w:tcBorders>
-            <w:vAlign w:val="center"/>
-          </w:tcPr>
-          <w:p>
-            <w:pPr>
-              <w:spacing w:line="240" w:lineRule="auto"/>
-              <w:jc w:val="center"/>
-              <w:rPr>
-                <w:sz w:val="21"/>
-                <w:szCs w:val="21"/>
-              </w:rPr>
-            </w:pPr>
-          </w:p>
-        </w:tc>
-        <w:tc>
-          <w:tcPr>
-            <w:tcW w:w="1106" w:type="dxa"/>
+            <w:tcW w:w="1361" w:type="dxa"/>
+            <w:tcBorders>
+              <w:top w:val="nil"/>
+              <w:bottom w:val="nil"/>
+              <w:right w:val="nil"/>
+            </w:tcBorders>
+            <w:vAlign w:val="center"/>
+          </w:tcPr>
+          <w:p>
+            <w:pPr>
+              <w:spacing w:line="240" w:lineRule="auto"/>
+              <w:jc w:val="center"/>
+              <w:rPr>
+                <w:sz w:val="21"/>
+                <w:szCs w:val="21"/>
+              </w:rPr>
+            </w:pPr>
+          </w:p>
+        </w:tc>
+        <w:tc>
+          <w:tcPr>
+            <w:tcW w:w="1361" w:type="dxa"/>
             <w:tcBorders>
               <w:top w:val="nil"/>
               <w:left w:val="nil"/>
@@ -5579,137 +6885,179 @@
         </w:tc>
         <w:tc>
           <w:tcPr>
-            <w:tcW w:w="1106" w:type="dxa"/>
-            <w:tcBorders>
-              <w:top w:val="nil"/>
-              <w:left w:val="nil"/>
-              <w:bottom w:val="nil"/>
-              <w:right w:val="nil"/>
-            </w:tcBorders>
-            <w:vAlign w:val="center"/>
-          </w:tcPr>
-          <w:p>
-            <w:pPr>
-              <w:spacing w:line="240" w:lineRule="auto"/>
-              <w:jc w:val="center"/>
-              <w:rPr>
-                <w:sz w:val="21"/>
-                <w:szCs w:val="21"/>
-              </w:rPr>
-            </w:pPr>
-          </w:p>
-        </w:tc>
-        <w:tc>
-          <w:tcPr>
-            <w:tcW w:w="1106" w:type="dxa"/>
-            <w:tcBorders>
-              <w:top w:val="nil"/>
-              <w:left w:val="nil"/>
-              <w:bottom w:val="nil"/>
-              <w:right w:val="nil"/>
-            </w:tcBorders>
-            <w:vAlign w:val="center"/>
-          </w:tcPr>
-          <w:p>
-            <w:pPr>
-              <w:spacing w:line="240" w:lineRule="auto"/>
-              <w:jc w:val="center"/>
-              <w:rPr>
-                <w:sz w:val="21"/>
-                <w:szCs w:val="21"/>
-              </w:rPr>
-            </w:pPr>
-          </w:p>
-        </w:tc>
-        <w:tc>
-          <w:tcPr>
-            <w:tcW w:w="1106" w:type="dxa"/>
-            <w:tcBorders>
-              <w:top w:val="nil"/>
-              <w:left w:val="nil"/>
-              <w:bottom w:val="nil"/>
-              <w:right w:val="nil"/>
-            </w:tcBorders>
-          </w:tcPr>
-          <w:p>
-            <w:pPr>
-              <w:spacing w:line="240" w:lineRule="auto"/>
-              <w:jc w:val="center"/>
-              <w:rPr>
-                <w:sz w:val="21"/>
-                <w:szCs w:val="21"/>
-              </w:rPr>
-            </w:pPr>
-          </w:p>
-        </w:tc>
-        <w:tc>
-          <w:tcPr>
-            <w:tcW w:w="1106" w:type="dxa"/>
-            <w:tcBorders>
-              <w:top w:val="nil"/>
-              <w:left w:val="nil"/>
-              <w:bottom w:val="nil"/>
-              <w:right w:val="nil"/>
-            </w:tcBorders>
-          </w:tcPr>
-          <w:p>
-            <w:pPr>
-              <w:spacing w:line="240" w:lineRule="auto"/>
-              <w:jc w:val="center"/>
-              <w:rPr>
-                <w:sz w:val="21"/>
-                <w:szCs w:val="21"/>
-              </w:rPr>
-            </w:pPr>
-          </w:p>
-        </w:tc>
-        <w:tc>
-          <w:tcPr>
-            <w:tcW w:w="1106" w:type="dxa"/>
-            <w:tcBorders>
-              <w:top w:val="nil"/>
-              <w:left w:val="nil"/>
-              <w:bottom w:val="nil"/>
-              <w:right w:val="nil"/>
-            </w:tcBorders>
-            <w:vAlign w:val="center"/>
-          </w:tcPr>
-          <w:p>
-            <w:pPr>
-              <w:spacing w:line="240" w:lineRule="auto"/>
-              <w:jc w:val="center"/>
-              <w:rPr>
-                <w:sz w:val="21"/>
-                <w:szCs w:val="21"/>
-              </w:rPr>
-            </w:pPr>
-          </w:p>
-        </w:tc>
-        <w:tc>
-          <w:tcPr>
-            <w:tcW w:w="1106" w:type="dxa"/>
-            <w:tcBorders>
-              <w:top w:val="nil"/>
-              <w:left w:val="nil"/>
-              <w:bottom w:val="nil"/>
-              <w:right w:val="nil"/>
-            </w:tcBorders>
-            <w:vAlign w:val="center"/>
-          </w:tcPr>
-          <w:p>
-            <w:pPr>
-              <w:spacing w:line="240" w:lineRule="auto"/>
-              <w:jc w:val="center"/>
-              <w:rPr>
-                <w:sz w:val="21"/>
-                <w:szCs w:val="21"/>
-              </w:rPr>
-            </w:pPr>
-          </w:p>
-        </w:tc>
-        <w:tc>
-          <w:tcPr>
-            <w:tcW w:w="1106" w:type="dxa"/>
+            <w:tcW w:w="1361" w:type="dxa"/>
+            <w:tcBorders>
+              <w:top w:val="nil"/>
+              <w:left w:val="nil"/>
+              <w:bottom w:val="nil"/>
+              <w:right w:val="nil"/>
+            </w:tcBorders>
+            <w:vAlign w:val="center"/>
+          </w:tcPr>
+          <w:p>
+            <w:pPr>
+              <w:spacing w:line="240" w:lineRule="auto"/>
+              <w:jc w:val="center"/>
+              <w:rPr>
+                <w:sz w:val="21"/>
+                <w:szCs w:val="21"/>
+              </w:rPr>
+            </w:pPr>
+          </w:p>
+        </w:tc>
+        <w:tc>
+          <w:tcPr>
+            <w:tcW w:w="1361" w:type="dxa"/>
+            <w:tcBorders>
+              <w:top w:val="nil"/>
+              <w:left w:val="nil"/>
+              <w:bottom w:val="nil"/>
+              <w:right w:val="nil"/>
+            </w:tcBorders>
+            <w:vAlign w:val="center"/>
+          </w:tcPr>
+          <w:p>
+            <w:pPr>
+              <w:spacing w:line="240" w:lineRule="auto"/>
+              <w:jc w:val="center"/>
+              <w:rPr>
+                <w:sz w:val="21"/>
+                <w:szCs w:val="21"/>
+              </w:rPr>
+            </w:pPr>
+          </w:p>
+        </w:tc>
+        <w:tc>
+          <w:tcPr>
+            <w:tcW w:w="1361" w:type="dxa"/>
+            <w:tcBorders>
+              <w:top w:val="nil"/>
+              <w:left w:val="nil"/>
+              <w:bottom w:val="nil"/>
+              <w:right w:val="nil"/>
+            </w:tcBorders>
+          </w:tcPr>
+          <w:p>
+            <w:pPr>
+              <w:spacing w:line="240" w:lineRule="auto"/>
+              <w:jc w:val="center"/>
+              <w:rPr>
+                <w:sz w:val="21"/>
+                <w:szCs w:val="21"/>
+              </w:rPr>
+            </w:pPr>
+          </w:p>
+        </w:tc>
+        <w:tc>
+          <w:tcPr>
+            <w:tcW w:w="1361" w:type="dxa"/>
+            <w:tcBorders>
+              <w:top w:val="nil"/>
+              <w:left w:val="nil"/>
+              <w:bottom w:val="nil"/>
+              <w:right w:val="nil"/>
+            </w:tcBorders>
+          </w:tcPr>
+          <w:p>
+            <w:pPr>
+              <w:spacing w:line="240" w:lineRule="auto"/>
+              <w:jc w:val="center"/>
+              <w:rPr>
+                <w:sz w:val="21"/>
+                <w:szCs w:val="21"/>
+              </w:rPr>
+            </w:pPr>
+          </w:p>
+        </w:tc>
+        <w:tc>
+          <w:tcPr>
+            <w:tcW w:w="1361" w:type="dxa"/>
+            <w:tcBorders>
+              <w:top w:val="nil"/>
+              <w:left w:val="nil"/>
+              <w:bottom w:val="nil"/>
+              <w:right w:val="nil"/>
+            </w:tcBorders>
+          </w:tcPr>
+          <w:p>
+            <w:pPr>
+              <w:spacing w:line="240" w:lineRule="auto"/>
+              <w:jc w:val="center"/>
+              <w:rPr>
+                <w:sz w:val="21"/>
+                <w:szCs w:val="21"/>
+              </w:rPr>
+            </w:pPr>
+          </w:p>
+        </w:tc>
+        <w:tc>
+          <w:tcPr>
+            <w:tcW w:w="1361" w:type="dxa"/>
+            <w:tcBorders>
+              <w:top w:val="nil"/>
+              <w:left w:val="nil"/>
+              <w:bottom w:val="nil"/>
+              <w:right w:val="nil"/>
+            </w:tcBorders>
+          </w:tcPr>
+          <w:p>
+            <w:pPr>
+              <w:spacing w:line="240" w:lineRule="auto"/>
+              <w:jc w:val="center"/>
+              <w:rPr>
+                <w:sz w:val="21"/>
+                <w:szCs w:val="21"/>
+              </w:rPr>
+            </w:pPr>
+          </w:p>
+        </w:tc>
+        <w:tc>
+          <w:tcPr>
+            <w:tcW w:w="1361" w:type="dxa"/>
+            <w:tcBorders>
+              <w:top w:val="nil"/>
+              <w:left w:val="nil"/>
+              <w:bottom w:val="nil"/>
+              <w:right w:val="nil"/>
+            </w:tcBorders>
+            <w:vAlign w:val="center"/>
+          </w:tcPr>
+          <w:p>
+            <w:pPr>
+              <w:spacing w:line="240" w:lineRule="auto"/>
+              <w:jc w:val="center"/>
+              <w:rPr>
+                <w:sz w:val="21"/>
+                <w:szCs w:val="21"/>
+              </w:rPr>
+            </w:pPr>
+          </w:p>
+        </w:tc>
+        <w:tc>
+          <w:tcPr>
+            <w:tcW w:w="1361" w:type="dxa"/>
+            <w:tcBorders>
+              <w:top w:val="nil"/>
+              <w:left w:val="nil"/>
+              <w:bottom w:val="nil"/>
+              <w:right w:val="nil"/>
+            </w:tcBorders>
+            <w:vAlign w:val="center"/>
+          </w:tcPr>
+          <w:p>
+            <w:pPr>
+              <w:spacing w:line="240" w:lineRule="auto"/>
+              <w:jc w:val="center"/>
+              <w:rPr>
+                <w:sz w:val="21"/>
+                <w:szCs w:val="21"/>
+              </w:rPr>
+            </w:pPr>
+          </w:p>
+        </w:tc>
+        <w:tc>
+          <w:tcPr>
+            <w:tcW w:w="1361" w:type="dxa"/>
             <w:tcBorders>
               <w:top w:val="nil"/>
               <w:left w:val="nil"/>
@@ -5739,7 +7087,7 @@
         </w:trPr>
         <w:tc>
           <w:tcPr>
-            <w:tcW w:w="1247" w:type="dxa"/>
+            <w:tcW w:w="1361" w:type="dxa"/>
             <w:tcBorders>
               <w:top w:val="nil"/>
               <w:bottom w:val="single" w:sz="12" w:space="0" w:color="000000"/>
@@ -5760,7 +7108,7 @@
         </w:tc>
         <w:tc>
           <w:tcPr>
-            <w:tcW w:w="1106" w:type="dxa"/>
+            <w:tcW w:w="1361" w:type="dxa"/>
             <w:tcBorders>
               <w:top w:val="nil"/>
               <w:left w:val="nil"/>
@@ -5783,7 +7131,7 @@
         </w:tc>
         <w:tc>
           <w:tcPr>
-            <w:tcW w:w="1106" w:type="dxa"/>
+            <w:tcW w:w="1361" w:type="dxa"/>
             <w:tcBorders>
               <w:top w:val="nil"/>
               <w:left w:val="nil"/>
@@ -5805,7 +7153,7 @@
         </w:tc>
         <w:tc>
           <w:tcPr>
-            <w:tcW w:w="1106" w:type="dxa"/>
+            <w:tcW w:w="1361" w:type="dxa"/>
             <w:tcBorders>
               <w:top w:val="nil"/>
               <w:left w:val="nil"/>
@@ -5827,7 +7175,7 @@
         </w:tc>
         <w:tc>
           <w:tcPr>
-            <w:tcW w:w="1106" w:type="dxa"/>
+            <w:tcW w:w="1361" w:type="dxa"/>
             <w:tcBorders>
               <w:top w:val="nil"/>
               <w:left w:val="nil"/>
@@ -5848,7 +7196,7 @@
         </w:tc>
         <w:tc>
           <w:tcPr>
-            <w:tcW w:w="1106" w:type="dxa"/>
+            <w:tcW w:w="1361" w:type="dxa"/>
             <w:tcBorders>
               <w:top w:val="nil"/>
               <w:left w:val="nil"/>
@@ -5869,51 +7217,93 @@
         </w:tc>
         <w:tc>
           <w:tcPr>
-            <w:tcW w:w="1106" w:type="dxa"/>
+            <w:tcW w:w="1361" w:type="dxa"/>
             <w:tcBorders>
               <w:top w:val="nil"/>
               <w:left w:val="nil"/>
               <w:bottom w:val="single" w:sz="12" w:space="0" w:color="000000"/>
               <w:right w:val="nil"/>
             </w:tcBorders>
-            <w:vAlign w:val="center"/>
-          </w:tcPr>
-          <w:p>
-            <w:pPr>
-              <w:spacing w:line="240" w:lineRule="auto"/>
-              <w:jc w:val="center"/>
-              <w:rPr>
-                <w:sz w:val="21"/>
-                <w:szCs w:val="21"/>
-              </w:rPr>
-            </w:pPr>
-          </w:p>
-        </w:tc>
-        <w:tc>
-          <w:tcPr>
-            <w:tcW w:w="1106" w:type="dxa"/>
+          </w:tcPr>
+          <w:p>
+            <w:pPr>
+              <w:spacing w:line="240" w:lineRule="auto"/>
+              <w:jc w:val="center"/>
+              <w:rPr>
+                <w:sz w:val="21"/>
+                <w:szCs w:val="21"/>
+              </w:rPr>
+            </w:pPr>
+          </w:p>
+        </w:tc>
+        <w:tc>
+          <w:tcPr>
+            <w:tcW w:w="1361" w:type="dxa"/>
             <w:tcBorders>
               <w:top w:val="nil"/>
               <w:left w:val="nil"/>
               <w:bottom w:val="single" w:sz="12" w:space="0" w:color="000000"/>
               <w:right w:val="nil"/>
             </w:tcBorders>
-            <w:vAlign w:val="center"/>
-          </w:tcPr>
-          <w:p>
-            <w:pPr>
-              <w:spacing w:line="240" w:lineRule="auto"/>
-              <w:jc w:val="center"/>
-              <w:rPr>
-                <w:sz w:val="21"/>
-                <w:szCs w:val="21"/>
-              </w:rPr>
-            </w:pPr>
-          </w:p>
-        </w:tc>
-        <w:tc>
-          <w:tcPr>
-            <w:tcW w:w="1106" w:type="dxa"/>
+          </w:tcPr>
+          <w:p>
+            <w:pPr>
+              <w:spacing w:line="240" w:lineRule="auto"/>
+              <w:jc w:val="center"/>
+              <w:rPr>
+                <w:sz w:val="21"/>
+                <w:szCs w:val="21"/>
+              </w:rPr>
+            </w:pPr>
+          </w:p>
+        </w:tc>
+        <w:tc>
+          <w:tcPr>
+            <w:tcW w:w="1361" w:type="dxa"/>
+            <w:tcBorders>
+              <w:top w:val="nil"/>
+              <w:left w:val="nil"/>
+              <w:bottom w:val="single" w:sz="12" w:space="0" w:color="000000"/>
+              <w:right w:val="nil"/>
+            </w:tcBorders>
+            <w:vAlign w:val="center"/>
+          </w:tcPr>
+          <w:p>
+            <w:pPr>
+              <w:spacing w:line="240" w:lineRule="auto"/>
+              <w:jc w:val="center"/>
+              <w:rPr>
+                <w:sz w:val="21"/>
+                <w:szCs w:val="21"/>
+              </w:rPr>
+            </w:pPr>
+          </w:p>
+        </w:tc>
+        <w:tc>
+          <w:tcPr>
+            <w:tcW w:w="1361" w:type="dxa"/>
+            <w:tcBorders>
+              <w:top w:val="nil"/>
+              <w:left w:val="nil"/>
+              <w:bottom w:val="single" w:sz="12" w:space="0" w:color="000000"/>
+              <w:right w:val="nil"/>
+            </w:tcBorders>
+            <w:vAlign w:val="center"/>
+          </w:tcPr>
+          <w:p>
+            <w:pPr>
+              <w:spacing w:line="240" w:lineRule="auto"/>
+              <w:jc w:val="center"/>
+              <w:rPr>
+                <w:sz w:val="21"/>
+                <w:szCs w:val="21"/>
+              </w:rPr>
+            </w:pPr>
+          </w:p>
+        </w:tc>
+        <w:tc>
+          <w:tcPr>
+            <w:tcW w:w="1361" w:type="dxa"/>
             <w:tcBorders>
               <w:top w:val="nil"/>
               <w:left w:val="nil"/>
@@ -5937,12 +7327,9 @@
         </w:tc>
       </w:tr>
     </w:tbl>
-    <w:p>
-      <w:bookmarkStart w:id="0" w:name="_GoBack"/>
-      <w:bookmarkEnd w:id="0"/>
-    </w:p>
+    <w:p/>
     <w:sectPr>
-      <w:pgSz w:w="11906" w:h="16838"/>
+      <w:pgSz w:w="16838" w:h="11906" w:orient="landscape"/>
       <w:pgMar w:top="720" w:right="720" w:bottom="720" w:left="720" w:header="851" w:footer="992" w:gutter="0"/>
       <w:cols w:space="425"/>
       <w:docGrid w:type="lines" w:linePitch="326"/>
@@ -6774,4 +8161,16 @@
     </a:ext>
   </a:extLst>
 </a:theme>
+</file>
+
+<file path=customXml/item1.xml><?xml version="1.0" encoding="utf-8"?>
+<b:Sources xmlns:b="http://schemas.openxmlformats.org/officeDocument/2006/bibliography" xmlns="http://schemas.openxmlformats.org/officeDocument/2006/bibliography" SelectedStyle="\APASixthEditionOfficeOnline.xsl" StyleName="APA" Version="6"/>
+</file>
+
+<file path=customXml/itemProps1.xml><?xml version="1.0" encoding="utf-8"?>
+<ds:datastoreItem xmlns:ds="http://schemas.openxmlformats.org/officeDocument/2006/customXml" ds:itemID="{BFA12AA5-9BFA-480C-A349-7372252ABCCA}">
+  <ds:schemaRefs>
+    <ds:schemaRef ds:uri="http://schemas.openxmlformats.org/officeDocument/2006/bibliography"/>
+  </ds:schemaRefs>
+</ds:datastoreItem>
 </file>
--- a/best_per/基线对比.docx
+++ b/best_per/基线对比.docx
@@ -1918,8 +1918,6 @@
                 <w:szCs w:val="21"/>
               </w:rPr>
             </w:pPr>
-            <w:bookmarkStart w:id="0" w:name="_GoBack"/>
-            <w:bookmarkEnd w:id="0"/>
           </w:p>
         </w:tc>
         <w:tc>
@@ -3233,6 +3231,21 @@
                 <w:szCs w:val="21"/>
               </w:rPr>
             </w:pPr>
+            <w:r>
+              <w:rPr>
+                <w:rFonts w:hint="eastAsia"/>
+                <w:sz w:val="21"/>
+                <w:szCs w:val="21"/>
+              </w:rPr>
+              <w:t>4</w:t>
+            </w:r>
+            <w:r>
+              <w:rPr>
+                <w:sz w:val="21"/>
+                <w:szCs w:val="21"/>
+              </w:rPr>
+              <w:t>790</w:t>
+            </w:r>
           </w:p>
         </w:tc>
         <w:tc>
@@ -3560,6 +3573,21 @@
                 <w:szCs w:val="21"/>
               </w:rPr>
             </w:pPr>
+            <w:r>
+              <w:rPr>
+                <w:rFonts w:hint="eastAsia"/>
+                <w:sz w:val="21"/>
+                <w:szCs w:val="21"/>
+              </w:rPr>
+              <w:t>2</w:t>
+            </w:r>
+            <w:r>
+              <w:rPr>
+                <w:sz w:val="21"/>
+                <w:szCs w:val="21"/>
+              </w:rPr>
+              <w:t>874</w:t>
+            </w:r>
           </w:p>
         </w:tc>
         <w:tc>
@@ -3888,6 +3916,21 @@
                 <w:szCs w:val="21"/>
               </w:rPr>
             </w:pPr>
+            <w:r>
+              <w:rPr>
+                <w:rFonts w:hint="eastAsia"/>
+                <w:sz w:val="21"/>
+                <w:szCs w:val="21"/>
+              </w:rPr>
+              <w:t>3</w:t>
+            </w:r>
+            <w:r>
+              <w:rPr>
+                <w:sz w:val="21"/>
+                <w:szCs w:val="21"/>
+              </w:rPr>
+              <w:t>593</w:t>
+            </w:r>
           </w:p>
         </w:tc>
         <w:tc>
@@ -4218,6 +4261,21 @@
                 <w:szCs w:val="21"/>
               </w:rPr>
             </w:pPr>
+            <w:r>
+              <w:rPr>
+                <w:rFonts w:hint="eastAsia"/>
+                <w:sz w:val="21"/>
+                <w:szCs w:val="21"/>
+              </w:rPr>
+              <w:t>2</w:t>
+            </w:r>
+            <w:r>
+              <w:rPr>
+                <w:sz w:val="21"/>
+                <w:szCs w:val="21"/>
+              </w:rPr>
+              <w:t>274</w:t>
+            </w:r>
           </w:p>
         </w:tc>
         <w:tc>
@@ -4240,6 +4298,8 @@
                 <w:szCs w:val="21"/>
               </w:rPr>
             </w:pPr>
+            <w:bookmarkStart w:id="0" w:name="_GoBack"/>
+            <w:bookmarkEnd w:id="0"/>
           </w:p>
         </w:tc>
         <w:tc>
@@ -8168,7 +8228,7 @@
 </file>
 
 <file path=customXml/itemProps1.xml><?xml version="1.0" encoding="utf-8"?>
-<ds:datastoreItem xmlns:ds="http://schemas.openxmlformats.org/officeDocument/2006/customXml" ds:itemID="{BFA12AA5-9BFA-480C-A349-7372252ABCCA}">
+<ds:datastoreItem xmlns:ds="http://schemas.openxmlformats.org/officeDocument/2006/customXml" ds:itemID="{F65F3014-329F-4408-8866-341FD86522B1}">
   <ds:schemaRefs>
     <ds:schemaRef ds:uri="http://schemas.openxmlformats.org/officeDocument/2006/bibliography"/>
   </ds:schemaRefs>

--- a/best_per/基线对比.docx
+++ b/best_per/基线对比.docx
@@ -616,6 +616,21 @@
                 <w:szCs w:val="21"/>
               </w:rPr>
             </w:pPr>
+            <w:r>
+              <w:rPr>
+                <w:rFonts w:hint="eastAsia"/>
+                <w:sz w:val="21"/>
+                <w:szCs w:val="21"/>
+              </w:rPr>
+              <w:t>3</w:t>
+            </w:r>
+            <w:r>
+              <w:rPr>
+                <w:sz w:val="21"/>
+                <w:szCs w:val="21"/>
+              </w:rPr>
+              <w:t>987</w:t>
+            </w:r>
           </w:p>
         </w:tc>
         <w:tc>
@@ -941,6 +956,21 @@
                 <w:szCs w:val="21"/>
               </w:rPr>
             </w:pPr>
+            <w:r>
+              <w:rPr>
+                <w:rFonts w:hint="eastAsia"/>
+                <w:sz w:val="21"/>
+                <w:szCs w:val="21"/>
+              </w:rPr>
+              <w:t>6</w:t>
+            </w:r>
+            <w:r>
+              <w:rPr>
+                <w:sz w:val="21"/>
+                <w:szCs w:val="21"/>
+              </w:rPr>
+              <w:t>770</w:t>
+            </w:r>
           </w:p>
         </w:tc>
         <w:tc>
@@ -1273,6 +1303,21 @@
                 <w:szCs w:val="21"/>
               </w:rPr>
             </w:pPr>
+            <w:r>
+              <w:rPr>
+                <w:rFonts w:hint="eastAsia"/>
+                <w:sz w:val="21"/>
+                <w:szCs w:val="21"/>
+              </w:rPr>
+              <w:t>4</w:t>
+            </w:r>
+            <w:r>
+              <w:rPr>
+                <w:sz w:val="21"/>
+                <w:szCs w:val="21"/>
+              </w:rPr>
+              <w:t>883</w:t>
+            </w:r>
           </w:p>
         </w:tc>
         <w:tc>
@@ -1584,6 +1629,23 @@
                 <w:szCs w:val="21"/>
               </w:rPr>
             </w:pPr>
+            <w:r>
+              <w:rPr>
+                <w:rFonts w:hint="eastAsia"/>
+                <w:sz w:val="21"/>
+                <w:szCs w:val="21"/>
+              </w:rPr>
+              <w:t>3</w:t>
+            </w:r>
+            <w:r>
+              <w:rPr>
+                <w:sz w:val="21"/>
+                <w:szCs w:val="21"/>
+              </w:rPr>
+              <w:t>505</w:t>
+            </w:r>
+            <w:bookmarkStart w:id="0" w:name="_GoBack"/>
+            <w:bookmarkEnd w:id="0"/>
           </w:p>
         </w:tc>
         <w:tc>
@@ -4298,8 +4360,6 @@
                 <w:szCs w:val="21"/>
               </w:rPr>
             </w:pPr>
-            <w:bookmarkStart w:id="0" w:name="_GoBack"/>
-            <w:bookmarkEnd w:id="0"/>
           </w:p>
         </w:tc>
         <w:tc>
@@ -8228,7 +8288,7 @@
 </file>
 
 <file path=customXml/itemProps1.xml><?xml version="1.0" encoding="utf-8"?>
-<ds:datastoreItem xmlns:ds="http://schemas.openxmlformats.org/officeDocument/2006/customXml" ds:itemID="{F65F3014-329F-4408-8866-341FD86522B1}">
+<ds:datastoreItem xmlns:ds="http://schemas.openxmlformats.org/officeDocument/2006/customXml" ds:itemID="{49E8222D-7683-4B53-8B84-22CDE44BD405}">
   <ds:schemaRefs>
     <ds:schemaRef ds:uri="http://schemas.openxmlformats.org/officeDocument/2006/bibliography"/>
   </ds:schemaRefs>

--- a/best_per/基线对比.docx
+++ b/best_per/基线对比.docx
@@ -629,7 +629,22 @@
                 <w:sz w:val="21"/>
                 <w:szCs w:val="21"/>
               </w:rPr>
-              <w:t>987</w:t>
+              <w:t>9</w:t>
+            </w:r>
+            <w:r>
+              <w:rPr>
+                <w:rFonts w:hint="eastAsia"/>
+                <w:sz w:val="21"/>
+                <w:szCs w:val="21"/>
+              </w:rPr>
+              <w:t>.</w:t>
+            </w:r>
+            <w:r>
+              <w:rPr>
+                <w:sz w:val="21"/>
+                <w:szCs w:val="21"/>
+              </w:rPr>
+              <w:t>87</w:t>
             </w:r>
           </w:p>
         </w:tc>
@@ -969,7 +984,21 @@
                 <w:sz w:val="21"/>
                 <w:szCs w:val="21"/>
               </w:rPr>
-              <w:t>770</w:t>
+              <w:t>7</w:t>
+            </w:r>
+            <w:r>
+              <w:rPr>
+                <w:sz w:val="21"/>
+                <w:szCs w:val="21"/>
+              </w:rPr>
+              <w:t>.</w:t>
+            </w:r>
+            <w:r>
+              <w:rPr>
+                <w:sz w:val="21"/>
+                <w:szCs w:val="21"/>
+              </w:rPr>
+              <w:t>70</w:t>
             </w:r>
           </w:p>
         </w:tc>
@@ -1316,7 +1345,21 @@
                 <w:sz w:val="21"/>
                 <w:szCs w:val="21"/>
               </w:rPr>
-              <w:t>883</w:t>
+              <w:t>8</w:t>
+            </w:r>
+            <w:r>
+              <w:rPr>
+                <w:sz w:val="21"/>
+                <w:szCs w:val="21"/>
+              </w:rPr>
+              <w:t>.</w:t>
+            </w:r>
+            <w:r>
+              <w:rPr>
+                <w:sz w:val="21"/>
+                <w:szCs w:val="21"/>
+              </w:rPr>
+              <w:t>83</w:t>
             </w:r>
           </w:p>
         </w:tc>
@@ -1642,10 +1685,22 @@
                 <w:sz w:val="21"/>
                 <w:szCs w:val="21"/>
               </w:rPr>
-              <w:t>505</w:t>
-            </w:r>
-            <w:bookmarkStart w:id="0" w:name="_GoBack"/>
-            <w:bookmarkEnd w:id="0"/>
+              <w:t>5</w:t>
+            </w:r>
+            <w:r>
+              <w:rPr>
+                <w:sz w:val="21"/>
+                <w:szCs w:val="21"/>
+              </w:rPr>
+              <w:t>.</w:t>
+            </w:r>
+            <w:r>
+              <w:rPr>
+                <w:sz w:val="21"/>
+                <w:szCs w:val="21"/>
+              </w:rPr>
+              <w:t>05</w:t>
+            </w:r>
           </w:p>
         </w:tc>
         <w:tc>
@@ -3306,7 +3361,21 @@
                 <w:sz w:val="21"/>
                 <w:szCs w:val="21"/>
               </w:rPr>
-              <w:t>790</w:t>
+              <w:t>7</w:t>
+            </w:r>
+            <w:r>
+              <w:rPr>
+                <w:sz w:val="21"/>
+                <w:szCs w:val="21"/>
+              </w:rPr>
+              <w:t>.</w:t>
+            </w:r>
+            <w:r>
+              <w:rPr>
+                <w:sz w:val="21"/>
+                <w:szCs w:val="21"/>
+              </w:rPr>
+              <w:t>90</w:t>
             </w:r>
           </w:p>
         </w:tc>
@@ -3648,7 +3717,21 @@
                 <w:sz w:val="21"/>
                 <w:szCs w:val="21"/>
               </w:rPr>
-              <w:t>874</w:t>
+              <w:t>8</w:t>
+            </w:r>
+            <w:r>
+              <w:rPr>
+                <w:sz w:val="21"/>
+                <w:szCs w:val="21"/>
+              </w:rPr>
+              <w:t>.</w:t>
+            </w:r>
+            <w:r>
+              <w:rPr>
+                <w:sz w:val="21"/>
+                <w:szCs w:val="21"/>
+              </w:rPr>
+              <w:t>74</w:t>
             </w:r>
           </w:p>
         </w:tc>
@@ -3991,30 +4074,46 @@
                 <w:sz w:val="21"/>
                 <w:szCs w:val="21"/>
               </w:rPr>
-              <w:t>593</w:t>
-            </w:r>
-          </w:p>
-        </w:tc>
-        <w:tc>
-          <w:tcPr>
-            <w:tcW w:w="1361" w:type="dxa"/>
-            <w:tcBorders>
-              <w:top w:val="nil"/>
-              <w:left w:val="nil"/>
-              <w:bottom w:val="nil"/>
-              <w:right w:val="nil"/>
-            </w:tcBorders>
-            <w:vAlign w:val="center"/>
-          </w:tcPr>
-          <w:p>
-            <w:pPr>
-              <w:spacing w:line="240" w:lineRule="auto"/>
-              <w:jc w:val="center"/>
-              <w:rPr>
-                <w:sz w:val="21"/>
-                <w:szCs w:val="21"/>
-              </w:rPr>
-            </w:pPr>
+              <w:t>5</w:t>
+            </w:r>
+            <w:r>
+              <w:rPr>
+                <w:sz w:val="21"/>
+                <w:szCs w:val="21"/>
+              </w:rPr>
+              <w:t>.</w:t>
+            </w:r>
+            <w:r>
+              <w:rPr>
+                <w:sz w:val="21"/>
+                <w:szCs w:val="21"/>
+              </w:rPr>
+              <w:t>93</w:t>
+            </w:r>
+          </w:p>
+        </w:tc>
+        <w:tc>
+          <w:tcPr>
+            <w:tcW w:w="1361" w:type="dxa"/>
+            <w:tcBorders>
+              <w:top w:val="nil"/>
+              <w:left w:val="nil"/>
+              <w:bottom w:val="nil"/>
+              <w:right w:val="nil"/>
+            </w:tcBorders>
+            <w:vAlign w:val="center"/>
+          </w:tcPr>
+          <w:p>
+            <w:pPr>
+              <w:spacing w:line="240" w:lineRule="auto"/>
+              <w:jc w:val="center"/>
+              <w:rPr>
+                <w:sz w:val="21"/>
+                <w:szCs w:val="21"/>
+              </w:rPr>
+            </w:pPr>
+            <w:bookmarkStart w:id="0" w:name="_GoBack"/>
+            <w:bookmarkEnd w:id="0"/>
           </w:p>
         </w:tc>
         <w:tc>
@@ -4336,7 +4435,21 @@
                 <w:sz w:val="21"/>
                 <w:szCs w:val="21"/>
               </w:rPr>
-              <w:t>274</w:t>
+              <w:t>2</w:t>
+            </w:r>
+            <w:r>
+              <w:rPr>
+                <w:sz w:val="21"/>
+                <w:szCs w:val="21"/>
+              </w:rPr>
+              <w:t>.</w:t>
+            </w:r>
+            <w:r>
+              <w:rPr>
+                <w:sz w:val="21"/>
+                <w:szCs w:val="21"/>
+              </w:rPr>
+              <w:t>74</w:t>
             </w:r>
           </w:p>
         </w:tc>
@@ -8288,7 +8401,7 @@
 </file>
 
 <file path=customXml/itemProps1.xml><?xml version="1.0" encoding="utf-8"?>
-<ds:datastoreItem xmlns:ds="http://schemas.openxmlformats.org/officeDocument/2006/customXml" ds:itemID="{49E8222D-7683-4B53-8B84-22CDE44BD405}">
+<ds:datastoreItem xmlns:ds="http://schemas.openxmlformats.org/officeDocument/2006/customXml" ds:itemID="{3D48FD70-D097-45F4-942A-F648E1A7C3C6}">
   <ds:schemaRefs>
     <ds:schemaRef ds:uri="http://schemas.openxmlformats.org/officeDocument/2006/bibliography"/>
   </ds:schemaRefs>

--- a/best_per/基线对比.docx
+++ b/best_per/基线对比.docx
@@ -709,6 +709,7 @@
               <w:rPr>
                 <w:b/>
                 <w:bCs/>
+                <w:color w:val="FF0000"/>
                 <w:sz w:val="21"/>
                 <w:szCs w:val="21"/>
                 <w:u w:val="single"/>
@@ -718,6 +719,7 @@
               <w:rPr>
                 <w:b/>
                 <w:bCs/>
+                <w:color w:val="FF0000"/>
                 <w:sz w:val="21"/>
                 <w:szCs w:val="21"/>
                 <w:u w:val="single"/>
@@ -1424,6 +1426,7 @@
               <w:rPr>
                 <w:b/>
                 <w:bCs/>
+                <w:color w:val="FF0000"/>
                 <w:sz w:val="21"/>
                 <w:szCs w:val="21"/>
                 <w:u w:val="single"/>
@@ -1433,6 +1436,7 @@
               <w:rPr>
                 <w:b/>
                 <w:bCs/>
+                <w:color w:val="FF0000"/>
                 <w:sz w:val="21"/>
                 <w:szCs w:val="21"/>
                 <w:u w:val="single"/>
@@ -1764,6 +1768,7 @@
               <w:rPr>
                 <w:b/>
                 <w:bCs/>
+                <w:color w:val="FF0000"/>
                 <w:sz w:val="21"/>
                 <w:szCs w:val="21"/>
                 <w:u w:val="single"/>
@@ -1773,6 +1778,7 @@
               <w:rPr>
                 <w:b/>
                 <w:bCs/>
+                <w:color w:val="FF0000"/>
                 <w:sz w:val="21"/>
                 <w:szCs w:val="21"/>
                 <w:u w:val="single"/>
@@ -3440,6 +3446,7 @@
               <w:spacing w:line="240" w:lineRule="auto"/>
               <w:jc w:val="center"/>
               <w:rPr>
+                <w:color w:val="FF0000"/>
                 <w:sz w:val="21"/>
                 <w:szCs w:val="21"/>
                 <w:u w:val="single"/>
@@ -3447,6 +3454,7 @@
             </w:pPr>
             <w:r>
               <w:rPr>
+                <w:color w:val="FF0000"/>
                 <w:sz w:val="21"/>
                 <w:szCs w:val="21"/>
                 <w:u w:val="single"/>
@@ -3794,6 +3802,7 @@
               <w:spacing w:line="240" w:lineRule="auto"/>
               <w:jc w:val="center"/>
               <w:rPr>
+                <w:color w:val="FF0000"/>
                 <w:sz w:val="21"/>
                 <w:szCs w:val="21"/>
                 <w:u w:val="single"/>
@@ -3801,6 +3810,7 @@
             </w:pPr>
             <w:r>
               <w:rPr>
+                <w:color w:val="FF0000"/>
                 <w:sz w:val="21"/>
                 <w:szCs w:val="21"/>
                 <w:u w:val="single"/>
@@ -4112,6 +4122,28 @@
                 <w:szCs w:val="21"/>
               </w:rPr>
             </w:pPr>
+          </w:p>
+        </w:tc>
+        <w:tc>
+          <w:tcPr>
+            <w:tcW w:w="1361" w:type="dxa"/>
+            <w:tcBorders>
+              <w:top w:val="nil"/>
+              <w:left w:val="nil"/>
+              <w:bottom w:val="nil"/>
+              <w:right w:val="nil"/>
+            </w:tcBorders>
+            <w:vAlign w:val="center"/>
+          </w:tcPr>
+          <w:p>
+            <w:pPr>
+              <w:spacing w:line="240" w:lineRule="auto"/>
+              <w:jc w:val="center"/>
+              <w:rPr>
+                <w:sz w:val="21"/>
+                <w:szCs w:val="21"/>
+              </w:rPr>
+            </w:pPr>
             <w:bookmarkStart w:id="0" w:name="_GoBack"/>
             <w:bookmarkEnd w:id="0"/>
           </w:p>
@@ -4123,28 +4155,6 @@
               <w:top w:val="nil"/>
               <w:left w:val="nil"/>
               <w:bottom w:val="nil"/>
-              <w:right w:val="nil"/>
-            </w:tcBorders>
-            <w:vAlign w:val="center"/>
-          </w:tcPr>
-          <w:p>
-            <w:pPr>
-              <w:spacing w:line="240" w:lineRule="auto"/>
-              <w:jc w:val="center"/>
-              <w:rPr>
-                <w:sz w:val="21"/>
-                <w:szCs w:val="21"/>
-              </w:rPr>
-            </w:pPr>
-          </w:p>
-        </w:tc>
-        <w:tc>
-          <w:tcPr>
-            <w:tcW w:w="1361" w:type="dxa"/>
-            <w:tcBorders>
-              <w:top w:val="nil"/>
-              <w:left w:val="nil"/>
-              <w:bottom w:val="nil"/>
             </w:tcBorders>
             <w:vAlign w:val="center"/>
           </w:tcPr>
@@ -4155,6 +4165,7 @@
               <w:rPr>
                 <w:b/>
                 <w:bCs/>
+                <w:color w:val="FF0000"/>
                 <w:sz w:val="21"/>
                 <w:szCs w:val="21"/>
                 <w:u w:val="single"/>
@@ -4164,6 +4175,7 @@
               <w:rPr>
                 <w:b/>
                 <w:bCs/>
+                <w:color w:val="FF0000"/>
                 <w:sz w:val="21"/>
                 <w:szCs w:val="21"/>
                 <w:u w:val="single"/>
@@ -4512,6 +4524,7 @@
               <w:spacing w:line="240" w:lineRule="auto"/>
               <w:jc w:val="center"/>
               <w:rPr>
+                <w:color w:val="FF0000"/>
                 <w:sz w:val="21"/>
                 <w:szCs w:val="21"/>
                 <w:u w:val="single"/>
@@ -4519,6 +4532,7 @@
             </w:pPr>
             <w:r>
               <w:rPr>
+                <w:color w:val="FF0000"/>
                 <w:sz w:val="21"/>
                 <w:szCs w:val="21"/>
                 <w:u w:val="single"/>
@@ -8401,7 +8415,7 @@
 </file>
 
 <file path=customXml/itemProps1.xml><?xml version="1.0" encoding="utf-8"?>
-<ds:datastoreItem xmlns:ds="http://schemas.openxmlformats.org/officeDocument/2006/customXml" ds:itemID="{3D48FD70-D097-45F4-942A-F648E1A7C3C6}">
+<ds:datastoreItem xmlns:ds="http://schemas.openxmlformats.org/officeDocument/2006/customXml" ds:itemID="{B9CB5A9F-34D7-44E1-8152-C7FE21167799}">
   <ds:schemaRefs>
     <ds:schemaRef ds:uri="http://schemas.openxmlformats.org/officeDocument/2006/bibliography"/>
   </ds:schemaRefs>

--- a/best_per/基线对比.docx
+++ b/best_per/基线对比.docx
@@ -103,7 +103,6 @@
               <w:bottom w:val="single" w:sz="4" w:space="0" w:color="000000"/>
               <w:right w:val="nil"/>
             </w:tcBorders>
-            <w:vAlign w:val="center"/>
           </w:tcPr>
           <w:p>
             <w:pPr>
@@ -120,6 +119,201 @@
                 <w:sz w:val="21"/>
                 <w:szCs w:val="21"/>
               </w:rPr>
+              <w:t>CLUHCS</w:t>
+            </w:r>
+          </w:p>
+        </w:tc>
+        <w:tc>
+          <w:tcPr>
+            <w:tcW w:w="1361" w:type="dxa"/>
+            <w:tcBorders>
+              <w:top w:val="single" w:sz="12" w:space="0" w:color="auto"/>
+              <w:left w:val="nil"/>
+              <w:bottom w:val="single" w:sz="4" w:space="0" w:color="000000"/>
+              <w:right w:val="nil"/>
+            </w:tcBorders>
+          </w:tcPr>
+          <w:p>
+            <w:pPr>
+              <w:spacing w:line="240" w:lineRule="auto"/>
+              <w:jc w:val="center"/>
+              <w:rPr>
+                <w:sz w:val="21"/>
+                <w:szCs w:val="21"/>
+              </w:rPr>
+            </w:pPr>
+            <w:r>
+              <w:rPr>
+                <w:rFonts w:hint="eastAsia"/>
+                <w:sz w:val="21"/>
+                <w:szCs w:val="21"/>
+              </w:rPr>
+              <w:t>t</w:t>
+            </w:r>
+            <w:r>
+              <w:rPr>
+                <w:sz w:val="21"/>
+                <w:szCs w:val="21"/>
+              </w:rPr>
+              <w:t>ransZero</w:t>
+            </w:r>
+          </w:p>
+        </w:tc>
+        <w:tc>
+          <w:tcPr>
+            <w:tcW w:w="1361" w:type="dxa"/>
+            <w:tcBorders>
+              <w:top w:val="single" w:sz="12" w:space="0" w:color="auto"/>
+              <w:left w:val="nil"/>
+              <w:bottom w:val="single" w:sz="4" w:space="0" w:color="000000"/>
+              <w:right w:val="nil"/>
+            </w:tcBorders>
+          </w:tcPr>
+          <w:p>
+            <w:pPr>
+              <w:spacing w:line="240" w:lineRule="auto"/>
+              <w:jc w:val="center"/>
+              <w:rPr>
+                <w:sz w:val="21"/>
+                <w:szCs w:val="21"/>
+              </w:rPr>
+            </w:pPr>
+            <w:r>
+              <w:rPr>
+                <w:sz w:val="21"/>
+                <w:szCs w:val="21"/>
+              </w:rPr>
+              <w:t>FCS-HGNN</w:t>
+            </w:r>
+          </w:p>
+        </w:tc>
+        <w:tc>
+          <w:tcPr>
+            <w:tcW w:w="1361" w:type="dxa"/>
+            <w:tcBorders>
+              <w:top w:val="single" w:sz="12" w:space="0" w:color="auto"/>
+              <w:left w:val="nil"/>
+              <w:bottom w:val="single" w:sz="4" w:space="0" w:color="000000"/>
+              <w:right w:val="nil"/>
+            </w:tcBorders>
+          </w:tcPr>
+          <w:p>
+            <w:pPr>
+              <w:spacing w:line="240" w:lineRule="auto"/>
+              <w:jc w:val="center"/>
+              <w:rPr>
+                <w:sz w:val="21"/>
+                <w:szCs w:val="21"/>
+              </w:rPr>
+            </w:pPr>
+            <w:r>
+              <w:rPr>
+                <w:sz w:val="21"/>
+                <w:szCs w:val="21"/>
+              </w:rPr>
+              <w:t>EDA-GCL</w:t>
+            </w:r>
+          </w:p>
+        </w:tc>
+        <w:tc>
+          <w:tcPr>
+            <w:tcW w:w="1361" w:type="dxa"/>
+            <w:tcBorders>
+              <w:top w:val="single" w:sz="12" w:space="0" w:color="auto"/>
+              <w:left w:val="nil"/>
+              <w:bottom w:val="single" w:sz="4" w:space="0" w:color="000000"/>
+              <w:right w:val="nil"/>
+            </w:tcBorders>
+            <w:vAlign w:val="center"/>
+          </w:tcPr>
+          <w:p>
+            <w:pPr>
+              <w:spacing w:line="240" w:lineRule="auto"/>
+              <w:jc w:val="center"/>
+              <w:rPr>
+                <w:sz w:val="21"/>
+                <w:szCs w:val="21"/>
+              </w:rPr>
+            </w:pPr>
+            <w:r>
+              <w:rPr>
+                <w:sz w:val="21"/>
+                <w:szCs w:val="21"/>
+              </w:rPr>
+              <w:t>ComAF</w:t>
+            </w:r>
+          </w:p>
+        </w:tc>
+        <w:tc>
+          <w:tcPr>
+            <w:tcW w:w="1361" w:type="dxa"/>
+            <w:tcBorders>
+              <w:top w:val="single" w:sz="12" w:space="0" w:color="auto"/>
+              <w:left w:val="nil"/>
+              <w:bottom w:val="single" w:sz="4" w:space="0" w:color="000000"/>
+              <w:right w:val="single" w:sz="4" w:space="0" w:color="auto"/>
+            </w:tcBorders>
+            <w:vAlign w:val="center"/>
+          </w:tcPr>
+          <w:p>
+            <w:pPr>
+              <w:spacing w:line="240" w:lineRule="auto"/>
+              <w:jc w:val="center"/>
+              <w:rPr>
+                <w:sz w:val="21"/>
+                <w:szCs w:val="21"/>
+              </w:rPr>
+            </w:pPr>
+            <w:r>
+              <w:rPr>
+                <w:sz w:val="21"/>
+                <w:szCs w:val="21"/>
+              </w:rPr>
+              <w:t>SLRL</w:t>
+            </w:r>
+          </w:p>
+        </w:tc>
+        <w:tc>
+          <w:tcPr>
+            <w:tcW w:w="1361" w:type="dxa"/>
+            <w:tcBorders>
+              <w:top w:val="single" w:sz="12" w:space="0" w:color="auto"/>
+              <w:left w:val="single" w:sz="4" w:space="0" w:color="auto"/>
+              <w:bottom w:val="single" w:sz="4" w:space="0" w:color="000000"/>
+              <w:right w:val="nil"/>
+            </w:tcBorders>
+            <w:vAlign w:val="center"/>
+          </w:tcPr>
+          <w:p>
+            <w:pPr>
+              <w:spacing w:line="240" w:lineRule="auto"/>
+              <w:jc w:val="center"/>
+              <w:rPr>
+                <w:sz w:val="21"/>
+                <w:szCs w:val="21"/>
+              </w:rPr>
+            </w:pPr>
+            <w:r>
+              <w:rPr>
+                <w:rFonts w:hint="eastAsia"/>
+                <w:sz w:val="21"/>
+                <w:szCs w:val="21"/>
+              </w:rPr>
+              <w:t>IG</w:t>
+            </w:r>
+            <w:r>
+              <w:rPr>
+                <w:sz w:val="21"/>
+                <w:szCs w:val="21"/>
+              </w:rPr>
+              <w:t>-</w:t>
+            </w:r>
+            <w:r>
+              <w:rPr>
+                <w:rFonts w:hint="eastAsia"/>
+                <w:sz w:val="21"/>
+                <w:szCs w:val="21"/>
+              </w:rPr>
               <w:t>GCN</w:t>
             </w:r>
           </w:p>
@@ -150,6 +344,21 @@
                 <w:sz w:val="21"/>
                 <w:szCs w:val="21"/>
               </w:rPr>
+              <w:t>IG</w:t>
+            </w:r>
+            <w:r>
+              <w:rPr>
+                <w:sz w:val="21"/>
+                <w:szCs w:val="21"/>
+              </w:rPr>
+              <w:t>-</w:t>
+            </w:r>
+            <w:r>
+              <w:rPr>
+                <w:rFonts w:hint="eastAsia"/>
+                <w:sz w:val="21"/>
+                <w:szCs w:val="21"/>
+              </w:rPr>
               <w:t>GAT</w:t>
             </w:r>
           </w:p>
@@ -161,8 +370,8 @@
               <w:top w:val="single" w:sz="12" w:space="0" w:color="auto"/>
               <w:left w:val="nil"/>
               <w:bottom w:val="single" w:sz="4" w:space="0" w:color="000000"/>
-              <w:right w:val="nil"/>
-            </w:tcBorders>
+            </w:tcBorders>
+            <w:vAlign w:val="center"/>
           </w:tcPr>
           <w:p>
             <w:pPr>
@@ -179,186 +388,22 @@
                 <w:sz w:val="21"/>
                 <w:szCs w:val="21"/>
               </w:rPr>
-              <w:t>CLUHCS</w:t>
-            </w:r>
-          </w:p>
-        </w:tc>
-        <w:tc>
-          <w:tcPr>
-            <w:tcW w:w="1361" w:type="dxa"/>
-            <w:tcBorders>
-              <w:top w:val="single" w:sz="12" w:space="0" w:color="auto"/>
-              <w:left w:val="nil"/>
-              <w:bottom w:val="single" w:sz="4" w:space="0" w:color="000000"/>
-              <w:right w:val="nil"/>
-            </w:tcBorders>
-          </w:tcPr>
-          <w:p>
-            <w:pPr>
-              <w:spacing w:line="240" w:lineRule="auto"/>
-              <w:jc w:val="center"/>
-              <w:rPr>
-                <w:sz w:val="21"/>
-                <w:szCs w:val="21"/>
-              </w:rPr>
-            </w:pPr>
+              <w:t>IG</w:t>
+            </w:r>
+            <w:r>
+              <w:rPr>
+                <w:sz w:val="21"/>
+                <w:szCs w:val="21"/>
+              </w:rPr>
+              <w:t>-</w:t>
+            </w:r>
             <w:r>
               <w:rPr>
                 <w:rFonts w:hint="eastAsia"/>
                 <w:sz w:val="21"/>
                 <w:szCs w:val="21"/>
               </w:rPr>
-              <w:t>t</w:t>
-            </w:r>
-            <w:r>
-              <w:rPr>
-                <w:sz w:val="21"/>
-                <w:szCs w:val="21"/>
-              </w:rPr>
-              <w:t>ransZero</w:t>
-            </w:r>
-          </w:p>
-        </w:tc>
-        <w:tc>
-          <w:tcPr>
-            <w:tcW w:w="1361" w:type="dxa"/>
-            <w:tcBorders>
-              <w:top w:val="single" w:sz="12" w:space="0" w:color="auto"/>
-              <w:left w:val="nil"/>
-              <w:bottom w:val="single" w:sz="4" w:space="0" w:color="000000"/>
-              <w:right w:val="nil"/>
-            </w:tcBorders>
-          </w:tcPr>
-          <w:p>
-            <w:pPr>
-              <w:spacing w:line="240" w:lineRule="auto"/>
-              <w:jc w:val="center"/>
-              <w:rPr>
-                <w:sz w:val="21"/>
-                <w:szCs w:val="21"/>
-              </w:rPr>
-            </w:pPr>
-            <w:r>
-              <w:rPr>
-                <w:sz w:val="21"/>
-                <w:szCs w:val="21"/>
-              </w:rPr>
-              <w:t>FCS-HGNN</w:t>
-            </w:r>
-          </w:p>
-        </w:tc>
-        <w:tc>
-          <w:tcPr>
-            <w:tcW w:w="1361" w:type="dxa"/>
-            <w:tcBorders>
-              <w:top w:val="single" w:sz="12" w:space="0" w:color="auto"/>
-              <w:left w:val="nil"/>
-              <w:bottom w:val="single" w:sz="4" w:space="0" w:color="000000"/>
-              <w:right w:val="nil"/>
-            </w:tcBorders>
-          </w:tcPr>
-          <w:p>
-            <w:pPr>
-              <w:spacing w:line="240" w:lineRule="auto"/>
-              <w:jc w:val="center"/>
-              <w:rPr>
-                <w:sz w:val="21"/>
-                <w:szCs w:val="21"/>
-              </w:rPr>
-            </w:pPr>
-            <w:r>
-              <w:rPr>
-                <w:sz w:val="21"/>
-                <w:szCs w:val="21"/>
-              </w:rPr>
-              <w:t>EDA-GCL</w:t>
-            </w:r>
-          </w:p>
-        </w:tc>
-        <w:tc>
-          <w:tcPr>
-            <w:tcW w:w="1361" w:type="dxa"/>
-            <w:tcBorders>
-              <w:top w:val="single" w:sz="12" w:space="0" w:color="auto"/>
-              <w:left w:val="nil"/>
-              <w:bottom w:val="single" w:sz="4" w:space="0" w:color="000000"/>
-              <w:right w:val="nil"/>
-            </w:tcBorders>
-            <w:vAlign w:val="center"/>
-          </w:tcPr>
-          <w:p>
-            <w:pPr>
-              <w:spacing w:line="240" w:lineRule="auto"/>
-              <w:jc w:val="center"/>
-              <w:rPr>
-                <w:sz w:val="21"/>
-                <w:szCs w:val="21"/>
-              </w:rPr>
-            </w:pPr>
-            <w:r>
-              <w:rPr>
-                <w:sz w:val="21"/>
-                <w:szCs w:val="21"/>
-              </w:rPr>
-              <w:t>ComAF</w:t>
-            </w:r>
-          </w:p>
-        </w:tc>
-        <w:tc>
-          <w:tcPr>
-            <w:tcW w:w="1361" w:type="dxa"/>
-            <w:tcBorders>
-              <w:top w:val="single" w:sz="12" w:space="0" w:color="auto"/>
-              <w:left w:val="nil"/>
-              <w:bottom w:val="single" w:sz="4" w:space="0" w:color="000000"/>
-              <w:right w:val="nil"/>
-            </w:tcBorders>
-            <w:vAlign w:val="center"/>
-          </w:tcPr>
-          <w:p>
-            <w:pPr>
-              <w:spacing w:line="240" w:lineRule="auto"/>
-              <w:jc w:val="center"/>
-              <w:rPr>
-                <w:sz w:val="21"/>
-                <w:szCs w:val="21"/>
-              </w:rPr>
-            </w:pPr>
-            <w:r>
-              <w:rPr>
-                <w:sz w:val="21"/>
-                <w:szCs w:val="21"/>
-              </w:rPr>
-              <w:t>SLRL</w:t>
-            </w:r>
-          </w:p>
-        </w:tc>
-        <w:tc>
-          <w:tcPr>
-            <w:tcW w:w="1361" w:type="dxa"/>
-            <w:tcBorders>
-              <w:top w:val="single" w:sz="12" w:space="0" w:color="auto"/>
-              <w:left w:val="nil"/>
-              <w:bottom w:val="single" w:sz="4" w:space="0" w:color="000000"/>
-            </w:tcBorders>
-            <w:vAlign w:val="center"/>
-          </w:tcPr>
-          <w:p>
-            <w:pPr>
-              <w:spacing w:line="240" w:lineRule="auto"/>
-              <w:jc w:val="center"/>
-              <w:rPr>
-                <w:sz w:val="21"/>
-                <w:szCs w:val="21"/>
-              </w:rPr>
-            </w:pPr>
-            <w:r>
-              <w:rPr>
-                <w:rFonts w:hint="eastAsia"/>
-                <w:sz w:val="21"/>
-                <w:szCs w:val="21"/>
-              </w:rPr>
-              <w:t>Our</w:t>
+              <w:t>HII</w:t>
             </w:r>
           </w:p>
         </w:tc>
@@ -436,6 +481,213 @@
               <w:bottom w:val="nil"/>
               <w:right w:val="nil"/>
             </w:tcBorders>
+          </w:tcPr>
+          <w:p>
+            <w:pPr>
+              <w:spacing w:line="240" w:lineRule="auto"/>
+              <w:jc w:val="center"/>
+              <w:rPr>
+                <w:sz w:val="21"/>
+                <w:szCs w:val="21"/>
+              </w:rPr>
+            </w:pPr>
+            <w:r>
+              <w:rPr>
+                <w:sz w:val="21"/>
+                <w:szCs w:val="21"/>
+              </w:rPr>
+              <w:t>57</w:t>
+            </w:r>
+            <w:r>
+              <w:rPr>
+                <w:sz w:val="21"/>
+                <w:szCs w:val="21"/>
+              </w:rPr>
+              <w:t>.</w:t>
+            </w:r>
+            <w:r>
+              <w:rPr>
+                <w:sz w:val="21"/>
+                <w:szCs w:val="21"/>
+              </w:rPr>
+              <w:t>71</w:t>
+            </w:r>
+          </w:p>
+        </w:tc>
+        <w:tc>
+          <w:tcPr>
+            <w:tcW w:w="1361" w:type="dxa"/>
+            <w:tcBorders>
+              <w:top w:val="single" w:sz="4" w:space="0" w:color="000000"/>
+              <w:left w:val="nil"/>
+              <w:bottom w:val="nil"/>
+              <w:right w:val="nil"/>
+            </w:tcBorders>
+          </w:tcPr>
+          <w:p>
+            <w:pPr>
+              <w:spacing w:line="240" w:lineRule="auto"/>
+              <w:jc w:val="center"/>
+              <w:rPr>
+                <w:sz w:val="21"/>
+                <w:szCs w:val="21"/>
+              </w:rPr>
+            </w:pPr>
+            <w:r>
+              <w:rPr>
+                <w:sz w:val="21"/>
+                <w:szCs w:val="21"/>
+              </w:rPr>
+              <w:t>48</w:t>
+            </w:r>
+            <w:r>
+              <w:rPr>
+                <w:sz w:val="21"/>
+                <w:szCs w:val="21"/>
+              </w:rPr>
+              <w:t>.</w:t>
+            </w:r>
+            <w:r>
+              <w:rPr>
+                <w:sz w:val="21"/>
+                <w:szCs w:val="21"/>
+              </w:rPr>
+              <w:t>9</w:t>
+            </w:r>
+            <w:r>
+              <w:rPr>
+                <w:sz w:val="21"/>
+                <w:szCs w:val="21"/>
+              </w:rPr>
+              <w:t>1</w:t>
+            </w:r>
+          </w:p>
+        </w:tc>
+        <w:tc>
+          <w:tcPr>
+            <w:tcW w:w="1361" w:type="dxa"/>
+            <w:tcBorders>
+              <w:top w:val="single" w:sz="4" w:space="0" w:color="000000"/>
+              <w:left w:val="nil"/>
+              <w:bottom w:val="nil"/>
+              <w:right w:val="nil"/>
+            </w:tcBorders>
+          </w:tcPr>
+          <w:p>
+            <w:pPr>
+              <w:spacing w:line="240" w:lineRule="auto"/>
+              <w:jc w:val="center"/>
+              <w:rPr>
+                <w:sz w:val="21"/>
+                <w:szCs w:val="21"/>
+              </w:rPr>
+            </w:pPr>
+          </w:p>
+        </w:tc>
+        <w:tc>
+          <w:tcPr>
+            <w:tcW w:w="1361" w:type="dxa"/>
+            <w:tcBorders>
+              <w:top w:val="single" w:sz="4" w:space="0" w:color="000000"/>
+              <w:left w:val="nil"/>
+              <w:bottom w:val="nil"/>
+              <w:right w:val="nil"/>
+            </w:tcBorders>
+          </w:tcPr>
+          <w:p>
+            <w:pPr>
+              <w:spacing w:line="240" w:lineRule="auto"/>
+              <w:jc w:val="center"/>
+              <w:rPr>
+                <w:sz w:val="21"/>
+                <w:szCs w:val="21"/>
+              </w:rPr>
+            </w:pPr>
+            <w:r>
+              <w:rPr>
+                <w:rFonts w:hint="eastAsia"/>
+                <w:sz w:val="21"/>
+                <w:szCs w:val="21"/>
+              </w:rPr>
+              <w:t>3</w:t>
+            </w:r>
+            <w:r>
+              <w:rPr>
+                <w:sz w:val="21"/>
+                <w:szCs w:val="21"/>
+              </w:rPr>
+              <w:t>9</w:t>
+            </w:r>
+            <w:r>
+              <w:rPr>
+                <w:rFonts w:hint="eastAsia"/>
+                <w:sz w:val="21"/>
+                <w:szCs w:val="21"/>
+              </w:rPr>
+              <w:t>.</w:t>
+            </w:r>
+            <w:r>
+              <w:rPr>
+                <w:sz w:val="21"/>
+                <w:szCs w:val="21"/>
+              </w:rPr>
+              <w:t>87</w:t>
+            </w:r>
+          </w:p>
+        </w:tc>
+        <w:tc>
+          <w:tcPr>
+            <w:tcW w:w="1361" w:type="dxa"/>
+            <w:tcBorders>
+              <w:top w:val="single" w:sz="4" w:space="0" w:color="000000"/>
+              <w:left w:val="nil"/>
+              <w:bottom w:val="nil"/>
+              <w:right w:val="nil"/>
+            </w:tcBorders>
+            <w:vAlign w:val="center"/>
+          </w:tcPr>
+          <w:p>
+            <w:pPr>
+              <w:spacing w:line="240" w:lineRule="auto"/>
+              <w:jc w:val="center"/>
+              <w:rPr>
+                <w:sz w:val="21"/>
+                <w:szCs w:val="21"/>
+              </w:rPr>
+            </w:pPr>
+          </w:p>
+        </w:tc>
+        <w:tc>
+          <w:tcPr>
+            <w:tcW w:w="1361" w:type="dxa"/>
+            <w:tcBorders>
+              <w:top w:val="single" w:sz="4" w:space="0" w:color="000000"/>
+              <w:left w:val="nil"/>
+              <w:bottom w:val="nil"/>
+              <w:right w:val="single" w:sz="4" w:space="0" w:color="auto"/>
+            </w:tcBorders>
+            <w:vAlign w:val="center"/>
+          </w:tcPr>
+          <w:p>
+            <w:pPr>
+              <w:spacing w:line="240" w:lineRule="auto"/>
+              <w:jc w:val="center"/>
+              <w:rPr>
+                <w:sz w:val="21"/>
+                <w:szCs w:val="21"/>
+              </w:rPr>
+            </w:pPr>
+          </w:p>
+        </w:tc>
+        <w:tc>
+          <w:tcPr>
+            <w:tcW w:w="1361" w:type="dxa"/>
+            <w:tcBorders>
+              <w:top w:val="single" w:sz="4" w:space="0" w:color="000000"/>
+              <w:left w:val="single" w:sz="4" w:space="0" w:color="auto"/>
+              <w:bottom w:val="nil"/>
+              <w:right w:val="nil"/>
+            </w:tcBorders>
             <w:vAlign w:val="center"/>
           </w:tcPr>
           <w:p>
@@ -483,213 +735,6 @@
               </w:rPr>
               <w:t>60.27</w:t>
             </w:r>
-          </w:p>
-        </w:tc>
-        <w:tc>
-          <w:tcPr>
-            <w:tcW w:w="1361" w:type="dxa"/>
-            <w:tcBorders>
-              <w:top w:val="single" w:sz="4" w:space="0" w:color="000000"/>
-              <w:left w:val="nil"/>
-              <w:bottom w:val="nil"/>
-              <w:right w:val="nil"/>
-            </w:tcBorders>
-          </w:tcPr>
-          <w:p>
-            <w:pPr>
-              <w:spacing w:line="240" w:lineRule="auto"/>
-              <w:jc w:val="center"/>
-              <w:rPr>
-                <w:sz w:val="21"/>
-                <w:szCs w:val="21"/>
-              </w:rPr>
-            </w:pPr>
-            <w:r>
-              <w:rPr>
-                <w:sz w:val="21"/>
-                <w:szCs w:val="21"/>
-              </w:rPr>
-              <w:t>57</w:t>
-            </w:r>
-            <w:r>
-              <w:rPr>
-                <w:sz w:val="21"/>
-                <w:szCs w:val="21"/>
-              </w:rPr>
-              <w:t>.</w:t>
-            </w:r>
-            <w:r>
-              <w:rPr>
-                <w:sz w:val="21"/>
-                <w:szCs w:val="21"/>
-              </w:rPr>
-              <w:t>71</w:t>
-            </w:r>
-          </w:p>
-        </w:tc>
-        <w:tc>
-          <w:tcPr>
-            <w:tcW w:w="1361" w:type="dxa"/>
-            <w:tcBorders>
-              <w:top w:val="single" w:sz="4" w:space="0" w:color="000000"/>
-              <w:left w:val="nil"/>
-              <w:bottom w:val="nil"/>
-              <w:right w:val="nil"/>
-            </w:tcBorders>
-          </w:tcPr>
-          <w:p>
-            <w:pPr>
-              <w:spacing w:line="240" w:lineRule="auto"/>
-              <w:jc w:val="center"/>
-              <w:rPr>
-                <w:sz w:val="21"/>
-                <w:szCs w:val="21"/>
-              </w:rPr>
-            </w:pPr>
-            <w:r>
-              <w:rPr>
-                <w:sz w:val="21"/>
-                <w:szCs w:val="21"/>
-              </w:rPr>
-              <w:t>48</w:t>
-            </w:r>
-            <w:r>
-              <w:rPr>
-                <w:sz w:val="21"/>
-                <w:szCs w:val="21"/>
-              </w:rPr>
-              <w:t>.</w:t>
-            </w:r>
-            <w:r>
-              <w:rPr>
-                <w:sz w:val="21"/>
-                <w:szCs w:val="21"/>
-              </w:rPr>
-              <w:t>9</w:t>
-            </w:r>
-            <w:r>
-              <w:rPr>
-                <w:sz w:val="21"/>
-                <w:szCs w:val="21"/>
-              </w:rPr>
-              <w:t>1</w:t>
-            </w:r>
-          </w:p>
-        </w:tc>
-        <w:tc>
-          <w:tcPr>
-            <w:tcW w:w="1361" w:type="dxa"/>
-            <w:tcBorders>
-              <w:top w:val="single" w:sz="4" w:space="0" w:color="000000"/>
-              <w:left w:val="nil"/>
-              <w:bottom w:val="nil"/>
-              <w:right w:val="nil"/>
-            </w:tcBorders>
-          </w:tcPr>
-          <w:p>
-            <w:pPr>
-              <w:spacing w:line="240" w:lineRule="auto"/>
-              <w:jc w:val="center"/>
-              <w:rPr>
-                <w:sz w:val="21"/>
-                <w:szCs w:val="21"/>
-              </w:rPr>
-            </w:pPr>
-          </w:p>
-        </w:tc>
-        <w:tc>
-          <w:tcPr>
-            <w:tcW w:w="1361" w:type="dxa"/>
-            <w:tcBorders>
-              <w:top w:val="single" w:sz="4" w:space="0" w:color="000000"/>
-              <w:left w:val="nil"/>
-              <w:bottom w:val="nil"/>
-              <w:right w:val="nil"/>
-            </w:tcBorders>
-          </w:tcPr>
-          <w:p>
-            <w:pPr>
-              <w:spacing w:line="240" w:lineRule="auto"/>
-              <w:jc w:val="center"/>
-              <w:rPr>
-                <w:sz w:val="21"/>
-                <w:szCs w:val="21"/>
-              </w:rPr>
-            </w:pPr>
-            <w:r>
-              <w:rPr>
-                <w:rFonts w:hint="eastAsia"/>
-                <w:sz w:val="21"/>
-                <w:szCs w:val="21"/>
-              </w:rPr>
-              <w:t>3</w:t>
-            </w:r>
-            <w:r>
-              <w:rPr>
-                <w:sz w:val="21"/>
-                <w:szCs w:val="21"/>
-              </w:rPr>
-              <w:t>9</w:t>
-            </w:r>
-            <w:r>
-              <w:rPr>
-                <w:rFonts w:hint="eastAsia"/>
-                <w:sz w:val="21"/>
-                <w:szCs w:val="21"/>
-              </w:rPr>
-              <w:t>.</w:t>
-            </w:r>
-            <w:r>
-              <w:rPr>
-                <w:sz w:val="21"/>
-                <w:szCs w:val="21"/>
-              </w:rPr>
-              <w:t>87</w:t>
-            </w:r>
-          </w:p>
-        </w:tc>
-        <w:tc>
-          <w:tcPr>
-            <w:tcW w:w="1361" w:type="dxa"/>
-            <w:tcBorders>
-              <w:top w:val="single" w:sz="4" w:space="0" w:color="000000"/>
-              <w:left w:val="nil"/>
-              <w:bottom w:val="nil"/>
-              <w:right w:val="nil"/>
-            </w:tcBorders>
-            <w:vAlign w:val="center"/>
-          </w:tcPr>
-          <w:p>
-            <w:pPr>
-              <w:spacing w:line="240" w:lineRule="auto"/>
-              <w:jc w:val="center"/>
-              <w:rPr>
-                <w:sz w:val="21"/>
-                <w:szCs w:val="21"/>
-              </w:rPr>
-            </w:pPr>
-          </w:p>
-        </w:tc>
-        <w:tc>
-          <w:tcPr>
-            <w:tcW w:w="1361" w:type="dxa"/>
-            <w:tcBorders>
-              <w:top w:val="single" w:sz="4" w:space="0" w:color="000000"/>
-              <w:left w:val="nil"/>
-              <w:bottom w:val="nil"/>
-              <w:right w:val="nil"/>
-            </w:tcBorders>
-            <w:vAlign w:val="center"/>
-          </w:tcPr>
-          <w:p>
-            <w:pPr>
-              <w:spacing w:line="240" w:lineRule="auto"/>
-              <w:jc w:val="center"/>
-              <w:rPr>
-                <w:sz w:val="21"/>
-                <w:szCs w:val="21"/>
-              </w:rPr>
-            </w:pPr>
           </w:p>
         </w:tc>
         <w:tc>
@@ -793,6 +838,198 @@
               <w:bottom w:val="nil"/>
               <w:right w:val="nil"/>
             </w:tcBorders>
+          </w:tcPr>
+          <w:p>
+            <w:pPr>
+              <w:spacing w:line="240" w:lineRule="auto"/>
+              <w:jc w:val="center"/>
+              <w:rPr>
+                <w:sz w:val="21"/>
+                <w:szCs w:val="21"/>
+              </w:rPr>
+            </w:pPr>
+            <w:r>
+              <w:rPr>
+                <w:sz w:val="21"/>
+                <w:szCs w:val="21"/>
+              </w:rPr>
+              <w:t>72</w:t>
+            </w:r>
+            <w:r>
+              <w:rPr>
+                <w:sz w:val="21"/>
+                <w:szCs w:val="21"/>
+              </w:rPr>
+              <w:t>.</w:t>
+            </w:r>
+            <w:r>
+              <w:rPr>
+                <w:sz w:val="21"/>
+                <w:szCs w:val="21"/>
+              </w:rPr>
+              <w:t>21</w:t>
+            </w:r>
+          </w:p>
+        </w:tc>
+        <w:tc>
+          <w:tcPr>
+            <w:tcW w:w="1361" w:type="dxa"/>
+            <w:tcBorders>
+              <w:top w:val="nil"/>
+              <w:left w:val="nil"/>
+              <w:bottom w:val="nil"/>
+              <w:right w:val="nil"/>
+            </w:tcBorders>
+          </w:tcPr>
+          <w:p>
+            <w:pPr>
+              <w:spacing w:line="240" w:lineRule="auto"/>
+              <w:jc w:val="center"/>
+              <w:rPr>
+                <w:sz w:val="21"/>
+                <w:szCs w:val="21"/>
+              </w:rPr>
+            </w:pPr>
+            <w:r>
+              <w:rPr>
+                <w:sz w:val="21"/>
+                <w:szCs w:val="21"/>
+              </w:rPr>
+              <w:t>60</w:t>
+            </w:r>
+            <w:r>
+              <w:rPr>
+                <w:sz w:val="21"/>
+                <w:szCs w:val="21"/>
+              </w:rPr>
+              <w:t>.</w:t>
+            </w:r>
+            <w:r>
+              <w:rPr>
+                <w:sz w:val="21"/>
+                <w:szCs w:val="21"/>
+              </w:rPr>
+              <w:t>8</w:t>
+            </w:r>
+            <w:r>
+              <w:rPr>
+                <w:sz w:val="21"/>
+                <w:szCs w:val="21"/>
+              </w:rPr>
+              <w:t>1</w:t>
+            </w:r>
+          </w:p>
+        </w:tc>
+        <w:tc>
+          <w:tcPr>
+            <w:tcW w:w="1361" w:type="dxa"/>
+            <w:tcBorders>
+              <w:top w:val="nil"/>
+              <w:left w:val="nil"/>
+              <w:bottom w:val="nil"/>
+              <w:right w:val="nil"/>
+            </w:tcBorders>
+          </w:tcPr>
+          <w:p>
+            <w:pPr>
+              <w:spacing w:line="240" w:lineRule="auto"/>
+              <w:jc w:val="center"/>
+              <w:rPr>
+                <w:sz w:val="21"/>
+                <w:szCs w:val="21"/>
+              </w:rPr>
+            </w:pPr>
+          </w:p>
+        </w:tc>
+        <w:tc>
+          <w:tcPr>
+            <w:tcW w:w="1361" w:type="dxa"/>
+            <w:tcBorders>
+              <w:top w:val="nil"/>
+              <w:left w:val="nil"/>
+              <w:bottom w:val="nil"/>
+              <w:right w:val="nil"/>
+            </w:tcBorders>
+          </w:tcPr>
+          <w:p>
+            <w:pPr>
+              <w:spacing w:line="240" w:lineRule="auto"/>
+              <w:jc w:val="center"/>
+              <w:rPr>
+                <w:sz w:val="21"/>
+                <w:szCs w:val="21"/>
+              </w:rPr>
+            </w:pPr>
+            <w:r>
+              <w:rPr>
+                <w:rFonts w:hint="eastAsia"/>
+                <w:sz w:val="21"/>
+                <w:szCs w:val="21"/>
+              </w:rPr>
+              <w:t>6</w:t>
+            </w:r>
+            <w:r>
+              <w:rPr>
+                <w:sz w:val="21"/>
+                <w:szCs w:val="21"/>
+              </w:rPr>
+              <w:t>7.70</w:t>
+            </w:r>
+          </w:p>
+        </w:tc>
+        <w:tc>
+          <w:tcPr>
+            <w:tcW w:w="1361" w:type="dxa"/>
+            <w:tcBorders>
+              <w:top w:val="nil"/>
+              <w:left w:val="nil"/>
+              <w:bottom w:val="nil"/>
+              <w:right w:val="nil"/>
+            </w:tcBorders>
+            <w:vAlign w:val="center"/>
+          </w:tcPr>
+          <w:p>
+            <w:pPr>
+              <w:spacing w:line="240" w:lineRule="auto"/>
+              <w:jc w:val="center"/>
+              <w:rPr>
+                <w:sz w:val="21"/>
+                <w:szCs w:val="21"/>
+              </w:rPr>
+            </w:pPr>
+          </w:p>
+        </w:tc>
+        <w:tc>
+          <w:tcPr>
+            <w:tcW w:w="1361" w:type="dxa"/>
+            <w:tcBorders>
+              <w:top w:val="nil"/>
+              <w:left w:val="nil"/>
+              <w:bottom w:val="nil"/>
+              <w:right w:val="single" w:sz="4" w:space="0" w:color="auto"/>
+            </w:tcBorders>
+            <w:vAlign w:val="center"/>
+          </w:tcPr>
+          <w:p>
+            <w:pPr>
+              <w:spacing w:line="240" w:lineRule="auto"/>
+              <w:jc w:val="center"/>
+              <w:rPr>
+                <w:sz w:val="21"/>
+                <w:szCs w:val="21"/>
+              </w:rPr>
+            </w:pPr>
+          </w:p>
+        </w:tc>
+        <w:tc>
+          <w:tcPr>
+            <w:tcW w:w="1361" w:type="dxa"/>
+            <w:tcBorders>
+              <w:top w:val="nil"/>
+              <w:left w:val="single" w:sz="4" w:space="0" w:color="auto"/>
+              <w:bottom w:val="nil"/>
+              <w:right w:val="nil"/>
+            </w:tcBorders>
             <w:vAlign w:val="center"/>
           </w:tcPr>
           <w:p>
@@ -840,212 +1077,6 @@
               </w:rPr>
               <w:t>78.92</w:t>
             </w:r>
-          </w:p>
-        </w:tc>
-        <w:tc>
-          <w:tcPr>
-            <w:tcW w:w="1361" w:type="dxa"/>
-            <w:tcBorders>
-              <w:top w:val="nil"/>
-              <w:left w:val="nil"/>
-              <w:bottom w:val="nil"/>
-              <w:right w:val="nil"/>
-            </w:tcBorders>
-          </w:tcPr>
-          <w:p>
-            <w:pPr>
-              <w:spacing w:line="240" w:lineRule="auto"/>
-              <w:jc w:val="center"/>
-              <w:rPr>
-                <w:sz w:val="21"/>
-                <w:szCs w:val="21"/>
-              </w:rPr>
-            </w:pPr>
-            <w:r>
-              <w:rPr>
-                <w:sz w:val="21"/>
-                <w:szCs w:val="21"/>
-              </w:rPr>
-              <w:t>72</w:t>
-            </w:r>
-            <w:r>
-              <w:rPr>
-                <w:sz w:val="21"/>
-                <w:szCs w:val="21"/>
-              </w:rPr>
-              <w:t>.</w:t>
-            </w:r>
-            <w:r>
-              <w:rPr>
-                <w:sz w:val="21"/>
-                <w:szCs w:val="21"/>
-              </w:rPr>
-              <w:t>21</w:t>
-            </w:r>
-          </w:p>
-        </w:tc>
-        <w:tc>
-          <w:tcPr>
-            <w:tcW w:w="1361" w:type="dxa"/>
-            <w:tcBorders>
-              <w:top w:val="nil"/>
-              <w:left w:val="nil"/>
-              <w:bottom w:val="nil"/>
-              <w:right w:val="nil"/>
-            </w:tcBorders>
-          </w:tcPr>
-          <w:p>
-            <w:pPr>
-              <w:spacing w:line="240" w:lineRule="auto"/>
-              <w:jc w:val="center"/>
-              <w:rPr>
-                <w:sz w:val="21"/>
-                <w:szCs w:val="21"/>
-              </w:rPr>
-            </w:pPr>
-            <w:r>
-              <w:rPr>
-                <w:sz w:val="21"/>
-                <w:szCs w:val="21"/>
-              </w:rPr>
-              <w:t>60</w:t>
-            </w:r>
-            <w:r>
-              <w:rPr>
-                <w:sz w:val="21"/>
-                <w:szCs w:val="21"/>
-              </w:rPr>
-              <w:t>.</w:t>
-            </w:r>
-            <w:r>
-              <w:rPr>
-                <w:sz w:val="21"/>
-                <w:szCs w:val="21"/>
-              </w:rPr>
-              <w:t>8</w:t>
-            </w:r>
-            <w:r>
-              <w:rPr>
-                <w:sz w:val="21"/>
-                <w:szCs w:val="21"/>
-              </w:rPr>
-              <w:t>1</w:t>
-            </w:r>
-          </w:p>
-        </w:tc>
-        <w:tc>
-          <w:tcPr>
-            <w:tcW w:w="1361" w:type="dxa"/>
-            <w:tcBorders>
-              <w:top w:val="nil"/>
-              <w:left w:val="nil"/>
-              <w:bottom w:val="nil"/>
-              <w:right w:val="nil"/>
-            </w:tcBorders>
-          </w:tcPr>
-          <w:p>
-            <w:pPr>
-              <w:spacing w:line="240" w:lineRule="auto"/>
-              <w:jc w:val="center"/>
-              <w:rPr>
-                <w:sz w:val="21"/>
-                <w:szCs w:val="21"/>
-              </w:rPr>
-            </w:pPr>
-          </w:p>
-        </w:tc>
-        <w:tc>
-          <w:tcPr>
-            <w:tcW w:w="1361" w:type="dxa"/>
-            <w:tcBorders>
-              <w:top w:val="nil"/>
-              <w:left w:val="nil"/>
-              <w:bottom w:val="nil"/>
-              <w:right w:val="nil"/>
-            </w:tcBorders>
-          </w:tcPr>
-          <w:p>
-            <w:pPr>
-              <w:spacing w:line="240" w:lineRule="auto"/>
-              <w:jc w:val="center"/>
-              <w:rPr>
-                <w:sz w:val="21"/>
-                <w:szCs w:val="21"/>
-              </w:rPr>
-            </w:pPr>
-            <w:r>
-              <w:rPr>
-                <w:rFonts w:hint="eastAsia"/>
-                <w:sz w:val="21"/>
-                <w:szCs w:val="21"/>
-              </w:rPr>
-              <w:t>6</w:t>
-            </w:r>
-            <w:r>
-              <w:rPr>
-                <w:sz w:val="21"/>
-                <w:szCs w:val="21"/>
-              </w:rPr>
-              <w:t>7</w:t>
-            </w:r>
-            <w:r>
-              <w:rPr>
-                <w:sz w:val="21"/>
-                <w:szCs w:val="21"/>
-              </w:rPr>
-              <w:t>.</w:t>
-            </w:r>
-            <w:r>
-              <w:rPr>
-                <w:sz w:val="21"/>
-                <w:szCs w:val="21"/>
-              </w:rPr>
-              <w:t>70</w:t>
-            </w:r>
-          </w:p>
-        </w:tc>
-        <w:tc>
-          <w:tcPr>
-            <w:tcW w:w="1361" w:type="dxa"/>
-            <w:tcBorders>
-              <w:top w:val="nil"/>
-              <w:left w:val="nil"/>
-              <w:bottom w:val="nil"/>
-              <w:right w:val="nil"/>
-            </w:tcBorders>
-            <w:vAlign w:val="center"/>
-          </w:tcPr>
-          <w:p>
-            <w:pPr>
-              <w:spacing w:line="240" w:lineRule="auto"/>
-              <w:jc w:val="center"/>
-              <w:rPr>
-                <w:sz w:val="21"/>
-                <w:szCs w:val="21"/>
-              </w:rPr>
-            </w:pPr>
-          </w:p>
-        </w:tc>
-        <w:tc>
-          <w:tcPr>
-            <w:tcW w:w="1361" w:type="dxa"/>
-            <w:tcBorders>
-              <w:top w:val="nil"/>
-              <w:left w:val="nil"/>
-              <w:bottom w:val="nil"/>
-              <w:right w:val="nil"/>
-            </w:tcBorders>
-            <w:vAlign w:val="center"/>
-          </w:tcPr>
-          <w:p>
-            <w:pPr>
-              <w:spacing w:line="240" w:lineRule="auto"/>
-              <w:jc w:val="center"/>
-              <w:rPr>
-                <w:sz w:val="21"/>
-                <w:szCs w:val="21"/>
-              </w:rPr>
-            </w:pPr>
           </w:p>
         </w:tc>
         <w:tc>
@@ -1154,6 +1185,198 @@
               <w:bottom w:val="nil"/>
               <w:right w:val="nil"/>
             </w:tcBorders>
+          </w:tcPr>
+          <w:p>
+            <w:pPr>
+              <w:spacing w:line="240" w:lineRule="auto"/>
+              <w:jc w:val="center"/>
+              <w:rPr>
+                <w:sz w:val="21"/>
+                <w:szCs w:val="21"/>
+              </w:rPr>
+            </w:pPr>
+            <w:r>
+              <w:rPr>
+                <w:sz w:val="21"/>
+                <w:szCs w:val="21"/>
+              </w:rPr>
+              <w:t>62</w:t>
+            </w:r>
+            <w:r>
+              <w:rPr>
+                <w:sz w:val="21"/>
+                <w:szCs w:val="21"/>
+              </w:rPr>
+              <w:t>.</w:t>
+            </w:r>
+            <w:r>
+              <w:rPr>
+                <w:sz w:val="21"/>
+                <w:szCs w:val="21"/>
+              </w:rPr>
+              <w:t>28</w:t>
+            </w:r>
+          </w:p>
+        </w:tc>
+        <w:tc>
+          <w:tcPr>
+            <w:tcW w:w="1361" w:type="dxa"/>
+            <w:tcBorders>
+              <w:top w:val="nil"/>
+              <w:left w:val="nil"/>
+              <w:bottom w:val="nil"/>
+              <w:right w:val="nil"/>
+            </w:tcBorders>
+          </w:tcPr>
+          <w:p>
+            <w:pPr>
+              <w:spacing w:line="240" w:lineRule="auto"/>
+              <w:jc w:val="center"/>
+              <w:rPr>
+                <w:sz w:val="21"/>
+                <w:szCs w:val="21"/>
+              </w:rPr>
+            </w:pPr>
+            <w:r>
+              <w:rPr>
+                <w:sz w:val="21"/>
+                <w:szCs w:val="21"/>
+              </w:rPr>
+              <w:t>53</w:t>
+            </w:r>
+            <w:r>
+              <w:rPr>
+                <w:sz w:val="21"/>
+                <w:szCs w:val="21"/>
+              </w:rPr>
+              <w:t>.</w:t>
+            </w:r>
+            <w:r>
+              <w:rPr>
+                <w:sz w:val="21"/>
+                <w:szCs w:val="21"/>
+              </w:rPr>
+              <w:t>2</w:t>
+            </w:r>
+            <w:r>
+              <w:rPr>
+                <w:sz w:val="21"/>
+                <w:szCs w:val="21"/>
+              </w:rPr>
+              <w:t>2</w:t>
+            </w:r>
+          </w:p>
+        </w:tc>
+        <w:tc>
+          <w:tcPr>
+            <w:tcW w:w="1361" w:type="dxa"/>
+            <w:tcBorders>
+              <w:top w:val="nil"/>
+              <w:left w:val="nil"/>
+              <w:bottom w:val="nil"/>
+              <w:right w:val="nil"/>
+            </w:tcBorders>
+          </w:tcPr>
+          <w:p>
+            <w:pPr>
+              <w:spacing w:line="240" w:lineRule="auto"/>
+              <w:jc w:val="center"/>
+              <w:rPr>
+                <w:sz w:val="21"/>
+                <w:szCs w:val="21"/>
+              </w:rPr>
+            </w:pPr>
+          </w:p>
+        </w:tc>
+        <w:tc>
+          <w:tcPr>
+            <w:tcW w:w="1361" w:type="dxa"/>
+            <w:tcBorders>
+              <w:top w:val="nil"/>
+              <w:left w:val="nil"/>
+              <w:bottom w:val="nil"/>
+              <w:right w:val="nil"/>
+            </w:tcBorders>
+          </w:tcPr>
+          <w:p>
+            <w:pPr>
+              <w:spacing w:line="240" w:lineRule="auto"/>
+              <w:jc w:val="center"/>
+              <w:rPr>
+                <w:sz w:val="21"/>
+                <w:szCs w:val="21"/>
+              </w:rPr>
+            </w:pPr>
+            <w:r>
+              <w:rPr>
+                <w:rFonts w:hint="eastAsia"/>
+                <w:sz w:val="21"/>
+                <w:szCs w:val="21"/>
+              </w:rPr>
+              <w:t>4</w:t>
+            </w:r>
+            <w:r>
+              <w:rPr>
+                <w:sz w:val="21"/>
+                <w:szCs w:val="21"/>
+              </w:rPr>
+              <w:t>8.83</w:t>
+            </w:r>
+          </w:p>
+        </w:tc>
+        <w:tc>
+          <w:tcPr>
+            <w:tcW w:w="1361" w:type="dxa"/>
+            <w:tcBorders>
+              <w:top w:val="nil"/>
+              <w:left w:val="nil"/>
+              <w:bottom w:val="nil"/>
+              <w:right w:val="nil"/>
+            </w:tcBorders>
+            <w:vAlign w:val="center"/>
+          </w:tcPr>
+          <w:p>
+            <w:pPr>
+              <w:spacing w:line="240" w:lineRule="auto"/>
+              <w:jc w:val="center"/>
+              <w:rPr>
+                <w:sz w:val="21"/>
+                <w:szCs w:val="21"/>
+              </w:rPr>
+            </w:pPr>
+          </w:p>
+        </w:tc>
+        <w:tc>
+          <w:tcPr>
+            <w:tcW w:w="1361" w:type="dxa"/>
+            <w:tcBorders>
+              <w:top w:val="nil"/>
+              <w:left w:val="nil"/>
+              <w:bottom w:val="nil"/>
+              <w:right w:val="single" w:sz="4" w:space="0" w:color="auto"/>
+            </w:tcBorders>
+            <w:vAlign w:val="center"/>
+          </w:tcPr>
+          <w:p>
+            <w:pPr>
+              <w:spacing w:line="240" w:lineRule="auto"/>
+              <w:jc w:val="center"/>
+              <w:rPr>
+                <w:sz w:val="21"/>
+                <w:szCs w:val="21"/>
+              </w:rPr>
+            </w:pPr>
+          </w:p>
+        </w:tc>
+        <w:tc>
+          <w:tcPr>
+            <w:tcW w:w="1361" w:type="dxa"/>
+            <w:tcBorders>
+              <w:top w:val="nil"/>
+              <w:left w:val="single" w:sz="4" w:space="0" w:color="auto"/>
+              <w:bottom w:val="nil"/>
+              <w:right w:val="nil"/>
+            </w:tcBorders>
             <w:vAlign w:val="center"/>
           </w:tcPr>
           <w:p>
@@ -1201,212 +1424,6 @@
               </w:rPr>
               <w:t>67.06</w:t>
             </w:r>
-          </w:p>
-        </w:tc>
-        <w:tc>
-          <w:tcPr>
-            <w:tcW w:w="1361" w:type="dxa"/>
-            <w:tcBorders>
-              <w:top w:val="nil"/>
-              <w:left w:val="nil"/>
-              <w:bottom w:val="nil"/>
-              <w:right w:val="nil"/>
-            </w:tcBorders>
-          </w:tcPr>
-          <w:p>
-            <w:pPr>
-              <w:spacing w:line="240" w:lineRule="auto"/>
-              <w:jc w:val="center"/>
-              <w:rPr>
-                <w:sz w:val="21"/>
-                <w:szCs w:val="21"/>
-              </w:rPr>
-            </w:pPr>
-            <w:r>
-              <w:rPr>
-                <w:sz w:val="21"/>
-                <w:szCs w:val="21"/>
-              </w:rPr>
-              <w:t>62</w:t>
-            </w:r>
-            <w:r>
-              <w:rPr>
-                <w:sz w:val="21"/>
-                <w:szCs w:val="21"/>
-              </w:rPr>
-              <w:t>.</w:t>
-            </w:r>
-            <w:r>
-              <w:rPr>
-                <w:sz w:val="21"/>
-                <w:szCs w:val="21"/>
-              </w:rPr>
-              <w:t>28</w:t>
-            </w:r>
-          </w:p>
-        </w:tc>
-        <w:tc>
-          <w:tcPr>
-            <w:tcW w:w="1361" w:type="dxa"/>
-            <w:tcBorders>
-              <w:top w:val="nil"/>
-              <w:left w:val="nil"/>
-              <w:bottom w:val="nil"/>
-              <w:right w:val="nil"/>
-            </w:tcBorders>
-          </w:tcPr>
-          <w:p>
-            <w:pPr>
-              <w:spacing w:line="240" w:lineRule="auto"/>
-              <w:jc w:val="center"/>
-              <w:rPr>
-                <w:sz w:val="21"/>
-                <w:szCs w:val="21"/>
-              </w:rPr>
-            </w:pPr>
-            <w:r>
-              <w:rPr>
-                <w:sz w:val="21"/>
-                <w:szCs w:val="21"/>
-              </w:rPr>
-              <w:t>53</w:t>
-            </w:r>
-            <w:r>
-              <w:rPr>
-                <w:sz w:val="21"/>
-                <w:szCs w:val="21"/>
-              </w:rPr>
-              <w:t>.</w:t>
-            </w:r>
-            <w:r>
-              <w:rPr>
-                <w:sz w:val="21"/>
-                <w:szCs w:val="21"/>
-              </w:rPr>
-              <w:t>2</w:t>
-            </w:r>
-            <w:r>
-              <w:rPr>
-                <w:sz w:val="21"/>
-                <w:szCs w:val="21"/>
-              </w:rPr>
-              <w:t>2</w:t>
-            </w:r>
-          </w:p>
-        </w:tc>
-        <w:tc>
-          <w:tcPr>
-            <w:tcW w:w="1361" w:type="dxa"/>
-            <w:tcBorders>
-              <w:top w:val="nil"/>
-              <w:left w:val="nil"/>
-              <w:bottom w:val="nil"/>
-              <w:right w:val="nil"/>
-            </w:tcBorders>
-          </w:tcPr>
-          <w:p>
-            <w:pPr>
-              <w:spacing w:line="240" w:lineRule="auto"/>
-              <w:jc w:val="center"/>
-              <w:rPr>
-                <w:sz w:val="21"/>
-                <w:szCs w:val="21"/>
-              </w:rPr>
-            </w:pPr>
-          </w:p>
-        </w:tc>
-        <w:tc>
-          <w:tcPr>
-            <w:tcW w:w="1361" w:type="dxa"/>
-            <w:tcBorders>
-              <w:top w:val="nil"/>
-              <w:left w:val="nil"/>
-              <w:bottom w:val="nil"/>
-              <w:right w:val="nil"/>
-            </w:tcBorders>
-          </w:tcPr>
-          <w:p>
-            <w:pPr>
-              <w:spacing w:line="240" w:lineRule="auto"/>
-              <w:jc w:val="center"/>
-              <w:rPr>
-                <w:sz w:val="21"/>
-                <w:szCs w:val="21"/>
-              </w:rPr>
-            </w:pPr>
-            <w:r>
-              <w:rPr>
-                <w:rFonts w:hint="eastAsia"/>
-                <w:sz w:val="21"/>
-                <w:szCs w:val="21"/>
-              </w:rPr>
-              <w:t>4</w:t>
-            </w:r>
-            <w:r>
-              <w:rPr>
-                <w:sz w:val="21"/>
-                <w:szCs w:val="21"/>
-              </w:rPr>
-              <w:t>8</w:t>
-            </w:r>
-            <w:r>
-              <w:rPr>
-                <w:sz w:val="21"/>
-                <w:szCs w:val="21"/>
-              </w:rPr>
-              <w:t>.</w:t>
-            </w:r>
-            <w:r>
-              <w:rPr>
-                <w:sz w:val="21"/>
-                <w:szCs w:val="21"/>
-              </w:rPr>
-              <w:t>83</w:t>
-            </w:r>
-          </w:p>
-        </w:tc>
-        <w:tc>
-          <w:tcPr>
-            <w:tcW w:w="1361" w:type="dxa"/>
-            <w:tcBorders>
-              <w:top w:val="nil"/>
-              <w:left w:val="nil"/>
-              <w:bottom w:val="nil"/>
-              <w:right w:val="nil"/>
-            </w:tcBorders>
-            <w:vAlign w:val="center"/>
-          </w:tcPr>
-          <w:p>
-            <w:pPr>
-              <w:spacing w:line="240" w:lineRule="auto"/>
-              <w:jc w:val="center"/>
-              <w:rPr>
-                <w:sz w:val="21"/>
-                <w:szCs w:val="21"/>
-              </w:rPr>
-            </w:pPr>
-          </w:p>
-        </w:tc>
-        <w:tc>
-          <w:tcPr>
-            <w:tcW w:w="1361" w:type="dxa"/>
-            <w:tcBorders>
-              <w:top w:val="nil"/>
-              <w:left w:val="nil"/>
-              <w:bottom w:val="nil"/>
-              <w:right w:val="nil"/>
-            </w:tcBorders>
-            <w:vAlign w:val="center"/>
-          </w:tcPr>
-          <w:p>
-            <w:pPr>
-              <w:spacing w:line="240" w:lineRule="auto"/>
-              <w:jc w:val="center"/>
-              <w:rPr>
-                <w:sz w:val="21"/>
-                <w:szCs w:val="21"/>
-              </w:rPr>
-            </w:pPr>
           </w:p>
         </w:tc>
         <w:tc>
@@ -1510,6 +1527,184 @@
               <w:bottom w:val="single" w:sz="4" w:space="0" w:color="000000"/>
               <w:right w:val="nil"/>
             </w:tcBorders>
+          </w:tcPr>
+          <w:p>
+            <w:pPr>
+              <w:spacing w:line="240" w:lineRule="auto"/>
+              <w:jc w:val="center"/>
+              <w:rPr>
+                <w:sz w:val="21"/>
+                <w:szCs w:val="21"/>
+              </w:rPr>
+            </w:pPr>
+            <w:r>
+              <w:rPr>
+                <w:sz w:val="21"/>
+                <w:szCs w:val="21"/>
+              </w:rPr>
+              <w:t>47</w:t>
+            </w:r>
+            <w:r>
+              <w:rPr>
+                <w:sz w:val="21"/>
+                <w:szCs w:val="21"/>
+              </w:rPr>
+              <w:t>.</w:t>
+            </w:r>
+            <w:r>
+              <w:rPr>
+                <w:sz w:val="21"/>
+                <w:szCs w:val="21"/>
+              </w:rPr>
+              <w:t>93</w:t>
+            </w:r>
+          </w:p>
+        </w:tc>
+        <w:tc>
+          <w:tcPr>
+            <w:tcW w:w="1361" w:type="dxa"/>
+            <w:tcBorders>
+              <w:top w:val="nil"/>
+              <w:left w:val="nil"/>
+              <w:bottom w:val="single" w:sz="4" w:space="0" w:color="000000"/>
+              <w:right w:val="nil"/>
+            </w:tcBorders>
+          </w:tcPr>
+          <w:p>
+            <w:pPr>
+              <w:spacing w:line="240" w:lineRule="auto"/>
+              <w:jc w:val="center"/>
+              <w:rPr>
+                <w:sz w:val="21"/>
+                <w:szCs w:val="21"/>
+              </w:rPr>
+            </w:pPr>
+            <w:r>
+              <w:rPr>
+                <w:sz w:val="21"/>
+                <w:szCs w:val="21"/>
+              </w:rPr>
+              <w:t>39</w:t>
+            </w:r>
+            <w:r>
+              <w:rPr>
+                <w:sz w:val="21"/>
+                <w:szCs w:val="21"/>
+              </w:rPr>
+              <w:t>.45</w:t>
+            </w:r>
+          </w:p>
+        </w:tc>
+        <w:tc>
+          <w:tcPr>
+            <w:tcW w:w="1361" w:type="dxa"/>
+            <w:tcBorders>
+              <w:top w:val="nil"/>
+              <w:left w:val="nil"/>
+              <w:bottom w:val="single" w:sz="4" w:space="0" w:color="000000"/>
+              <w:right w:val="nil"/>
+            </w:tcBorders>
+          </w:tcPr>
+          <w:p>
+            <w:pPr>
+              <w:spacing w:line="240" w:lineRule="auto"/>
+              <w:jc w:val="center"/>
+              <w:rPr>
+                <w:sz w:val="21"/>
+                <w:szCs w:val="21"/>
+              </w:rPr>
+            </w:pPr>
+          </w:p>
+        </w:tc>
+        <w:tc>
+          <w:tcPr>
+            <w:tcW w:w="1361" w:type="dxa"/>
+            <w:tcBorders>
+              <w:top w:val="nil"/>
+              <w:left w:val="nil"/>
+              <w:bottom w:val="single" w:sz="4" w:space="0" w:color="000000"/>
+              <w:right w:val="nil"/>
+            </w:tcBorders>
+          </w:tcPr>
+          <w:p>
+            <w:pPr>
+              <w:spacing w:line="240" w:lineRule="auto"/>
+              <w:jc w:val="center"/>
+              <w:rPr>
+                <w:sz w:val="21"/>
+                <w:szCs w:val="21"/>
+              </w:rPr>
+            </w:pPr>
+            <w:r>
+              <w:rPr>
+                <w:rFonts w:hint="eastAsia"/>
+                <w:sz w:val="21"/>
+                <w:szCs w:val="21"/>
+              </w:rPr>
+              <w:t>3</w:t>
+            </w:r>
+            <w:r>
+              <w:rPr>
+                <w:sz w:val="21"/>
+                <w:szCs w:val="21"/>
+              </w:rPr>
+              <w:t>5.05</w:t>
+            </w:r>
+          </w:p>
+        </w:tc>
+        <w:tc>
+          <w:tcPr>
+            <w:tcW w:w="1361" w:type="dxa"/>
+            <w:tcBorders>
+              <w:top w:val="nil"/>
+              <w:left w:val="nil"/>
+              <w:bottom w:val="single" w:sz="4" w:space="0" w:color="000000"/>
+              <w:right w:val="nil"/>
+            </w:tcBorders>
+            <w:vAlign w:val="center"/>
+          </w:tcPr>
+          <w:p>
+            <w:pPr>
+              <w:spacing w:line="240" w:lineRule="auto"/>
+              <w:jc w:val="center"/>
+              <w:rPr>
+                <w:sz w:val="21"/>
+                <w:szCs w:val="21"/>
+              </w:rPr>
+            </w:pPr>
+          </w:p>
+        </w:tc>
+        <w:tc>
+          <w:tcPr>
+            <w:tcW w:w="1361" w:type="dxa"/>
+            <w:tcBorders>
+              <w:top w:val="nil"/>
+              <w:left w:val="nil"/>
+              <w:bottom w:val="single" w:sz="4" w:space="0" w:color="000000"/>
+              <w:right w:val="single" w:sz="4" w:space="0" w:color="auto"/>
+            </w:tcBorders>
+            <w:vAlign w:val="center"/>
+          </w:tcPr>
+          <w:p>
+            <w:pPr>
+              <w:spacing w:line="240" w:lineRule="auto"/>
+              <w:jc w:val="center"/>
+              <w:rPr>
+                <w:sz w:val="21"/>
+                <w:szCs w:val="21"/>
+              </w:rPr>
+            </w:pPr>
+          </w:p>
+        </w:tc>
+        <w:tc>
+          <w:tcPr>
+            <w:tcW w:w="1361" w:type="dxa"/>
+            <w:tcBorders>
+              <w:top w:val="nil"/>
+              <w:left w:val="single" w:sz="4" w:space="0" w:color="auto"/>
+              <w:bottom w:val="single" w:sz="4" w:space="0" w:color="000000"/>
+              <w:right w:val="nil"/>
+            </w:tcBorders>
             <w:vAlign w:val="center"/>
           </w:tcPr>
           <w:p>
@@ -1557,198 +1752,6 @@
               </w:rPr>
               <w:t>53.31</w:t>
             </w:r>
-          </w:p>
-        </w:tc>
-        <w:tc>
-          <w:tcPr>
-            <w:tcW w:w="1361" w:type="dxa"/>
-            <w:tcBorders>
-              <w:top w:val="nil"/>
-              <w:left w:val="nil"/>
-              <w:bottom w:val="single" w:sz="4" w:space="0" w:color="000000"/>
-              <w:right w:val="nil"/>
-            </w:tcBorders>
-          </w:tcPr>
-          <w:p>
-            <w:pPr>
-              <w:spacing w:line="240" w:lineRule="auto"/>
-              <w:jc w:val="center"/>
-              <w:rPr>
-                <w:sz w:val="21"/>
-                <w:szCs w:val="21"/>
-              </w:rPr>
-            </w:pPr>
-            <w:r>
-              <w:rPr>
-                <w:sz w:val="21"/>
-                <w:szCs w:val="21"/>
-              </w:rPr>
-              <w:t>47</w:t>
-            </w:r>
-            <w:r>
-              <w:rPr>
-                <w:sz w:val="21"/>
-                <w:szCs w:val="21"/>
-              </w:rPr>
-              <w:t>.</w:t>
-            </w:r>
-            <w:r>
-              <w:rPr>
-                <w:sz w:val="21"/>
-                <w:szCs w:val="21"/>
-              </w:rPr>
-              <w:t>93</w:t>
-            </w:r>
-          </w:p>
-        </w:tc>
-        <w:tc>
-          <w:tcPr>
-            <w:tcW w:w="1361" w:type="dxa"/>
-            <w:tcBorders>
-              <w:top w:val="nil"/>
-              <w:left w:val="nil"/>
-              <w:bottom w:val="single" w:sz="4" w:space="0" w:color="000000"/>
-              <w:right w:val="nil"/>
-            </w:tcBorders>
-          </w:tcPr>
-          <w:p>
-            <w:pPr>
-              <w:spacing w:line="240" w:lineRule="auto"/>
-              <w:jc w:val="center"/>
-              <w:rPr>
-                <w:sz w:val="21"/>
-                <w:szCs w:val="21"/>
-              </w:rPr>
-            </w:pPr>
-            <w:r>
-              <w:rPr>
-                <w:sz w:val="21"/>
-                <w:szCs w:val="21"/>
-              </w:rPr>
-              <w:t>39</w:t>
-            </w:r>
-            <w:r>
-              <w:rPr>
-                <w:sz w:val="21"/>
-                <w:szCs w:val="21"/>
-              </w:rPr>
-              <w:t>.45</w:t>
-            </w:r>
-          </w:p>
-        </w:tc>
-        <w:tc>
-          <w:tcPr>
-            <w:tcW w:w="1361" w:type="dxa"/>
-            <w:tcBorders>
-              <w:top w:val="nil"/>
-              <w:left w:val="nil"/>
-              <w:bottom w:val="single" w:sz="4" w:space="0" w:color="000000"/>
-              <w:right w:val="nil"/>
-            </w:tcBorders>
-          </w:tcPr>
-          <w:p>
-            <w:pPr>
-              <w:spacing w:line="240" w:lineRule="auto"/>
-              <w:jc w:val="center"/>
-              <w:rPr>
-                <w:sz w:val="21"/>
-                <w:szCs w:val="21"/>
-              </w:rPr>
-            </w:pPr>
-          </w:p>
-        </w:tc>
-        <w:tc>
-          <w:tcPr>
-            <w:tcW w:w="1361" w:type="dxa"/>
-            <w:tcBorders>
-              <w:top w:val="nil"/>
-              <w:left w:val="nil"/>
-              <w:bottom w:val="single" w:sz="4" w:space="0" w:color="000000"/>
-              <w:right w:val="nil"/>
-            </w:tcBorders>
-          </w:tcPr>
-          <w:p>
-            <w:pPr>
-              <w:spacing w:line="240" w:lineRule="auto"/>
-              <w:jc w:val="center"/>
-              <w:rPr>
-                <w:sz w:val="21"/>
-                <w:szCs w:val="21"/>
-              </w:rPr>
-            </w:pPr>
-            <w:r>
-              <w:rPr>
-                <w:rFonts w:hint="eastAsia"/>
-                <w:sz w:val="21"/>
-                <w:szCs w:val="21"/>
-              </w:rPr>
-              <w:t>3</w:t>
-            </w:r>
-            <w:r>
-              <w:rPr>
-                <w:sz w:val="21"/>
-                <w:szCs w:val="21"/>
-              </w:rPr>
-              <w:t>5</w:t>
-            </w:r>
-            <w:r>
-              <w:rPr>
-                <w:sz w:val="21"/>
-                <w:szCs w:val="21"/>
-              </w:rPr>
-              <w:t>.</w:t>
-            </w:r>
-            <w:r>
-              <w:rPr>
-                <w:sz w:val="21"/>
-                <w:szCs w:val="21"/>
-              </w:rPr>
-              <w:t>05</w:t>
-            </w:r>
-          </w:p>
-        </w:tc>
-        <w:tc>
-          <w:tcPr>
-            <w:tcW w:w="1361" w:type="dxa"/>
-            <w:tcBorders>
-              <w:top w:val="nil"/>
-              <w:left w:val="nil"/>
-              <w:bottom w:val="single" w:sz="4" w:space="0" w:color="000000"/>
-              <w:right w:val="nil"/>
-            </w:tcBorders>
-            <w:vAlign w:val="center"/>
-          </w:tcPr>
-          <w:p>
-            <w:pPr>
-              <w:spacing w:line="240" w:lineRule="auto"/>
-              <w:jc w:val="center"/>
-              <w:rPr>
-                <w:sz w:val="21"/>
-                <w:szCs w:val="21"/>
-              </w:rPr>
-            </w:pPr>
-          </w:p>
-        </w:tc>
-        <w:tc>
-          <w:tcPr>
-            <w:tcW w:w="1361" w:type="dxa"/>
-            <w:tcBorders>
-              <w:top w:val="nil"/>
-              <w:left w:val="nil"/>
-              <w:bottom w:val="single" w:sz="4" w:space="0" w:color="000000"/>
-              <w:right w:val="nil"/>
-            </w:tcBorders>
-            <w:vAlign w:val="center"/>
-          </w:tcPr>
-          <w:p>
-            <w:pPr>
-              <w:spacing w:line="240" w:lineRule="auto"/>
-              <w:jc w:val="center"/>
-              <w:rPr>
-                <w:sz w:val="21"/>
-                <w:szCs w:val="21"/>
-              </w:rPr>
-            </w:pPr>
           </w:p>
         </w:tc>
         <w:tc>
@@ -1861,6 +1864,183 @@
               <w:bottom w:val="nil"/>
               <w:right w:val="nil"/>
             </w:tcBorders>
+          </w:tcPr>
+          <w:p>
+            <w:pPr>
+              <w:spacing w:line="240" w:lineRule="auto"/>
+              <w:jc w:val="center"/>
+              <w:rPr>
+                <w:sz w:val="21"/>
+                <w:szCs w:val="21"/>
+              </w:rPr>
+            </w:pPr>
+            <w:r>
+              <w:rPr>
+                <w:sz w:val="21"/>
+                <w:szCs w:val="21"/>
+              </w:rPr>
+              <w:t>63</w:t>
+            </w:r>
+            <w:r>
+              <w:rPr>
+                <w:sz w:val="21"/>
+                <w:szCs w:val="21"/>
+              </w:rPr>
+              <w:t>.</w:t>
+            </w:r>
+            <w:r>
+              <w:rPr>
+                <w:sz w:val="21"/>
+                <w:szCs w:val="21"/>
+              </w:rPr>
+              <w:t>36</w:t>
+            </w:r>
+          </w:p>
+        </w:tc>
+        <w:tc>
+          <w:tcPr>
+            <w:tcW w:w="1361" w:type="dxa"/>
+            <w:tcBorders>
+              <w:top w:val="single" w:sz="4" w:space="0" w:color="000000"/>
+              <w:left w:val="nil"/>
+              <w:bottom w:val="nil"/>
+              <w:right w:val="nil"/>
+            </w:tcBorders>
+          </w:tcPr>
+          <w:p>
+            <w:pPr>
+              <w:spacing w:line="240" w:lineRule="auto"/>
+              <w:jc w:val="center"/>
+              <w:rPr>
+                <w:sz w:val="21"/>
+                <w:szCs w:val="21"/>
+              </w:rPr>
+            </w:pPr>
+            <w:r>
+              <w:rPr>
+                <w:sz w:val="21"/>
+                <w:szCs w:val="21"/>
+              </w:rPr>
+              <w:t>40</w:t>
+            </w:r>
+            <w:r>
+              <w:rPr>
+                <w:sz w:val="21"/>
+                <w:szCs w:val="21"/>
+              </w:rPr>
+              <w:t>.</w:t>
+            </w:r>
+            <w:r>
+              <w:rPr>
+                <w:sz w:val="21"/>
+                <w:szCs w:val="21"/>
+              </w:rPr>
+              <w:t>9</w:t>
+            </w:r>
+            <w:r>
+              <w:rPr>
+                <w:sz w:val="21"/>
+                <w:szCs w:val="21"/>
+              </w:rPr>
+              <w:t>1</w:t>
+            </w:r>
+          </w:p>
+        </w:tc>
+        <w:tc>
+          <w:tcPr>
+            <w:tcW w:w="1361" w:type="dxa"/>
+            <w:tcBorders>
+              <w:top w:val="single" w:sz="4" w:space="0" w:color="000000"/>
+              <w:left w:val="nil"/>
+              <w:bottom w:val="nil"/>
+              <w:right w:val="nil"/>
+            </w:tcBorders>
+          </w:tcPr>
+          <w:p>
+            <w:pPr>
+              <w:spacing w:line="240" w:lineRule="auto"/>
+              <w:jc w:val="center"/>
+              <w:rPr>
+                <w:sz w:val="21"/>
+                <w:szCs w:val="21"/>
+              </w:rPr>
+            </w:pPr>
+          </w:p>
+        </w:tc>
+        <w:tc>
+          <w:tcPr>
+            <w:tcW w:w="1361" w:type="dxa"/>
+            <w:tcBorders>
+              <w:top w:val="single" w:sz="4" w:space="0" w:color="000000"/>
+              <w:left w:val="nil"/>
+              <w:bottom w:val="nil"/>
+              <w:right w:val="nil"/>
+            </w:tcBorders>
+          </w:tcPr>
+          <w:p>
+            <w:pPr>
+              <w:spacing w:line="240" w:lineRule="auto"/>
+              <w:jc w:val="center"/>
+              <w:rPr>
+                <w:sz w:val="21"/>
+                <w:szCs w:val="21"/>
+              </w:rPr>
+            </w:pPr>
+          </w:p>
+        </w:tc>
+        <w:tc>
+          <w:tcPr>
+            <w:tcW w:w="1361" w:type="dxa"/>
+            <w:tcBorders>
+              <w:top w:val="single" w:sz="4" w:space="0" w:color="000000"/>
+              <w:left w:val="nil"/>
+              <w:bottom w:val="nil"/>
+              <w:right w:val="nil"/>
+            </w:tcBorders>
+            <w:vAlign w:val="center"/>
+          </w:tcPr>
+          <w:p>
+            <w:pPr>
+              <w:spacing w:line="240" w:lineRule="auto"/>
+              <w:jc w:val="center"/>
+              <w:rPr>
+                <w:sz w:val="21"/>
+                <w:szCs w:val="21"/>
+              </w:rPr>
+            </w:pPr>
+          </w:p>
+        </w:tc>
+        <w:tc>
+          <w:tcPr>
+            <w:tcW w:w="1361" w:type="dxa"/>
+            <w:tcBorders>
+              <w:top w:val="single" w:sz="4" w:space="0" w:color="000000"/>
+              <w:left w:val="nil"/>
+              <w:bottom w:val="nil"/>
+              <w:right w:val="single" w:sz="4" w:space="0" w:color="auto"/>
+            </w:tcBorders>
+            <w:vAlign w:val="center"/>
+          </w:tcPr>
+          <w:p>
+            <w:pPr>
+              <w:spacing w:line="240" w:lineRule="auto"/>
+              <w:jc w:val="center"/>
+              <w:rPr>
+                <w:sz w:val="21"/>
+                <w:szCs w:val="21"/>
+              </w:rPr>
+            </w:pPr>
+          </w:p>
+        </w:tc>
+        <w:tc>
+          <w:tcPr>
+            <w:tcW w:w="1361" w:type="dxa"/>
+            <w:tcBorders>
+              <w:top w:val="single" w:sz="4" w:space="0" w:color="000000"/>
+              <w:left w:val="single" w:sz="4" w:space="0" w:color="auto"/>
+              <w:bottom w:val="nil"/>
+              <w:right w:val="nil"/>
+            </w:tcBorders>
             <w:vAlign w:val="center"/>
           </w:tcPr>
           <w:p>
@@ -1908,183 +2088,6 @@
               </w:rPr>
               <w:t>46.12</w:t>
             </w:r>
-          </w:p>
-        </w:tc>
-        <w:tc>
-          <w:tcPr>
-            <w:tcW w:w="1361" w:type="dxa"/>
-            <w:tcBorders>
-              <w:top w:val="single" w:sz="4" w:space="0" w:color="000000"/>
-              <w:left w:val="nil"/>
-              <w:bottom w:val="nil"/>
-              <w:right w:val="nil"/>
-            </w:tcBorders>
-          </w:tcPr>
-          <w:p>
-            <w:pPr>
-              <w:spacing w:line="240" w:lineRule="auto"/>
-              <w:jc w:val="center"/>
-              <w:rPr>
-                <w:sz w:val="21"/>
-                <w:szCs w:val="21"/>
-              </w:rPr>
-            </w:pPr>
-            <w:r>
-              <w:rPr>
-                <w:sz w:val="21"/>
-                <w:szCs w:val="21"/>
-              </w:rPr>
-              <w:t>63</w:t>
-            </w:r>
-            <w:r>
-              <w:rPr>
-                <w:sz w:val="21"/>
-                <w:szCs w:val="21"/>
-              </w:rPr>
-              <w:t>.</w:t>
-            </w:r>
-            <w:r>
-              <w:rPr>
-                <w:sz w:val="21"/>
-                <w:szCs w:val="21"/>
-              </w:rPr>
-              <w:t>36</w:t>
-            </w:r>
-          </w:p>
-        </w:tc>
-        <w:tc>
-          <w:tcPr>
-            <w:tcW w:w="1361" w:type="dxa"/>
-            <w:tcBorders>
-              <w:top w:val="single" w:sz="4" w:space="0" w:color="000000"/>
-              <w:left w:val="nil"/>
-              <w:bottom w:val="nil"/>
-              <w:right w:val="nil"/>
-            </w:tcBorders>
-          </w:tcPr>
-          <w:p>
-            <w:pPr>
-              <w:spacing w:line="240" w:lineRule="auto"/>
-              <w:jc w:val="center"/>
-              <w:rPr>
-                <w:sz w:val="21"/>
-                <w:szCs w:val="21"/>
-              </w:rPr>
-            </w:pPr>
-            <w:r>
-              <w:rPr>
-                <w:sz w:val="21"/>
-                <w:szCs w:val="21"/>
-              </w:rPr>
-              <w:t>40</w:t>
-            </w:r>
-            <w:r>
-              <w:rPr>
-                <w:sz w:val="21"/>
-                <w:szCs w:val="21"/>
-              </w:rPr>
-              <w:t>.</w:t>
-            </w:r>
-            <w:r>
-              <w:rPr>
-                <w:sz w:val="21"/>
-                <w:szCs w:val="21"/>
-              </w:rPr>
-              <w:t>9</w:t>
-            </w:r>
-            <w:r>
-              <w:rPr>
-                <w:sz w:val="21"/>
-                <w:szCs w:val="21"/>
-              </w:rPr>
-              <w:t>1</w:t>
-            </w:r>
-          </w:p>
-        </w:tc>
-        <w:tc>
-          <w:tcPr>
-            <w:tcW w:w="1361" w:type="dxa"/>
-            <w:tcBorders>
-              <w:top w:val="single" w:sz="4" w:space="0" w:color="000000"/>
-              <w:left w:val="nil"/>
-              <w:bottom w:val="nil"/>
-              <w:right w:val="nil"/>
-            </w:tcBorders>
-          </w:tcPr>
-          <w:p>
-            <w:pPr>
-              <w:spacing w:line="240" w:lineRule="auto"/>
-              <w:jc w:val="center"/>
-              <w:rPr>
-                <w:sz w:val="21"/>
-                <w:szCs w:val="21"/>
-              </w:rPr>
-            </w:pPr>
-          </w:p>
-        </w:tc>
-        <w:tc>
-          <w:tcPr>
-            <w:tcW w:w="1361" w:type="dxa"/>
-            <w:tcBorders>
-              <w:top w:val="single" w:sz="4" w:space="0" w:color="000000"/>
-              <w:left w:val="nil"/>
-              <w:bottom w:val="nil"/>
-              <w:right w:val="nil"/>
-            </w:tcBorders>
-          </w:tcPr>
-          <w:p>
-            <w:pPr>
-              <w:spacing w:line="240" w:lineRule="auto"/>
-              <w:jc w:val="center"/>
-              <w:rPr>
-                <w:sz w:val="21"/>
-                <w:szCs w:val="21"/>
-              </w:rPr>
-            </w:pPr>
-          </w:p>
-        </w:tc>
-        <w:tc>
-          <w:tcPr>
-            <w:tcW w:w="1361" w:type="dxa"/>
-            <w:tcBorders>
-              <w:top w:val="single" w:sz="4" w:space="0" w:color="000000"/>
-              <w:left w:val="nil"/>
-              <w:bottom w:val="nil"/>
-              <w:right w:val="nil"/>
-            </w:tcBorders>
-            <w:vAlign w:val="center"/>
-          </w:tcPr>
-          <w:p>
-            <w:pPr>
-              <w:spacing w:line="240" w:lineRule="auto"/>
-              <w:jc w:val="center"/>
-              <w:rPr>
-                <w:sz w:val="21"/>
-                <w:szCs w:val="21"/>
-              </w:rPr>
-            </w:pPr>
-          </w:p>
-        </w:tc>
-        <w:tc>
-          <w:tcPr>
-            <w:tcW w:w="1361" w:type="dxa"/>
-            <w:tcBorders>
-              <w:top w:val="single" w:sz="4" w:space="0" w:color="000000"/>
-              <w:left w:val="nil"/>
-              <w:bottom w:val="nil"/>
-              <w:right w:val="nil"/>
-            </w:tcBorders>
-            <w:vAlign w:val="center"/>
-          </w:tcPr>
-          <w:p>
-            <w:pPr>
-              <w:spacing w:line="240" w:lineRule="auto"/>
-              <w:jc w:val="center"/>
-              <w:rPr>
-                <w:sz w:val="21"/>
-                <w:szCs w:val="21"/>
-              </w:rPr>
-            </w:pPr>
           </w:p>
         </w:tc>
         <w:tc>
@@ -2186,64 +2189,6 @@
               <w:bottom w:val="nil"/>
               <w:right w:val="nil"/>
             </w:tcBorders>
-            <w:vAlign w:val="center"/>
-          </w:tcPr>
-          <w:p>
-            <w:pPr>
-              <w:spacing w:line="240" w:lineRule="auto"/>
-              <w:jc w:val="center"/>
-              <w:rPr>
-                <w:sz w:val="21"/>
-                <w:szCs w:val="21"/>
-              </w:rPr>
-            </w:pPr>
-            <w:r>
-              <w:rPr>
-                <w:sz w:val="21"/>
-                <w:szCs w:val="21"/>
-              </w:rPr>
-              <w:t>60.89</w:t>
-            </w:r>
-          </w:p>
-        </w:tc>
-        <w:tc>
-          <w:tcPr>
-            <w:tcW w:w="1361" w:type="dxa"/>
-            <w:tcBorders>
-              <w:top w:val="nil"/>
-              <w:left w:val="nil"/>
-              <w:bottom w:val="nil"/>
-              <w:right w:val="nil"/>
-            </w:tcBorders>
-            <w:vAlign w:val="center"/>
-          </w:tcPr>
-          <w:p>
-            <w:pPr>
-              <w:spacing w:line="240" w:lineRule="auto"/>
-              <w:jc w:val="center"/>
-              <w:rPr>
-                <w:sz w:val="21"/>
-                <w:szCs w:val="21"/>
-              </w:rPr>
-            </w:pPr>
-            <w:r>
-              <w:rPr>
-                <w:sz w:val="21"/>
-                <w:szCs w:val="21"/>
-              </w:rPr>
-              <w:t>66.03</w:t>
-            </w:r>
-          </w:p>
-        </w:tc>
-        <w:tc>
-          <w:tcPr>
-            <w:tcW w:w="1361" w:type="dxa"/>
-            <w:tcBorders>
-              <w:top w:val="nil"/>
-              <w:left w:val="nil"/>
-              <w:bottom w:val="nil"/>
-              <w:right w:val="nil"/>
-            </w:tcBorders>
           </w:tcPr>
           <w:p>
             <w:pPr>
@@ -2397,7 +2342,7 @@
               <w:top w:val="nil"/>
               <w:left w:val="nil"/>
               <w:bottom w:val="nil"/>
-              <w:right w:val="nil"/>
+              <w:right w:val="single" w:sz="4" w:space="0" w:color="auto"/>
             </w:tcBorders>
             <w:vAlign w:val="center"/>
           </w:tcPr>
@@ -2412,6 +2357,64 @@
                 <w:szCs w:val="21"/>
               </w:rPr>
             </w:pPr>
+          </w:p>
+        </w:tc>
+        <w:tc>
+          <w:tcPr>
+            <w:tcW w:w="1361" w:type="dxa"/>
+            <w:tcBorders>
+              <w:top w:val="nil"/>
+              <w:left w:val="single" w:sz="4" w:space="0" w:color="auto"/>
+              <w:bottom w:val="nil"/>
+              <w:right w:val="nil"/>
+            </w:tcBorders>
+            <w:vAlign w:val="center"/>
+          </w:tcPr>
+          <w:p>
+            <w:pPr>
+              <w:spacing w:line="240" w:lineRule="auto"/>
+              <w:jc w:val="center"/>
+              <w:rPr>
+                <w:sz w:val="21"/>
+                <w:szCs w:val="21"/>
+              </w:rPr>
+            </w:pPr>
+            <w:r>
+              <w:rPr>
+                <w:sz w:val="21"/>
+                <w:szCs w:val="21"/>
+              </w:rPr>
+              <w:t>60.89</w:t>
+            </w:r>
+          </w:p>
+        </w:tc>
+        <w:tc>
+          <w:tcPr>
+            <w:tcW w:w="1361" w:type="dxa"/>
+            <w:tcBorders>
+              <w:top w:val="nil"/>
+              <w:left w:val="nil"/>
+              <w:bottom w:val="nil"/>
+              <w:right w:val="nil"/>
+            </w:tcBorders>
+            <w:vAlign w:val="center"/>
+          </w:tcPr>
+          <w:p>
+            <w:pPr>
+              <w:spacing w:line="240" w:lineRule="auto"/>
+              <w:jc w:val="center"/>
+              <w:rPr>
+                <w:sz w:val="21"/>
+                <w:szCs w:val="21"/>
+              </w:rPr>
+            </w:pPr>
+            <w:r>
+              <w:rPr>
+                <w:sz w:val="21"/>
+                <w:szCs w:val="21"/>
+              </w:rPr>
+              <w:t>66.03</w:t>
+            </w:r>
           </w:p>
         </w:tc>
         <w:tc>
@@ -2516,6 +2519,183 @@
               <w:bottom w:val="nil"/>
               <w:right w:val="nil"/>
             </w:tcBorders>
+          </w:tcPr>
+          <w:p>
+            <w:pPr>
+              <w:spacing w:line="240" w:lineRule="auto"/>
+              <w:jc w:val="center"/>
+              <w:rPr>
+                <w:sz w:val="21"/>
+                <w:szCs w:val="21"/>
+              </w:rPr>
+            </w:pPr>
+            <w:r>
+              <w:rPr>
+                <w:sz w:val="21"/>
+                <w:szCs w:val="21"/>
+              </w:rPr>
+              <w:t>74</w:t>
+            </w:r>
+            <w:r>
+              <w:rPr>
+                <w:sz w:val="21"/>
+                <w:szCs w:val="21"/>
+              </w:rPr>
+              <w:t>.</w:t>
+            </w:r>
+            <w:r>
+              <w:rPr>
+                <w:sz w:val="21"/>
+                <w:szCs w:val="21"/>
+              </w:rPr>
+              <w:t>12</w:t>
+            </w:r>
+          </w:p>
+        </w:tc>
+        <w:tc>
+          <w:tcPr>
+            <w:tcW w:w="1361" w:type="dxa"/>
+            <w:tcBorders>
+              <w:top w:val="nil"/>
+              <w:left w:val="nil"/>
+              <w:bottom w:val="nil"/>
+              <w:right w:val="nil"/>
+            </w:tcBorders>
+          </w:tcPr>
+          <w:p>
+            <w:pPr>
+              <w:spacing w:line="240" w:lineRule="auto"/>
+              <w:jc w:val="center"/>
+              <w:rPr>
+                <w:sz w:val="21"/>
+                <w:szCs w:val="21"/>
+              </w:rPr>
+            </w:pPr>
+            <w:r>
+              <w:rPr>
+                <w:sz w:val="21"/>
+                <w:szCs w:val="21"/>
+              </w:rPr>
+              <w:t>48</w:t>
+            </w:r>
+            <w:r>
+              <w:rPr>
+                <w:sz w:val="21"/>
+                <w:szCs w:val="21"/>
+              </w:rPr>
+              <w:t>.</w:t>
+            </w:r>
+            <w:r>
+              <w:rPr>
+                <w:sz w:val="21"/>
+                <w:szCs w:val="21"/>
+              </w:rPr>
+              <w:t>6</w:t>
+            </w:r>
+            <w:r>
+              <w:rPr>
+                <w:sz w:val="21"/>
+                <w:szCs w:val="21"/>
+              </w:rPr>
+              <w:t>8</w:t>
+            </w:r>
+          </w:p>
+        </w:tc>
+        <w:tc>
+          <w:tcPr>
+            <w:tcW w:w="1361" w:type="dxa"/>
+            <w:tcBorders>
+              <w:top w:val="nil"/>
+              <w:left w:val="nil"/>
+              <w:bottom w:val="nil"/>
+              <w:right w:val="nil"/>
+            </w:tcBorders>
+          </w:tcPr>
+          <w:p>
+            <w:pPr>
+              <w:spacing w:line="240" w:lineRule="auto"/>
+              <w:jc w:val="center"/>
+              <w:rPr>
+                <w:sz w:val="21"/>
+                <w:szCs w:val="21"/>
+              </w:rPr>
+            </w:pPr>
+          </w:p>
+        </w:tc>
+        <w:tc>
+          <w:tcPr>
+            <w:tcW w:w="1361" w:type="dxa"/>
+            <w:tcBorders>
+              <w:top w:val="nil"/>
+              <w:left w:val="nil"/>
+              <w:bottom w:val="nil"/>
+              <w:right w:val="nil"/>
+            </w:tcBorders>
+          </w:tcPr>
+          <w:p>
+            <w:pPr>
+              <w:spacing w:line="240" w:lineRule="auto"/>
+              <w:jc w:val="center"/>
+              <w:rPr>
+                <w:sz w:val="21"/>
+                <w:szCs w:val="21"/>
+              </w:rPr>
+            </w:pPr>
+          </w:p>
+        </w:tc>
+        <w:tc>
+          <w:tcPr>
+            <w:tcW w:w="1361" w:type="dxa"/>
+            <w:tcBorders>
+              <w:top w:val="nil"/>
+              <w:left w:val="nil"/>
+              <w:bottom w:val="nil"/>
+              <w:right w:val="nil"/>
+            </w:tcBorders>
+            <w:vAlign w:val="center"/>
+          </w:tcPr>
+          <w:p>
+            <w:pPr>
+              <w:spacing w:line="240" w:lineRule="auto"/>
+              <w:jc w:val="center"/>
+              <w:rPr>
+                <w:sz w:val="21"/>
+                <w:szCs w:val="21"/>
+              </w:rPr>
+            </w:pPr>
+          </w:p>
+        </w:tc>
+        <w:tc>
+          <w:tcPr>
+            <w:tcW w:w="1361" w:type="dxa"/>
+            <w:tcBorders>
+              <w:top w:val="nil"/>
+              <w:left w:val="nil"/>
+              <w:bottom w:val="nil"/>
+              <w:right w:val="single" w:sz="4" w:space="0" w:color="auto"/>
+            </w:tcBorders>
+            <w:vAlign w:val="center"/>
+          </w:tcPr>
+          <w:p>
+            <w:pPr>
+              <w:spacing w:line="240" w:lineRule="auto"/>
+              <w:jc w:val="center"/>
+              <w:rPr>
+                <w:sz w:val="21"/>
+                <w:szCs w:val="21"/>
+              </w:rPr>
+            </w:pPr>
+          </w:p>
+        </w:tc>
+        <w:tc>
+          <w:tcPr>
+            <w:tcW w:w="1361" w:type="dxa"/>
+            <w:tcBorders>
+              <w:top w:val="nil"/>
+              <w:left w:val="single" w:sz="4" w:space="0" w:color="auto"/>
+              <w:bottom w:val="nil"/>
+              <w:right w:val="nil"/>
+            </w:tcBorders>
             <w:vAlign w:val="center"/>
           </w:tcPr>
           <w:p>
@@ -2563,183 +2743,6 @@
               </w:rPr>
               <w:t>53.82</w:t>
             </w:r>
-          </w:p>
-        </w:tc>
-        <w:tc>
-          <w:tcPr>
-            <w:tcW w:w="1361" w:type="dxa"/>
-            <w:tcBorders>
-              <w:top w:val="nil"/>
-              <w:left w:val="nil"/>
-              <w:bottom w:val="nil"/>
-              <w:right w:val="nil"/>
-            </w:tcBorders>
-          </w:tcPr>
-          <w:p>
-            <w:pPr>
-              <w:spacing w:line="240" w:lineRule="auto"/>
-              <w:jc w:val="center"/>
-              <w:rPr>
-                <w:sz w:val="21"/>
-                <w:szCs w:val="21"/>
-              </w:rPr>
-            </w:pPr>
-            <w:r>
-              <w:rPr>
-                <w:sz w:val="21"/>
-                <w:szCs w:val="21"/>
-              </w:rPr>
-              <w:t>74</w:t>
-            </w:r>
-            <w:r>
-              <w:rPr>
-                <w:sz w:val="21"/>
-                <w:szCs w:val="21"/>
-              </w:rPr>
-              <w:t>.</w:t>
-            </w:r>
-            <w:r>
-              <w:rPr>
-                <w:sz w:val="21"/>
-                <w:szCs w:val="21"/>
-              </w:rPr>
-              <w:t>12</w:t>
-            </w:r>
-          </w:p>
-        </w:tc>
-        <w:tc>
-          <w:tcPr>
-            <w:tcW w:w="1361" w:type="dxa"/>
-            <w:tcBorders>
-              <w:top w:val="nil"/>
-              <w:left w:val="nil"/>
-              <w:bottom w:val="nil"/>
-              <w:right w:val="nil"/>
-            </w:tcBorders>
-          </w:tcPr>
-          <w:p>
-            <w:pPr>
-              <w:spacing w:line="240" w:lineRule="auto"/>
-              <w:jc w:val="center"/>
-              <w:rPr>
-                <w:sz w:val="21"/>
-                <w:szCs w:val="21"/>
-              </w:rPr>
-            </w:pPr>
-            <w:r>
-              <w:rPr>
-                <w:sz w:val="21"/>
-                <w:szCs w:val="21"/>
-              </w:rPr>
-              <w:t>48</w:t>
-            </w:r>
-            <w:r>
-              <w:rPr>
-                <w:sz w:val="21"/>
-                <w:szCs w:val="21"/>
-              </w:rPr>
-              <w:t>.</w:t>
-            </w:r>
-            <w:r>
-              <w:rPr>
-                <w:sz w:val="21"/>
-                <w:szCs w:val="21"/>
-              </w:rPr>
-              <w:t>6</w:t>
-            </w:r>
-            <w:r>
-              <w:rPr>
-                <w:sz w:val="21"/>
-                <w:szCs w:val="21"/>
-              </w:rPr>
-              <w:t>8</w:t>
-            </w:r>
-          </w:p>
-        </w:tc>
-        <w:tc>
-          <w:tcPr>
-            <w:tcW w:w="1361" w:type="dxa"/>
-            <w:tcBorders>
-              <w:top w:val="nil"/>
-              <w:left w:val="nil"/>
-              <w:bottom w:val="nil"/>
-              <w:right w:val="nil"/>
-            </w:tcBorders>
-          </w:tcPr>
-          <w:p>
-            <w:pPr>
-              <w:spacing w:line="240" w:lineRule="auto"/>
-              <w:jc w:val="center"/>
-              <w:rPr>
-                <w:sz w:val="21"/>
-                <w:szCs w:val="21"/>
-              </w:rPr>
-            </w:pPr>
-          </w:p>
-        </w:tc>
-        <w:tc>
-          <w:tcPr>
-            <w:tcW w:w="1361" w:type="dxa"/>
-            <w:tcBorders>
-              <w:top w:val="nil"/>
-              <w:left w:val="nil"/>
-              <w:bottom w:val="nil"/>
-              <w:right w:val="nil"/>
-            </w:tcBorders>
-          </w:tcPr>
-          <w:p>
-            <w:pPr>
-              <w:spacing w:line="240" w:lineRule="auto"/>
-              <w:jc w:val="center"/>
-              <w:rPr>
-                <w:sz w:val="21"/>
-                <w:szCs w:val="21"/>
-              </w:rPr>
-            </w:pPr>
-          </w:p>
-        </w:tc>
-        <w:tc>
-          <w:tcPr>
-            <w:tcW w:w="1361" w:type="dxa"/>
-            <w:tcBorders>
-              <w:top w:val="nil"/>
-              <w:left w:val="nil"/>
-              <w:bottom w:val="nil"/>
-              <w:right w:val="nil"/>
-            </w:tcBorders>
-            <w:vAlign w:val="center"/>
-          </w:tcPr>
-          <w:p>
-            <w:pPr>
-              <w:spacing w:line="240" w:lineRule="auto"/>
-              <w:jc w:val="center"/>
-              <w:rPr>
-                <w:sz w:val="21"/>
-                <w:szCs w:val="21"/>
-              </w:rPr>
-            </w:pPr>
-          </w:p>
-        </w:tc>
-        <w:tc>
-          <w:tcPr>
-            <w:tcW w:w="1361" w:type="dxa"/>
-            <w:tcBorders>
-              <w:top w:val="nil"/>
-              <w:left w:val="nil"/>
-              <w:bottom w:val="nil"/>
-              <w:right w:val="nil"/>
-            </w:tcBorders>
-            <w:vAlign w:val="center"/>
-          </w:tcPr>
-          <w:p>
-            <w:pPr>
-              <w:spacing w:line="240" w:lineRule="auto"/>
-              <w:jc w:val="center"/>
-              <w:rPr>
-                <w:sz w:val="21"/>
-                <w:szCs w:val="21"/>
-              </w:rPr>
-            </w:pPr>
           </w:p>
         </w:tc>
         <w:tc>
@@ -2842,23 +2845,36 @@
               <w:bottom w:val="single" w:sz="4" w:space="0" w:color="000000"/>
               <w:right w:val="nil"/>
             </w:tcBorders>
-            <w:vAlign w:val="center"/>
-          </w:tcPr>
-          <w:p>
-            <w:pPr>
-              <w:spacing w:line="240" w:lineRule="auto"/>
-              <w:jc w:val="center"/>
-              <w:rPr>
-                <w:sz w:val="21"/>
-                <w:szCs w:val="21"/>
-              </w:rPr>
-            </w:pPr>
-            <w:r>
-              <w:rPr>
-                <w:sz w:val="21"/>
-                <w:szCs w:val="21"/>
-              </w:rPr>
-              <w:t>35.03</w:t>
+          </w:tcPr>
+          <w:p>
+            <w:pPr>
+              <w:spacing w:line="240" w:lineRule="auto"/>
+              <w:jc w:val="center"/>
+              <w:rPr>
+                <w:sz w:val="21"/>
+                <w:szCs w:val="21"/>
+              </w:rPr>
+            </w:pPr>
+            <w:r>
+              <w:rPr>
+                <w:sz w:val="21"/>
+                <w:szCs w:val="21"/>
+              </w:rPr>
+              <w:t>61</w:t>
+            </w:r>
+            <w:r>
+              <w:rPr>
+                <w:sz w:val="21"/>
+                <w:szCs w:val="21"/>
+              </w:rPr>
+              <w:t>.</w:t>
+            </w:r>
+            <w:r>
+              <w:rPr>
+                <w:sz w:val="21"/>
+                <w:szCs w:val="21"/>
+              </w:rPr>
+              <w:t>50</w:t>
             </w:r>
           </w:p>
         </w:tc>
@@ -2871,23 +2887,43 @@
               <w:bottom w:val="single" w:sz="4" w:space="0" w:color="000000"/>
               <w:right w:val="nil"/>
             </w:tcBorders>
-            <w:vAlign w:val="center"/>
-          </w:tcPr>
-          <w:p>
-            <w:pPr>
-              <w:spacing w:line="240" w:lineRule="auto"/>
-              <w:jc w:val="center"/>
-              <w:rPr>
-                <w:sz w:val="21"/>
-                <w:szCs w:val="21"/>
-              </w:rPr>
-            </w:pPr>
-            <w:r>
-              <w:rPr>
-                <w:sz w:val="21"/>
-                <w:szCs w:val="21"/>
-              </w:rPr>
-              <w:t>37.73</w:t>
+          </w:tcPr>
+          <w:p>
+            <w:pPr>
+              <w:spacing w:line="240" w:lineRule="auto"/>
+              <w:jc w:val="center"/>
+              <w:rPr>
+                <w:sz w:val="21"/>
+                <w:szCs w:val="21"/>
+              </w:rPr>
+            </w:pPr>
+            <w:r>
+              <w:rPr>
+                <w:sz w:val="21"/>
+                <w:szCs w:val="21"/>
+              </w:rPr>
+              <w:t>33</w:t>
+            </w:r>
+            <w:r>
+              <w:rPr>
+                <w:sz w:val="21"/>
+                <w:szCs w:val="21"/>
+              </w:rPr>
+              <w:t>.</w:t>
+            </w:r>
+            <w:r>
+              <w:rPr>
+                <w:sz w:val="21"/>
+                <w:szCs w:val="21"/>
+              </w:rPr>
+              <w:t>3</w:t>
+            </w:r>
+            <w:r>
+              <w:rPr>
+                <w:sz w:val="21"/>
+                <w:szCs w:val="21"/>
+              </w:rPr>
+              <w:t>1</w:t>
             </w:r>
           </w:p>
         </w:tc>
@@ -2910,27 +2946,6 @@
                 <w:szCs w:val="21"/>
               </w:rPr>
             </w:pPr>
-            <w:r>
-              <w:rPr>
-                <w:sz w:val="21"/>
-                <w:szCs w:val="21"/>
-              </w:rPr>
-              <w:t>61</w:t>
-            </w:r>
-            <w:r>
-              <w:rPr>
-                <w:sz w:val="21"/>
-                <w:szCs w:val="21"/>
-              </w:rPr>
-              <w:t>.</w:t>
-            </w:r>
-            <w:r>
-              <w:rPr>
-                <w:sz w:val="21"/>
-                <w:szCs w:val="21"/>
-              </w:rPr>
-              <w:t>50</w:t>
-            </w:r>
           </w:p>
         </w:tc>
         <w:tc>
@@ -2952,34 +2967,6 @@
                 <w:szCs w:val="21"/>
               </w:rPr>
             </w:pPr>
-            <w:r>
-              <w:rPr>
-                <w:sz w:val="21"/>
-                <w:szCs w:val="21"/>
-              </w:rPr>
-              <w:t>33</w:t>
-            </w:r>
-            <w:r>
-              <w:rPr>
-                <w:sz w:val="21"/>
-                <w:szCs w:val="21"/>
-              </w:rPr>
-              <w:t>.</w:t>
-            </w:r>
-            <w:r>
-              <w:rPr>
-                <w:sz w:val="21"/>
-                <w:szCs w:val="21"/>
-              </w:rPr>
-              <w:t>3</w:t>
-            </w:r>
-            <w:r>
-              <w:rPr>
-                <w:sz w:val="21"/>
-                <w:szCs w:val="21"/>
-              </w:rPr>
-              <w:t>1</w:t>
-            </w:r>
           </w:p>
         </w:tc>
         <w:tc>
@@ -2991,6 +2978,7 @@
               <w:bottom w:val="single" w:sz="4" w:space="0" w:color="000000"/>
               <w:right w:val="nil"/>
             </w:tcBorders>
+            <w:vAlign w:val="center"/>
           </w:tcPr>
           <w:p>
             <w:pPr>
@@ -3010,50 +2998,7 @@
               <w:top w:val="nil"/>
               <w:left w:val="nil"/>
               <w:bottom w:val="single" w:sz="4" w:space="0" w:color="000000"/>
-              <w:right w:val="nil"/>
-            </w:tcBorders>
-          </w:tcPr>
-          <w:p>
-            <w:pPr>
-              <w:spacing w:line="240" w:lineRule="auto"/>
-              <w:jc w:val="center"/>
-              <w:rPr>
-                <w:sz w:val="21"/>
-                <w:szCs w:val="21"/>
-              </w:rPr>
-            </w:pPr>
-          </w:p>
-        </w:tc>
-        <w:tc>
-          <w:tcPr>
-            <w:tcW w:w="1361" w:type="dxa"/>
-            <w:tcBorders>
-              <w:top w:val="nil"/>
-              <w:left w:val="nil"/>
-              <w:bottom w:val="single" w:sz="4" w:space="0" w:color="000000"/>
-              <w:right w:val="nil"/>
-            </w:tcBorders>
-            <w:vAlign w:val="center"/>
-          </w:tcPr>
-          <w:p>
-            <w:pPr>
-              <w:spacing w:line="240" w:lineRule="auto"/>
-              <w:jc w:val="center"/>
-              <w:rPr>
-                <w:sz w:val="21"/>
-                <w:szCs w:val="21"/>
-              </w:rPr>
-            </w:pPr>
-          </w:p>
-        </w:tc>
-        <w:tc>
-          <w:tcPr>
-            <w:tcW w:w="1361" w:type="dxa"/>
-            <w:tcBorders>
-              <w:top w:val="nil"/>
-              <w:left w:val="nil"/>
-              <w:bottom w:val="single" w:sz="4" w:space="0" w:color="000000"/>
-              <w:right w:val="nil"/>
+              <w:right w:val="single" w:sz="4" w:space="0" w:color="auto"/>
             </w:tcBorders>
             <w:vAlign w:val="center"/>
           </w:tcPr>
@@ -3068,6 +3013,64 @@
                 <w:szCs w:val="21"/>
               </w:rPr>
             </w:pPr>
+          </w:p>
+        </w:tc>
+        <w:tc>
+          <w:tcPr>
+            <w:tcW w:w="1361" w:type="dxa"/>
+            <w:tcBorders>
+              <w:top w:val="nil"/>
+              <w:left w:val="single" w:sz="4" w:space="0" w:color="auto"/>
+              <w:bottom w:val="single" w:sz="4" w:space="0" w:color="000000"/>
+              <w:right w:val="nil"/>
+            </w:tcBorders>
+            <w:vAlign w:val="center"/>
+          </w:tcPr>
+          <w:p>
+            <w:pPr>
+              <w:spacing w:line="240" w:lineRule="auto"/>
+              <w:jc w:val="center"/>
+              <w:rPr>
+                <w:sz w:val="21"/>
+                <w:szCs w:val="21"/>
+              </w:rPr>
+            </w:pPr>
+            <w:r>
+              <w:rPr>
+                <w:sz w:val="21"/>
+                <w:szCs w:val="21"/>
+              </w:rPr>
+              <w:t>35.03</w:t>
+            </w:r>
+          </w:p>
+        </w:tc>
+        <w:tc>
+          <w:tcPr>
+            <w:tcW w:w="1361" w:type="dxa"/>
+            <w:tcBorders>
+              <w:top w:val="nil"/>
+              <w:left w:val="nil"/>
+              <w:bottom w:val="single" w:sz="4" w:space="0" w:color="000000"/>
+              <w:right w:val="nil"/>
+            </w:tcBorders>
+            <w:vAlign w:val="center"/>
+          </w:tcPr>
+          <w:p>
+            <w:pPr>
+              <w:spacing w:line="240" w:lineRule="auto"/>
+              <w:jc w:val="center"/>
+              <w:rPr>
+                <w:sz w:val="21"/>
+                <w:szCs w:val="21"/>
+              </w:rPr>
+            </w:pPr>
+            <w:r>
+              <w:rPr>
+                <w:sz w:val="21"/>
+                <w:szCs w:val="21"/>
+              </w:rPr>
+              <w:t>37.73</w:t>
+            </w:r>
           </w:p>
         </w:tc>
         <w:tc>
@@ -3174,23 +3177,36 @@
               <w:bottom w:val="nil"/>
               <w:right w:val="nil"/>
             </w:tcBorders>
-            <w:vAlign w:val="center"/>
-          </w:tcPr>
-          <w:p>
-            <w:pPr>
-              <w:spacing w:line="240" w:lineRule="auto"/>
-              <w:jc w:val="center"/>
-              <w:rPr>
-                <w:sz w:val="21"/>
-                <w:szCs w:val="21"/>
-              </w:rPr>
-            </w:pPr>
-            <w:r>
-              <w:rPr>
-                <w:sz w:val="21"/>
-                <w:szCs w:val="21"/>
-              </w:rPr>
-              <w:t>39.01</w:t>
+          </w:tcPr>
+          <w:p>
+            <w:pPr>
+              <w:spacing w:line="240" w:lineRule="auto"/>
+              <w:jc w:val="center"/>
+              <w:rPr>
+                <w:sz w:val="21"/>
+                <w:szCs w:val="21"/>
+              </w:rPr>
+            </w:pPr>
+            <w:r>
+              <w:rPr>
+                <w:sz w:val="21"/>
+                <w:szCs w:val="21"/>
+              </w:rPr>
+              <w:t>39</w:t>
+            </w:r>
+            <w:r>
+              <w:rPr>
+                <w:sz w:val="21"/>
+                <w:szCs w:val="21"/>
+              </w:rPr>
+              <w:t>.</w:t>
+            </w:r>
+            <w:r>
+              <w:rPr>
+                <w:sz w:val="21"/>
+                <w:szCs w:val="21"/>
+              </w:rPr>
+              <w:t>13</w:t>
             </w:r>
           </w:p>
         </w:tc>
@@ -3203,23 +3219,43 @@
               <w:bottom w:val="nil"/>
               <w:right w:val="nil"/>
             </w:tcBorders>
-            <w:vAlign w:val="center"/>
-          </w:tcPr>
-          <w:p>
-            <w:pPr>
-              <w:spacing w:line="240" w:lineRule="auto"/>
-              <w:jc w:val="center"/>
-              <w:rPr>
-                <w:sz w:val="21"/>
-                <w:szCs w:val="21"/>
-              </w:rPr>
-            </w:pPr>
-            <w:r>
-              <w:rPr>
-                <w:sz w:val="21"/>
-                <w:szCs w:val="21"/>
-              </w:rPr>
-              <w:t>38.67</w:t>
+          </w:tcPr>
+          <w:p>
+            <w:pPr>
+              <w:spacing w:line="240" w:lineRule="auto"/>
+              <w:jc w:val="center"/>
+              <w:rPr>
+                <w:sz w:val="21"/>
+                <w:szCs w:val="21"/>
+              </w:rPr>
+            </w:pPr>
+            <w:r>
+              <w:rPr>
+                <w:sz w:val="21"/>
+                <w:szCs w:val="21"/>
+              </w:rPr>
+              <w:t>42</w:t>
+            </w:r>
+            <w:r>
+              <w:rPr>
+                <w:sz w:val="21"/>
+                <w:szCs w:val="21"/>
+              </w:rPr>
+              <w:t>.</w:t>
+            </w:r>
+            <w:r>
+              <w:rPr>
+                <w:sz w:val="21"/>
+                <w:szCs w:val="21"/>
+              </w:rPr>
+              <w:t>8</w:t>
+            </w:r>
+            <w:r>
+              <w:rPr>
+                <w:sz w:val="21"/>
+                <w:szCs w:val="21"/>
+              </w:rPr>
+              <w:t>1</w:t>
             </w:r>
           </w:p>
         </w:tc>
@@ -3242,27 +3278,6 @@
                 <w:szCs w:val="21"/>
               </w:rPr>
             </w:pPr>
-            <w:r>
-              <w:rPr>
-                <w:sz w:val="21"/>
-                <w:szCs w:val="21"/>
-              </w:rPr>
-              <w:t>39</w:t>
-            </w:r>
-            <w:r>
-              <w:rPr>
-                <w:sz w:val="21"/>
-                <w:szCs w:val="21"/>
-              </w:rPr>
-              <w:t>.</w:t>
-            </w:r>
-            <w:r>
-              <w:rPr>
-                <w:sz w:val="21"/>
-                <w:szCs w:val="21"/>
-              </w:rPr>
-              <w:t>13</w:t>
-            </w:r>
           </w:p>
         </w:tc>
         <w:tc>
@@ -3286,31 +3301,18 @@
             </w:pPr>
             <w:r>
               <w:rPr>
-                <w:sz w:val="21"/>
-                <w:szCs w:val="21"/>
-              </w:rPr>
-              <w:t>42</w:t>
-            </w:r>
-            <w:r>
-              <w:rPr>
-                <w:sz w:val="21"/>
-                <w:szCs w:val="21"/>
-              </w:rPr>
-              <w:t>.</w:t>
-            </w:r>
-            <w:r>
-              <w:rPr>
-                <w:sz w:val="21"/>
-                <w:szCs w:val="21"/>
-              </w:rPr>
-              <w:t>8</w:t>
-            </w:r>
-            <w:r>
-              <w:rPr>
-                <w:sz w:val="21"/>
-                <w:szCs w:val="21"/>
-              </w:rPr>
-              <w:t>1</w:t>
+                <w:rFonts w:hint="eastAsia"/>
+                <w:sz w:val="21"/>
+                <w:szCs w:val="21"/>
+              </w:rPr>
+              <w:t>4</w:t>
+            </w:r>
+            <w:r>
+              <w:rPr>
+                <w:sz w:val="21"/>
+                <w:szCs w:val="21"/>
+              </w:rPr>
+              <w:t>7.90</w:t>
             </w:r>
           </w:p>
         </w:tc>
@@ -3323,6 +3325,7 @@
               <w:bottom w:val="nil"/>
               <w:right w:val="nil"/>
             </w:tcBorders>
+            <w:vAlign w:val="center"/>
           </w:tcPr>
           <w:p>
             <w:pPr>
@@ -3342,79 +3345,7 @@
               <w:top w:val="single" w:sz="4" w:space="0" w:color="000000"/>
               <w:left w:val="nil"/>
               <w:bottom w:val="nil"/>
-              <w:right w:val="nil"/>
-            </w:tcBorders>
-          </w:tcPr>
-          <w:p>
-            <w:pPr>
-              <w:spacing w:line="240" w:lineRule="auto"/>
-              <w:jc w:val="center"/>
-              <w:rPr>
-                <w:sz w:val="21"/>
-                <w:szCs w:val="21"/>
-              </w:rPr>
-            </w:pPr>
-            <w:r>
-              <w:rPr>
-                <w:rFonts w:hint="eastAsia"/>
-                <w:sz w:val="21"/>
-                <w:szCs w:val="21"/>
-              </w:rPr>
-              <w:t>4</w:t>
-            </w:r>
-            <w:r>
-              <w:rPr>
-                <w:sz w:val="21"/>
-                <w:szCs w:val="21"/>
-              </w:rPr>
-              <w:t>7</w:t>
-            </w:r>
-            <w:r>
-              <w:rPr>
-                <w:sz w:val="21"/>
-                <w:szCs w:val="21"/>
-              </w:rPr>
-              <w:t>.</w:t>
-            </w:r>
-            <w:r>
-              <w:rPr>
-                <w:sz w:val="21"/>
-                <w:szCs w:val="21"/>
-              </w:rPr>
-              <w:t>90</w:t>
-            </w:r>
-          </w:p>
-        </w:tc>
-        <w:tc>
-          <w:tcPr>
-            <w:tcW w:w="1361" w:type="dxa"/>
-            <w:tcBorders>
-              <w:top w:val="single" w:sz="4" w:space="0" w:color="000000"/>
-              <w:left w:val="nil"/>
-              <w:bottom w:val="nil"/>
-              <w:right w:val="nil"/>
-            </w:tcBorders>
-            <w:vAlign w:val="center"/>
-          </w:tcPr>
-          <w:p>
-            <w:pPr>
-              <w:spacing w:line="240" w:lineRule="auto"/>
-              <w:jc w:val="center"/>
-              <w:rPr>
-                <w:sz w:val="21"/>
-                <w:szCs w:val="21"/>
-              </w:rPr>
-            </w:pPr>
-          </w:p>
-        </w:tc>
-        <w:tc>
-          <w:tcPr>
-            <w:tcW w:w="1361" w:type="dxa"/>
-            <w:tcBorders>
-              <w:top w:val="single" w:sz="4" w:space="0" w:color="000000"/>
-              <w:left w:val="nil"/>
-              <w:bottom w:val="nil"/>
-              <w:right w:val="nil"/>
+              <w:right w:val="single" w:sz="4" w:space="0" w:color="auto"/>
             </w:tcBorders>
             <w:vAlign w:val="center"/>
           </w:tcPr>
@@ -3429,6 +3360,64 @@
                 <w:szCs w:val="21"/>
               </w:rPr>
             </w:pPr>
+          </w:p>
+        </w:tc>
+        <w:tc>
+          <w:tcPr>
+            <w:tcW w:w="1361" w:type="dxa"/>
+            <w:tcBorders>
+              <w:top w:val="single" w:sz="4" w:space="0" w:color="000000"/>
+              <w:left w:val="single" w:sz="4" w:space="0" w:color="auto"/>
+              <w:bottom w:val="nil"/>
+              <w:right w:val="nil"/>
+            </w:tcBorders>
+            <w:vAlign w:val="center"/>
+          </w:tcPr>
+          <w:p>
+            <w:pPr>
+              <w:spacing w:line="240" w:lineRule="auto"/>
+              <w:jc w:val="center"/>
+              <w:rPr>
+                <w:sz w:val="21"/>
+                <w:szCs w:val="21"/>
+              </w:rPr>
+            </w:pPr>
+            <w:r>
+              <w:rPr>
+                <w:sz w:val="21"/>
+                <w:szCs w:val="21"/>
+              </w:rPr>
+              <w:t>39.01</w:t>
+            </w:r>
+          </w:p>
+        </w:tc>
+        <w:tc>
+          <w:tcPr>
+            <w:tcW w:w="1361" w:type="dxa"/>
+            <w:tcBorders>
+              <w:top w:val="single" w:sz="4" w:space="0" w:color="000000"/>
+              <w:left w:val="nil"/>
+              <w:bottom w:val="nil"/>
+              <w:right w:val="nil"/>
+            </w:tcBorders>
+            <w:vAlign w:val="center"/>
+          </w:tcPr>
+          <w:p>
+            <w:pPr>
+              <w:spacing w:line="240" w:lineRule="auto"/>
+              <w:jc w:val="center"/>
+              <w:rPr>
+                <w:sz w:val="21"/>
+                <w:szCs w:val="21"/>
+              </w:rPr>
+            </w:pPr>
+            <w:r>
+              <w:rPr>
+                <w:sz w:val="21"/>
+                <w:szCs w:val="21"/>
+              </w:rPr>
+              <w:t>38.67</w:t>
+            </w:r>
           </w:p>
         </w:tc>
         <w:tc>
@@ -3528,6 +3517,198 @@
               <w:bottom w:val="nil"/>
               <w:right w:val="nil"/>
             </w:tcBorders>
+          </w:tcPr>
+          <w:p>
+            <w:pPr>
+              <w:spacing w:line="240" w:lineRule="auto"/>
+              <w:jc w:val="center"/>
+              <w:rPr>
+                <w:sz w:val="21"/>
+                <w:szCs w:val="21"/>
+              </w:rPr>
+            </w:pPr>
+            <w:r>
+              <w:rPr>
+                <w:sz w:val="21"/>
+                <w:szCs w:val="21"/>
+              </w:rPr>
+              <w:t>44</w:t>
+            </w:r>
+            <w:r>
+              <w:rPr>
+                <w:sz w:val="21"/>
+                <w:szCs w:val="21"/>
+              </w:rPr>
+              <w:t>.</w:t>
+            </w:r>
+            <w:r>
+              <w:rPr>
+                <w:sz w:val="21"/>
+                <w:szCs w:val="21"/>
+              </w:rPr>
+              <w:t>96</w:t>
+            </w:r>
+          </w:p>
+        </w:tc>
+        <w:tc>
+          <w:tcPr>
+            <w:tcW w:w="1361" w:type="dxa"/>
+            <w:tcBorders>
+              <w:top w:val="nil"/>
+              <w:left w:val="nil"/>
+              <w:bottom w:val="nil"/>
+              <w:right w:val="nil"/>
+            </w:tcBorders>
+          </w:tcPr>
+          <w:p>
+            <w:pPr>
+              <w:spacing w:line="240" w:lineRule="auto"/>
+              <w:jc w:val="center"/>
+              <w:rPr>
+                <w:sz w:val="21"/>
+                <w:szCs w:val="21"/>
+              </w:rPr>
+            </w:pPr>
+            <w:r>
+              <w:rPr>
+                <w:sz w:val="21"/>
+                <w:szCs w:val="21"/>
+              </w:rPr>
+              <w:t>34</w:t>
+            </w:r>
+            <w:r>
+              <w:rPr>
+                <w:sz w:val="21"/>
+                <w:szCs w:val="21"/>
+              </w:rPr>
+              <w:t>.</w:t>
+            </w:r>
+            <w:r>
+              <w:rPr>
+                <w:sz w:val="21"/>
+                <w:szCs w:val="21"/>
+              </w:rPr>
+              <w:t>3</w:t>
+            </w:r>
+            <w:r>
+              <w:rPr>
+                <w:sz w:val="21"/>
+                <w:szCs w:val="21"/>
+              </w:rPr>
+              <w:t>5</w:t>
+            </w:r>
+          </w:p>
+        </w:tc>
+        <w:tc>
+          <w:tcPr>
+            <w:tcW w:w="1361" w:type="dxa"/>
+            <w:tcBorders>
+              <w:top w:val="nil"/>
+              <w:left w:val="nil"/>
+              <w:bottom w:val="nil"/>
+              <w:right w:val="nil"/>
+            </w:tcBorders>
+          </w:tcPr>
+          <w:p>
+            <w:pPr>
+              <w:spacing w:line="240" w:lineRule="auto"/>
+              <w:jc w:val="center"/>
+              <w:rPr>
+                <w:sz w:val="21"/>
+                <w:szCs w:val="21"/>
+              </w:rPr>
+            </w:pPr>
+          </w:p>
+        </w:tc>
+        <w:tc>
+          <w:tcPr>
+            <w:tcW w:w="1361" w:type="dxa"/>
+            <w:tcBorders>
+              <w:top w:val="nil"/>
+              <w:left w:val="nil"/>
+              <w:bottom w:val="nil"/>
+              <w:right w:val="nil"/>
+            </w:tcBorders>
+          </w:tcPr>
+          <w:p>
+            <w:pPr>
+              <w:spacing w:line="240" w:lineRule="auto"/>
+              <w:jc w:val="center"/>
+              <w:rPr>
+                <w:sz w:val="21"/>
+                <w:szCs w:val="21"/>
+              </w:rPr>
+            </w:pPr>
+            <w:r>
+              <w:rPr>
+                <w:rFonts w:hint="eastAsia"/>
+                <w:sz w:val="21"/>
+                <w:szCs w:val="21"/>
+              </w:rPr>
+              <w:t>2</w:t>
+            </w:r>
+            <w:r>
+              <w:rPr>
+                <w:sz w:val="21"/>
+                <w:szCs w:val="21"/>
+              </w:rPr>
+              <w:t>8.74</w:t>
+            </w:r>
+          </w:p>
+        </w:tc>
+        <w:tc>
+          <w:tcPr>
+            <w:tcW w:w="1361" w:type="dxa"/>
+            <w:tcBorders>
+              <w:top w:val="nil"/>
+              <w:left w:val="nil"/>
+              <w:bottom w:val="nil"/>
+              <w:right w:val="nil"/>
+            </w:tcBorders>
+            <w:vAlign w:val="center"/>
+          </w:tcPr>
+          <w:p>
+            <w:pPr>
+              <w:spacing w:line="240" w:lineRule="auto"/>
+              <w:jc w:val="center"/>
+              <w:rPr>
+                <w:sz w:val="21"/>
+                <w:szCs w:val="21"/>
+              </w:rPr>
+            </w:pPr>
+          </w:p>
+        </w:tc>
+        <w:tc>
+          <w:tcPr>
+            <w:tcW w:w="1361" w:type="dxa"/>
+            <w:tcBorders>
+              <w:top w:val="nil"/>
+              <w:left w:val="nil"/>
+              <w:bottom w:val="nil"/>
+              <w:right w:val="single" w:sz="4" w:space="0" w:color="auto"/>
+            </w:tcBorders>
+            <w:vAlign w:val="center"/>
+          </w:tcPr>
+          <w:p>
+            <w:pPr>
+              <w:spacing w:line="240" w:lineRule="auto"/>
+              <w:jc w:val="center"/>
+              <w:rPr>
+                <w:sz w:val="21"/>
+                <w:szCs w:val="21"/>
+              </w:rPr>
+            </w:pPr>
+          </w:p>
+        </w:tc>
+        <w:tc>
+          <w:tcPr>
+            <w:tcW w:w="1361" w:type="dxa"/>
+            <w:tcBorders>
+              <w:top w:val="nil"/>
+              <w:left w:val="single" w:sz="4" w:space="0" w:color="auto"/>
+              <w:bottom w:val="nil"/>
+              <w:right w:val="nil"/>
+            </w:tcBorders>
             <w:vAlign w:val="center"/>
           </w:tcPr>
           <w:p>
@@ -3579,212 +3760,6 @@
               </w:rPr>
               <w:t>70.43</w:t>
             </w:r>
-          </w:p>
-        </w:tc>
-        <w:tc>
-          <w:tcPr>
-            <w:tcW w:w="1361" w:type="dxa"/>
-            <w:tcBorders>
-              <w:top w:val="nil"/>
-              <w:left w:val="nil"/>
-              <w:bottom w:val="nil"/>
-              <w:right w:val="nil"/>
-            </w:tcBorders>
-          </w:tcPr>
-          <w:p>
-            <w:pPr>
-              <w:spacing w:line="240" w:lineRule="auto"/>
-              <w:jc w:val="center"/>
-              <w:rPr>
-                <w:sz w:val="21"/>
-                <w:szCs w:val="21"/>
-              </w:rPr>
-            </w:pPr>
-            <w:r>
-              <w:rPr>
-                <w:sz w:val="21"/>
-                <w:szCs w:val="21"/>
-              </w:rPr>
-              <w:t>44</w:t>
-            </w:r>
-            <w:r>
-              <w:rPr>
-                <w:sz w:val="21"/>
-                <w:szCs w:val="21"/>
-              </w:rPr>
-              <w:t>.</w:t>
-            </w:r>
-            <w:r>
-              <w:rPr>
-                <w:sz w:val="21"/>
-                <w:szCs w:val="21"/>
-              </w:rPr>
-              <w:t>96</w:t>
-            </w:r>
-          </w:p>
-        </w:tc>
-        <w:tc>
-          <w:tcPr>
-            <w:tcW w:w="1361" w:type="dxa"/>
-            <w:tcBorders>
-              <w:top w:val="nil"/>
-              <w:left w:val="nil"/>
-              <w:bottom w:val="nil"/>
-              <w:right w:val="nil"/>
-            </w:tcBorders>
-          </w:tcPr>
-          <w:p>
-            <w:pPr>
-              <w:spacing w:line="240" w:lineRule="auto"/>
-              <w:jc w:val="center"/>
-              <w:rPr>
-                <w:sz w:val="21"/>
-                <w:szCs w:val="21"/>
-              </w:rPr>
-            </w:pPr>
-            <w:r>
-              <w:rPr>
-                <w:sz w:val="21"/>
-                <w:szCs w:val="21"/>
-              </w:rPr>
-              <w:t>34</w:t>
-            </w:r>
-            <w:r>
-              <w:rPr>
-                <w:sz w:val="21"/>
-                <w:szCs w:val="21"/>
-              </w:rPr>
-              <w:t>.</w:t>
-            </w:r>
-            <w:r>
-              <w:rPr>
-                <w:sz w:val="21"/>
-                <w:szCs w:val="21"/>
-              </w:rPr>
-              <w:t>3</w:t>
-            </w:r>
-            <w:r>
-              <w:rPr>
-                <w:sz w:val="21"/>
-                <w:szCs w:val="21"/>
-              </w:rPr>
-              <w:t>5</w:t>
-            </w:r>
-          </w:p>
-        </w:tc>
-        <w:tc>
-          <w:tcPr>
-            <w:tcW w:w="1361" w:type="dxa"/>
-            <w:tcBorders>
-              <w:top w:val="nil"/>
-              <w:left w:val="nil"/>
-              <w:bottom w:val="nil"/>
-              <w:right w:val="nil"/>
-            </w:tcBorders>
-          </w:tcPr>
-          <w:p>
-            <w:pPr>
-              <w:spacing w:line="240" w:lineRule="auto"/>
-              <w:jc w:val="center"/>
-              <w:rPr>
-                <w:sz w:val="21"/>
-                <w:szCs w:val="21"/>
-              </w:rPr>
-            </w:pPr>
-          </w:p>
-        </w:tc>
-        <w:tc>
-          <w:tcPr>
-            <w:tcW w:w="1361" w:type="dxa"/>
-            <w:tcBorders>
-              <w:top w:val="nil"/>
-              <w:left w:val="nil"/>
-              <w:bottom w:val="nil"/>
-              <w:right w:val="nil"/>
-            </w:tcBorders>
-          </w:tcPr>
-          <w:p>
-            <w:pPr>
-              <w:spacing w:line="240" w:lineRule="auto"/>
-              <w:jc w:val="center"/>
-              <w:rPr>
-                <w:sz w:val="21"/>
-                <w:szCs w:val="21"/>
-              </w:rPr>
-            </w:pPr>
-            <w:r>
-              <w:rPr>
-                <w:rFonts w:hint="eastAsia"/>
-                <w:sz w:val="21"/>
-                <w:szCs w:val="21"/>
-              </w:rPr>
-              <w:t>2</w:t>
-            </w:r>
-            <w:r>
-              <w:rPr>
-                <w:sz w:val="21"/>
-                <w:szCs w:val="21"/>
-              </w:rPr>
-              <w:t>8</w:t>
-            </w:r>
-            <w:r>
-              <w:rPr>
-                <w:sz w:val="21"/>
-                <w:szCs w:val="21"/>
-              </w:rPr>
-              <w:t>.</w:t>
-            </w:r>
-            <w:r>
-              <w:rPr>
-                <w:sz w:val="21"/>
-                <w:szCs w:val="21"/>
-              </w:rPr>
-              <w:t>74</w:t>
-            </w:r>
-          </w:p>
-        </w:tc>
-        <w:tc>
-          <w:tcPr>
-            <w:tcW w:w="1361" w:type="dxa"/>
-            <w:tcBorders>
-              <w:top w:val="nil"/>
-              <w:left w:val="nil"/>
-              <w:bottom w:val="nil"/>
-              <w:right w:val="nil"/>
-            </w:tcBorders>
-            <w:vAlign w:val="center"/>
-          </w:tcPr>
-          <w:p>
-            <w:pPr>
-              <w:spacing w:line="240" w:lineRule="auto"/>
-              <w:jc w:val="center"/>
-              <w:rPr>
-                <w:sz w:val="21"/>
-                <w:szCs w:val="21"/>
-              </w:rPr>
-            </w:pPr>
-          </w:p>
-        </w:tc>
-        <w:tc>
-          <w:tcPr>
-            <w:tcW w:w="1361" w:type="dxa"/>
-            <w:tcBorders>
-              <w:top w:val="nil"/>
-              <w:left w:val="nil"/>
-              <w:bottom w:val="nil"/>
-              <w:right w:val="nil"/>
-            </w:tcBorders>
-            <w:vAlign w:val="center"/>
-          </w:tcPr>
-          <w:p>
-            <w:pPr>
-              <w:spacing w:line="240" w:lineRule="auto"/>
-              <w:jc w:val="center"/>
-              <w:rPr>
-                <w:sz w:val="21"/>
-                <w:szCs w:val="21"/>
-              </w:rPr>
-            </w:pPr>
           </w:p>
         </w:tc>
         <w:tc>
@@ -3891,6 +3866,198 @@
               <w:bottom w:val="nil"/>
               <w:right w:val="nil"/>
             </w:tcBorders>
+          </w:tcPr>
+          <w:p>
+            <w:pPr>
+              <w:spacing w:line="240" w:lineRule="auto"/>
+              <w:jc w:val="center"/>
+              <w:rPr>
+                <w:sz w:val="21"/>
+                <w:szCs w:val="21"/>
+              </w:rPr>
+            </w:pPr>
+            <w:r>
+              <w:rPr>
+                <w:sz w:val="21"/>
+                <w:szCs w:val="21"/>
+              </w:rPr>
+              <w:t>40</w:t>
+            </w:r>
+            <w:r>
+              <w:rPr>
+                <w:sz w:val="21"/>
+                <w:szCs w:val="21"/>
+              </w:rPr>
+              <w:t>.</w:t>
+            </w:r>
+            <w:r>
+              <w:rPr>
+                <w:sz w:val="21"/>
+                <w:szCs w:val="21"/>
+              </w:rPr>
+              <w:t>23</w:t>
+            </w:r>
+          </w:p>
+        </w:tc>
+        <w:tc>
+          <w:tcPr>
+            <w:tcW w:w="1361" w:type="dxa"/>
+            <w:tcBorders>
+              <w:top w:val="nil"/>
+              <w:left w:val="nil"/>
+              <w:bottom w:val="nil"/>
+              <w:right w:val="nil"/>
+            </w:tcBorders>
+          </w:tcPr>
+          <w:p>
+            <w:pPr>
+              <w:spacing w:line="240" w:lineRule="auto"/>
+              <w:jc w:val="center"/>
+              <w:rPr>
+                <w:sz w:val="21"/>
+                <w:szCs w:val="21"/>
+              </w:rPr>
+            </w:pPr>
+            <w:r>
+              <w:rPr>
+                <w:sz w:val="21"/>
+                <w:szCs w:val="21"/>
+              </w:rPr>
+              <w:t>36</w:t>
+            </w:r>
+            <w:r>
+              <w:rPr>
+                <w:sz w:val="21"/>
+                <w:szCs w:val="21"/>
+              </w:rPr>
+              <w:t>.</w:t>
+            </w:r>
+            <w:r>
+              <w:rPr>
+                <w:sz w:val="21"/>
+                <w:szCs w:val="21"/>
+              </w:rPr>
+              <w:t>6</w:t>
+            </w:r>
+            <w:r>
+              <w:rPr>
+                <w:sz w:val="21"/>
+                <w:szCs w:val="21"/>
+              </w:rPr>
+              <w:t>4</w:t>
+            </w:r>
+          </w:p>
+        </w:tc>
+        <w:tc>
+          <w:tcPr>
+            <w:tcW w:w="1361" w:type="dxa"/>
+            <w:tcBorders>
+              <w:top w:val="nil"/>
+              <w:left w:val="nil"/>
+              <w:bottom w:val="nil"/>
+              <w:right w:val="nil"/>
+            </w:tcBorders>
+          </w:tcPr>
+          <w:p>
+            <w:pPr>
+              <w:spacing w:line="240" w:lineRule="auto"/>
+              <w:jc w:val="center"/>
+              <w:rPr>
+                <w:sz w:val="21"/>
+                <w:szCs w:val="21"/>
+              </w:rPr>
+            </w:pPr>
+          </w:p>
+        </w:tc>
+        <w:tc>
+          <w:tcPr>
+            <w:tcW w:w="1361" w:type="dxa"/>
+            <w:tcBorders>
+              <w:top w:val="nil"/>
+              <w:left w:val="nil"/>
+              <w:bottom w:val="nil"/>
+              <w:right w:val="nil"/>
+            </w:tcBorders>
+          </w:tcPr>
+          <w:p>
+            <w:pPr>
+              <w:spacing w:line="240" w:lineRule="auto"/>
+              <w:jc w:val="center"/>
+              <w:rPr>
+                <w:sz w:val="21"/>
+                <w:szCs w:val="21"/>
+              </w:rPr>
+            </w:pPr>
+            <w:r>
+              <w:rPr>
+                <w:rFonts w:hint="eastAsia"/>
+                <w:sz w:val="21"/>
+                <w:szCs w:val="21"/>
+              </w:rPr>
+              <w:t>3</w:t>
+            </w:r>
+            <w:r>
+              <w:rPr>
+                <w:sz w:val="21"/>
+                <w:szCs w:val="21"/>
+              </w:rPr>
+              <w:t>5.93</w:t>
+            </w:r>
+          </w:p>
+        </w:tc>
+        <w:tc>
+          <w:tcPr>
+            <w:tcW w:w="1361" w:type="dxa"/>
+            <w:tcBorders>
+              <w:top w:val="nil"/>
+              <w:left w:val="nil"/>
+              <w:bottom w:val="nil"/>
+              <w:right w:val="nil"/>
+            </w:tcBorders>
+            <w:vAlign w:val="center"/>
+          </w:tcPr>
+          <w:p>
+            <w:pPr>
+              <w:spacing w:line="240" w:lineRule="auto"/>
+              <w:jc w:val="center"/>
+              <w:rPr>
+                <w:sz w:val="21"/>
+                <w:szCs w:val="21"/>
+              </w:rPr>
+            </w:pPr>
+          </w:p>
+        </w:tc>
+        <w:tc>
+          <w:tcPr>
+            <w:tcW w:w="1361" w:type="dxa"/>
+            <w:tcBorders>
+              <w:top w:val="nil"/>
+              <w:left w:val="nil"/>
+              <w:bottom w:val="nil"/>
+              <w:right w:val="single" w:sz="4" w:space="0" w:color="auto"/>
+            </w:tcBorders>
+            <w:vAlign w:val="center"/>
+          </w:tcPr>
+          <w:p>
+            <w:pPr>
+              <w:spacing w:line="240" w:lineRule="auto"/>
+              <w:jc w:val="center"/>
+              <w:rPr>
+                <w:sz w:val="21"/>
+                <w:szCs w:val="21"/>
+              </w:rPr>
+            </w:pPr>
+          </w:p>
+        </w:tc>
+        <w:tc>
+          <w:tcPr>
+            <w:tcW w:w="1361" w:type="dxa"/>
+            <w:tcBorders>
+              <w:top w:val="nil"/>
+              <w:left w:val="single" w:sz="4" w:space="0" w:color="auto"/>
+              <w:bottom w:val="nil"/>
+              <w:right w:val="nil"/>
+            </w:tcBorders>
             <w:vAlign w:val="center"/>
           </w:tcPr>
           <w:p>
@@ -3938,212 +4105,6 @@
               </w:rPr>
               <w:t>49.79</w:t>
             </w:r>
-          </w:p>
-        </w:tc>
-        <w:tc>
-          <w:tcPr>
-            <w:tcW w:w="1361" w:type="dxa"/>
-            <w:tcBorders>
-              <w:top w:val="nil"/>
-              <w:left w:val="nil"/>
-              <w:bottom w:val="nil"/>
-              <w:right w:val="nil"/>
-            </w:tcBorders>
-          </w:tcPr>
-          <w:p>
-            <w:pPr>
-              <w:spacing w:line="240" w:lineRule="auto"/>
-              <w:jc w:val="center"/>
-              <w:rPr>
-                <w:sz w:val="21"/>
-                <w:szCs w:val="21"/>
-              </w:rPr>
-            </w:pPr>
-            <w:r>
-              <w:rPr>
-                <w:sz w:val="21"/>
-                <w:szCs w:val="21"/>
-              </w:rPr>
-              <w:t>40</w:t>
-            </w:r>
-            <w:r>
-              <w:rPr>
-                <w:sz w:val="21"/>
-                <w:szCs w:val="21"/>
-              </w:rPr>
-              <w:t>.</w:t>
-            </w:r>
-            <w:r>
-              <w:rPr>
-                <w:sz w:val="21"/>
-                <w:szCs w:val="21"/>
-              </w:rPr>
-              <w:t>23</w:t>
-            </w:r>
-          </w:p>
-        </w:tc>
-        <w:tc>
-          <w:tcPr>
-            <w:tcW w:w="1361" w:type="dxa"/>
-            <w:tcBorders>
-              <w:top w:val="nil"/>
-              <w:left w:val="nil"/>
-              <w:bottom w:val="nil"/>
-              <w:right w:val="nil"/>
-            </w:tcBorders>
-          </w:tcPr>
-          <w:p>
-            <w:pPr>
-              <w:spacing w:line="240" w:lineRule="auto"/>
-              <w:jc w:val="center"/>
-              <w:rPr>
-                <w:sz w:val="21"/>
-                <w:szCs w:val="21"/>
-              </w:rPr>
-            </w:pPr>
-            <w:r>
-              <w:rPr>
-                <w:sz w:val="21"/>
-                <w:szCs w:val="21"/>
-              </w:rPr>
-              <w:t>36</w:t>
-            </w:r>
-            <w:r>
-              <w:rPr>
-                <w:sz w:val="21"/>
-                <w:szCs w:val="21"/>
-              </w:rPr>
-              <w:t>.</w:t>
-            </w:r>
-            <w:r>
-              <w:rPr>
-                <w:sz w:val="21"/>
-                <w:szCs w:val="21"/>
-              </w:rPr>
-              <w:t>6</w:t>
-            </w:r>
-            <w:r>
-              <w:rPr>
-                <w:sz w:val="21"/>
-                <w:szCs w:val="21"/>
-              </w:rPr>
-              <w:t>4</w:t>
-            </w:r>
-          </w:p>
-        </w:tc>
-        <w:tc>
-          <w:tcPr>
-            <w:tcW w:w="1361" w:type="dxa"/>
-            <w:tcBorders>
-              <w:top w:val="nil"/>
-              <w:left w:val="nil"/>
-              <w:bottom w:val="nil"/>
-              <w:right w:val="nil"/>
-            </w:tcBorders>
-          </w:tcPr>
-          <w:p>
-            <w:pPr>
-              <w:spacing w:line="240" w:lineRule="auto"/>
-              <w:jc w:val="center"/>
-              <w:rPr>
-                <w:sz w:val="21"/>
-                <w:szCs w:val="21"/>
-              </w:rPr>
-            </w:pPr>
-          </w:p>
-        </w:tc>
-        <w:tc>
-          <w:tcPr>
-            <w:tcW w:w="1361" w:type="dxa"/>
-            <w:tcBorders>
-              <w:top w:val="nil"/>
-              <w:left w:val="nil"/>
-              <w:bottom w:val="nil"/>
-              <w:right w:val="nil"/>
-            </w:tcBorders>
-          </w:tcPr>
-          <w:p>
-            <w:pPr>
-              <w:spacing w:line="240" w:lineRule="auto"/>
-              <w:jc w:val="center"/>
-              <w:rPr>
-                <w:sz w:val="21"/>
-                <w:szCs w:val="21"/>
-              </w:rPr>
-            </w:pPr>
-            <w:r>
-              <w:rPr>
-                <w:rFonts w:hint="eastAsia"/>
-                <w:sz w:val="21"/>
-                <w:szCs w:val="21"/>
-              </w:rPr>
-              <w:t>3</w:t>
-            </w:r>
-            <w:r>
-              <w:rPr>
-                <w:sz w:val="21"/>
-                <w:szCs w:val="21"/>
-              </w:rPr>
-              <w:t>5</w:t>
-            </w:r>
-            <w:r>
-              <w:rPr>
-                <w:sz w:val="21"/>
-                <w:szCs w:val="21"/>
-              </w:rPr>
-              <w:t>.</w:t>
-            </w:r>
-            <w:r>
-              <w:rPr>
-                <w:sz w:val="21"/>
-                <w:szCs w:val="21"/>
-              </w:rPr>
-              <w:t>93</w:t>
-            </w:r>
-          </w:p>
-        </w:tc>
-        <w:tc>
-          <w:tcPr>
-            <w:tcW w:w="1361" w:type="dxa"/>
-            <w:tcBorders>
-              <w:top w:val="nil"/>
-              <w:left w:val="nil"/>
-              <w:bottom w:val="nil"/>
-              <w:right w:val="nil"/>
-            </w:tcBorders>
-            <w:vAlign w:val="center"/>
-          </w:tcPr>
-          <w:p>
-            <w:pPr>
-              <w:spacing w:line="240" w:lineRule="auto"/>
-              <w:jc w:val="center"/>
-              <w:rPr>
-                <w:sz w:val="21"/>
-                <w:szCs w:val="21"/>
-              </w:rPr>
-            </w:pPr>
-          </w:p>
-        </w:tc>
-        <w:tc>
-          <w:tcPr>
-            <w:tcW w:w="1361" w:type="dxa"/>
-            <w:tcBorders>
-              <w:top w:val="nil"/>
-              <w:left w:val="nil"/>
-              <w:bottom w:val="nil"/>
-              <w:right w:val="nil"/>
-            </w:tcBorders>
-            <w:vAlign w:val="center"/>
-          </w:tcPr>
-          <w:p>
-            <w:pPr>
-              <w:spacing w:line="240" w:lineRule="auto"/>
-              <w:jc w:val="center"/>
-              <w:rPr>
-                <w:sz w:val="21"/>
-                <w:szCs w:val="21"/>
-              </w:rPr>
-            </w:pPr>
             <w:bookmarkStart w:id="0" w:name="_GoBack"/>
             <w:bookmarkEnd w:id="0"/>
           </w:p>
@@ -4250,6 +4211,198 @@
               <w:bottom w:val="single" w:sz="4" w:space="0" w:color="000000"/>
               <w:right w:val="nil"/>
             </w:tcBorders>
+          </w:tcPr>
+          <w:p>
+            <w:pPr>
+              <w:spacing w:line="240" w:lineRule="auto"/>
+              <w:jc w:val="center"/>
+              <w:rPr>
+                <w:sz w:val="21"/>
+                <w:szCs w:val="21"/>
+              </w:rPr>
+            </w:pPr>
+            <w:r>
+              <w:rPr>
+                <w:sz w:val="21"/>
+                <w:szCs w:val="21"/>
+              </w:rPr>
+              <w:t>25</w:t>
+            </w:r>
+            <w:r>
+              <w:rPr>
+                <w:sz w:val="21"/>
+                <w:szCs w:val="21"/>
+              </w:rPr>
+              <w:t>.</w:t>
+            </w:r>
+            <w:r>
+              <w:rPr>
+                <w:sz w:val="21"/>
+                <w:szCs w:val="21"/>
+              </w:rPr>
+              <w:t>45</w:t>
+            </w:r>
+          </w:p>
+        </w:tc>
+        <w:tc>
+          <w:tcPr>
+            <w:tcW w:w="1361" w:type="dxa"/>
+            <w:tcBorders>
+              <w:top w:val="nil"/>
+              <w:left w:val="nil"/>
+              <w:bottom w:val="single" w:sz="4" w:space="0" w:color="000000"/>
+              <w:right w:val="nil"/>
+            </w:tcBorders>
+          </w:tcPr>
+          <w:p>
+            <w:pPr>
+              <w:spacing w:line="240" w:lineRule="auto"/>
+              <w:jc w:val="center"/>
+              <w:rPr>
+                <w:sz w:val="21"/>
+                <w:szCs w:val="21"/>
+              </w:rPr>
+            </w:pPr>
+            <w:r>
+              <w:rPr>
+                <w:sz w:val="21"/>
+                <w:szCs w:val="21"/>
+              </w:rPr>
+              <w:t>22</w:t>
+            </w:r>
+            <w:r>
+              <w:rPr>
+                <w:sz w:val="21"/>
+                <w:szCs w:val="21"/>
+              </w:rPr>
+              <w:t>.</w:t>
+            </w:r>
+            <w:r>
+              <w:rPr>
+                <w:sz w:val="21"/>
+                <w:szCs w:val="21"/>
+              </w:rPr>
+              <w:t>8</w:t>
+            </w:r>
+            <w:r>
+              <w:rPr>
+                <w:sz w:val="21"/>
+                <w:szCs w:val="21"/>
+              </w:rPr>
+              <w:t>7</w:t>
+            </w:r>
+          </w:p>
+        </w:tc>
+        <w:tc>
+          <w:tcPr>
+            <w:tcW w:w="1361" w:type="dxa"/>
+            <w:tcBorders>
+              <w:top w:val="nil"/>
+              <w:left w:val="nil"/>
+              <w:bottom w:val="single" w:sz="4" w:space="0" w:color="000000"/>
+              <w:right w:val="nil"/>
+            </w:tcBorders>
+          </w:tcPr>
+          <w:p>
+            <w:pPr>
+              <w:spacing w:line="240" w:lineRule="auto"/>
+              <w:jc w:val="center"/>
+              <w:rPr>
+                <w:sz w:val="21"/>
+                <w:szCs w:val="21"/>
+              </w:rPr>
+            </w:pPr>
+          </w:p>
+        </w:tc>
+        <w:tc>
+          <w:tcPr>
+            <w:tcW w:w="1361" w:type="dxa"/>
+            <w:tcBorders>
+              <w:top w:val="nil"/>
+              <w:left w:val="nil"/>
+              <w:bottom w:val="single" w:sz="4" w:space="0" w:color="000000"/>
+              <w:right w:val="nil"/>
+            </w:tcBorders>
+          </w:tcPr>
+          <w:p>
+            <w:pPr>
+              <w:spacing w:line="240" w:lineRule="auto"/>
+              <w:jc w:val="center"/>
+              <w:rPr>
+                <w:sz w:val="21"/>
+                <w:szCs w:val="21"/>
+              </w:rPr>
+            </w:pPr>
+            <w:r>
+              <w:rPr>
+                <w:rFonts w:hint="eastAsia"/>
+                <w:sz w:val="21"/>
+                <w:szCs w:val="21"/>
+              </w:rPr>
+              <w:t>2</w:t>
+            </w:r>
+            <w:r>
+              <w:rPr>
+                <w:sz w:val="21"/>
+                <w:szCs w:val="21"/>
+              </w:rPr>
+              <w:t>2.74</w:t>
+            </w:r>
+          </w:p>
+        </w:tc>
+        <w:tc>
+          <w:tcPr>
+            <w:tcW w:w="1361" w:type="dxa"/>
+            <w:tcBorders>
+              <w:top w:val="nil"/>
+              <w:left w:val="nil"/>
+              <w:bottom w:val="single" w:sz="4" w:space="0" w:color="000000"/>
+              <w:right w:val="nil"/>
+            </w:tcBorders>
+            <w:vAlign w:val="center"/>
+          </w:tcPr>
+          <w:p>
+            <w:pPr>
+              <w:spacing w:line="240" w:lineRule="auto"/>
+              <w:jc w:val="center"/>
+              <w:rPr>
+                <w:sz w:val="21"/>
+                <w:szCs w:val="21"/>
+              </w:rPr>
+            </w:pPr>
+          </w:p>
+        </w:tc>
+        <w:tc>
+          <w:tcPr>
+            <w:tcW w:w="1361" w:type="dxa"/>
+            <w:tcBorders>
+              <w:top w:val="nil"/>
+              <w:left w:val="nil"/>
+              <w:bottom w:val="single" w:sz="4" w:space="0" w:color="000000"/>
+              <w:right w:val="single" w:sz="4" w:space="0" w:color="auto"/>
+            </w:tcBorders>
+            <w:vAlign w:val="center"/>
+          </w:tcPr>
+          <w:p>
+            <w:pPr>
+              <w:spacing w:line="240" w:lineRule="auto"/>
+              <w:jc w:val="center"/>
+              <w:rPr>
+                <w:sz w:val="21"/>
+                <w:szCs w:val="21"/>
+              </w:rPr>
+            </w:pPr>
+          </w:p>
+        </w:tc>
+        <w:tc>
+          <w:tcPr>
+            <w:tcW w:w="1361" w:type="dxa"/>
+            <w:tcBorders>
+              <w:top w:val="nil"/>
+              <w:left w:val="single" w:sz="4" w:space="0" w:color="auto"/>
+              <w:bottom w:val="single" w:sz="4" w:space="0" w:color="000000"/>
+              <w:right w:val="nil"/>
+            </w:tcBorders>
             <w:vAlign w:val="center"/>
           </w:tcPr>
           <w:p>
@@ -4301,212 +4454,6 @@
               </w:rPr>
               <w:t>33.61</w:t>
             </w:r>
-          </w:p>
-        </w:tc>
-        <w:tc>
-          <w:tcPr>
-            <w:tcW w:w="1361" w:type="dxa"/>
-            <w:tcBorders>
-              <w:top w:val="nil"/>
-              <w:left w:val="nil"/>
-              <w:bottom w:val="single" w:sz="4" w:space="0" w:color="000000"/>
-              <w:right w:val="nil"/>
-            </w:tcBorders>
-          </w:tcPr>
-          <w:p>
-            <w:pPr>
-              <w:spacing w:line="240" w:lineRule="auto"/>
-              <w:jc w:val="center"/>
-              <w:rPr>
-                <w:sz w:val="21"/>
-                <w:szCs w:val="21"/>
-              </w:rPr>
-            </w:pPr>
-            <w:r>
-              <w:rPr>
-                <w:sz w:val="21"/>
-                <w:szCs w:val="21"/>
-              </w:rPr>
-              <w:t>25</w:t>
-            </w:r>
-            <w:r>
-              <w:rPr>
-                <w:sz w:val="21"/>
-                <w:szCs w:val="21"/>
-              </w:rPr>
-              <w:t>.</w:t>
-            </w:r>
-            <w:r>
-              <w:rPr>
-                <w:sz w:val="21"/>
-                <w:szCs w:val="21"/>
-              </w:rPr>
-              <w:t>45</w:t>
-            </w:r>
-          </w:p>
-        </w:tc>
-        <w:tc>
-          <w:tcPr>
-            <w:tcW w:w="1361" w:type="dxa"/>
-            <w:tcBorders>
-              <w:top w:val="nil"/>
-              <w:left w:val="nil"/>
-              <w:bottom w:val="single" w:sz="4" w:space="0" w:color="000000"/>
-              <w:right w:val="nil"/>
-            </w:tcBorders>
-          </w:tcPr>
-          <w:p>
-            <w:pPr>
-              <w:spacing w:line="240" w:lineRule="auto"/>
-              <w:jc w:val="center"/>
-              <w:rPr>
-                <w:sz w:val="21"/>
-                <w:szCs w:val="21"/>
-              </w:rPr>
-            </w:pPr>
-            <w:r>
-              <w:rPr>
-                <w:sz w:val="21"/>
-                <w:szCs w:val="21"/>
-              </w:rPr>
-              <w:t>22</w:t>
-            </w:r>
-            <w:r>
-              <w:rPr>
-                <w:sz w:val="21"/>
-                <w:szCs w:val="21"/>
-              </w:rPr>
-              <w:t>.</w:t>
-            </w:r>
-            <w:r>
-              <w:rPr>
-                <w:sz w:val="21"/>
-                <w:szCs w:val="21"/>
-              </w:rPr>
-              <w:t>8</w:t>
-            </w:r>
-            <w:r>
-              <w:rPr>
-                <w:sz w:val="21"/>
-                <w:szCs w:val="21"/>
-              </w:rPr>
-              <w:t>7</w:t>
-            </w:r>
-          </w:p>
-        </w:tc>
-        <w:tc>
-          <w:tcPr>
-            <w:tcW w:w="1361" w:type="dxa"/>
-            <w:tcBorders>
-              <w:top w:val="nil"/>
-              <w:left w:val="nil"/>
-              <w:bottom w:val="single" w:sz="4" w:space="0" w:color="000000"/>
-              <w:right w:val="nil"/>
-            </w:tcBorders>
-          </w:tcPr>
-          <w:p>
-            <w:pPr>
-              <w:spacing w:line="240" w:lineRule="auto"/>
-              <w:jc w:val="center"/>
-              <w:rPr>
-                <w:sz w:val="21"/>
-                <w:szCs w:val="21"/>
-              </w:rPr>
-            </w:pPr>
-          </w:p>
-        </w:tc>
-        <w:tc>
-          <w:tcPr>
-            <w:tcW w:w="1361" w:type="dxa"/>
-            <w:tcBorders>
-              <w:top w:val="nil"/>
-              <w:left w:val="nil"/>
-              <w:bottom w:val="single" w:sz="4" w:space="0" w:color="000000"/>
-              <w:right w:val="nil"/>
-            </w:tcBorders>
-          </w:tcPr>
-          <w:p>
-            <w:pPr>
-              <w:spacing w:line="240" w:lineRule="auto"/>
-              <w:jc w:val="center"/>
-              <w:rPr>
-                <w:sz w:val="21"/>
-                <w:szCs w:val="21"/>
-              </w:rPr>
-            </w:pPr>
-            <w:r>
-              <w:rPr>
-                <w:rFonts w:hint="eastAsia"/>
-                <w:sz w:val="21"/>
-                <w:szCs w:val="21"/>
-              </w:rPr>
-              <w:t>2</w:t>
-            </w:r>
-            <w:r>
-              <w:rPr>
-                <w:sz w:val="21"/>
-                <w:szCs w:val="21"/>
-              </w:rPr>
-              <w:t>2</w:t>
-            </w:r>
-            <w:r>
-              <w:rPr>
-                <w:sz w:val="21"/>
-                <w:szCs w:val="21"/>
-              </w:rPr>
-              <w:t>.</w:t>
-            </w:r>
-            <w:r>
-              <w:rPr>
-                <w:sz w:val="21"/>
-                <w:szCs w:val="21"/>
-              </w:rPr>
-              <w:t>74</w:t>
-            </w:r>
-          </w:p>
-        </w:tc>
-        <w:tc>
-          <w:tcPr>
-            <w:tcW w:w="1361" w:type="dxa"/>
-            <w:tcBorders>
-              <w:top w:val="nil"/>
-              <w:left w:val="nil"/>
-              <w:bottom w:val="single" w:sz="4" w:space="0" w:color="000000"/>
-              <w:right w:val="nil"/>
-            </w:tcBorders>
-            <w:vAlign w:val="center"/>
-          </w:tcPr>
-          <w:p>
-            <w:pPr>
-              <w:spacing w:line="240" w:lineRule="auto"/>
-              <w:jc w:val="center"/>
-              <w:rPr>
-                <w:sz w:val="21"/>
-                <w:szCs w:val="21"/>
-              </w:rPr>
-            </w:pPr>
-          </w:p>
-        </w:tc>
-        <w:tc>
-          <w:tcPr>
-            <w:tcW w:w="1361" w:type="dxa"/>
-            <w:tcBorders>
-              <w:top w:val="nil"/>
-              <w:left w:val="nil"/>
-              <w:bottom w:val="single" w:sz="4" w:space="0" w:color="000000"/>
-              <w:right w:val="nil"/>
-            </w:tcBorders>
-            <w:vAlign w:val="center"/>
-          </w:tcPr>
-          <w:p>
-            <w:pPr>
-              <w:spacing w:line="240" w:lineRule="auto"/>
-              <w:jc w:val="center"/>
-              <w:rPr>
-                <w:sz w:val="21"/>
-                <w:szCs w:val="21"/>
-              </w:rPr>
-            </w:pPr>
           </w:p>
         </w:tc>
         <w:tc>
@@ -4614,7 +4561,6 @@
               <w:bottom w:val="nil"/>
               <w:right w:val="nil"/>
             </w:tcBorders>
-            <w:vAlign w:val="center"/>
           </w:tcPr>
           <w:p>
             <w:pPr>
@@ -4636,7 +4582,6 @@
               <w:bottom w:val="nil"/>
               <w:right w:val="nil"/>
             </w:tcBorders>
-            <w:vAlign w:val="center"/>
           </w:tcPr>
           <w:p>
             <w:pPr>
@@ -4700,6 +4645,7 @@
               <w:bottom w:val="nil"/>
               <w:right w:val="nil"/>
             </w:tcBorders>
+            <w:vAlign w:val="center"/>
           </w:tcPr>
           <w:p>
             <w:pPr>
@@ -4719,50 +4665,7 @@
               <w:top w:val="single" w:sz="4" w:space="0" w:color="000000"/>
               <w:left w:val="nil"/>
               <w:bottom w:val="nil"/>
-              <w:right w:val="nil"/>
-            </w:tcBorders>
-          </w:tcPr>
-          <w:p>
-            <w:pPr>
-              <w:spacing w:line="240" w:lineRule="auto"/>
-              <w:jc w:val="center"/>
-              <w:rPr>
-                <w:sz w:val="21"/>
-                <w:szCs w:val="21"/>
-              </w:rPr>
-            </w:pPr>
-          </w:p>
-        </w:tc>
-        <w:tc>
-          <w:tcPr>
-            <w:tcW w:w="1361" w:type="dxa"/>
-            <w:tcBorders>
-              <w:top w:val="single" w:sz="4" w:space="0" w:color="000000"/>
-              <w:left w:val="nil"/>
-              <w:bottom w:val="nil"/>
-              <w:right w:val="nil"/>
-            </w:tcBorders>
-            <w:vAlign w:val="center"/>
-          </w:tcPr>
-          <w:p>
-            <w:pPr>
-              <w:spacing w:line="240" w:lineRule="auto"/>
-              <w:jc w:val="center"/>
-              <w:rPr>
-                <w:sz w:val="21"/>
-                <w:szCs w:val="21"/>
-              </w:rPr>
-            </w:pPr>
-          </w:p>
-        </w:tc>
-        <w:tc>
-          <w:tcPr>
-            <w:tcW w:w="1361" w:type="dxa"/>
-            <w:tcBorders>
-              <w:top w:val="single" w:sz="4" w:space="0" w:color="000000"/>
-              <w:left w:val="nil"/>
-              <w:bottom w:val="nil"/>
-              <w:right w:val="nil"/>
+              <w:right w:val="single" w:sz="4" w:space="0" w:color="auto"/>
             </w:tcBorders>
             <w:vAlign w:val="center"/>
           </w:tcPr>
@@ -4775,6 +4678,50 @@
                 <w:bCs/>
                 <w:sz w:val="21"/>
                 <w:szCs w:val="21"/>
+              </w:rPr>
+            </w:pPr>
+          </w:p>
+        </w:tc>
+        <w:tc>
+          <w:tcPr>
+            <w:tcW w:w="1361" w:type="dxa"/>
+            <w:tcBorders>
+              <w:top w:val="single" w:sz="4" w:space="0" w:color="000000"/>
+              <w:left w:val="single" w:sz="4" w:space="0" w:color="auto"/>
+              <w:bottom w:val="nil"/>
+              <w:right w:val="nil"/>
+            </w:tcBorders>
+          </w:tcPr>
+          <w:p>
+            <w:pPr>
+              <w:spacing w:line="240" w:lineRule="auto"/>
+              <w:jc w:val="center"/>
+              <w:rPr>
+                <w:sz w:val="21"/>
+                <w:szCs w:val="21"/>
+                <w:u w:val="single"/>
+              </w:rPr>
+            </w:pPr>
+          </w:p>
+        </w:tc>
+        <w:tc>
+          <w:tcPr>
+            <w:tcW w:w="1361" w:type="dxa"/>
+            <w:tcBorders>
+              <w:top w:val="single" w:sz="4" w:space="0" w:color="000000"/>
+              <w:left w:val="nil"/>
+              <w:bottom w:val="nil"/>
+              <w:right w:val="nil"/>
+            </w:tcBorders>
+          </w:tcPr>
+          <w:p>
+            <w:pPr>
+              <w:spacing w:line="240" w:lineRule="auto"/>
+              <w:jc w:val="center"/>
+              <w:rPr>
+                <w:sz w:val="21"/>
+                <w:szCs w:val="21"/>
+                <w:u w:val="single"/>
               </w:rPr>
             </w:pPr>
           </w:p>
@@ -4866,165 +4813,169 @@
               <w:bottom w:val="nil"/>
               <w:right w:val="nil"/>
             </w:tcBorders>
-            <w:vAlign w:val="center"/>
-          </w:tcPr>
-          <w:p>
-            <w:pPr>
-              <w:spacing w:line="240" w:lineRule="auto"/>
-              <w:jc w:val="center"/>
-              <w:rPr>
-                <w:sz w:val="21"/>
-                <w:szCs w:val="21"/>
-              </w:rPr>
-            </w:pPr>
-          </w:p>
-        </w:tc>
-        <w:tc>
-          <w:tcPr>
-            <w:tcW w:w="1361" w:type="dxa"/>
-            <w:tcBorders>
-              <w:top w:val="nil"/>
-              <w:left w:val="nil"/>
-              <w:bottom w:val="nil"/>
-              <w:right w:val="nil"/>
-            </w:tcBorders>
-            <w:vAlign w:val="center"/>
-          </w:tcPr>
-          <w:p>
-            <w:pPr>
-              <w:spacing w:line="240" w:lineRule="auto"/>
-              <w:jc w:val="center"/>
-              <w:rPr>
-                <w:sz w:val="21"/>
-                <w:szCs w:val="21"/>
-              </w:rPr>
-            </w:pPr>
-          </w:p>
-        </w:tc>
-        <w:tc>
-          <w:tcPr>
-            <w:tcW w:w="1361" w:type="dxa"/>
-            <w:tcBorders>
-              <w:top w:val="nil"/>
-              <w:left w:val="nil"/>
-              <w:bottom w:val="nil"/>
-              <w:right w:val="nil"/>
-            </w:tcBorders>
-          </w:tcPr>
-          <w:p>
-            <w:pPr>
-              <w:spacing w:line="240" w:lineRule="auto"/>
-              <w:jc w:val="center"/>
-              <w:rPr>
-                <w:sz w:val="21"/>
-                <w:szCs w:val="21"/>
-              </w:rPr>
-            </w:pPr>
-          </w:p>
-        </w:tc>
-        <w:tc>
-          <w:tcPr>
-            <w:tcW w:w="1361" w:type="dxa"/>
-            <w:tcBorders>
-              <w:top w:val="nil"/>
-              <w:left w:val="nil"/>
-              <w:bottom w:val="nil"/>
-              <w:right w:val="nil"/>
-            </w:tcBorders>
-          </w:tcPr>
-          <w:p>
-            <w:pPr>
-              <w:spacing w:line="240" w:lineRule="auto"/>
-              <w:jc w:val="center"/>
-              <w:rPr>
-                <w:sz w:val="21"/>
-                <w:szCs w:val="21"/>
-              </w:rPr>
-            </w:pPr>
-          </w:p>
-        </w:tc>
-        <w:tc>
-          <w:tcPr>
-            <w:tcW w:w="1361" w:type="dxa"/>
-            <w:tcBorders>
-              <w:top w:val="nil"/>
-              <w:left w:val="nil"/>
-              <w:bottom w:val="nil"/>
-              <w:right w:val="nil"/>
-            </w:tcBorders>
-          </w:tcPr>
-          <w:p>
-            <w:pPr>
-              <w:spacing w:line="240" w:lineRule="auto"/>
-              <w:jc w:val="center"/>
-              <w:rPr>
-                <w:sz w:val="21"/>
-                <w:szCs w:val="21"/>
-              </w:rPr>
-            </w:pPr>
-          </w:p>
-        </w:tc>
-        <w:tc>
-          <w:tcPr>
-            <w:tcW w:w="1361" w:type="dxa"/>
-            <w:tcBorders>
-              <w:top w:val="nil"/>
-              <w:left w:val="nil"/>
-              <w:bottom w:val="nil"/>
-              <w:right w:val="nil"/>
-            </w:tcBorders>
-          </w:tcPr>
-          <w:p>
-            <w:pPr>
-              <w:spacing w:line="240" w:lineRule="auto"/>
-              <w:jc w:val="center"/>
-              <w:rPr>
-                <w:sz w:val="21"/>
-                <w:szCs w:val="21"/>
-              </w:rPr>
-            </w:pPr>
-          </w:p>
-        </w:tc>
-        <w:tc>
-          <w:tcPr>
-            <w:tcW w:w="1361" w:type="dxa"/>
-            <w:tcBorders>
-              <w:top w:val="nil"/>
-              <w:left w:val="nil"/>
-              <w:bottom w:val="nil"/>
-              <w:right w:val="nil"/>
-            </w:tcBorders>
-            <w:vAlign w:val="center"/>
-          </w:tcPr>
-          <w:p>
-            <w:pPr>
-              <w:spacing w:line="240" w:lineRule="auto"/>
-              <w:jc w:val="center"/>
-              <w:rPr>
-                <w:sz w:val="21"/>
-                <w:szCs w:val="21"/>
-              </w:rPr>
-            </w:pPr>
-          </w:p>
-        </w:tc>
-        <w:tc>
-          <w:tcPr>
-            <w:tcW w:w="1361" w:type="dxa"/>
-            <w:tcBorders>
-              <w:top w:val="nil"/>
-              <w:left w:val="nil"/>
-              <w:bottom w:val="nil"/>
-              <w:right w:val="nil"/>
-            </w:tcBorders>
-            <w:vAlign w:val="center"/>
-          </w:tcPr>
-          <w:p>
-            <w:pPr>
-              <w:spacing w:line="240" w:lineRule="auto"/>
-              <w:jc w:val="center"/>
-              <w:rPr>
-                <w:sz w:val="21"/>
-                <w:szCs w:val="21"/>
+          </w:tcPr>
+          <w:p>
+            <w:pPr>
+              <w:spacing w:line="240" w:lineRule="auto"/>
+              <w:jc w:val="center"/>
+              <w:rPr>
+                <w:sz w:val="21"/>
+                <w:szCs w:val="21"/>
+              </w:rPr>
+            </w:pPr>
+          </w:p>
+        </w:tc>
+        <w:tc>
+          <w:tcPr>
+            <w:tcW w:w="1361" w:type="dxa"/>
+            <w:tcBorders>
+              <w:top w:val="nil"/>
+              <w:left w:val="nil"/>
+              <w:bottom w:val="nil"/>
+              <w:right w:val="nil"/>
+            </w:tcBorders>
+          </w:tcPr>
+          <w:p>
+            <w:pPr>
+              <w:spacing w:line="240" w:lineRule="auto"/>
+              <w:jc w:val="center"/>
+              <w:rPr>
+                <w:sz w:val="21"/>
+                <w:szCs w:val="21"/>
+              </w:rPr>
+            </w:pPr>
+          </w:p>
+        </w:tc>
+        <w:tc>
+          <w:tcPr>
+            <w:tcW w:w="1361" w:type="dxa"/>
+            <w:tcBorders>
+              <w:top w:val="nil"/>
+              <w:left w:val="nil"/>
+              <w:bottom w:val="nil"/>
+              <w:right w:val="nil"/>
+            </w:tcBorders>
+          </w:tcPr>
+          <w:p>
+            <w:pPr>
+              <w:spacing w:line="240" w:lineRule="auto"/>
+              <w:jc w:val="center"/>
+              <w:rPr>
+                <w:sz w:val="21"/>
+                <w:szCs w:val="21"/>
+              </w:rPr>
+            </w:pPr>
+          </w:p>
+        </w:tc>
+        <w:tc>
+          <w:tcPr>
+            <w:tcW w:w="1361" w:type="dxa"/>
+            <w:tcBorders>
+              <w:top w:val="nil"/>
+              <w:left w:val="nil"/>
+              <w:bottom w:val="nil"/>
+              <w:right w:val="nil"/>
+            </w:tcBorders>
+          </w:tcPr>
+          <w:p>
+            <w:pPr>
+              <w:spacing w:line="240" w:lineRule="auto"/>
+              <w:jc w:val="center"/>
+              <w:rPr>
+                <w:sz w:val="21"/>
+                <w:szCs w:val="21"/>
+              </w:rPr>
+            </w:pPr>
+          </w:p>
+        </w:tc>
+        <w:tc>
+          <w:tcPr>
+            <w:tcW w:w="1361" w:type="dxa"/>
+            <w:tcBorders>
+              <w:top w:val="nil"/>
+              <w:left w:val="nil"/>
+              <w:bottom w:val="nil"/>
+              <w:right w:val="nil"/>
+            </w:tcBorders>
+            <w:vAlign w:val="center"/>
+          </w:tcPr>
+          <w:p>
+            <w:pPr>
+              <w:spacing w:line="240" w:lineRule="auto"/>
+              <w:jc w:val="center"/>
+              <w:rPr>
+                <w:sz w:val="21"/>
+                <w:szCs w:val="21"/>
+              </w:rPr>
+            </w:pPr>
+          </w:p>
+        </w:tc>
+        <w:tc>
+          <w:tcPr>
+            <w:tcW w:w="1361" w:type="dxa"/>
+            <w:tcBorders>
+              <w:top w:val="nil"/>
+              <w:left w:val="nil"/>
+              <w:bottom w:val="nil"/>
+              <w:right w:val="single" w:sz="4" w:space="0" w:color="auto"/>
+            </w:tcBorders>
+            <w:vAlign w:val="center"/>
+          </w:tcPr>
+          <w:p>
+            <w:pPr>
+              <w:spacing w:line="240" w:lineRule="auto"/>
+              <w:jc w:val="center"/>
+              <w:rPr>
+                <w:sz w:val="21"/>
+                <w:szCs w:val="21"/>
+              </w:rPr>
+            </w:pPr>
+          </w:p>
+        </w:tc>
+        <w:tc>
+          <w:tcPr>
+            <w:tcW w:w="1361" w:type="dxa"/>
+            <w:tcBorders>
+              <w:top w:val="nil"/>
+              <w:left w:val="single" w:sz="4" w:space="0" w:color="auto"/>
+              <w:bottom w:val="nil"/>
+              <w:right w:val="nil"/>
+            </w:tcBorders>
+          </w:tcPr>
+          <w:p>
+            <w:pPr>
+              <w:spacing w:line="240" w:lineRule="auto"/>
+              <w:jc w:val="center"/>
+              <w:rPr>
+                <w:b/>
+                <w:bCs/>
+                <w:sz w:val="21"/>
+                <w:szCs w:val="21"/>
+                <w:u w:val="single"/>
+              </w:rPr>
+            </w:pPr>
+          </w:p>
+        </w:tc>
+        <w:tc>
+          <w:tcPr>
+            <w:tcW w:w="1361" w:type="dxa"/>
+            <w:tcBorders>
+              <w:top w:val="nil"/>
+              <w:left w:val="nil"/>
+              <w:bottom w:val="nil"/>
+              <w:right w:val="nil"/>
+            </w:tcBorders>
+          </w:tcPr>
+          <w:p>
+            <w:pPr>
+              <w:spacing w:line="240" w:lineRule="auto"/>
+              <w:jc w:val="center"/>
+              <w:rPr>
+                <w:b/>
+                <w:bCs/>
+                <w:sz w:val="21"/>
+                <w:szCs w:val="21"/>
+                <w:u w:val="single"/>
               </w:rPr>
             </w:pPr>
           </w:p>
@@ -5125,165 +5076,169 @@
               <w:bottom w:val="nil"/>
               <w:right w:val="nil"/>
             </w:tcBorders>
-            <w:vAlign w:val="center"/>
-          </w:tcPr>
-          <w:p>
-            <w:pPr>
-              <w:spacing w:line="240" w:lineRule="auto"/>
-              <w:jc w:val="center"/>
-              <w:rPr>
-                <w:sz w:val="21"/>
-                <w:szCs w:val="21"/>
-              </w:rPr>
-            </w:pPr>
-          </w:p>
-        </w:tc>
-        <w:tc>
-          <w:tcPr>
-            <w:tcW w:w="1361" w:type="dxa"/>
-            <w:tcBorders>
-              <w:top w:val="nil"/>
-              <w:left w:val="nil"/>
-              <w:bottom w:val="nil"/>
-              <w:right w:val="nil"/>
-            </w:tcBorders>
-            <w:vAlign w:val="center"/>
-          </w:tcPr>
-          <w:p>
-            <w:pPr>
-              <w:spacing w:line="240" w:lineRule="auto"/>
-              <w:jc w:val="center"/>
-              <w:rPr>
-                <w:sz w:val="21"/>
-                <w:szCs w:val="21"/>
-              </w:rPr>
-            </w:pPr>
-          </w:p>
-        </w:tc>
-        <w:tc>
-          <w:tcPr>
-            <w:tcW w:w="1361" w:type="dxa"/>
-            <w:tcBorders>
-              <w:top w:val="nil"/>
-              <w:left w:val="nil"/>
-              <w:bottom w:val="nil"/>
-              <w:right w:val="nil"/>
-            </w:tcBorders>
-          </w:tcPr>
-          <w:p>
-            <w:pPr>
-              <w:spacing w:line="240" w:lineRule="auto"/>
-              <w:jc w:val="center"/>
-              <w:rPr>
-                <w:sz w:val="21"/>
-                <w:szCs w:val="21"/>
-              </w:rPr>
-            </w:pPr>
-          </w:p>
-        </w:tc>
-        <w:tc>
-          <w:tcPr>
-            <w:tcW w:w="1361" w:type="dxa"/>
-            <w:tcBorders>
-              <w:top w:val="nil"/>
-              <w:left w:val="nil"/>
-              <w:bottom w:val="nil"/>
-              <w:right w:val="nil"/>
-            </w:tcBorders>
-          </w:tcPr>
-          <w:p>
-            <w:pPr>
-              <w:spacing w:line="240" w:lineRule="auto"/>
-              <w:jc w:val="center"/>
-              <w:rPr>
-                <w:sz w:val="21"/>
-                <w:szCs w:val="21"/>
-              </w:rPr>
-            </w:pPr>
-          </w:p>
-        </w:tc>
-        <w:tc>
-          <w:tcPr>
-            <w:tcW w:w="1361" w:type="dxa"/>
-            <w:tcBorders>
-              <w:top w:val="nil"/>
-              <w:left w:val="nil"/>
-              <w:bottom w:val="nil"/>
-              <w:right w:val="nil"/>
-            </w:tcBorders>
-          </w:tcPr>
-          <w:p>
-            <w:pPr>
-              <w:spacing w:line="240" w:lineRule="auto"/>
-              <w:jc w:val="center"/>
-              <w:rPr>
-                <w:sz w:val="21"/>
-                <w:szCs w:val="21"/>
-              </w:rPr>
-            </w:pPr>
-          </w:p>
-        </w:tc>
-        <w:tc>
-          <w:tcPr>
-            <w:tcW w:w="1361" w:type="dxa"/>
-            <w:tcBorders>
-              <w:top w:val="nil"/>
-              <w:left w:val="nil"/>
-              <w:bottom w:val="nil"/>
-              <w:right w:val="nil"/>
-            </w:tcBorders>
-          </w:tcPr>
-          <w:p>
-            <w:pPr>
-              <w:spacing w:line="240" w:lineRule="auto"/>
-              <w:jc w:val="center"/>
-              <w:rPr>
-                <w:sz w:val="21"/>
-                <w:szCs w:val="21"/>
-              </w:rPr>
-            </w:pPr>
-          </w:p>
-        </w:tc>
-        <w:tc>
-          <w:tcPr>
-            <w:tcW w:w="1361" w:type="dxa"/>
-            <w:tcBorders>
-              <w:top w:val="nil"/>
-              <w:left w:val="nil"/>
-              <w:bottom w:val="nil"/>
-              <w:right w:val="nil"/>
-            </w:tcBorders>
-            <w:vAlign w:val="center"/>
-          </w:tcPr>
-          <w:p>
-            <w:pPr>
-              <w:spacing w:line="240" w:lineRule="auto"/>
-              <w:jc w:val="center"/>
-              <w:rPr>
-                <w:sz w:val="21"/>
-                <w:szCs w:val="21"/>
-              </w:rPr>
-            </w:pPr>
-          </w:p>
-        </w:tc>
-        <w:tc>
-          <w:tcPr>
-            <w:tcW w:w="1361" w:type="dxa"/>
-            <w:tcBorders>
-              <w:top w:val="nil"/>
-              <w:left w:val="nil"/>
-              <w:bottom w:val="nil"/>
-              <w:right w:val="nil"/>
-            </w:tcBorders>
-            <w:vAlign w:val="center"/>
-          </w:tcPr>
-          <w:p>
-            <w:pPr>
-              <w:spacing w:line="240" w:lineRule="auto"/>
-              <w:jc w:val="center"/>
-              <w:rPr>
-                <w:sz w:val="21"/>
-                <w:szCs w:val="21"/>
+          </w:tcPr>
+          <w:p>
+            <w:pPr>
+              <w:spacing w:line="240" w:lineRule="auto"/>
+              <w:jc w:val="center"/>
+              <w:rPr>
+                <w:sz w:val="21"/>
+                <w:szCs w:val="21"/>
+              </w:rPr>
+            </w:pPr>
+          </w:p>
+        </w:tc>
+        <w:tc>
+          <w:tcPr>
+            <w:tcW w:w="1361" w:type="dxa"/>
+            <w:tcBorders>
+              <w:top w:val="nil"/>
+              <w:left w:val="nil"/>
+              <w:bottom w:val="nil"/>
+              <w:right w:val="nil"/>
+            </w:tcBorders>
+          </w:tcPr>
+          <w:p>
+            <w:pPr>
+              <w:spacing w:line="240" w:lineRule="auto"/>
+              <w:jc w:val="center"/>
+              <w:rPr>
+                <w:sz w:val="21"/>
+                <w:szCs w:val="21"/>
+              </w:rPr>
+            </w:pPr>
+          </w:p>
+        </w:tc>
+        <w:tc>
+          <w:tcPr>
+            <w:tcW w:w="1361" w:type="dxa"/>
+            <w:tcBorders>
+              <w:top w:val="nil"/>
+              <w:left w:val="nil"/>
+              <w:bottom w:val="nil"/>
+              <w:right w:val="nil"/>
+            </w:tcBorders>
+          </w:tcPr>
+          <w:p>
+            <w:pPr>
+              <w:spacing w:line="240" w:lineRule="auto"/>
+              <w:jc w:val="center"/>
+              <w:rPr>
+                <w:sz w:val="21"/>
+                <w:szCs w:val="21"/>
+              </w:rPr>
+            </w:pPr>
+          </w:p>
+        </w:tc>
+        <w:tc>
+          <w:tcPr>
+            <w:tcW w:w="1361" w:type="dxa"/>
+            <w:tcBorders>
+              <w:top w:val="nil"/>
+              <w:left w:val="nil"/>
+              <w:bottom w:val="nil"/>
+              <w:right w:val="nil"/>
+            </w:tcBorders>
+          </w:tcPr>
+          <w:p>
+            <w:pPr>
+              <w:spacing w:line="240" w:lineRule="auto"/>
+              <w:jc w:val="center"/>
+              <w:rPr>
+                <w:sz w:val="21"/>
+                <w:szCs w:val="21"/>
+              </w:rPr>
+            </w:pPr>
+          </w:p>
+        </w:tc>
+        <w:tc>
+          <w:tcPr>
+            <w:tcW w:w="1361" w:type="dxa"/>
+            <w:tcBorders>
+              <w:top w:val="nil"/>
+              <w:left w:val="nil"/>
+              <w:bottom w:val="nil"/>
+              <w:right w:val="nil"/>
+            </w:tcBorders>
+            <w:vAlign w:val="center"/>
+          </w:tcPr>
+          <w:p>
+            <w:pPr>
+              <w:spacing w:line="240" w:lineRule="auto"/>
+              <w:jc w:val="center"/>
+              <w:rPr>
+                <w:sz w:val="21"/>
+                <w:szCs w:val="21"/>
+              </w:rPr>
+            </w:pPr>
+          </w:p>
+        </w:tc>
+        <w:tc>
+          <w:tcPr>
+            <w:tcW w:w="1361" w:type="dxa"/>
+            <w:tcBorders>
+              <w:top w:val="nil"/>
+              <w:left w:val="nil"/>
+              <w:bottom w:val="nil"/>
+              <w:right w:val="single" w:sz="4" w:space="0" w:color="auto"/>
+            </w:tcBorders>
+            <w:vAlign w:val="center"/>
+          </w:tcPr>
+          <w:p>
+            <w:pPr>
+              <w:spacing w:line="240" w:lineRule="auto"/>
+              <w:jc w:val="center"/>
+              <w:rPr>
+                <w:sz w:val="21"/>
+                <w:szCs w:val="21"/>
+              </w:rPr>
+            </w:pPr>
+          </w:p>
+        </w:tc>
+        <w:tc>
+          <w:tcPr>
+            <w:tcW w:w="1361" w:type="dxa"/>
+            <w:tcBorders>
+              <w:top w:val="nil"/>
+              <w:left w:val="single" w:sz="4" w:space="0" w:color="auto"/>
+              <w:bottom w:val="nil"/>
+              <w:right w:val="nil"/>
+            </w:tcBorders>
+          </w:tcPr>
+          <w:p>
+            <w:pPr>
+              <w:spacing w:line="240" w:lineRule="auto"/>
+              <w:jc w:val="center"/>
+              <w:rPr>
+                <w:b/>
+                <w:bCs/>
+                <w:sz w:val="21"/>
+                <w:szCs w:val="21"/>
+                <w:u w:val="single"/>
+              </w:rPr>
+            </w:pPr>
+          </w:p>
+        </w:tc>
+        <w:tc>
+          <w:tcPr>
+            <w:tcW w:w="1361" w:type="dxa"/>
+            <w:tcBorders>
+              <w:top w:val="nil"/>
+              <w:left w:val="nil"/>
+              <w:bottom w:val="nil"/>
+              <w:right w:val="nil"/>
+            </w:tcBorders>
+          </w:tcPr>
+          <w:p>
+            <w:pPr>
+              <w:spacing w:line="240" w:lineRule="auto"/>
+              <w:jc w:val="center"/>
+              <w:rPr>
+                <w:b/>
+                <w:bCs/>
+                <w:sz w:val="21"/>
+                <w:szCs w:val="21"/>
+                <w:u w:val="single"/>
               </w:rPr>
             </w:pPr>
           </w:p>
@@ -5378,7 +5333,6 @@
               <w:bottom w:val="single" w:sz="4" w:space="0" w:color="000000"/>
               <w:right w:val="nil"/>
             </w:tcBorders>
-            <w:vAlign w:val="center"/>
           </w:tcPr>
           <w:p>
             <w:pPr>
@@ -5400,7 +5354,6 @@
               <w:bottom w:val="single" w:sz="4" w:space="0" w:color="000000"/>
               <w:right w:val="nil"/>
             </w:tcBorders>
-            <w:vAlign w:val="center"/>
           </w:tcPr>
           <w:p>
             <w:pPr>
@@ -5464,6 +5417,7 @@
               <w:bottom w:val="single" w:sz="4" w:space="0" w:color="000000"/>
               <w:right w:val="nil"/>
             </w:tcBorders>
+            <w:vAlign w:val="center"/>
           </w:tcPr>
           <w:p>
             <w:pPr>
@@ -5483,38 +5437,41 @@
               <w:top w:val="nil"/>
               <w:left w:val="nil"/>
               <w:bottom w:val="single" w:sz="4" w:space="0" w:color="000000"/>
-              <w:right w:val="nil"/>
-            </w:tcBorders>
-          </w:tcPr>
-          <w:p>
-            <w:pPr>
-              <w:spacing w:line="240" w:lineRule="auto"/>
-              <w:jc w:val="center"/>
-              <w:rPr>
-                <w:sz w:val="21"/>
-                <w:szCs w:val="21"/>
-              </w:rPr>
-            </w:pPr>
-          </w:p>
-        </w:tc>
-        <w:tc>
-          <w:tcPr>
-            <w:tcW w:w="1361" w:type="dxa"/>
-            <w:tcBorders>
-              <w:top w:val="nil"/>
-              <w:left w:val="nil"/>
+              <w:right w:val="single" w:sz="4" w:space="0" w:color="auto"/>
+            </w:tcBorders>
+            <w:vAlign w:val="center"/>
+          </w:tcPr>
+          <w:p>
+            <w:pPr>
+              <w:spacing w:line="240" w:lineRule="auto"/>
+              <w:jc w:val="center"/>
+              <w:rPr>
+                <w:sz w:val="21"/>
+                <w:szCs w:val="21"/>
+              </w:rPr>
+            </w:pPr>
+          </w:p>
+        </w:tc>
+        <w:tc>
+          <w:tcPr>
+            <w:tcW w:w="1361" w:type="dxa"/>
+            <w:tcBorders>
+              <w:top w:val="nil"/>
+              <w:left w:val="single" w:sz="4" w:space="0" w:color="auto"/>
               <w:bottom w:val="single" w:sz="4" w:space="0" w:color="000000"/>
               <w:right w:val="nil"/>
             </w:tcBorders>
-            <w:vAlign w:val="center"/>
-          </w:tcPr>
-          <w:p>
-            <w:pPr>
-              <w:spacing w:line="240" w:lineRule="auto"/>
-              <w:jc w:val="center"/>
-              <w:rPr>
-                <w:sz w:val="21"/>
-                <w:szCs w:val="21"/>
+          </w:tcPr>
+          <w:p>
+            <w:pPr>
+              <w:spacing w:line="240" w:lineRule="auto"/>
+              <w:jc w:val="center"/>
+              <w:rPr>
+                <w:b/>
+                <w:bCs/>
+                <w:sz w:val="21"/>
+                <w:szCs w:val="21"/>
+                <w:u w:val="single"/>
               </w:rPr>
             </w:pPr>
           </w:p>
@@ -5528,15 +5485,17 @@
               <w:bottom w:val="single" w:sz="4" w:space="0" w:color="000000"/>
               <w:right w:val="nil"/>
             </w:tcBorders>
-            <w:vAlign w:val="center"/>
-          </w:tcPr>
-          <w:p>
-            <w:pPr>
-              <w:spacing w:line="240" w:lineRule="auto"/>
-              <w:jc w:val="center"/>
-              <w:rPr>
-                <w:sz w:val="21"/>
-                <w:szCs w:val="21"/>
+          </w:tcPr>
+          <w:p>
+            <w:pPr>
+              <w:spacing w:line="240" w:lineRule="auto"/>
+              <w:jc w:val="center"/>
+              <w:rPr>
+                <w:b/>
+                <w:bCs/>
+                <w:sz w:val="21"/>
+                <w:szCs w:val="21"/>
+                <w:u w:val="single"/>
               </w:rPr>
             </w:pPr>
           </w:p>
@@ -5639,7 +5598,6 @@
               <w:bottom w:val="nil"/>
               <w:right w:val="nil"/>
             </w:tcBorders>
-            <w:vAlign w:val="center"/>
           </w:tcPr>
           <w:p>
             <w:pPr>
@@ -5661,7 +5619,6 @@
               <w:bottom w:val="nil"/>
               <w:right w:val="nil"/>
             </w:tcBorders>
-            <w:vAlign w:val="center"/>
           </w:tcPr>
           <w:p>
             <w:pPr>
@@ -5725,6 +5682,7 @@
               <w:bottom w:val="nil"/>
               <w:right w:val="nil"/>
             </w:tcBorders>
+            <w:vAlign w:val="center"/>
           </w:tcPr>
           <w:p>
             <w:pPr>
@@ -5744,8 +5702,9 @@
               <w:top w:val="single" w:sz="4" w:space="0" w:color="000000"/>
               <w:left w:val="nil"/>
               <w:bottom w:val="nil"/>
-              <w:right w:val="nil"/>
-            </w:tcBorders>
+              <w:right w:val="single" w:sz="4" w:space="0" w:color="auto"/>
+            </w:tcBorders>
+            <w:vAlign w:val="center"/>
           </w:tcPr>
           <w:p>
             <w:pPr>
@@ -5763,19 +5722,21 @@
             <w:tcW w:w="1361" w:type="dxa"/>
             <w:tcBorders>
               <w:top w:val="single" w:sz="4" w:space="0" w:color="000000"/>
-              <w:left w:val="nil"/>
-              <w:bottom w:val="nil"/>
-              <w:right w:val="nil"/>
-            </w:tcBorders>
-            <w:vAlign w:val="center"/>
-          </w:tcPr>
-          <w:p>
-            <w:pPr>
-              <w:spacing w:line="240" w:lineRule="auto"/>
-              <w:jc w:val="center"/>
-              <w:rPr>
-                <w:sz w:val="21"/>
-                <w:szCs w:val="21"/>
+              <w:left w:val="single" w:sz="4" w:space="0" w:color="auto"/>
+              <w:bottom w:val="nil"/>
+              <w:right w:val="nil"/>
+            </w:tcBorders>
+          </w:tcPr>
+          <w:p>
+            <w:pPr>
+              <w:spacing w:line="240" w:lineRule="auto"/>
+              <w:jc w:val="center"/>
+              <w:rPr>
+                <w:b/>
+                <w:bCs/>
+                <w:sz w:val="21"/>
+                <w:szCs w:val="21"/>
+                <w:u w:val="single"/>
               </w:rPr>
             </w:pPr>
           </w:p>
@@ -5789,15 +5750,17 @@
               <w:bottom w:val="nil"/>
               <w:right w:val="nil"/>
             </w:tcBorders>
-            <w:vAlign w:val="center"/>
-          </w:tcPr>
-          <w:p>
-            <w:pPr>
-              <w:spacing w:line="240" w:lineRule="auto"/>
-              <w:jc w:val="center"/>
-              <w:rPr>
-                <w:sz w:val="21"/>
-                <w:szCs w:val="21"/>
+          </w:tcPr>
+          <w:p>
+            <w:pPr>
+              <w:spacing w:line="240" w:lineRule="auto"/>
+              <w:jc w:val="center"/>
+              <w:rPr>
+                <w:b/>
+                <w:bCs/>
+                <w:sz w:val="21"/>
+                <w:szCs w:val="21"/>
+                <w:u w:val="single"/>
               </w:rPr>
             </w:pPr>
           </w:p>
@@ -5891,165 +5854,169 @@
               <w:bottom w:val="nil"/>
               <w:right w:val="nil"/>
             </w:tcBorders>
-            <w:vAlign w:val="center"/>
-          </w:tcPr>
-          <w:p>
-            <w:pPr>
-              <w:spacing w:line="240" w:lineRule="auto"/>
-              <w:jc w:val="center"/>
-              <w:rPr>
-                <w:sz w:val="21"/>
-                <w:szCs w:val="21"/>
-              </w:rPr>
-            </w:pPr>
-          </w:p>
-        </w:tc>
-        <w:tc>
-          <w:tcPr>
-            <w:tcW w:w="1361" w:type="dxa"/>
-            <w:tcBorders>
-              <w:top w:val="nil"/>
-              <w:left w:val="nil"/>
-              <w:bottom w:val="nil"/>
-              <w:right w:val="nil"/>
-            </w:tcBorders>
-            <w:vAlign w:val="center"/>
-          </w:tcPr>
-          <w:p>
-            <w:pPr>
-              <w:spacing w:line="240" w:lineRule="auto"/>
-              <w:jc w:val="center"/>
-              <w:rPr>
-                <w:sz w:val="21"/>
-                <w:szCs w:val="21"/>
-              </w:rPr>
-            </w:pPr>
-          </w:p>
-        </w:tc>
-        <w:tc>
-          <w:tcPr>
-            <w:tcW w:w="1361" w:type="dxa"/>
-            <w:tcBorders>
-              <w:top w:val="nil"/>
-              <w:left w:val="nil"/>
-              <w:bottom w:val="nil"/>
-              <w:right w:val="nil"/>
-            </w:tcBorders>
-          </w:tcPr>
-          <w:p>
-            <w:pPr>
-              <w:spacing w:line="240" w:lineRule="auto"/>
-              <w:jc w:val="center"/>
-              <w:rPr>
-                <w:sz w:val="21"/>
-                <w:szCs w:val="21"/>
-              </w:rPr>
-            </w:pPr>
-          </w:p>
-        </w:tc>
-        <w:tc>
-          <w:tcPr>
-            <w:tcW w:w="1361" w:type="dxa"/>
-            <w:tcBorders>
-              <w:top w:val="nil"/>
-              <w:left w:val="nil"/>
-              <w:bottom w:val="nil"/>
-              <w:right w:val="nil"/>
-            </w:tcBorders>
-          </w:tcPr>
-          <w:p>
-            <w:pPr>
-              <w:spacing w:line="240" w:lineRule="auto"/>
-              <w:jc w:val="center"/>
-              <w:rPr>
-                <w:sz w:val="21"/>
-                <w:szCs w:val="21"/>
-              </w:rPr>
-            </w:pPr>
-          </w:p>
-        </w:tc>
-        <w:tc>
-          <w:tcPr>
-            <w:tcW w:w="1361" w:type="dxa"/>
-            <w:tcBorders>
-              <w:top w:val="nil"/>
-              <w:left w:val="nil"/>
-              <w:bottom w:val="nil"/>
-              <w:right w:val="nil"/>
-            </w:tcBorders>
-          </w:tcPr>
-          <w:p>
-            <w:pPr>
-              <w:spacing w:line="240" w:lineRule="auto"/>
-              <w:jc w:val="center"/>
-              <w:rPr>
-                <w:sz w:val="21"/>
-                <w:szCs w:val="21"/>
-              </w:rPr>
-            </w:pPr>
-          </w:p>
-        </w:tc>
-        <w:tc>
-          <w:tcPr>
-            <w:tcW w:w="1361" w:type="dxa"/>
-            <w:tcBorders>
-              <w:top w:val="nil"/>
-              <w:left w:val="nil"/>
-              <w:bottom w:val="nil"/>
-              <w:right w:val="nil"/>
-            </w:tcBorders>
-          </w:tcPr>
-          <w:p>
-            <w:pPr>
-              <w:spacing w:line="240" w:lineRule="auto"/>
-              <w:jc w:val="center"/>
-              <w:rPr>
-                <w:sz w:val="21"/>
-                <w:szCs w:val="21"/>
-              </w:rPr>
-            </w:pPr>
-          </w:p>
-        </w:tc>
-        <w:tc>
-          <w:tcPr>
-            <w:tcW w:w="1361" w:type="dxa"/>
-            <w:tcBorders>
-              <w:top w:val="nil"/>
-              <w:left w:val="nil"/>
-              <w:bottom w:val="nil"/>
-              <w:right w:val="nil"/>
-            </w:tcBorders>
-            <w:vAlign w:val="center"/>
-          </w:tcPr>
-          <w:p>
-            <w:pPr>
-              <w:spacing w:line="240" w:lineRule="auto"/>
-              <w:jc w:val="center"/>
-              <w:rPr>
-                <w:sz w:val="21"/>
-                <w:szCs w:val="21"/>
-              </w:rPr>
-            </w:pPr>
-          </w:p>
-        </w:tc>
-        <w:tc>
-          <w:tcPr>
-            <w:tcW w:w="1361" w:type="dxa"/>
-            <w:tcBorders>
-              <w:top w:val="nil"/>
-              <w:left w:val="nil"/>
-              <w:bottom w:val="nil"/>
-              <w:right w:val="nil"/>
-            </w:tcBorders>
-            <w:vAlign w:val="center"/>
-          </w:tcPr>
-          <w:p>
-            <w:pPr>
-              <w:spacing w:line="240" w:lineRule="auto"/>
-              <w:jc w:val="center"/>
-              <w:rPr>
-                <w:sz w:val="21"/>
-                <w:szCs w:val="21"/>
+          </w:tcPr>
+          <w:p>
+            <w:pPr>
+              <w:spacing w:line="240" w:lineRule="auto"/>
+              <w:jc w:val="center"/>
+              <w:rPr>
+                <w:sz w:val="21"/>
+                <w:szCs w:val="21"/>
+              </w:rPr>
+            </w:pPr>
+          </w:p>
+        </w:tc>
+        <w:tc>
+          <w:tcPr>
+            <w:tcW w:w="1361" w:type="dxa"/>
+            <w:tcBorders>
+              <w:top w:val="nil"/>
+              <w:left w:val="nil"/>
+              <w:bottom w:val="nil"/>
+              <w:right w:val="nil"/>
+            </w:tcBorders>
+          </w:tcPr>
+          <w:p>
+            <w:pPr>
+              <w:spacing w:line="240" w:lineRule="auto"/>
+              <w:jc w:val="center"/>
+              <w:rPr>
+                <w:sz w:val="21"/>
+                <w:szCs w:val="21"/>
+              </w:rPr>
+            </w:pPr>
+          </w:p>
+        </w:tc>
+        <w:tc>
+          <w:tcPr>
+            <w:tcW w:w="1361" w:type="dxa"/>
+            <w:tcBorders>
+              <w:top w:val="nil"/>
+              <w:left w:val="nil"/>
+              <w:bottom w:val="nil"/>
+              <w:right w:val="nil"/>
+            </w:tcBorders>
+          </w:tcPr>
+          <w:p>
+            <w:pPr>
+              <w:spacing w:line="240" w:lineRule="auto"/>
+              <w:jc w:val="center"/>
+              <w:rPr>
+                <w:sz w:val="21"/>
+                <w:szCs w:val="21"/>
+              </w:rPr>
+            </w:pPr>
+          </w:p>
+        </w:tc>
+        <w:tc>
+          <w:tcPr>
+            <w:tcW w:w="1361" w:type="dxa"/>
+            <w:tcBorders>
+              <w:top w:val="nil"/>
+              <w:left w:val="nil"/>
+              <w:bottom w:val="nil"/>
+              <w:right w:val="nil"/>
+            </w:tcBorders>
+          </w:tcPr>
+          <w:p>
+            <w:pPr>
+              <w:spacing w:line="240" w:lineRule="auto"/>
+              <w:jc w:val="center"/>
+              <w:rPr>
+                <w:sz w:val="21"/>
+                <w:szCs w:val="21"/>
+              </w:rPr>
+            </w:pPr>
+          </w:p>
+        </w:tc>
+        <w:tc>
+          <w:tcPr>
+            <w:tcW w:w="1361" w:type="dxa"/>
+            <w:tcBorders>
+              <w:top w:val="nil"/>
+              <w:left w:val="nil"/>
+              <w:bottom w:val="nil"/>
+              <w:right w:val="nil"/>
+            </w:tcBorders>
+            <w:vAlign w:val="center"/>
+          </w:tcPr>
+          <w:p>
+            <w:pPr>
+              <w:spacing w:line="240" w:lineRule="auto"/>
+              <w:jc w:val="center"/>
+              <w:rPr>
+                <w:sz w:val="21"/>
+                <w:szCs w:val="21"/>
+              </w:rPr>
+            </w:pPr>
+          </w:p>
+        </w:tc>
+        <w:tc>
+          <w:tcPr>
+            <w:tcW w:w="1361" w:type="dxa"/>
+            <w:tcBorders>
+              <w:top w:val="nil"/>
+              <w:left w:val="nil"/>
+              <w:bottom w:val="nil"/>
+              <w:right w:val="single" w:sz="4" w:space="0" w:color="auto"/>
+            </w:tcBorders>
+            <w:vAlign w:val="center"/>
+          </w:tcPr>
+          <w:p>
+            <w:pPr>
+              <w:spacing w:line="240" w:lineRule="auto"/>
+              <w:jc w:val="center"/>
+              <w:rPr>
+                <w:sz w:val="21"/>
+                <w:szCs w:val="21"/>
+              </w:rPr>
+            </w:pPr>
+          </w:p>
+        </w:tc>
+        <w:tc>
+          <w:tcPr>
+            <w:tcW w:w="1361" w:type="dxa"/>
+            <w:tcBorders>
+              <w:top w:val="nil"/>
+              <w:left w:val="single" w:sz="4" w:space="0" w:color="auto"/>
+              <w:bottom w:val="nil"/>
+              <w:right w:val="nil"/>
+            </w:tcBorders>
+          </w:tcPr>
+          <w:p>
+            <w:pPr>
+              <w:spacing w:line="240" w:lineRule="auto"/>
+              <w:jc w:val="center"/>
+              <w:rPr>
+                <w:b/>
+                <w:bCs/>
+                <w:sz w:val="21"/>
+                <w:szCs w:val="21"/>
+                <w:u w:val="single"/>
+              </w:rPr>
+            </w:pPr>
+          </w:p>
+        </w:tc>
+        <w:tc>
+          <w:tcPr>
+            <w:tcW w:w="1361" w:type="dxa"/>
+            <w:tcBorders>
+              <w:top w:val="nil"/>
+              <w:left w:val="nil"/>
+              <w:bottom w:val="nil"/>
+              <w:right w:val="nil"/>
+            </w:tcBorders>
+          </w:tcPr>
+          <w:p>
+            <w:pPr>
+              <w:spacing w:line="240" w:lineRule="auto"/>
+              <w:jc w:val="center"/>
+              <w:rPr>
+                <w:b/>
+                <w:bCs/>
+                <w:sz w:val="21"/>
+                <w:szCs w:val="21"/>
+                <w:u w:val="single"/>
               </w:rPr>
             </w:pPr>
           </w:p>
@@ -6150,165 +6117,169 @@
               <w:bottom w:val="nil"/>
               <w:right w:val="nil"/>
             </w:tcBorders>
-            <w:vAlign w:val="center"/>
-          </w:tcPr>
-          <w:p>
-            <w:pPr>
-              <w:spacing w:line="240" w:lineRule="auto"/>
-              <w:jc w:val="center"/>
-              <w:rPr>
-                <w:sz w:val="21"/>
-                <w:szCs w:val="21"/>
-              </w:rPr>
-            </w:pPr>
-          </w:p>
-        </w:tc>
-        <w:tc>
-          <w:tcPr>
-            <w:tcW w:w="1361" w:type="dxa"/>
-            <w:tcBorders>
-              <w:top w:val="nil"/>
-              <w:left w:val="nil"/>
-              <w:bottom w:val="nil"/>
-              <w:right w:val="nil"/>
-            </w:tcBorders>
-            <w:vAlign w:val="center"/>
-          </w:tcPr>
-          <w:p>
-            <w:pPr>
-              <w:spacing w:line="240" w:lineRule="auto"/>
-              <w:jc w:val="center"/>
-              <w:rPr>
-                <w:sz w:val="21"/>
-                <w:szCs w:val="21"/>
-              </w:rPr>
-            </w:pPr>
-          </w:p>
-        </w:tc>
-        <w:tc>
-          <w:tcPr>
-            <w:tcW w:w="1361" w:type="dxa"/>
-            <w:tcBorders>
-              <w:top w:val="nil"/>
-              <w:left w:val="nil"/>
-              <w:bottom w:val="nil"/>
-              <w:right w:val="nil"/>
-            </w:tcBorders>
-          </w:tcPr>
-          <w:p>
-            <w:pPr>
-              <w:spacing w:line="240" w:lineRule="auto"/>
-              <w:jc w:val="center"/>
-              <w:rPr>
-                <w:sz w:val="21"/>
-                <w:szCs w:val="21"/>
-              </w:rPr>
-            </w:pPr>
-          </w:p>
-        </w:tc>
-        <w:tc>
-          <w:tcPr>
-            <w:tcW w:w="1361" w:type="dxa"/>
-            <w:tcBorders>
-              <w:top w:val="nil"/>
-              <w:left w:val="nil"/>
-              <w:bottom w:val="nil"/>
-              <w:right w:val="nil"/>
-            </w:tcBorders>
-          </w:tcPr>
-          <w:p>
-            <w:pPr>
-              <w:spacing w:line="240" w:lineRule="auto"/>
-              <w:jc w:val="center"/>
-              <w:rPr>
-                <w:sz w:val="21"/>
-                <w:szCs w:val="21"/>
-              </w:rPr>
-            </w:pPr>
-          </w:p>
-        </w:tc>
-        <w:tc>
-          <w:tcPr>
-            <w:tcW w:w="1361" w:type="dxa"/>
-            <w:tcBorders>
-              <w:top w:val="nil"/>
-              <w:left w:val="nil"/>
-              <w:bottom w:val="nil"/>
-              <w:right w:val="nil"/>
-            </w:tcBorders>
-          </w:tcPr>
-          <w:p>
-            <w:pPr>
-              <w:spacing w:line="240" w:lineRule="auto"/>
-              <w:jc w:val="center"/>
-              <w:rPr>
-                <w:sz w:val="21"/>
-                <w:szCs w:val="21"/>
-              </w:rPr>
-            </w:pPr>
-          </w:p>
-        </w:tc>
-        <w:tc>
-          <w:tcPr>
-            <w:tcW w:w="1361" w:type="dxa"/>
-            <w:tcBorders>
-              <w:top w:val="nil"/>
-              <w:left w:val="nil"/>
-              <w:bottom w:val="nil"/>
-              <w:right w:val="nil"/>
-            </w:tcBorders>
-          </w:tcPr>
-          <w:p>
-            <w:pPr>
-              <w:spacing w:line="240" w:lineRule="auto"/>
-              <w:jc w:val="center"/>
-              <w:rPr>
-                <w:sz w:val="21"/>
-                <w:szCs w:val="21"/>
-              </w:rPr>
-            </w:pPr>
-          </w:p>
-        </w:tc>
-        <w:tc>
-          <w:tcPr>
-            <w:tcW w:w="1361" w:type="dxa"/>
-            <w:tcBorders>
-              <w:top w:val="nil"/>
-              <w:left w:val="nil"/>
-              <w:bottom w:val="nil"/>
-              <w:right w:val="nil"/>
-            </w:tcBorders>
-            <w:vAlign w:val="center"/>
-          </w:tcPr>
-          <w:p>
-            <w:pPr>
-              <w:spacing w:line="240" w:lineRule="auto"/>
-              <w:jc w:val="center"/>
-              <w:rPr>
-                <w:sz w:val="21"/>
-                <w:szCs w:val="21"/>
-              </w:rPr>
-            </w:pPr>
-          </w:p>
-        </w:tc>
-        <w:tc>
-          <w:tcPr>
-            <w:tcW w:w="1361" w:type="dxa"/>
-            <w:tcBorders>
-              <w:top w:val="nil"/>
-              <w:left w:val="nil"/>
-              <w:bottom w:val="nil"/>
-              <w:right w:val="nil"/>
-            </w:tcBorders>
-            <w:vAlign w:val="center"/>
-          </w:tcPr>
-          <w:p>
-            <w:pPr>
-              <w:spacing w:line="240" w:lineRule="auto"/>
-              <w:jc w:val="center"/>
-              <w:rPr>
-                <w:sz w:val="21"/>
-                <w:szCs w:val="21"/>
+          </w:tcPr>
+          <w:p>
+            <w:pPr>
+              <w:spacing w:line="240" w:lineRule="auto"/>
+              <w:jc w:val="center"/>
+              <w:rPr>
+                <w:sz w:val="21"/>
+                <w:szCs w:val="21"/>
+              </w:rPr>
+            </w:pPr>
+          </w:p>
+        </w:tc>
+        <w:tc>
+          <w:tcPr>
+            <w:tcW w:w="1361" w:type="dxa"/>
+            <w:tcBorders>
+              <w:top w:val="nil"/>
+              <w:left w:val="nil"/>
+              <w:bottom w:val="nil"/>
+              <w:right w:val="nil"/>
+            </w:tcBorders>
+          </w:tcPr>
+          <w:p>
+            <w:pPr>
+              <w:spacing w:line="240" w:lineRule="auto"/>
+              <w:jc w:val="center"/>
+              <w:rPr>
+                <w:sz w:val="21"/>
+                <w:szCs w:val="21"/>
+              </w:rPr>
+            </w:pPr>
+          </w:p>
+        </w:tc>
+        <w:tc>
+          <w:tcPr>
+            <w:tcW w:w="1361" w:type="dxa"/>
+            <w:tcBorders>
+              <w:top w:val="nil"/>
+              <w:left w:val="nil"/>
+              <w:bottom w:val="nil"/>
+              <w:right w:val="nil"/>
+            </w:tcBorders>
+          </w:tcPr>
+          <w:p>
+            <w:pPr>
+              <w:spacing w:line="240" w:lineRule="auto"/>
+              <w:jc w:val="center"/>
+              <w:rPr>
+                <w:sz w:val="21"/>
+                <w:szCs w:val="21"/>
+              </w:rPr>
+            </w:pPr>
+          </w:p>
+        </w:tc>
+        <w:tc>
+          <w:tcPr>
+            <w:tcW w:w="1361" w:type="dxa"/>
+            <w:tcBorders>
+              <w:top w:val="nil"/>
+              <w:left w:val="nil"/>
+              <w:bottom w:val="nil"/>
+              <w:right w:val="nil"/>
+            </w:tcBorders>
+          </w:tcPr>
+          <w:p>
+            <w:pPr>
+              <w:spacing w:line="240" w:lineRule="auto"/>
+              <w:jc w:val="center"/>
+              <w:rPr>
+                <w:sz w:val="21"/>
+                <w:szCs w:val="21"/>
+              </w:rPr>
+            </w:pPr>
+          </w:p>
+        </w:tc>
+        <w:tc>
+          <w:tcPr>
+            <w:tcW w:w="1361" w:type="dxa"/>
+            <w:tcBorders>
+              <w:top w:val="nil"/>
+              <w:left w:val="nil"/>
+              <w:bottom w:val="nil"/>
+              <w:right w:val="nil"/>
+            </w:tcBorders>
+            <w:vAlign w:val="center"/>
+          </w:tcPr>
+          <w:p>
+            <w:pPr>
+              <w:spacing w:line="240" w:lineRule="auto"/>
+              <w:jc w:val="center"/>
+              <w:rPr>
+                <w:sz w:val="21"/>
+                <w:szCs w:val="21"/>
+              </w:rPr>
+            </w:pPr>
+          </w:p>
+        </w:tc>
+        <w:tc>
+          <w:tcPr>
+            <w:tcW w:w="1361" w:type="dxa"/>
+            <w:tcBorders>
+              <w:top w:val="nil"/>
+              <w:left w:val="nil"/>
+              <w:bottom w:val="nil"/>
+              <w:right w:val="single" w:sz="4" w:space="0" w:color="auto"/>
+            </w:tcBorders>
+            <w:vAlign w:val="center"/>
+          </w:tcPr>
+          <w:p>
+            <w:pPr>
+              <w:spacing w:line="240" w:lineRule="auto"/>
+              <w:jc w:val="center"/>
+              <w:rPr>
+                <w:sz w:val="21"/>
+                <w:szCs w:val="21"/>
+              </w:rPr>
+            </w:pPr>
+          </w:p>
+        </w:tc>
+        <w:tc>
+          <w:tcPr>
+            <w:tcW w:w="1361" w:type="dxa"/>
+            <w:tcBorders>
+              <w:top w:val="nil"/>
+              <w:left w:val="single" w:sz="4" w:space="0" w:color="auto"/>
+              <w:bottom w:val="nil"/>
+              <w:right w:val="nil"/>
+            </w:tcBorders>
+          </w:tcPr>
+          <w:p>
+            <w:pPr>
+              <w:spacing w:line="240" w:lineRule="auto"/>
+              <w:jc w:val="center"/>
+              <w:rPr>
+                <w:b/>
+                <w:bCs/>
+                <w:sz w:val="21"/>
+                <w:szCs w:val="21"/>
+                <w:u w:val="single"/>
+              </w:rPr>
+            </w:pPr>
+          </w:p>
+        </w:tc>
+        <w:tc>
+          <w:tcPr>
+            <w:tcW w:w="1361" w:type="dxa"/>
+            <w:tcBorders>
+              <w:top w:val="nil"/>
+              <w:left w:val="nil"/>
+              <w:bottom w:val="nil"/>
+              <w:right w:val="nil"/>
+            </w:tcBorders>
+          </w:tcPr>
+          <w:p>
+            <w:pPr>
+              <w:spacing w:line="240" w:lineRule="auto"/>
+              <w:jc w:val="center"/>
+              <w:rPr>
+                <w:b/>
+                <w:bCs/>
+                <w:sz w:val="21"/>
+                <w:szCs w:val="21"/>
+                <w:u w:val="single"/>
               </w:rPr>
             </w:pPr>
           </w:p>
@@ -6402,7 +6373,6 @@
               <w:bottom w:val="single" w:sz="4" w:space="0" w:color="auto"/>
               <w:right w:val="nil"/>
             </w:tcBorders>
-            <w:vAlign w:val="center"/>
           </w:tcPr>
           <w:p>
             <w:pPr>
@@ -6424,7 +6394,6 @@
               <w:bottom w:val="single" w:sz="4" w:space="0" w:color="auto"/>
               <w:right w:val="nil"/>
             </w:tcBorders>
-            <w:vAlign w:val="center"/>
           </w:tcPr>
           <w:p>
             <w:pPr>
@@ -6488,6 +6457,7 @@
               <w:bottom w:val="single" w:sz="4" w:space="0" w:color="auto"/>
               <w:right w:val="nil"/>
             </w:tcBorders>
+            <w:vAlign w:val="center"/>
           </w:tcPr>
           <w:p>
             <w:pPr>
@@ -6507,38 +6477,41 @@
               <w:top w:val="nil"/>
               <w:left w:val="nil"/>
               <w:bottom w:val="single" w:sz="4" w:space="0" w:color="auto"/>
-              <w:right w:val="nil"/>
-            </w:tcBorders>
-          </w:tcPr>
-          <w:p>
-            <w:pPr>
-              <w:spacing w:line="240" w:lineRule="auto"/>
-              <w:jc w:val="center"/>
-              <w:rPr>
-                <w:sz w:val="21"/>
-                <w:szCs w:val="21"/>
-              </w:rPr>
-            </w:pPr>
-          </w:p>
-        </w:tc>
-        <w:tc>
-          <w:tcPr>
-            <w:tcW w:w="1361" w:type="dxa"/>
-            <w:tcBorders>
-              <w:top w:val="nil"/>
-              <w:left w:val="nil"/>
+              <w:right w:val="single" w:sz="4" w:space="0" w:color="auto"/>
+            </w:tcBorders>
+            <w:vAlign w:val="center"/>
+          </w:tcPr>
+          <w:p>
+            <w:pPr>
+              <w:spacing w:line="240" w:lineRule="auto"/>
+              <w:jc w:val="center"/>
+              <w:rPr>
+                <w:sz w:val="21"/>
+                <w:szCs w:val="21"/>
+              </w:rPr>
+            </w:pPr>
+          </w:p>
+        </w:tc>
+        <w:tc>
+          <w:tcPr>
+            <w:tcW w:w="1361" w:type="dxa"/>
+            <w:tcBorders>
+              <w:top w:val="nil"/>
+              <w:left w:val="single" w:sz="4" w:space="0" w:color="auto"/>
               <w:bottom w:val="single" w:sz="4" w:space="0" w:color="auto"/>
               <w:right w:val="nil"/>
             </w:tcBorders>
-            <w:vAlign w:val="center"/>
-          </w:tcPr>
-          <w:p>
-            <w:pPr>
-              <w:spacing w:line="240" w:lineRule="auto"/>
-              <w:jc w:val="center"/>
-              <w:rPr>
-                <w:sz w:val="21"/>
-                <w:szCs w:val="21"/>
+          </w:tcPr>
+          <w:p>
+            <w:pPr>
+              <w:spacing w:line="240" w:lineRule="auto"/>
+              <w:jc w:val="center"/>
+              <w:rPr>
+                <w:b/>
+                <w:bCs/>
+                <w:sz w:val="21"/>
+                <w:szCs w:val="21"/>
+                <w:u w:val="single"/>
               </w:rPr>
             </w:pPr>
           </w:p>
@@ -6552,15 +6525,17 @@
               <w:bottom w:val="single" w:sz="4" w:space="0" w:color="auto"/>
               <w:right w:val="nil"/>
             </w:tcBorders>
-            <w:vAlign w:val="center"/>
-          </w:tcPr>
-          <w:p>
-            <w:pPr>
-              <w:spacing w:line="240" w:lineRule="auto"/>
-              <w:jc w:val="center"/>
-              <w:rPr>
-                <w:sz w:val="21"/>
-                <w:szCs w:val="21"/>
+          </w:tcPr>
+          <w:p>
+            <w:pPr>
+              <w:spacing w:line="240" w:lineRule="auto"/>
+              <w:jc w:val="center"/>
+              <w:rPr>
+                <w:b/>
+                <w:bCs/>
+                <w:sz w:val="21"/>
+                <w:szCs w:val="21"/>
+                <w:u w:val="single"/>
               </w:rPr>
             </w:pPr>
           </w:p>
@@ -6631,7 +6606,6 @@
               <w:spacing w:line="240" w:lineRule="auto"/>
               <w:jc w:val="center"/>
               <w:rPr>
-                <w:rFonts w:hint="eastAsia"/>
                 <w:sz w:val="21"/>
                 <w:szCs w:val="21"/>
               </w:rPr>
@@ -6647,7 +6621,6 @@
               <w:bottom w:val="nil"/>
               <w:right w:val="nil"/>
             </w:tcBorders>
-            <w:vAlign w:val="center"/>
           </w:tcPr>
           <w:p>
             <w:pPr>
@@ -6669,7 +6642,6 @@
               <w:bottom w:val="nil"/>
               <w:right w:val="nil"/>
             </w:tcBorders>
-            <w:vAlign w:val="center"/>
           </w:tcPr>
           <w:p>
             <w:pPr>
@@ -6733,6 +6705,7 @@
               <w:bottom w:val="nil"/>
               <w:right w:val="nil"/>
             </w:tcBorders>
+            <w:vAlign w:val="center"/>
           </w:tcPr>
           <w:p>
             <w:pPr>
@@ -6752,8 +6725,9 @@
               <w:top w:val="single" w:sz="4" w:space="0" w:color="auto"/>
               <w:left w:val="nil"/>
               <w:bottom w:val="nil"/>
-              <w:right w:val="nil"/>
-            </w:tcBorders>
+              <w:right w:val="single" w:sz="4" w:space="0" w:color="auto"/>
+            </w:tcBorders>
+            <w:vAlign w:val="center"/>
           </w:tcPr>
           <w:p>
             <w:pPr>
@@ -6771,19 +6745,21 @@
             <w:tcW w:w="1361" w:type="dxa"/>
             <w:tcBorders>
               <w:top w:val="single" w:sz="4" w:space="0" w:color="auto"/>
-              <w:left w:val="nil"/>
-              <w:bottom w:val="nil"/>
-              <w:right w:val="nil"/>
-            </w:tcBorders>
-            <w:vAlign w:val="center"/>
-          </w:tcPr>
-          <w:p>
-            <w:pPr>
-              <w:spacing w:line="240" w:lineRule="auto"/>
-              <w:jc w:val="center"/>
-              <w:rPr>
-                <w:sz w:val="21"/>
-                <w:szCs w:val="21"/>
+              <w:left w:val="single" w:sz="4" w:space="0" w:color="auto"/>
+              <w:bottom w:val="nil"/>
+              <w:right w:val="nil"/>
+            </w:tcBorders>
+          </w:tcPr>
+          <w:p>
+            <w:pPr>
+              <w:spacing w:line="240" w:lineRule="auto"/>
+              <w:jc w:val="center"/>
+              <w:rPr>
+                <w:b/>
+                <w:bCs/>
+                <w:sz w:val="21"/>
+                <w:szCs w:val="21"/>
+                <w:u w:val="single"/>
               </w:rPr>
             </w:pPr>
           </w:p>
@@ -6797,15 +6773,17 @@
               <w:bottom w:val="nil"/>
               <w:right w:val="nil"/>
             </w:tcBorders>
-            <w:vAlign w:val="center"/>
-          </w:tcPr>
-          <w:p>
-            <w:pPr>
-              <w:spacing w:line="240" w:lineRule="auto"/>
-              <w:jc w:val="center"/>
-              <w:rPr>
-                <w:sz w:val="21"/>
-                <w:szCs w:val="21"/>
+          </w:tcPr>
+          <w:p>
+            <w:pPr>
+              <w:spacing w:line="240" w:lineRule="auto"/>
+              <w:jc w:val="center"/>
+              <w:rPr>
+                <w:b/>
+                <w:bCs/>
+                <w:sz w:val="21"/>
+                <w:szCs w:val="21"/>
+                <w:u w:val="single"/>
               </w:rPr>
             </w:pPr>
           </w:p>
@@ -6877,181 +6855,184 @@
               <w:spacing w:line="240" w:lineRule="auto"/>
               <w:jc w:val="center"/>
               <w:rPr>
-                <w:rFonts w:hint="eastAsia"/>
-                <w:sz w:val="21"/>
-                <w:szCs w:val="21"/>
-              </w:rPr>
-            </w:pPr>
-          </w:p>
-        </w:tc>
-        <w:tc>
-          <w:tcPr>
-            <w:tcW w:w="1361" w:type="dxa"/>
-            <w:tcBorders>
-              <w:top w:val="nil"/>
-              <w:left w:val="nil"/>
-              <w:bottom w:val="nil"/>
-              <w:right w:val="nil"/>
-            </w:tcBorders>
-            <w:vAlign w:val="center"/>
-          </w:tcPr>
-          <w:p>
-            <w:pPr>
-              <w:spacing w:line="240" w:lineRule="auto"/>
-              <w:jc w:val="center"/>
-              <w:rPr>
-                <w:sz w:val="21"/>
-                <w:szCs w:val="21"/>
-              </w:rPr>
-            </w:pPr>
-          </w:p>
-        </w:tc>
-        <w:tc>
-          <w:tcPr>
-            <w:tcW w:w="1361" w:type="dxa"/>
-            <w:tcBorders>
-              <w:top w:val="nil"/>
-              <w:left w:val="nil"/>
-              <w:bottom w:val="nil"/>
-              <w:right w:val="nil"/>
-            </w:tcBorders>
-            <w:vAlign w:val="center"/>
-          </w:tcPr>
-          <w:p>
-            <w:pPr>
-              <w:spacing w:line="240" w:lineRule="auto"/>
-              <w:jc w:val="center"/>
-              <w:rPr>
-                <w:sz w:val="21"/>
-                <w:szCs w:val="21"/>
-              </w:rPr>
-            </w:pPr>
-          </w:p>
-        </w:tc>
-        <w:tc>
-          <w:tcPr>
-            <w:tcW w:w="1361" w:type="dxa"/>
-            <w:tcBorders>
-              <w:top w:val="nil"/>
-              <w:left w:val="nil"/>
-              <w:bottom w:val="nil"/>
-              <w:right w:val="nil"/>
-            </w:tcBorders>
-          </w:tcPr>
-          <w:p>
-            <w:pPr>
-              <w:spacing w:line="240" w:lineRule="auto"/>
-              <w:jc w:val="center"/>
-              <w:rPr>
-                <w:sz w:val="21"/>
-                <w:szCs w:val="21"/>
-              </w:rPr>
-            </w:pPr>
-          </w:p>
-        </w:tc>
-        <w:tc>
-          <w:tcPr>
-            <w:tcW w:w="1361" w:type="dxa"/>
-            <w:tcBorders>
-              <w:top w:val="nil"/>
-              <w:left w:val="nil"/>
-              <w:bottom w:val="nil"/>
-              <w:right w:val="nil"/>
-            </w:tcBorders>
-          </w:tcPr>
-          <w:p>
-            <w:pPr>
-              <w:spacing w:line="240" w:lineRule="auto"/>
-              <w:jc w:val="center"/>
-              <w:rPr>
-                <w:sz w:val="21"/>
-                <w:szCs w:val="21"/>
-              </w:rPr>
-            </w:pPr>
-          </w:p>
-        </w:tc>
-        <w:tc>
-          <w:tcPr>
-            <w:tcW w:w="1361" w:type="dxa"/>
-            <w:tcBorders>
-              <w:top w:val="nil"/>
-              <w:left w:val="nil"/>
-              <w:bottom w:val="nil"/>
-              <w:right w:val="nil"/>
-            </w:tcBorders>
-          </w:tcPr>
-          <w:p>
-            <w:pPr>
-              <w:spacing w:line="240" w:lineRule="auto"/>
-              <w:jc w:val="center"/>
-              <w:rPr>
-                <w:sz w:val="21"/>
-                <w:szCs w:val="21"/>
-              </w:rPr>
-            </w:pPr>
-          </w:p>
-        </w:tc>
-        <w:tc>
-          <w:tcPr>
-            <w:tcW w:w="1361" w:type="dxa"/>
-            <w:tcBorders>
-              <w:top w:val="nil"/>
-              <w:left w:val="nil"/>
-              <w:bottom w:val="nil"/>
-              <w:right w:val="nil"/>
-            </w:tcBorders>
-          </w:tcPr>
-          <w:p>
-            <w:pPr>
-              <w:spacing w:line="240" w:lineRule="auto"/>
-              <w:jc w:val="center"/>
-              <w:rPr>
-                <w:sz w:val="21"/>
-                <w:szCs w:val="21"/>
-              </w:rPr>
-            </w:pPr>
-          </w:p>
-        </w:tc>
-        <w:tc>
-          <w:tcPr>
-            <w:tcW w:w="1361" w:type="dxa"/>
-            <w:tcBorders>
-              <w:top w:val="nil"/>
-              <w:left w:val="nil"/>
-              <w:bottom w:val="nil"/>
-              <w:right w:val="nil"/>
-            </w:tcBorders>
-            <w:vAlign w:val="center"/>
-          </w:tcPr>
-          <w:p>
-            <w:pPr>
-              <w:spacing w:line="240" w:lineRule="auto"/>
-              <w:jc w:val="center"/>
-              <w:rPr>
-                <w:sz w:val="21"/>
-                <w:szCs w:val="21"/>
-              </w:rPr>
-            </w:pPr>
-          </w:p>
-        </w:tc>
-        <w:tc>
-          <w:tcPr>
-            <w:tcW w:w="1361" w:type="dxa"/>
-            <w:tcBorders>
-              <w:top w:val="nil"/>
-              <w:left w:val="nil"/>
-              <w:bottom w:val="nil"/>
-              <w:right w:val="nil"/>
-            </w:tcBorders>
-            <w:vAlign w:val="center"/>
-          </w:tcPr>
-          <w:p>
-            <w:pPr>
-              <w:spacing w:line="240" w:lineRule="auto"/>
-              <w:jc w:val="center"/>
-              <w:rPr>
-                <w:sz w:val="21"/>
-                <w:szCs w:val="21"/>
+                <w:sz w:val="21"/>
+                <w:szCs w:val="21"/>
+              </w:rPr>
+            </w:pPr>
+          </w:p>
+        </w:tc>
+        <w:tc>
+          <w:tcPr>
+            <w:tcW w:w="1361" w:type="dxa"/>
+            <w:tcBorders>
+              <w:top w:val="nil"/>
+              <w:left w:val="nil"/>
+              <w:bottom w:val="nil"/>
+              <w:right w:val="nil"/>
+            </w:tcBorders>
+          </w:tcPr>
+          <w:p>
+            <w:pPr>
+              <w:spacing w:line="240" w:lineRule="auto"/>
+              <w:jc w:val="center"/>
+              <w:rPr>
+                <w:sz w:val="21"/>
+                <w:szCs w:val="21"/>
+              </w:rPr>
+            </w:pPr>
+          </w:p>
+        </w:tc>
+        <w:tc>
+          <w:tcPr>
+            <w:tcW w:w="1361" w:type="dxa"/>
+            <w:tcBorders>
+              <w:top w:val="nil"/>
+              <w:left w:val="nil"/>
+              <w:bottom w:val="nil"/>
+              <w:right w:val="nil"/>
+            </w:tcBorders>
+          </w:tcPr>
+          <w:p>
+            <w:pPr>
+              <w:spacing w:line="240" w:lineRule="auto"/>
+              <w:jc w:val="center"/>
+              <w:rPr>
+                <w:sz w:val="21"/>
+                <w:szCs w:val="21"/>
+              </w:rPr>
+            </w:pPr>
+          </w:p>
+        </w:tc>
+        <w:tc>
+          <w:tcPr>
+            <w:tcW w:w="1361" w:type="dxa"/>
+            <w:tcBorders>
+              <w:top w:val="nil"/>
+              <w:left w:val="nil"/>
+              <w:bottom w:val="nil"/>
+              <w:right w:val="nil"/>
+            </w:tcBorders>
+          </w:tcPr>
+          <w:p>
+            <w:pPr>
+              <w:spacing w:line="240" w:lineRule="auto"/>
+              <w:jc w:val="center"/>
+              <w:rPr>
+                <w:sz w:val="21"/>
+                <w:szCs w:val="21"/>
+              </w:rPr>
+            </w:pPr>
+          </w:p>
+        </w:tc>
+        <w:tc>
+          <w:tcPr>
+            <w:tcW w:w="1361" w:type="dxa"/>
+            <w:tcBorders>
+              <w:top w:val="nil"/>
+              <w:left w:val="nil"/>
+              <w:bottom w:val="nil"/>
+              <w:right w:val="nil"/>
+            </w:tcBorders>
+          </w:tcPr>
+          <w:p>
+            <w:pPr>
+              <w:spacing w:line="240" w:lineRule="auto"/>
+              <w:jc w:val="center"/>
+              <w:rPr>
+                <w:sz w:val="21"/>
+                <w:szCs w:val="21"/>
+              </w:rPr>
+            </w:pPr>
+          </w:p>
+        </w:tc>
+        <w:tc>
+          <w:tcPr>
+            <w:tcW w:w="1361" w:type="dxa"/>
+            <w:tcBorders>
+              <w:top w:val="nil"/>
+              <w:left w:val="nil"/>
+              <w:bottom w:val="nil"/>
+              <w:right w:val="nil"/>
+            </w:tcBorders>
+            <w:vAlign w:val="center"/>
+          </w:tcPr>
+          <w:p>
+            <w:pPr>
+              <w:spacing w:line="240" w:lineRule="auto"/>
+              <w:jc w:val="center"/>
+              <w:rPr>
+                <w:sz w:val="21"/>
+                <w:szCs w:val="21"/>
+              </w:rPr>
+            </w:pPr>
+          </w:p>
+        </w:tc>
+        <w:tc>
+          <w:tcPr>
+            <w:tcW w:w="1361" w:type="dxa"/>
+            <w:tcBorders>
+              <w:top w:val="nil"/>
+              <w:left w:val="nil"/>
+              <w:bottom w:val="nil"/>
+              <w:right w:val="single" w:sz="4" w:space="0" w:color="auto"/>
+            </w:tcBorders>
+            <w:vAlign w:val="center"/>
+          </w:tcPr>
+          <w:p>
+            <w:pPr>
+              <w:spacing w:line="240" w:lineRule="auto"/>
+              <w:jc w:val="center"/>
+              <w:rPr>
+                <w:sz w:val="21"/>
+                <w:szCs w:val="21"/>
+              </w:rPr>
+            </w:pPr>
+          </w:p>
+        </w:tc>
+        <w:tc>
+          <w:tcPr>
+            <w:tcW w:w="1361" w:type="dxa"/>
+            <w:tcBorders>
+              <w:top w:val="nil"/>
+              <w:left w:val="single" w:sz="4" w:space="0" w:color="auto"/>
+              <w:bottom w:val="nil"/>
+              <w:right w:val="nil"/>
+            </w:tcBorders>
+          </w:tcPr>
+          <w:p>
+            <w:pPr>
+              <w:spacing w:line="240" w:lineRule="auto"/>
+              <w:jc w:val="center"/>
+              <w:rPr>
+                <w:b/>
+                <w:bCs/>
+                <w:sz w:val="21"/>
+                <w:szCs w:val="21"/>
+                <w:u w:val="single"/>
+              </w:rPr>
+            </w:pPr>
+          </w:p>
+        </w:tc>
+        <w:tc>
+          <w:tcPr>
+            <w:tcW w:w="1361" w:type="dxa"/>
+            <w:tcBorders>
+              <w:top w:val="nil"/>
+              <w:left w:val="nil"/>
+              <w:bottom w:val="nil"/>
+              <w:right w:val="nil"/>
+            </w:tcBorders>
+          </w:tcPr>
+          <w:p>
+            <w:pPr>
+              <w:spacing w:line="240" w:lineRule="auto"/>
+              <w:jc w:val="center"/>
+              <w:rPr>
+                <w:b/>
+                <w:bCs/>
+                <w:sz w:val="21"/>
+                <w:szCs w:val="21"/>
+                <w:u w:val="single"/>
               </w:rPr>
             </w:pPr>
           </w:p>
@@ -7123,181 +7104,184 @@
               <w:spacing w:line="240" w:lineRule="auto"/>
               <w:jc w:val="center"/>
               <w:rPr>
-                <w:rFonts w:hint="eastAsia"/>
-                <w:sz w:val="21"/>
-                <w:szCs w:val="21"/>
-              </w:rPr>
-            </w:pPr>
-          </w:p>
-        </w:tc>
-        <w:tc>
-          <w:tcPr>
-            <w:tcW w:w="1361" w:type="dxa"/>
-            <w:tcBorders>
-              <w:top w:val="nil"/>
-              <w:left w:val="nil"/>
-              <w:bottom w:val="nil"/>
-              <w:right w:val="nil"/>
-            </w:tcBorders>
-            <w:vAlign w:val="center"/>
-          </w:tcPr>
-          <w:p>
-            <w:pPr>
-              <w:spacing w:line="240" w:lineRule="auto"/>
-              <w:jc w:val="center"/>
-              <w:rPr>
-                <w:sz w:val="21"/>
-                <w:szCs w:val="21"/>
-              </w:rPr>
-            </w:pPr>
-          </w:p>
-        </w:tc>
-        <w:tc>
-          <w:tcPr>
-            <w:tcW w:w="1361" w:type="dxa"/>
-            <w:tcBorders>
-              <w:top w:val="nil"/>
-              <w:left w:val="nil"/>
-              <w:bottom w:val="nil"/>
-              <w:right w:val="nil"/>
-            </w:tcBorders>
-            <w:vAlign w:val="center"/>
-          </w:tcPr>
-          <w:p>
-            <w:pPr>
-              <w:spacing w:line="240" w:lineRule="auto"/>
-              <w:jc w:val="center"/>
-              <w:rPr>
-                <w:sz w:val="21"/>
-                <w:szCs w:val="21"/>
-              </w:rPr>
-            </w:pPr>
-          </w:p>
-        </w:tc>
-        <w:tc>
-          <w:tcPr>
-            <w:tcW w:w="1361" w:type="dxa"/>
-            <w:tcBorders>
-              <w:top w:val="nil"/>
-              <w:left w:val="nil"/>
-              <w:bottom w:val="nil"/>
-              <w:right w:val="nil"/>
-            </w:tcBorders>
-          </w:tcPr>
-          <w:p>
-            <w:pPr>
-              <w:spacing w:line="240" w:lineRule="auto"/>
-              <w:jc w:val="center"/>
-              <w:rPr>
-                <w:sz w:val="21"/>
-                <w:szCs w:val="21"/>
-              </w:rPr>
-            </w:pPr>
-          </w:p>
-        </w:tc>
-        <w:tc>
-          <w:tcPr>
-            <w:tcW w:w="1361" w:type="dxa"/>
-            <w:tcBorders>
-              <w:top w:val="nil"/>
-              <w:left w:val="nil"/>
-              <w:bottom w:val="nil"/>
-              <w:right w:val="nil"/>
-            </w:tcBorders>
-          </w:tcPr>
-          <w:p>
-            <w:pPr>
-              <w:spacing w:line="240" w:lineRule="auto"/>
-              <w:jc w:val="center"/>
-              <w:rPr>
-                <w:sz w:val="21"/>
-                <w:szCs w:val="21"/>
-              </w:rPr>
-            </w:pPr>
-          </w:p>
-        </w:tc>
-        <w:tc>
-          <w:tcPr>
-            <w:tcW w:w="1361" w:type="dxa"/>
-            <w:tcBorders>
-              <w:top w:val="nil"/>
-              <w:left w:val="nil"/>
-              <w:bottom w:val="nil"/>
-              <w:right w:val="nil"/>
-            </w:tcBorders>
-          </w:tcPr>
-          <w:p>
-            <w:pPr>
-              <w:spacing w:line="240" w:lineRule="auto"/>
-              <w:jc w:val="center"/>
-              <w:rPr>
-                <w:sz w:val="21"/>
-                <w:szCs w:val="21"/>
-              </w:rPr>
-            </w:pPr>
-          </w:p>
-        </w:tc>
-        <w:tc>
-          <w:tcPr>
-            <w:tcW w:w="1361" w:type="dxa"/>
-            <w:tcBorders>
-              <w:top w:val="nil"/>
-              <w:left w:val="nil"/>
-              <w:bottom w:val="nil"/>
-              <w:right w:val="nil"/>
-            </w:tcBorders>
-          </w:tcPr>
-          <w:p>
-            <w:pPr>
-              <w:spacing w:line="240" w:lineRule="auto"/>
-              <w:jc w:val="center"/>
-              <w:rPr>
-                <w:sz w:val="21"/>
-                <w:szCs w:val="21"/>
-              </w:rPr>
-            </w:pPr>
-          </w:p>
-        </w:tc>
-        <w:tc>
-          <w:tcPr>
-            <w:tcW w:w="1361" w:type="dxa"/>
-            <w:tcBorders>
-              <w:top w:val="nil"/>
-              <w:left w:val="nil"/>
-              <w:bottom w:val="nil"/>
-              <w:right w:val="nil"/>
-            </w:tcBorders>
-            <w:vAlign w:val="center"/>
-          </w:tcPr>
-          <w:p>
-            <w:pPr>
-              <w:spacing w:line="240" w:lineRule="auto"/>
-              <w:jc w:val="center"/>
-              <w:rPr>
-                <w:sz w:val="21"/>
-                <w:szCs w:val="21"/>
-              </w:rPr>
-            </w:pPr>
-          </w:p>
-        </w:tc>
-        <w:tc>
-          <w:tcPr>
-            <w:tcW w:w="1361" w:type="dxa"/>
-            <w:tcBorders>
-              <w:top w:val="nil"/>
-              <w:left w:val="nil"/>
-              <w:bottom w:val="nil"/>
-              <w:right w:val="nil"/>
-            </w:tcBorders>
-            <w:vAlign w:val="center"/>
-          </w:tcPr>
-          <w:p>
-            <w:pPr>
-              <w:spacing w:line="240" w:lineRule="auto"/>
-              <w:jc w:val="center"/>
-              <w:rPr>
-                <w:sz w:val="21"/>
-                <w:szCs w:val="21"/>
+                <w:sz w:val="21"/>
+                <w:szCs w:val="21"/>
+              </w:rPr>
+            </w:pPr>
+          </w:p>
+        </w:tc>
+        <w:tc>
+          <w:tcPr>
+            <w:tcW w:w="1361" w:type="dxa"/>
+            <w:tcBorders>
+              <w:top w:val="nil"/>
+              <w:left w:val="nil"/>
+              <w:bottom w:val="nil"/>
+              <w:right w:val="nil"/>
+            </w:tcBorders>
+          </w:tcPr>
+          <w:p>
+            <w:pPr>
+              <w:spacing w:line="240" w:lineRule="auto"/>
+              <w:jc w:val="center"/>
+              <w:rPr>
+                <w:sz w:val="21"/>
+                <w:szCs w:val="21"/>
+              </w:rPr>
+            </w:pPr>
+          </w:p>
+        </w:tc>
+        <w:tc>
+          <w:tcPr>
+            <w:tcW w:w="1361" w:type="dxa"/>
+            <w:tcBorders>
+              <w:top w:val="nil"/>
+              <w:left w:val="nil"/>
+              <w:bottom w:val="nil"/>
+              <w:right w:val="nil"/>
+            </w:tcBorders>
+          </w:tcPr>
+          <w:p>
+            <w:pPr>
+              <w:spacing w:line="240" w:lineRule="auto"/>
+              <w:jc w:val="center"/>
+              <w:rPr>
+                <w:sz w:val="21"/>
+                <w:szCs w:val="21"/>
+              </w:rPr>
+            </w:pPr>
+          </w:p>
+        </w:tc>
+        <w:tc>
+          <w:tcPr>
+            <w:tcW w:w="1361" w:type="dxa"/>
+            <w:tcBorders>
+              <w:top w:val="nil"/>
+              <w:left w:val="nil"/>
+              <w:bottom w:val="nil"/>
+              <w:right w:val="nil"/>
+            </w:tcBorders>
+          </w:tcPr>
+          <w:p>
+            <w:pPr>
+              <w:spacing w:line="240" w:lineRule="auto"/>
+              <w:jc w:val="center"/>
+              <w:rPr>
+                <w:sz w:val="21"/>
+                <w:szCs w:val="21"/>
+              </w:rPr>
+            </w:pPr>
+          </w:p>
+        </w:tc>
+        <w:tc>
+          <w:tcPr>
+            <w:tcW w:w="1361" w:type="dxa"/>
+            <w:tcBorders>
+              <w:top w:val="nil"/>
+              <w:left w:val="nil"/>
+              <w:bottom w:val="nil"/>
+              <w:right w:val="nil"/>
+            </w:tcBorders>
+          </w:tcPr>
+          <w:p>
+            <w:pPr>
+              <w:spacing w:line="240" w:lineRule="auto"/>
+              <w:jc w:val="center"/>
+              <w:rPr>
+                <w:sz w:val="21"/>
+                <w:szCs w:val="21"/>
+              </w:rPr>
+            </w:pPr>
+          </w:p>
+        </w:tc>
+        <w:tc>
+          <w:tcPr>
+            <w:tcW w:w="1361" w:type="dxa"/>
+            <w:tcBorders>
+              <w:top w:val="nil"/>
+              <w:left w:val="nil"/>
+              <w:bottom w:val="nil"/>
+              <w:right w:val="nil"/>
+            </w:tcBorders>
+            <w:vAlign w:val="center"/>
+          </w:tcPr>
+          <w:p>
+            <w:pPr>
+              <w:spacing w:line="240" w:lineRule="auto"/>
+              <w:jc w:val="center"/>
+              <w:rPr>
+                <w:sz w:val="21"/>
+                <w:szCs w:val="21"/>
+              </w:rPr>
+            </w:pPr>
+          </w:p>
+        </w:tc>
+        <w:tc>
+          <w:tcPr>
+            <w:tcW w:w="1361" w:type="dxa"/>
+            <w:tcBorders>
+              <w:top w:val="nil"/>
+              <w:left w:val="nil"/>
+              <w:bottom w:val="nil"/>
+              <w:right w:val="single" w:sz="4" w:space="0" w:color="auto"/>
+            </w:tcBorders>
+            <w:vAlign w:val="center"/>
+          </w:tcPr>
+          <w:p>
+            <w:pPr>
+              <w:spacing w:line="240" w:lineRule="auto"/>
+              <w:jc w:val="center"/>
+              <w:rPr>
+                <w:sz w:val="21"/>
+                <w:szCs w:val="21"/>
+              </w:rPr>
+            </w:pPr>
+          </w:p>
+        </w:tc>
+        <w:tc>
+          <w:tcPr>
+            <w:tcW w:w="1361" w:type="dxa"/>
+            <w:tcBorders>
+              <w:top w:val="nil"/>
+              <w:left w:val="single" w:sz="4" w:space="0" w:color="auto"/>
+              <w:bottom w:val="nil"/>
+              <w:right w:val="nil"/>
+            </w:tcBorders>
+          </w:tcPr>
+          <w:p>
+            <w:pPr>
+              <w:spacing w:line="240" w:lineRule="auto"/>
+              <w:jc w:val="center"/>
+              <w:rPr>
+                <w:b/>
+                <w:bCs/>
+                <w:sz w:val="21"/>
+                <w:szCs w:val="21"/>
+                <w:u w:val="single"/>
+              </w:rPr>
+            </w:pPr>
+          </w:p>
+        </w:tc>
+        <w:tc>
+          <w:tcPr>
+            <w:tcW w:w="1361" w:type="dxa"/>
+            <w:tcBorders>
+              <w:top w:val="nil"/>
+              <w:left w:val="nil"/>
+              <w:bottom w:val="nil"/>
+              <w:right w:val="nil"/>
+            </w:tcBorders>
+          </w:tcPr>
+          <w:p>
+            <w:pPr>
+              <w:spacing w:line="240" w:lineRule="auto"/>
+              <w:jc w:val="center"/>
+              <w:rPr>
+                <w:b/>
+                <w:bCs/>
+                <w:sz w:val="21"/>
+                <w:szCs w:val="21"/>
+                <w:u w:val="single"/>
               </w:rPr>
             </w:pPr>
           </w:p>
@@ -7369,7 +7353,6 @@
               <w:spacing w:line="240" w:lineRule="auto"/>
               <w:jc w:val="center"/>
               <w:rPr>
-                <w:rFonts w:hint="eastAsia"/>
                 <w:sz w:val="21"/>
                 <w:szCs w:val="21"/>
               </w:rPr>
@@ -7385,7 +7368,6 @@
               <w:bottom w:val="single" w:sz="12" w:space="0" w:color="000000"/>
               <w:right w:val="nil"/>
             </w:tcBorders>
-            <w:vAlign w:val="center"/>
           </w:tcPr>
           <w:p>
             <w:pPr>
@@ -7407,7 +7389,6 @@
               <w:bottom w:val="single" w:sz="12" w:space="0" w:color="000000"/>
               <w:right w:val="nil"/>
             </w:tcBorders>
-            <w:vAlign w:val="center"/>
           </w:tcPr>
           <w:p>
             <w:pPr>
@@ -7471,6 +7452,7 @@
               <w:bottom w:val="single" w:sz="12" w:space="0" w:color="000000"/>
               <w:right w:val="nil"/>
             </w:tcBorders>
+            <w:vAlign w:val="center"/>
           </w:tcPr>
           <w:p>
             <w:pPr>
@@ -7490,38 +7472,41 @@
               <w:top w:val="nil"/>
               <w:left w:val="nil"/>
               <w:bottom w:val="single" w:sz="12" w:space="0" w:color="000000"/>
-              <w:right w:val="nil"/>
-            </w:tcBorders>
-          </w:tcPr>
-          <w:p>
-            <w:pPr>
-              <w:spacing w:line="240" w:lineRule="auto"/>
-              <w:jc w:val="center"/>
-              <w:rPr>
-                <w:sz w:val="21"/>
-                <w:szCs w:val="21"/>
-              </w:rPr>
-            </w:pPr>
-          </w:p>
-        </w:tc>
-        <w:tc>
-          <w:tcPr>
-            <w:tcW w:w="1361" w:type="dxa"/>
-            <w:tcBorders>
-              <w:top w:val="nil"/>
-              <w:left w:val="nil"/>
+              <w:right w:val="single" w:sz="4" w:space="0" w:color="auto"/>
+            </w:tcBorders>
+            <w:vAlign w:val="center"/>
+          </w:tcPr>
+          <w:p>
+            <w:pPr>
+              <w:spacing w:line="240" w:lineRule="auto"/>
+              <w:jc w:val="center"/>
+              <w:rPr>
+                <w:sz w:val="21"/>
+                <w:szCs w:val="21"/>
+              </w:rPr>
+            </w:pPr>
+          </w:p>
+        </w:tc>
+        <w:tc>
+          <w:tcPr>
+            <w:tcW w:w="1361" w:type="dxa"/>
+            <w:tcBorders>
+              <w:top w:val="nil"/>
+              <w:left w:val="single" w:sz="4" w:space="0" w:color="auto"/>
               <w:bottom w:val="single" w:sz="12" w:space="0" w:color="000000"/>
               <w:right w:val="nil"/>
             </w:tcBorders>
-            <w:vAlign w:val="center"/>
-          </w:tcPr>
-          <w:p>
-            <w:pPr>
-              <w:spacing w:line="240" w:lineRule="auto"/>
-              <w:jc w:val="center"/>
-              <w:rPr>
-                <w:sz w:val="21"/>
-                <w:szCs w:val="21"/>
+          </w:tcPr>
+          <w:p>
+            <w:pPr>
+              <w:spacing w:line="240" w:lineRule="auto"/>
+              <w:jc w:val="center"/>
+              <w:rPr>
+                <w:b/>
+                <w:bCs/>
+                <w:sz w:val="21"/>
+                <w:szCs w:val="21"/>
+                <w:u w:val="single"/>
               </w:rPr>
             </w:pPr>
           </w:p>
@@ -7535,15 +7520,17 @@
               <w:bottom w:val="single" w:sz="12" w:space="0" w:color="000000"/>
               <w:right w:val="nil"/>
             </w:tcBorders>
-            <w:vAlign w:val="center"/>
-          </w:tcPr>
-          <w:p>
-            <w:pPr>
-              <w:spacing w:line="240" w:lineRule="auto"/>
-              <w:jc w:val="center"/>
-              <w:rPr>
-                <w:sz w:val="21"/>
-                <w:szCs w:val="21"/>
+          </w:tcPr>
+          <w:p>
+            <w:pPr>
+              <w:spacing w:line="240" w:lineRule="auto"/>
+              <w:jc w:val="center"/>
+              <w:rPr>
+                <w:b/>
+                <w:bCs/>
+                <w:sz w:val="21"/>
+                <w:szCs w:val="21"/>
+                <w:u w:val="single"/>
               </w:rPr>
             </w:pPr>
           </w:p>
@@ -8415,7 +8402,7 @@
 </file>
 
 <file path=customXml/itemProps1.xml><?xml version="1.0" encoding="utf-8"?>
-<ds:datastoreItem xmlns:ds="http://schemas.openxmlformats.org/officeDocument/2006/customXml" ds:itemID="{B9CB5A9F-34D7-44E1-8152-C7FE21167799}">
+<ds:datastoreItem xmlns:ds="http://schemas.openxmlformats.org/officeDocument/2006/customXml" ds:itemID="{1CE48B85-99A7-45FD-98DD-9BE12E2142F3}">
   <ds:schemaRefs>
     <ds:schemaRef ds:uri="http://schemas.openxmlformats.org/officeDocument/2006/bibliography"/>
   </ds:schemaRefs>

--- a/best_per/基线对比.docx
+++ b/best_per/基线对比.docx
@@ -706,6 +706,8 @@
               </w:rPr>
               <w:t>63.17</w:t>
             </w:r>
+            <w:bookmarkStart w:id="0" w:name="_GoBack"/>
+            <w:bookmarkEnd w:id="0"/>
           </w:p>
         </w:tc>
         <w:tc>
@@ -4105,8 +4107,6 @@
               </w:rPr>
               <w:t>49.79</w:t>
             </w:r>
-            <w:bookmarkStart w:id="0" w:name="_GoBack"/>
-            <w:bookmarkEnd w:id="0"/>
           </w:p>
         </w:tc>
         <w:tc>
@@ -6573,21 +6573,28 @@
         <w:tc>
           <w:tcPr>
             <w:tcW w:w="1361" w:type="dxa"/>
-            <w:tcBorders>
-              <w:bottom w:val="nil"/>
-              <w:right w:val="nil"/>
-            </w:tcBorders>
-            <w:vAlign w:val="center"/>
-          </w:tcPr>
-          <w:p>
-            <w:pPr>
-              <w:spacing w:line="240" w:lineRule="auto"/>
-              <w:jc w:val="center"/>
-              <w:rPr>
-                <w:sz w:val="21"/>
-                <w:szCs w:val="21"/>
-              </w:rPr>
-            </w:pPr>
+            <w:vMerge w:val="restart"/>
+            <w:tcBorders>
+              <w:right w:val="nil"/>
+            </w:tcBorders>
+            <w:vAlign w:val="center"/>
+          </w:tcPr>
+          <w:p>
+            <w:pPr>
+              <w:spacing w:line="240" w:lineRule="auto"/>
+              <w:jc w:val="center"/>
+              <w:rPr>
+                <w:sz w:val="21"/>
+                <w:szCs w:val="21"/>
+              </w:rPr>
+            </w:pPr>
+            <w:r>
+              <w:rPr>
+                <w:sz w:val="21"/>
+                <w:szCs w:val="21"/>
+              </w:rPr>
+              <w:t>amazon</w:t>
+            </w:r>
           </w:p>
         </w:tc>
         <w:tc>
@@ -6610,6 +6617,14 @@
                 <w:szCs w:val="21"/>
               </w:rPr>
             </w:pPr>
+            <w:r>
+              <w:rPr>
+                <w:rFonts w:hint="eastAsia"/>
+                <w:sz w:val="21"/>
+                <w:szCs w:val="21"/>
+              </w:rPr>
+              <w:t>P</w:t>
+            </w:r>
           </w:p>
         </w:tc>
         <w:tc>
@@ -6738,6 +6753,37 @@
                 <w:szCs w:val="21"/>
               </w:rPr>
             </w:pPr>
+            <w:r>
+              <w:rPr>
+                <w:rFonts w:hint="eastAsia"/>
+                <w:sz w:val="21"/>
+                <w:szCs w:val="21"/>
+              </w:rPr>
+              <w:t>8</w:t>
+            </w:r>
+            <w:r>
+              <w:rPr>
+                <w:rFonts w:hint="eastAsia"/>
+                <w:sz w:val="21"/>
+                <w:szCs w:val="21"/>
+              </w:rPr>
+              <w:t>8</w:t>
+            </w:r>
+            <w:r>
+              <w:rPr>
+                <w:sz w:val="21"/>
+                <w:szCs w:val="21"/>
+              </w:rPr>
+              <w:t>.</w:t>
+            </w:r>
+            <w:r>
+              <w:rPr>
+                <w:rFonts w:hint="eastAsia"/>
+                <w:sz w:val="21"/>
+                <w:szCs w:val="21"/>
+              </w:rPr>
+              <w:t>99</w:t>
+            </w:r>
           </w:p>
         </w:tc>
         <w:tc>
@@ -6755,13 +6801,17 @@
               <w:spacing w:line="240" w:lineRule="auto"/>
               <w:jc w:val="center"/>
               <w:rPr>
-                <w:b/>
-                <w:bCs/>
-                <w:sz w:val="21"/>
-                <w:szCs w:val="21"/>
-                <w:u w:val="single"/>
-              </w:rPr>
-            </w:pPr>
+                <w:sz w:val="21"/>
+                <w:szCs w:val="21"/>
+              </w:rPr>
+            </w:pPr>
+            <w:r>
+              <w:rPr>
+                <w:sz w:val="21"/>
+                <w:szCs w:val="21"/>
+              </w:rPr>
+              <w:t>74.27</w:t>
+            </w:r>
           </w:p>
         </w:tc>
         <w:tc>
@@ -6821,44 +6871,51 @@
         <w:tc>
           <w:tcPr>
             <w:tcW w:w="1361" w:type="dxa"/>
-            <w:tcBorders>
-              <w:top w:val="nil"/>
-              <w:bottom w:val="nil"/>
-              <w:right w:val="nil"/>
-            </w:tcBorders>
-            <w:vAlign w:val="center"/>
-          </w:tcPr>
-          <w:p>
-            <w:pPr>
-              <w:spacing w:line="240" w:lineRule="auto"/>
-              <w:jc w:val="center"/>
-              <w:rPr>
-                <w:sz w:val="21"/>
-                <w:szCs w:val="21"/>
-              </w:rPr>
-            </w:pPr>
-          </w:p>
-        </w:tc>
-        <w:tc>
-          <w:tcPr>
-            <w:tcW w:w="1361" w:type="dxa"/>
-            <w:tcBorders>
-              <w:top w:val="nil"/>
-              <w:left w:val="nil"/>
-              <w:bottom w:val="nil"/>
-              <w:right w:val="nil"/>
-            </w:tcBorders>
-            <w:vAlign w:val="center"/>
-          </w:tcPr>
-          <w:p>
-            <w:pPr>
-              <w:spacing w:line="240" w:lineRule="auto"/>
-              <w:jc w:val="center"/>
-              <w:rPr>
-                <w:sz w:val="21"/>
-                <w:szCs w:val="21"/>
-              </w:rPr>
-            </w:pPr>
+            <w:vMerge/>
+            <w:tcBorders>
+              <w:right w:val="nil"/>
+            </w:tcBorders>
+            <w:vAlign w:val="center"/>
+          </w:tcPr>
+          <w:p>
+            <w:pPr>
+              <w:spacing w:line="240" w:lineRule="auto"/>
+              <w:jc w:val="center"/>
+              <w:rPr>
+                <w:sz w:val="21"/>
+                <w:szCs w:val="21"/>
+              </w:rPr>
+            </w:pPr>
+          </w:p>
+        </w:tc>
+        <w:tc>
+          <w:tcPr>
+            <w:tcW w:w="1361" w:type="dxa"/>
+            <w:tcBorders>
+              <w:top w:val="nil"/>
+              <w:left w:val="nil"/>
+              <w:bottom w:val="nil"/>
+              <w:right w:val="nil"/>
+            </w:tcBorders>
+            <w:vAlign w:val="center"/>
+          </w:tcPr>
+          <w:p>
+            <w:pPr>
+              <w:spacing w:line="240" w:lineRule="auto"/>
+              <w:jc w:val="center"/>
+              <w:rPr>
+                <w:sz w:val="21"/>
+                <w:szCs w:val="21"/>
+              </w:rPr>
+            </w:pPr>
+            <w:r>
+              <w:rPr>
+                <w:rFonts w:hint="eastAsia"/>
+                <w:sz w:val="21"/>
+                <w:szCs w:val="21"/>
+              </w:rPr>
+              <w:t>R</w:t>
+            </w:r>
           </w:p>
         </w:tc>
         <w:tc>
@@ -6987,6 +7044,29 @@
                 <w:szCs w:val="21"/>
               </w:rPr>
             </w:pPr>
+            <w:r>
+              <w:rPr>
+                <w:rFonts w:hint="eastAsia"/>
+                <w:sz w:val="21"/>
+                <w:szCs w:val="21"/>
+              </w:rPr>
+              <w:t>89</w:t>
+            </w:r>
+            <w:r>
+              <w:rPr>
+                <w:sz w:val="21"/>
+                <w:szCs w:val="21"/>
+              </w:rPr>
+              <w:t>.</w:t>
+            </w:r>
+            <w:r>
+              <w:rPr>
+                <w:rFonts w:hint="eastAsia"/>
+                <w:sz w:val="21"/>
+                <w:szCs w:val="21"/>
+              </w:rPr>
+              <w:t>20</w:t>
+            </w:r>
           </w:p>
         </w:tc>
         <w:tc>
@@ -7004,13 +7084,17 @@
               <w:spacing w:line="240" w:lineRule="auto"/>
               <w:jc w:val="center"/>
               <w:rPr>
-                <w:b/>
-                <w:bCs/>
-                <w:sz w:val="21"/>
-                <w:szCs w:val="21"/>
-                <w:u w:val="single"/>
-              </w:rPr>
-            </w:pPr>
+                <w:sz w:val="21"/>
+                <w:szCs w:val="21"/>
+              </w:rPr>
+            </w:pPr>
+            <w:r>
+              <w:rPr>
+                <w:sz w:val="21"/>
+                <w:szCs w:val="21"/>
+              </w:rPr>
+              <w:t>94.42</w:t>
+            </w:r>
           </w:p>
         </w:tc>
         <w:tc>
@@ -7070,44 +7154,58 @@
         <w:tc>
           <w:tcPr>
             <w:tcW w:w="1361" w:type="dxa"/>
-            <w:tcBorders>
-              <w:top w:val="nil"/>
-              <w:bottom w:val="nil"/>
-              <w:right w:val="nil"/>
-            </w:tcBorders>
-            <w:vAlign w:val="center"/>
-          </w:tcPr>
-          <w:p>
-            <w:pPr>
-              <w:spacing w:line="240" w:lineRule="auto"/>
-              <w:jc w:val="center"/>
-              <w:rPr>
-                <w:sz w:val="21"/>
-                <w:szCs w:val="21"/>
-              </w:rPr>
-            </w:pPr>
-          </w:p>
-        </w:tc>
-        <w:tc>
-          <w:tcPr>
-            <w:tcW w:w="1361" w:type="dxa"/>
-            <w:tcBorders>
-              <w:top w:val="nil"/>
-              <w:left w:val="nil"/>
-              <w:bottom w:val="nil"/>
-              <w:right w:val="nil"/>
-            </w:tcBorders>
-            <w:vAlign w:val="center"/>
-          </w:tcPr>
-          <w:p>
-            <w:pPr>
-              <w:spacing w:line="240" w:lineRule="auto"/>
-              <w:jc w:val="center"/>
-              <w:rPr>
-                <w:sz w:val="21"/>
-                <w:szCs w:val="21"/>
-              </w:rPr>
-            </w:pPr>
+            <w:vMerge/>
+            <w:tcBorders>
+              <w:right w:val="nil"/>
+            </w:tcBorders>
+            <w:vAlign w:val="center"/>
+          </w:tcPr>
+          <w:p>
+            <w:pPr>
+              <w:spacing w:line="240" w:lineRule="auto"/>
+              <w:jc w:val="center"/>
+              <w:rPr>
+                <w:sz w:val="21"/>
+                <w:szCs w:val="21"/>
+              </w:rPr>
+            </w:pPr>
+          </w:p>
+        </w:tc>
+        <w:tc>
+          <w:tcPr>
+            <w:tcW w:w="1361" w:type="dxa"/>
+            <w:tcBorders>
+              <w:top w:val="nil"/>
+              <w:left w:val="nil"/>
+              <w:bottom w:val="nil"/>
+              <w:right w:val="nil"/>
+            </w:tcBorders>
+            <w:vAlign w:val="center"/>
+          </w:tcPr>
+          <w:p>
+            <w:pPr>
+              <w:spacing w:line="240" w:lineRule="auto"/>
+              <w:jc w:val="center"/>
+              <w:rPr>
+                <w:sz w:val="21"/>
+                <w:szCs w:val="21"/>
+              </w:rPr>
+            </w:pPr>
+            <w:r>
+              <w:rPr>
+                <w:rFonts w:hint="eastAsia"/>
+                <w:sz w:val="21"/>
+                <w:szCs w:val="21"/>
+              </w:rPr>
+              <w:t>F</w:t>
+            </w:r>
+            <w:r>
+              <w:rPr>
+                <w:sz w:val="21"/>
+                <w:szCs w:val="21"/>
+              </w:rPr>
+              <w:t>1</w:t>
+            </w:r>
           </w:p>
         </w:tc>
         <w:tc>
@@ -7236,6 +7334,29 @@
                 <w:szCs w:val="21"/>
               </w:rPr>
             </w:pPr>
+            <w:r>
+              <w:rPr>
+                <w:rFonts w:hint="eastAsia"/>
+                <w:sz w:val="21"/>
+                <w:szCs w:val="21"/>
+              </w:rPr>
+              <w:t>87</w:t>
+            </w:r>
+            <w:r>
+              <w:rPr>
+                <w:sz w:val="21"/>
+                <w:szCs w:val="21"/>
+              </w:rPr>
+              <w:t>.</w:t>
+            </w:r>
+            <w:r>
+              <w:rPr>
+                <w:rFonts w:hint="eastAsia"/>
+                <w:sz w:val="21"/>
+                <w:szCs w:val="21"/>
+              </w:rPr>
+              <w:t>10</w:t>
+            </w:r>
           </w:p>
         </w:tc>
         <w:tc>
@@ -7253,13 +7374,17 @@
               <w:spacing w:line="240" w:lineRule="auto"/>
               <w:jc w:val="center"/>
               <w:rPr>
-                <w:b/>
-                <w:bCs/>
-                <w:sz w:val="21"/>
-                <w:szCs w:val="21"/>
-                <w:u w:val="single"/>
-              </w:rPr>
-            </w:pPr>
+                <w:sz w:val="21"/>
+                <w:szCs w:val="21"/>
+              </w:rPr>
+            </w:pPr>
+            <w:r>
+              <w:rPr>
+                <w:sz w:val="21"/>
+                <w:szCs w:val="21"/>
+              </w:rPr>
+              <w:t>81.22</w:t>
+            </w:r>
           </w:p>
         </w:tc>
         <w:tc>
@@ -7319,8 +7444,8 @@
         <w:tc>
           <w:tcPr>
             <w:tcW w:w="1361" w:type="dxa"/>
-            <w:tcBorders>
-              <w:top w:val="nil"/>
+            <w:vMerge/>
+            <w:tcBorders>
               <w:bottom w:val="single" w:sz="12" w:space="0" w:color="000000"/>
               <w:right w:val="nil"/>
             </w:tcBorders>
@@ -7357,6 +7482,14 @@
                 <w:szCs w:val="21"/>
               </w:rPr>
             </w:pPr>
+            <w:r>
+              <w:rPr>
+                <w:rFonts w:hint="eastAsia"/>
+                <w:sz w:val="21"/>
+                <w:szCs w:val="21"/>
+              </w:rPr>
+              <w:t>J</w:t>
+            </w:r>
           </w:p>
         </w:tc>
         <w:tc>
@@ -7485,6 +7618,36 @@
                 <w:szCs w:val="21"/>
               </w:rPr>
             </w:pPr>
+            <w:r>
+              <w:rPr>
+                <w:sz w:val="21"/>
+                <w:szCs w:val="21"/>
+              </w:rPr>
+              <w:t>7</w:t>
+            </w:r>
+            <w:r>
+              <w:rPr>
+                <w:rFonts w:hint="eastAsia"/>
+                <w:sz w:val="21"/>
+                <w:szCs w:val="21"/>
+              </w:rPr>
+              <w:t>8</w:t>
+            </w:r>
+            <w:r>
+              <w:rPr>
+                <w:sz w:val="21"/>
+                <w:szCs w:val="21"/>
+              </w:rPr>
+              <w:t>.</w:t>
+            </w:r>
+            <w:r>
+              <w:rPr>
+                <w:rFonts w:hint="eastAsia"/>
+                <w:sz w:val="21"/>
+                <w:szCs w:val="21"/>
+              </w:rPr>
+              <w:t>68</w:t>
+            </w:r>
           </w:p>
         </w:tc>
         <w:tc>
@@ -7502,13 +7665,17 @@
               <w:spacing w:line="240" w:lineRule="auto"/>
               <w:jc w:val="center"/>
               <w:rPr>
-                <w:b/>
-                <w:bCs/>
-                <w:sz w:val="21"/>
-                <w:szCs w:val="21"/>
-                <w:u w:val="single"/>
-              </w:rPr>
-            </w:pPr>
+                <w:sz w:val="21"/>
+                <w:szCs w:val="21"/>
+              </w:rPr>
+            </w:pPr>
+            <w:r>
+              <w:rPr>
+                <w:sz w:val="21"/>
+                <w:szCs w:val="21"/>
+              </w:rPr>
+              <w:t>72.09</w:t>
+            </w:r>
           </w:p>
         </w:tc>
         <w:tc>
@@ -8402,7 +8569,7 @@
 </file>
 
 <file path=customXml/itemProps1.xml><?xml version="1.0" encoding="utf-8"?>
-<ds:datastoreItem xmlns:ds="http://schemas.openxmlformats.org/officeDocument/2006/customXml" ds:itemID="{1CE48B85-99A7-45FD-98DD-9BE12E2142F3}">
+<ds:datastoreItem xmlns:ds="http://schemas.openxmlformats.org/officeDocument/2006/customXml" ds:itemID="{66E33A0A-D251-40B2-8823-F9AD4031B8EA}">
   <ds:schemaRefs>
     <ds:schemaRef ds:uri="http://schemas.openxmlformats.org/officeDocument/2006/bibliography"/>
   </ds:schemaRefs>
